--- a/Files/Ari Grele 2025 CV.docx
+++ b/Files/Ari Grele 2025 CV.docx
@@ -1,10 +1,10 @@
 
 <file path=word/document.xml><?xml version="1.0" encoding="utf-8"?>
-<w:document xmlns:o="urn:schemas-microsoft-com:office:office" xmlns:r="http://schemas.openxmlformats.org/officeDocument/2006/relationships" xmlns:v="urn:schemas-microsoft-com:vml" xmlns:w="http://schemas.openxmlformats.org/wordprocessingml/2006/main" xmlns:w10="urn:schemas-microsoft-com:office:word" xmlns:wp="http://schemas.openxmlformats.org/drawingml/2006/wordprocessingDrawing" xmlns:pic="http://schemas.openxmlformats.org/drawingml/2006/picture" xmlns:wps="http://schemas.microsoft.com/office/word/2010/wordprocessingShape" xmlns:wpg="http://schemas.microsoft.com/office/word/2010/wordprocessingGroup" xmlns:mc="http://schemas.openxmlformats.org/markup-compatibility/2006" xmlns:wp14="http://schemas.microsoft.com/office/word/2010/wordprocessingDrawing" xmlns:w14="http://schemas.microsoft.com/office/word/2010/wordml" xmlns:w15="http://schemas.microsoft.com/office/word/2012/wordml" mc:Ignorable="w14 wp14 w15">
+<w:document xmlns:o="urn:schemas-microsoft-com:office:office" xmlns:r="http://schemas.openxmlformats.org/officeDocument/2006/relationships" xmlns:v="urn:schemas-microsoft-com:vml" xmlns:w="http://schemas.openxmlformats.org/wordprocessingml/2006/main" xmlns:w10="urn:schemas-microsoft-com:office:word" xmlns:wp="http://schemas.openxmlformats.org/drawingml/2006/wordprocessingDrawing" xmlns:wps="http://schemas.microsoft.com/office/word/2010/wordprocessingShape" xmlns:wpg="http://schemas.microsoft.com/office/word/2010/wordprocessingGroup" xmlns:mc="http://schemas.openxmlformats.org/markup-compatibility/2006" xmlns:wp14="http://schemas.microsoft.com/office/word/2010/wordprocessingDrawing" xmlns:w14="http://schemas.microsoft.com/office/word/2010/wordml" mc:Ignorable="w14 wp14">
   <w:body>
     <w:p>
       <w:pPr>
-        <w:pStyle w:val="normal1"/>
+        <w:pStyle w:val="Normal1"/>
         <w:pageBreakBefore w:val="false"/>
         <w:jc w:val="right"/>
         <w:rPr>
@@ -22,7 +22,7 @@
     </w:p>
     <w:p>
       <w:pPr>
-        <w:pStyle w:val="normal1"/>
+        <w:pStyle w:val="Normal1"/>
         <w:pageBreakBefore w:val="false"/>
         <w:spacing w:lineRule="auto" w:line="240"/>
         <w:jc w:val="right"/>
@@ -47,7 +47,6 @@
       <w:hyperlink r:id="rId2">
         <w:r>
           <w:rPr>
-            <w:rStyle w:val="Style3"/>
             <w:rFonts w:eastAsia="Cambria" w:cs="Cambria" w:ascii="Cambria" w:hAnsi="Cambria"/>
             <w:sz w:val="20"/>
             <w:szCs w:val="20"/>
@@ -66,7 +65,7 @@
     </w:p>
     <w:p>
       <w:pPr>
-        <w:pStyle w:val="normal1"/>
+        <w:pStyle w:val="Normal1"/>
         <w:pageBreakBefore w:val="false"/>
         <w:shd w:val="clear" w:fill="auto"/>
         <w:spacing w:lineRule="auto" w:line="240"/>
@@ -80,7 +79,7 @@
           <mc:Choice Requires="wps">
             <w:drawing>
               <wp:inline distT="0" distB="0" distL="0" distR="0">
-                <wp:extent cx="5943600" cy="19050"/>
+                <wp:extent cx="5944235" cy="19685"/>
                 <wp:effectExtent l="0" t="0" r="0" b="0"/>
                 <wp:docPr id="1" name="Shape1"/>
                 <a:graphic xmlns:a="http://schemas.openxmlformats.org/drawingml/2006/main">
@@ -132,10 +131,10 @@
     </w:p>
     <w:p>
       <w:pPr>
-        <w:pStyle w:val="normal1"/>
+        <w:pStyle w:val="Normal1"/>
         <w:pageBreakBefore w:val="false"/>
         <w:shd w:val="clear" w:fill="auto"/>
-        <w:ind w:hanging="0" w:left="0"/>
+        <w:ind w:left="0" w:hanging="0"/>
         <w:rPr>
           <w:rFonts w:ascii="Cambria" w:hAnsi="Cambria"/>
         </w:rPr>
@@ -152,11 +151,11 @@
     </w:p>
     <w:p>
       <w:pPr>
-        <w:pStyle w:val="normal1"/>
+        <w:pStyle w:val="Normal1"/>
         <w:pageBreakBefore w:val="false"/>
         <w:shd w:val="clear" w:fill="auto"/>
         <w:spacing w:lineRule="auto" w:line="120"/>
-        <w:ind w:hanging="0" w:left="0"/>
+        <w:ind w:left="0" w:hanging="0"/>
         <w:rPr>
           <w:rFonts w:ascii="Cambria" w:hAnsi="Cambria"/>
         </w:rPr>
@@ -167,9 +166,9 @@
           <mc:Choice Requires="wps">
             <w:drawing>
               <wp:inline distT="0" distB="0" distL="0" distR="0">
-                <wp:extent cx="5943600" cy="19050"/>
+                <wp:extent cx="5944235" cy="19685"/>
                 <wp:effectExtent l="0" t="0" r="0" b="0"/>
-                <wp:docPr id="2" name="Shape6"/>
+                <wp:docPr id="2" name="Shape2"/>
                 <a:graphic xmlns:a="http://schemas.openxmlformats.org/drawingml/2006/main">
                   <a:graphicData uri="http://schemas.microsoft.com/office/word/2010/wordprocessingShape">
                     <wps:wsp>
@@ -204,462 +203,6 @@
           </mc:Choice>
           <mc:Fallback>
             <w:pict>
-              <v:rect id="shape_0" ID="Shape6" path="m0,0l-2147483645,0l-2147483645,-2147483646l0,-2147483646xe" fillcolor="#a0a0a0" stroked="f" o:allowincell="f" style="position:absolute;margin-left:0pt;margin-top:-1.55pt;width:467.95pt;height:1.45pt;mso-wrap-style:none;v-text-anchor:middle;mso-position-vertical:top">
-                <v:fill o:detectmouseclick="t" type="solid" color2="#5f5f5f"/>
-                <v:stroke color="#3465a4" joinstyle="round" endcap="flat"/>
-                <w10:wrap type="square"/>
-              </v:rect>
-            </w:pict>
-          </mc:Fallback>
-        </mc:AlternateContent>
-      </w:r>
-    </w:p>
-    <w:p>
-      <w:pPr>
-        <w:pStyle w:val="normal1"/>
-        <w:pageBreakBefore w:val="false"/>
-        <w:rPr>
-          <w:rFonts w:ascii="Cambria" w:hAnsi="Cambria"/>
-        </w:rPr>
-      </w:pPr>
-      <w:r>
-        <w:rPr>
-          <w:rFonts w:eastAsia="Cambria" w:cs="Cambria" w:ascii="Cambria" w:hAnsi="Cambria"/>
-          <w:b/>
-          <w:sz w:val="20"/>
-          <w:szCs w:val="20"/>
-        </w:rPr>
-        <w:t>2025 - present:</w:t>
-        <w:tab/>
-        <w:tab/>
-      </w:r>
-      <w:r>
-        <w:rPr>
-          <w:rFonts w:eastAsia="Cambria" w:cs="Cambria" w:ascii="Cambria" w:hAnsi="Cambria"/>
-          <w:b w:val="false"/>
-          <w:bCs w:val="false"/>
-          <w:sz w:val="20"/>
-          <w:szCs w:val="20"/>
-        </w:rPr>
-        <w:t xml:space="preserve">Postdoctoral fellow | Crall </w:t>
-      </w:r>
-      <w:r>
-        <w:rPr>
-          <w:rFonts w:eastAsia="Cambria" w:cs="Cambria" w:ascii="Cambria" w:hAnsi="Cambria"/>
-          <w:b w:val="false"/>
-          <w:bCs w:val="false"/>
-          <w:sz w:val="20"/>
-          <w:szCs w:val="20"/>
-        </w:rPr>
-        <w:t xml:space="preserve">&amp; Trowbridge </w:t>
-      </w:r>
-      <w:r>
-        <w:rPr>
-          <w:rFonts w:eastAsia="Cambria" w:cs="Cambria" w:ascii="Cambria" w:hAnsi="Cambria"/>
-          <w:b w:val="false"/>
-          <w:bCs w:val="false"/>
-          <w:sz w:val="20"/>
-          <w:szCs w:val="20"/>
-        </w:rPr>
-        <w:t>lab</w:t>
-      </w:r>
-      <w:r>
-        <w:rPr>
-          <w:rFonts w:eastAsia="Cambria" w:cs="Cambria" w:ascii="Cambria" w:hAnsi="Cambria"/>
-          <w:b w:val="false"/>
-          <w:bCs w:val="false"/>
-          <w:sz w:val="20"/>
-          <w:szCs w:val="20"/>
-        </w:rPr>
-        <w:t>s</w:t>
-      </w:r>
-      <w:r>
-        <w:rPr>
-          <w:rFonts w:eastAsia="Cambria" w:cs="Cambria" w:ascii="Cambria" w:hAnsi="Cambria"/>
-          <w:b w:val="false"/>
-          <w:bCs w:val="false"/>
-          <w:sz w:val="20"/>
-          <w:szCs w:val="20"/>
-        </w:rPr>
-        <w:t>, Entomology, U</w:t>
-      </w:r>
-      <w:r>
-        <w:rPr>
-          <w:rFonts w:eastAsia="Cambria" w:cs="Cambria" w:ascii="Cambria" w:hAnsi="Cambria"/>
-          <w:b w:val="false"/>
-          <w:bCs w:val="false"/>
-          <w:sz w:val="20"/>
-          <w:szCs w:val="20"/>
-        </w:rPr>
-        <w:t>W</w:t>
-      </w:r>
-      <w:r>
-        <w:rPr>
-          <w:rFonts w:eastAsia="Cambria" w:cs="Cambria" w:ascii="Cambria" w:hAnsi="Cambria"/>
-          <w:b w:val="false"/>
-          <w:bCs w:val="false"/>
-          <w:sz w:val="20"/>
-          <w:szCs w:val="20"/>
-        </w:rPr>
-        <w:t xml:space="preserve"> – Madison:</w:t>
-      </w:r>
-    </w:p>
-    <w:p>
-      <w:pPr>
-        <w:pStyle w:val="normal1"/>
-        <w:rPr>
-          <w:rFonts w:ascii="Cambria" w:hAnsi="Cambria"/>
-        </w:rPr>
-      </w:pPr>
-      <w:r>
-        <w:rPr>
-          <w:rFonts w:eastAsia="Cambria" w:cs="Cambria" w:ascii="Cambria" w:hAnsi="Cambria"/>
-          <w:b w:val="false"/>
-          <w:bCs w:val="false"/>
-          <w:sz w:val="20"/>
-          <w:szCs w:val="20"/>
-        </w:rPr>
-        <w:tab/>
-        <w:tab/>
-        <w:tab/>
-        <w:t xml:space="preserve">Research on the role of pollinator network complexity on ecosystem resilience, </w:t>
-        <w:tab/>
-        <w:tab/>
-        <w:tab/>
-        <w:t xml:space="preserve">intraspecific variation in floral chemistry, and plasticity in plant – pollinator </w:t>
-        <w:tab/>
-        <w:tab/>
-        <w:tab/>
-        <w:t xml:space="preserve">interactions </w:t>
-      </w:r>
-    </w:p>
-    <w:p>
-      <w:pPr>
-        <w:pStyle w:val="normal1"/>
-        <w:rPr>
-          <w:rFonts w:ascii="Cambria" w:hAnsi="Cambria"/>
-        </w:rPr>
-      </w:pPr>
-      <w:r>
-        <w:rPr>
-          <w:rFonts w:ascii="Cambria" w:hAnsi="Cambria"/>
-        </w:rPr>
-      </w:r>
-    </w:p>
-    <w:p>
-      <w:pPr>
-        <w:pStyle w:val="normal1"/>
-        <w:rPr>
-          <w:rFonts w:ascii="Cambria" w:hAnsi="Cambria"/>
-        </w:rPr>
-      </w:pPr>
-      <w:r>
-        <w:rPr>
-          <w:rFonts w:eastAsia="Cambria" w:cs="Cambria" w:ascii="Cambria" w:hAnsi="Cambria"/>
-          <w:b/>
-          <w:sz w:val="20"/>
-          <w:szCs w:val="20"/>
-        </w:rPr>
-        <w:t>2019 - 2025:</w:t>
-        <w:tab/>
-        <w:tab/>
-      </w:r>
-      <w:r>
-        <w:rPr>
-          <w:rFonts w:eastAsia="Cambria" w:cs="Cambria" w:ascii="Cambria" w:hAnsi="Cambria"/>
-          <w:sz w:val="20"/>
-          <w:szCs w:val="20"/>
-        </w:rPr>
-        <w:t>PhD</w:t>
-      </w:r>
-      <w:r>
-        <w:rPr>
-          <w:rFonts w:eastAsia="Cambria" w:cs="Cambria" w:ascii="Cambria" w:hAnsi="Cambria"/>
-          <w:b/>
-          <w:sz w:val="20"/>
-          <w:szCs w:val="20"/>
-        </w:rPr>
-        <w:t xml:space="preserve"> </w:t>
-      </w:r>
-      <w:r>
-        <w:rPr>
-          <w:rFonts w:eastAsia="Cambria" w:cs="Cambria" w:ascii="Cambria" w:hAnsi="Cambria"/>
-          <w:sz w:val="20"/>
-          <w:szCs w:val="20"/>
-        </w:rPr>
-        <w:t>| Richards lab, EECB, University of Nevada, Reno:</w:t>
-      </w:r>
-    </w:p>
-    <w:p>
-      <w:pPr>
-        <w:pStyle w:val="normal1"/>
-        <w:pageBreakBefore w:val="false"/>
-        <w:rPr>
-          <w:rFonts w:ascii="Cambria" w:hAnsi="Cambria"/>
-        </w:rPr>
-      </w:pPr>
-      <w:r>
-        <w:rPr>
-          <w:rFonts w:eastAsia="Cambria" w:cs="Cambria" w:ascii="Cambria" w:hAnsi="Cambria"/>
-          <w:sz w:val="20"/>
-          <w:szCs w:val="20"/>
-        </w:rPr>
-        <w:tab/>
-        <w:tab/>
-        <w:tab/>
-        <w:t xml:space="preserve">Dissertation research investigating large scale drivers of semiochemical diversity, </w:t>
-        <w:tab/>
-        <w:tab/>
-        <w:tab/>
-        <w:t xml:space="preserve">ecological roles of specialized nectar chemistry, and computer vision for automated </w:t>
-        <w:tab/>
-        <w:tab/>
-        <w:tab/>
-        <w:t xml:space="preserve">insect monitoring </w:t>
-      </w:r>
-    </w:p>
-    <w:p>
-      <w:pPr>
-        <w:pStyle w:val="normal1"/>
-        <w:pageBreakBefore w:val="false"/>
-        <w:ind w:firstLine="720" w:left="1440"/>
-        <w:rPr>
-          <w:rFonts w:ascii="Cambria" w:hAnsi="Cambria" w:eastAsia="Cambria" w:cs="Cambria"/>
-          <w:sz w:val="20"/>
-          <w:szCs w:val="20"/>
-        </w:rPr>
-      </w:pPr>
-      <w:r>
-        <w:rPr>
-          <w:rFonts w:eastAsia="Cambria" w:cs="Cambria" w:ascii="Cambria" w:hAnsi="Cambria"/>
-          <w:sz w:val="20"/>
-          <w:szCs w:val="20"/>
-        </w:rPr>
-      </w:r>
-    </w:p>
-    <w:p>
-      <w:pPr>
-        <w:pStyle w:val="normal1"/>
-        <w:pageBreakBefore w:val="false"/>
-        <w:rPr>
-          <w:rFonts w:ascii="Cambria" w:hAnsi="Cambria"/>
-        </w:rPr>
-      </w:pPr>
-      <w:r>
-        <w:rPr>
-          <w:rFonts w:eastAsia="Cambria" w:cs="Cambria" w:ascii="Cambria" w:hAnsi="Cambria"/>
-          <w:b/>
-          <w:sz w:val="20"/>
-          <w:szCs w:val="20"/>
-        </w:rPr>
-        <w:t>2017 - 2019:</w:t>
-        <w:tab/>
-      </w:r>
-      <w:r>
-        <w:rPr>
-          <w:rFonts w:eastAsia="Cambria" w:cs="Cambria" w:ascii="Cambria" w:hAnsi="Cambria"/>
-          <w:sz w:val="20"/>
-          <w:szCs w:val="20"/>
-        </w:rPr>
-        <w:tab/>
-        <w:t xml:space="preserve">Research assistant | Thaler Lab, Entomology, Cornell University: </w:t>
-      </w:r>
-    </w:p>
-    <w:p>
-      <w:pPr>
-        <w:pStyle w:val="normal1"/>
-        <w:pageBreakBefore w:val="false"/>
-        <w:ind w:firstLine="720" w:left="1440"/>
-        <w:rPr>
-          <w:rFonts w:ascii="Cambria" w:hAnsi="Cambria"/>
-        </w:rPr>
-      </w:pPr>
-      <w:r>
-        <w:rPr>
-          <w:rFonts w:eastAsia="Cambria" w:cs="Cambria" w:ascii="Cambria" w:hAnsi="Cambria"/>
-          <w:sz w:val="20"/>
-          <w:szCs w:val="20"/>
-        </w:rPr>
-        <w:t xml:space="preserve">Assisted with insect bioassays and chemical assays, insect rearing, insect </w:t>
-      </w:r>
-    </w:p>
-    <w:p>
-      <w:pPr>
-        <w:pStyle w:val="normal1"/>
-        <w:pageBreakBefore w:val="false"/>
-        <w:ind w:firstLine="720" w:left="1440"/>
-        <w:rPr>
-          <w:rFonts w:ascii="Cambria" w:hAnsi="Cambria"/>
-        </w:rPr>
-      </w:pPr>
-      <w:r>
-        <w:rPr>
-          <w:rFonts w:eastAsia="Cambria" w:cs="Cambria" w:ascii="Cambria" w:hAnsi="Cambria"/>
-          <w:sz w:val="20"/>
-          <w:szCs w:val="20"/>
-        </w:rPr>
-        <w:t>dissection and field assays of insect repellent and antifeedant semiochemicals.</w:t>
-      </w:r>
-    </w:p>
-    <w:p>
-      <w:pPr>
-        <w:pStyle w:val="normal1"/>
-        <w:pageBreakBefore w:val="false"/>
-        <w:ind w:firstLine="720" w:left="1440"/>
-        <w:rPr>
-          <w:rFonts w:ascii="Cambria" w:hAnsi="Cambria" w:eastAsia="Cambria" w:cs="Cambria"/>
-          <w:sz w:val="20"/>
-          <w:szCs w:val="20"/>
-        </w:rPr>
-      </w:pPr>
-      <w:r>
-        <w:rPr>
-          <w:rFonts w:eastAsia="Cambria" w:cs="Cambria" w:ascii="Cambria" w:hAnsi="Cambria"/>
-          <w:sz w:val="20"/>
-          <w:szCs w:val="20"/>
-        </w:rPr>
-      </w:r>
-    </w:p>
-    <w:p>
-      <w:pPr>
-        <w:pStyle w:val="normal1"/>
-        <w:pageBreakBefore w:val="false"/>
-        <w:rPr>
-          <w:rFonts w:ascii="Cambria" w:hAnsi="Cambria"/>
-        </w:rPr>
-      </w:pPr>
-      <w:r>
-        <w:rPr>
-          <w:rFonts w:eastAsia="Cambria" w:cs="Cambria" w:ascii="Cambria" w:hAnsi="Cambria"/>
-          <w:b/>
-          <w:sz w:val="20"/>
-          <w:szCs w:val="20"/>
-        </w:rPr>
-        <w:t xml:space="preserve">2017 - 2019: </w:t>
-        <w:tab/>
-      </w:r>
-      <w:r>
-        <w:rPr>
-          <w:rFonts w:eastAsia="Cambria" w:cs="Cambria" w:ascii="Cambria" w:hAnsi="Cambria"/>
-          <w:sz w:val="20"/>
-          <w:szCs w:val="20"/>
-        </w:rPr>
-        <w:t xml:space="preserve">  </w:t>
-        <w:tab/>
-        <w:t xml:space="preserve">Research assistant | Raguso Lab, Neurobiology and Behavior, Cornell University: </w:t>
-      </w:r>
-    </w:p>
-    <w:p>
-      <w:pPr>
-        <w:pStyle w:val="normal1"/>
-        <w:pageBreakBefore w:val="false"/>
-        <w:ind w:hanging="0" w:left="2160"/>
-        <w:rPr>
-          <w:rFonts w:ascii="Cambria" w:hAnsi="Cambria"/>
-        </w:rPr>
-      </w:pPr>
-      <w:r>
-        <w:rPr>
-          <w:rFonts w:eastAsia="Cambria" w:cs="Cambria" w:ascii="Cambria" w:hAnsi="Cambria"/>
-          <w:sz w:val="20"/>
-          <w:szCs w:val="20"/>
-        </w:rPr>
-        <w:t>Assisted with data collection and behavioral analysis of recorded assays of multiple insect species.</w:t>
-      </w:r>
-    </w:p>
-    <w:p>
-      <w:pPr>
-        <w:pStyle w:val="normal1"/>
-        <w:ind w:hanging="0" w:left="0"/>
-        <w:rPr>
-          <w:rFonts w:ascii="Cambria" w:hAnsi="Cambria" w:eastAsia="Cambria" w:cs="Cambria"/>
-          <w:sz w:val="20"/>
-          <w:szCs w:val="20"/>
-        </w:rPr>
-      </w:pPr>
-      <w:r>
-        <w:rPr>
-          <w:rFonts w:eastAsia="Cambria" w:cs="Cambria" w:ascii="Cambria" w:hAnsi="Cambria"/>
-          <w:sz w:val="20"/>
-          <w:szCs w:val="20"/>
-        </w:rPr>
-      </w:r>
-    </w:p>
-    <w:p>
-      <w:pPr>
-        <w:pStyle w:val="normal1"/>
-        <w:shd w:val="clear" w:fill="auto"/>
-        <w:spacing w:lineRule="auto" w:line="240"/>
-        <w:rPr>
-          <w:rFonts w:ascii="Cambria" w:hAnsi="Cambria"/>
-        </w:rPr>
-      </w:pPr>
-      <w:r>
-        <w:rPr>
-          <w:rFonts w:eastAsia="Cambria" w:cs="Cambria" w:ascii="Cambria" w:hAnsi="Cambria"/>
-          <w:b/>
-          <w:sz w:val="24"/>
-          <w:szCs w:val="24"/>
-        </w:rPr>
-        <w:t>Education</w:t>
-      </w:r>
-    </w:p>
-    <w:p>
-      <w:pPr>
-        <w:pStyle w:val="normal1"/>
-        <w:pageBreakBefore w:val="false"/>
-        <w:shd w:val="clear" w:fill="auto"/>
-        <w:spacing w:lineRule="auto" w:line="120"/>
-        <w:rPr>
-          <w:rFonts w:ascii="Cambria" w:hAnsi="Cambria"/>
-        </w:rPr>
-      </w:pPr>
-      <w:r>
-        <w:rPr/>
-        <mc:AlternateContent>
-          <mc:Choice Requires="wps">
-            <w:drawing>
-              <wp:inline distT="0" distB="0" distL="0" distR="0">
-                <wp:extent cx="5943600" cy="19050"/>
-                <wp:effectExtent l="0" t="0" r="0" b="0"/>
-                <wp:docPr id="3" name="Shape2"/>
-                <a:graphic xmlns:a="http://schemas.openxmlformats.org/drawingml/2006/main">
-                  <a:graphicData uri="http://schemas.microsoft.com/office/word/2010/wordprocessingShape">
-                    <wps:wsp>
-                      <wps:cNvSpPr/>
-                      <wps:spPr>
-                        <a:xfrm>
-                          <a:off x="0" y="0"/>
-                          <a:ext cx="5943600" cy="19080"/>
-                        </a:xfrm>
-                        <a:prstGeom prst="rect">
-                          <a:avLst/>
-                        </a:prstGeom>
-                        <a:solidFill>
-                          <a:srgbClr val="a0a0a0"/>
-                        </a:solidFill>
-                        <a:ln w="0">
-                          <a:noFill/>
-                        </a:ln>
-                      </wps:spPr>
-                      <wps:style>
-                        <a:lnRef idx="0"/>
-                        <a:fillRef idx="0"/>
-                        <a:effectRef idx="0"/>
-                        <a:fontRef idx="minor"/>
-                      </wps:style>
-                      <wps:bodyPr/>
-                    </wps:wsp>
-                  </a:graphicData>
-                </a:graphic>
-                <wp14:sizeRelH relativeFrom="page">
-                  <wp14:pctWidth>100000</wp14:pctWidth>
-                </wp14:sizeRelH>
-              </wp:inline>
-            </w:drawing>
-          </mc:Choice>
-          <mc:Fallback>
-            <w:pict>
               <v:rect id="shape_0" ID="Shape2" path="m0,0l-2147483645,0l-2147483645,-2147483646l0,-2147483646xe" fillcolor="#a0a0a0" stroked="f" o:allowincell="f" style="position:absolute;margin-left:0pt;margin-top:-1.55pt;width:467.95pt;height:1.45pt;mso-wrap-style:none;v-text-anchor:middle;mso-position-vertical:top">
                 <v:fill o:detectmouseclick="t" type="solid" color2="#5f5f5f"/>
                 <v:stroke color="#3465a4" joinstyle="round" endcap="flat"/>
@@ -672,252 +215,320 @@
     </w:p>
     <w:p>
       <w:pPr>
-        <w:pStyle w:val="normal1"/>
+        <w:pStyle w:val="Normal1"/>
+        <w:pageBreakBefore w:val="false"/>
+        <w:rPr>
+          <w:rFonts w:ascii="Cambria" w:hAnsi="Cambria"/>
+        </w:rPr>
+      </w:pPr>
+      <w:r>
+        <w:rPr>
+          <w:rFonts w:eastAsia="Cambria" w:cs="Cambria" w:ascii="Cambria" w:hAnsi="Cambria"/>
+          <w:b/>
+          <w:sz w:val="20"/>
+          <w:szCs w:val="20"/>
+        </w:rPr>
+        <w:t>2025 - present:</w:t>
+        <w:tab/>
+        <w:tab/>
+      </w:r>
+      <w:r>
+        <w:rPr>
+          <w:rFonts w:eastAsia="Cambria" w:cs="Cambria" w:ascii="Cambria" w:hAnsi="Cambria"/>
+          <w:b w:val="false"/>
+          <w:bCs w:val="false"/>
+          <w:sz w:val="20"/>
+          <w:szCs w:val="20"/>
+        </w:rPr>
+        <w:t>Postdoctoral fellow | Crall &amp; Trowbridge labs, Entomology, UW – Madison:</w:t>
+      </w:r>
+    </w:p>
+    <w:p>
+      <w:pPr>
+        <w:pStyle w:val="Normal1"/>
+        <w:rPr>
+          <w:rFonts w:ascii="Cambria" w:hAnsi="Cambria"/>
+        </w:rPr>
+      </w:pPr>
+      <w:r>
+        <w:rPr>
+          <w:rFonts w:eastAsia="Cambria" w:cs="Cambria" w:ascii="Cambria" w:hAnsi="Cambria"/>
+          <w:b w:val="false"/>
+          <w:bCs w:val="false"/>
+          <w:sz w:val="20"/>
+          <w:szCs w:val="20"/>
+        </w:rPr>
+        <w:tab/>
+        <w:tab/>
+        <w:tab/>
+        <w:t xml:space="preserve">Research on the role of pollinator network complexity on ecosystem resilience, </w:t>
+        <w:tab/>
+        <w:tab/>
+        <w:tab/>
+        <w:t xml:space="preserve">intraspecific variation in floral chemistry, and plasticity in plant – pollinator </w:t>
+        <w:tab/>
+        <w:tab/>
+        <w:tab/>
+        <w:t xml:space="preserve">interactions </w:t>
+      </w:r>
+    </w:p>
+    <w:p>
+      <w:pPr>
+        <w:pStyle w:val="Normal1"/>
+        <w:rPr>
+          <w:rFonts w:ascii="Cambria" w:hAnsi="Cambria"/>
+        </w:rPr>
+      </w:pPr>
+      <w:r>
+        <w:rPr>
+          <w:rFonts w:ascii="Cambria" w:hAnsi="Cambria"/>
+        </w:rPr>
+      </w:r>
+    </w:p>
+    <w:p>
+      <w:pPr>
+        <w:pStyle w:val="Normal1"/>
+        <w:rPr>
+          <w:rFonts w:ascii="Cambria" w:hAnsi="Cambria"/>
+        </w:rPr>
+      </w:pPr>
+      <w:r>
+        <w:rPr>
+          <w:rFonts w:eastAsia="Cambria" w:cs="Cambria" w:ascii="Cambria" w:hAnsi="Cambria"/>
+          <w:b/>
+          <w:sz w:val="20"/>
+          <w:szCs w:val="20"/>
+        </w:rPr>
+        <w:t>2019 - 2025:</w:t>
+        <w:tab/>
+        <w:tab/>
+      </w:r>
+      <w:r>
+        <w:rPr>
+          <w:rFonts w:eastAsia="Cambria" w:cs="Cambria" w:ascii="Cambria" w:hAnsi="Cambria"/>
+          <w:sz w:val="20"/>
+          <w:szCs w:val="20"/>
+        </w:rPr>
+        <w:t>PhD</w:t>
+      </w:r>
+      <w:r>
+        <w:rPr>
+          <w:rFonts w:eastAsia="Cambria" w:cs="Cambria" w:ascii="Cambria" w:hAnsi="Cambria"/>
+          <w:b/>
+          <w:sz w:val="20"/>
+          <w:szCs w:val="20"/>
+        </w:rPr>
+        <w:t xml:space="preserve"> </w:t>
+      </w:r>
+      <w:r>
+        <w:rPr>
+          <w:rFonts w:eastAsia="Cambria" w:cs="Cambria" w:ascii="Cambria" w:hAnsi="Cambria"/>
+          <w:sz w:val="20"/>
+          <w:szCs w:val="20"/>
+        </w:rPr>
+        <w:t>| Richards lab, EECB, University of Nevada, Reno:</w:t>
+      </w:r>
+    </w:p>
+    <w:p>
+      <w:pPr>
+        <w:pStyle w:val="Normal1"/>
+        <w:pageBreakBefore w:val="false"/>
+        <w:rPr>
+          <w:rFonts w:ascii="Cambria" w:hAnsi="Cambria"/>
+        </w:rPr>
+      </w:pPr>
+      <w:r>
+        <w:rPr>
+          <w:rFonts w:eastAsia="Cambria" w:cs="Cambria" w:ascii="Cambria" w:hAnsi="Cambria"/>
+          <w:sz w:val="20"/>
+          <w:szCs w:val="20"/>
+        </w:rPr>
+        <w:tab/>
+        <w:tab/>
+        <w:tab/>
+        <w:t xml:space="preserve">Dissertation research investigating large scale drivers of semiochemical diversity, </w:t>
+        <w:tab/>
+        <w:tab/>
+        <w:tab/>
+        <w:t xml:space="preserve">ecological roles of specialized nectar chemistry, and computer vision for automated </w:t>
+        <w:tab/>
+        <w:tab/>
+        <w:tab/>
+        <w:t xml:space="preserve">insect monitoring </w:t>
+      </w:r>
+    </w:p>
+    <w:p>
+      <w:pPr>
+        <w:pStyle w:val="Normal1"/>
+        <w:pageBreakBefore w:val="false"/>
+        <w:ind w:left="1440" w:firstLine="720"/>
+        <w:rPr>
+          <w:rFonts w:ascii="Cambria" w:hAnsi="Cambria" w:eastAsia="Cambria" w:cs="Cambria"/>
+          <w:sz w:val="20"/>
+          <w:szCs w:val="20"/>
+        </w:rPr>
+      </w:pPr>
+      <w:r>
+        <w:rPr>
+          <w:rFonts w:eastAsia="Cambria" w:cs="Cambria" w:ascii="Cambria" w:hAnsi="Cambria"/>
+          <w:sz w:val="20"/>
+          <w:szCs w:val="20"/>
+        </w:rPr>
+      </w:r>
+    </w:p>
+    <w:p>
+      <w:pPr>
+        <w:pStyle w:val="Normal1"/>
+        <w:pageBreakBefore w:val="false"/>
+        <w:rPr>
+          <w:rFonts w:ascii="Cambria" w:hAnsi="Cambria"/>
+        </w:rPr>
+      </w:pPr>
+      <w:r>
+        <w:rPr>
+          <w:rFonts w:eastAsia="Cambria" w:cs="Cambria" w:ascii="Cambria" w:hAnsi="Cambria"/>
+          <w:b/>
+          <w:sz w:val="20"/>
+          <w:szCs w:val="20"/>
+        </w:rPr>
+        <w:t>2017 - 2019:</w:t>
+        <w:tab/>
+      </w:r>
+      <w:r>
+        <w:rPr>
+          <w:rFonts w:eastAsia="Cambria" w:cs="Cambria" w:ascii="Cambria" w:hAnsi="Cambria"/>
+          <w:sz w:val="20"/>
+          <w:szCs w:val="20"/>
+        </w:rPr>
+        <w:tab/>
+        <w:t xml:space="preserve">Research assistant | Thaler Lab, Entomology, Cornell University: </w:t>
+      </w:r>
+    </w:p>
+    <w:p>
+      <w:pPr>
+        <w:pStyle w:val="Normal1"/>
+        <w:pageBreakBefore w:val="false"/>
+        <w:ind w:left="1440" w:firstLine="720"/>
+        <w:rPr>
+          <w:rFonts w:ascii="Cambria" w:hAnsi="Cambria"/>
+        </w:rPr>
+      </w:pPr>
+      <w:r>
+        <w:rPr>
+          <w:rFonts w:eastAsia="Cambria" w:cs="Cambria" w:ascii="Cambria" w:hAnsi="Cambria"/>
+          <w:sz w:val="20"/>
+          <w:szCs w:val="20"/>
+        </w:rPr>
+        <w:t xml:space="preserve">Assisted with insect bioassays and chemical assays, insect rearing, insect </w:t>
+      </w:r>
+    </w:p>
+    <w:p>
+      <w:pPr>
+        <w:pStyle w:val="Normal1"/>
+        <w:pageBreakBefore w:val="false"/>
+        <w:ind w:left="1440" w:firstLine="720"/>
+        <w:rPr>
+          <w:rFonts w:ascii="Cambria" w:hAnsi="Cambria"/>
+        </w:rPr>
+      </w:pPr>
+      <w:r>
+        <w:rPr>
+          <w:rFonts w:eastAsia="Cambria" w:cs="Cambria" w:ascii="Cambria" w:hAnsi="Cambria"/>
+          <w:sz w:val="20"/>
+          <w:szCs w:val="20"/>
+        </w:rPr>
+        <w:t>dissection and field assays of insect repellent and antifeedant semiochemicals.</w:t>
+      </w:r>
+    </w:p>
+    <w:p>
+      <w:pPr>
+        <w:pStyle w:val="Normal1"/>
+        <w:pageBreakBefore w:val="false"/>
+        <w:ind w:left="1440" w:firstLine="720"/>
+        <w:rPr>
+          <w:rFonts w:ascii="Cambria" w:hAnsi="Cambria" w:eastAsia="Cambria" w:cs="Cambria"/>
+          <w:sz w:val="20"/>
+          <w:szCs w:val="20"/>
+        </w:rPr>
+      </w:pPr>
+      <w:r>
+        <w:rPr>
+          <w:rFonts w:eastAsia="Cambria" w:cs="Cambria" w:ascii="Cambria" w:hAnsi="Cambria"/>
+          <w:sz w:val="20"/>
+          <w:szCs w:val="20"/>
+        </w:rPr>
+      </w:r>
+    </w:p>
+    <w:p>
+      <w:pPr>
+        <w:pStyle w:val="Normal1"/>
+        <w:pageBreakBefore w:val="false"/>
+        <w:rPr>
+          <w:rFonts w:ascii="Cambria" w:hAnsi="Cambria"/>
+        </w:rPr>
+      </w:pPr>
+      <w:r>
+        <w:rPr>
+          <w:rFonts w:eastAsia="Cambria" w:cs="Cambria" w:ascii="Cambria" w:hAnsi="Cambria"/>
+          <w:b/>
+          <w:sz w:val="20"/>
+          <w:szCs w:val="20"/>
+        </w:rPr>
+        <w:t xml:space="preserve">2017 - 2019: </w:t>
+        <w:tab/>
+      </w:r>
+      <w:r>
+        <w:rPr>
+          <w:rFonts w:eastAsia="Cambria" w:cs="Cambria" w:ascii="Cambria" w:hAnsi="Cambria"/>
+          <w:sz w:val="20"/>
+          <w:szCs w:val="20"/>
+        </w:rPr>
+        <w:t xml:space="preserve">  </w:t>
+        <w:tab/>
+        <w:t xml:space="preserve">Research assistant | Raguso Lab, Neurobiology and Behavior, Cornell University: </w:t>
+      </w:r>
+    </w:p>
+    <w:p>
+      <w:pPr>
+        <w:pStyle w:val="Normal1"/>
+        <w:pageBreakBefore w:val="false"/>
+        <w:ind w:left="2160" w:hanging="0"/>
+        <w:rPr>
+          <w:rFonts w:ascii="Cambria" w:hAnsi="Cambria"/>
+        </w:rPr>
+      </w:pPr>
+      <w:r>
+        <w:rPr>
+          <w:rFonts w:eastAsia="Cambria" w:cs="Cambria" w:ascii="Cambria" w:hAnsi="Cambria"/>
+          <w:sz w:val="20"/>
+          <w:szCs w:val="20"/>
+        </w:rPr>
+        <w:t>Assisted with data collection and behavioral analysis of recorded assays of multiple insect species.</w:t>
+      </w:r>
+    </w:p>
+    <w:p>
+      <w:pPr>
+        <w:pStyle w:val="Normal1"/>
+        <w:ind w:left="0" w:hanging="0"/>
+        <w:rPr>
+          <w:rFonts w:ascii="Cambria" w:hAnsi="Cambria" w:eastAsia="Cambria" w:cs="Cambria"/>
+          <w:sz w:val="20"/>
+          <w:szCs w:val="20"/>
+        </w:rPr>
+      </w:pPr>
+      <w:r>
+        <w:rPr>
+          <w:rFonts w:eastAsia="Cambria" w:cs="Cambria" w:ascii="Cambria" w:hAnsi="Cambria"/>
+          <w:sz w:val="20"/>
+          <w:szCs w:val="20"/>
+        </w:rPr>
+      </w:r>
+    </w:p>
+    <w:p>
+      <w:pPr>
+        <w:pStyle w:val="Normal1"/>
         <w:shd w:val="clear" w:fill="auto"/>
-        <w:ind w:hanging="0" w:left="0"/>
-        <w:rPr>
-          <w:rFonts w:ascii="Cambria" w:hAnsi="Cambria"/>
-        </w:rPr>
-      </w:pPr>
-      <w:r>
-        <w:rPr>
-          <w:rFonts w:eastAsia="Cambria" w:cs="Cambria" w:ascii="Cambria" w:hAnsi="Cambria"/>
-          <w:b/>
-          <w:sz w:val="20"/>
-          <w:szCs w:val="20"/>
-        </w:rPr>
-        <w:t>2019 - 2025:</w:t>
-        <w:tab/>
-        <w:tab/>
-      </w:r>
-      <w:r>
-        <w:rPr>
-          <w:rFonts w:eastAsia="Cambria" w:cs="Cambria" w:ascii="Cambria" w:hAnsi="Cambria"/>
-          <w:sz w:val="20"/>
-          <w:szCs w:val="20"/>
-        </w:rPr>
-        <w:t xml:space="preserve">Ph.D; University of Nevada, Reno; Ecology, Evolution, and Conservation Biology, </w:t>
-      </w:r>
-    </w:p>
-    <w:p>
-      <w:pPr>
-        <w:pStyle w:val="normal1"/>
-        <w:pageBreakBefore w:val="false"/>
-        <w:shd w:val="clear" w:fill="auto"/>
-        <w:ind w:firstLine="720" w:left="1440"/>
-        <w:rPr>
-          <w:rFonts w:ascii="Cambria" w:hAnsi="Cambria"/>
-        </w:rPr>
-      </w:pPr>
-      <w:r>
-        <w:rPr>
-          <w:rFonts w:eastAsia="Cambria" w:cs="Cambria" w:ascii="Cambria" w:hAnsi="Cambria"/>
-          <w:sz w:val="20"/>
-          <w:szCs w:val="20"/>
-        </w:rPr>
-        <w:t>Department of Biolog</w:t>
-      </w:r>
-      <w:r>
-        <w:rPr>
-          <w:rFonts w:eastAsia="Cambria" w:cs="Cambria" w:ascii="Cambria" w:hAnsi="Cambria"/>
-          <w:sz w:val="20"/>
-          <w:szCs w:val="20"/>
-        </w:rPr>
-        <w:t>y</w:t>
-      </w:r>
-    </w:p>
-    <w:p>
-      <w:pPr>
-        <w:pStyle w:val="normal1"/>
-        <w:shd w:val="clear" w:fill="auto"/>
-        <w:ind w:firstLine="720" w:left="1440"/>
-        <w:rPr>
-          <w:rFonts w:ascii="Cambria" w:hAnsi="Cambria"/>
-        </w:rPr>
-      </w:pPr>
-      <w:r>
-        <w:rPr>
-          <w:rFonts w:eastAsia="Cambria" w:cs="Cambria" w:ascii="Cambria" w:hAnsi="Cambria"/>
-          <w:sz w:val="20"/>
-          <w:szCs w:val="20"/>
-        </w:rPr>
-        <w:t>Advisor: Dr. Lora Richards</w:t>
-      </w:r>
-    </w:p>
-    <w:p>
-      <w:pPr>
-        <w:pStyle w:val="normal1"/>
-        <w:pageBreakBefore w:val="false"/>
-        <w:shd w:val="clear" w:fill="auto"/>
-        <w:ind w:firstLine="720" w:left="1440"/>
-        <w:rPr>
-          <w:rFonts w:ascii="Cambria" w:hAnsi="Cambria"/>
-        </w:rPr>
-      </w:pPr>
-      <w:r>
-        <w:rPr>
-          <w:rFonts w:eastAsia="Cambria" w:cs="Cambria" w:ascii="Cambria" w:hAnsi="Cambria"/>
-          <w:sz w:val="20"/>
-          <w:szCs w:val="20"/>
-        </w:rPr>
-        <w:t>Thesis:</w:t>
-      </w:r>
-      <w:r>
-        <w:rPr>
-          <w:rFonts w:eastAsia="Cambria" w:cs="Cambria" w:ascii="Cambria" w:hAnsi="Cambria"/>
-          <w:i/>
-          <w:sz w:val="20"/>
-          <w:szCs w:val="20"/>
-        </w:rPr>
-        <w:t xml:space="preserve"> "Pheromones, nectar, and computer vision: investigating large-scale </w:t>
-      </w:r>
-    </w:p>
-    <w:p>
-      <w:pPr>
-        <w:pStyle w:val="normal1"/>
-        <w:shd w:val="clear" w:fill="auto"/>
-        <w:ind w:firstLine="720" w:left="1440"/>
-        <w:rPr>
-          <w:rFonts w:ascii="Cambria" w:hAnsi="Cambria"/>
-        </w:rPr>
-      </w:pPr>
-      <w:r>
-        <w:rPr>
-          <w:rFonts w:eastAsia="Cambria" w:cs="Cambria" w:ascii="Cambria" w:hAnsi="Cambria"/>
-          <w:i/>
-          <w:sz w:val="20"/>
-          <w:szCs w:val="20"/>
-        </w:rPr>
-        <w:t xml:space="preserve">patterns of chemodiversity. </w:t>
-      </w:r>
-    </w:p>
-    <w:p>
-      <w:pPr>
-        <w:pStyle w:val="normal1"/>
-        <w:pageBreakBefore w:val="false"/>
-        <w:shd w:val="clear" w:fill="auto"/>
-        <w:ind w:firstLine="720" w:left="1440"/>
-        <w:rPr>
-          <w:rFonts w:ascii="Cambria" w:hAnsi="Cambria" w:eastAsia="Cambria" w:cs="Cambria"/>
-          <w:sz w:val="20"/>
-          <w:szCs w:val="20"/>
-        </w:rPr>
-      </w:pPr>
-      <w:r>
-        <w:rPr>
-          <w:rFonts w:eastAsia="Cambria" w:cs="Cambria" w:ascii="Cambria" w:hAnsi="Cambria"/>
-          <w:sz w:val="20"/>
-          <w:szCs w:val="20"/>
-        </w:rPr>
-      </w:r>
-    </w:p>
-    <w:p>
-      <w:pPr>
-        <w:pStyle w:val="normal1"/>
-        <w:pageBreakBefore w:val="false"/>
-        <w:shd w:val="clear" w:fill="auto"/>
-        <w:ind w:hanging="0" w:left="0" w:right="0"/>
-        <w:rPr>
-          <w:rFonts w:ascii="Cambria" w:hAnsi="Cambria"/>
-        </w:rPr>
-      </w:pPr>
-      <w:r>
-        <w:rPr>
-          <w:rFonts w:eastAsia="Cambria" w:cs="Cambria" w:ascii="Cambria" w:hAnsi="Cambria"/>
-          <w:b/>
-          <w:sz w:val="20"/>
-          <w:szCs w:val="20"/>
-        </w:rPr>
-        <w:t>2015 - 2019:</w:t>
-      </w:r>
-      <w:r>
-        <w:rPr>
-          <w:rFonts w:eastAsia="Cambria" w:cs="Cambria" w:ascii="Cambria" w:hAnsi="Cambria"/>
-          <w:sz w:val="20"/>
-          <w:szCs w:val="20"/>
-        </w:rPr>
-        <w:t xml:space="preserve">     </w:t>
-        <w:tab/>
-        <w:tab/>
-        <w:t>B.S; Cornell University; Entomology with distinction in research, Cum Laude.</w:t>
-      </w:r>
-    </w:p>
-    <w:p>
-      <w:pPr>
-        <w:pStyle w:val="normal1"/>
-        <w:pageBreakBefore w:val="false"/>
-        <w:shd w:val="clear" w:fill="auto"/>
-        <w:ind w:hanging="0" w:left="720" w:right="0"/>
-        <w:rPr>
-          <w:rFonts w:ascii="Cambria" w:hAnsi="Cambria"/>
-        </w:rPr>
-      </w:pPr>
-      <w:r>
-        <w:rPr>
-          <w:rFonts w:eastAsia="Cambria" w:cs="Cambria" w:ascii="Cambria" w:hAnsi="Cambria"/>
-          <w:sz w:val="20"/>
-          <w:szCs w:val="20"/>
-        </w:rPr>
-        <w:tab/>
-        <w:tab/>
-        <w:t xml:space="preserve">Senior honors thesis: </w:t>
-      </w:r>
-      <w:r>
-        <w:rPr>
-          <w:rFonts w:eastAsia="Cambria" w:cs="Cambria" w:ascii="Cambria" w:hAnsi="Cambria"/>
-          <w:i/>
-          <w:sz w:val="20"/>
-          <w:szCs w:val="20"/>
-        </w:rPr>
-        <w:t xml:space="preserve">Bioactive components of a predaceous stink bug </w:t>
-      </w:r>
-    </w:p>
-    <w:p>
-      <w:pPr>
-        <w:pStyle w:val="normal1"/>
-        <w:pageBreakBefore w:val="false"/>
-        <w:shd w:val="clear" w:fill="auto"/>
-        <w:ind w:firstLine="720" w:left="1440" w:right="0"/>
-        <w:rPr>
-          <w:rFonts w:ascii="Cambria" w:hAnsi="Cambria"/>
-        </w:rPr>
-      </w:pPr>
-      <w:r>
-        <w:rPr>
-          <w:rFonts w:eastAsia="Cambria" w:cs="Cambria" w:ascii="Cambria" w:hAnsi="Cambria"/>
-          <w:i/>
-          <w:sz w:val="20"/>
-          <w:szCs w:val="20"/>
-        </w:rPr>
-        <w:t>aggregation pheromone on Colorado Potato Beetle feeding</w:t>
-      </w:r>
-    </w:p>
-    <w:p>
-      <w:pPr>
-        <w:pStyle w:val="normal1"/>
-        <w:pageBreakBefore w:val="false"/>
-        <w:shd w:val="clear" w:fill="auto"/>
-        <w:ind w:hanging="0" w:left="0"/>
-        <w:rPr>
-          <w:rFonts w:ascii="Cambria" w:hAnsi="Cambria" w:eastAsia="Cambria" w:cs="Cambria"/>
-          <w:sz w:val="20"/>
-          <w:szCs w:val="20"/>
-        </w:rPr>
-      </w:pPr>
-      <w:r>
-        <w:rPr>
-          <w:rFonts w:eastAsia="Cambria" w:cs="Cambria" w:ascii="Cambria" w:hAnsi="Cambria"/>
-          <w:sz w:val="20"/>
-          <w:szCs w:val="20"/>
-        </w:rPr>
-      </w:r>
-    </w:p>
-    <w:p>
-      <w:pPr>
-        <w:pStyle w:val="normal1"/>
-        <w:pageBreakBefore w:val="false"/>
-        <w:shd w:val="clear" w:fill="auto"/>
-        <w:ind w:hanging="0" w:left="0"/>
+        <w:spacing w:lineRule="auto" w:line="240"/>
         <w:rPr>
           <w:rFonts w:ascii="Cambria" w:hAnsi="Cambria"/>
         </w:rPr>
@@ -929,23 +540,15 @@
           <w:sz w:val="24"/>
           <w:szCs w:val="24"/>
         </w:rPr>
-        <w:t>Research Interests</w:t>
-      </w:r>
-      <w:r>
-        <w:rPr>
-          <w:rFonts w:eastAsia="Cambria" w:cs="Cambria" w:ascii="Cambria" w:hAnsi="Cambria"/>
-          <w:b/>
-        </w:rPr>
-        <w:tab/>
-      </w:r>
-    </w:p>
-    <w:p>
-      <w:pPr>
-        <w:pStyle w:val="normal1"/>
+        <w:t>Education</w:t>
+      </w:r>
+    </w:p>
+    <w:p>
+      <w:pPr>
+        <w:pStyle w:val="Normal1"/>
         <w:pageBreakBefore w:val="false"/>
         <w:shd w:val="clear" w:fill="auto"/>
         <w:spacing w:lineRule="auto" w:line="120"/>
-        <w:ind w:hanging="0" w:left="0"/>
         <w:rPr>
           <w:rFonts w:ascii="Cambria" w:hAnsi="Cambria"/>
         </w:rPr>
@@ -956,9 +559,9 @@
           <mc:Choice Requires="wps">
             <w:drawing>
               <wp:inline distT="0" distB="0" distL="0" distR="0">
-                <wp:extent cx="5943600" cy="19050"/>
+                <wp:extent cx="5944235" cy="19685"/>
                 <wp:effectExtent l="0" t="0" r="0" b="0"/>
-                <wp:docPr id="4" name="Shape3"/>
+                <wp:docPr id="3" name="Shape3"/>
                 <a:graphic xmlns:a="http://schemas.openxmlformats.org/drawingml/2006/main">
                   <a:graphicData uri="http://schemas.microsoft.com/office/word/2010/wordprocessingShape">
                     <wps:wsp>
@@ -1008,86 +611,244 @@
     </w:p>
     <w:p>
       <w:pPr>
-        <w:pStyle w:val="normal1"/>
-        <w:pageBreakBefore w:val="false"/>
+        <w:pStyle w:val="Normal1"/>
         <w:shd w:val="clear" w:fill="auto"/>
-        <w:ind w:hanging="0" w:left="0"/>
-        <w:rPr>
-          <w:rFonts w:ascii="Cambria" w:hAnsi="Cambria"/>
-        </w:rPr>
-      </w:pPr>
-      <w:r>
-        <w:rPr>
-          <w:rFonts w:eastAsia="Cambria" w:cs="Cambria" w:ascii="Cambria" w:hAnsi="Cambria"/>
-          <w:sz w:val="20"/>
-          <w:szCs w:val="20"/>
-        </w:rPr>
-        <w:t>Insect chemical ecology &amp; behavior</w:t>
-      </w:r>
-    </w:p>
-    <w:p>
-      <w:pPr>
-        <w:pStyle w:val="normal1"/>
+        <w:ind w:left="0" w:hanging="0"/>
+        <w:rPr>
+          <w:rFonts w:ascii="Cambria" w:hAnsi="Cambria"/>
+        </w:rPr>
+      </w:pPr>
+      <w:r>
+        <w:rPr>
+          <w:rFonts w:eastAsia="Cambria" w:cs="Cambria" w:ascii="Cambria" w:hAnsi="Cambria"/>
+          <w:b/>
+          <w:sz w:val="20"/>
+          <w:szCs w:val="20"/>
+        </w:rPr>
+        <w:t>2019 - 2025:</w:t>
+        <w:tab/>
+        <w:tab/>
+      </w:r>
+      <w:r>
+        <w:rPr>
+          <w:rFonts w:eastAsia="Cambria" w:cs="Cambria" w:ascii="Cambria" w:hAnsi="Cambria"/>
+          <w:sz w:val="20"/>
+          <w:szCs w:val="20"/>
+        </w:rPr>
+        <w:t xml:space="preserve">Ph.D; University of Nevada, Reno; Ecology, Evolution, and Conservation Biology, </w:t>
+      </w:r>
+    </w:p>
+    <w:p>
+      <w:pPr>
+        <w:pStyle w:val="Normal1"/>
         <w:pageBreakBefore w:val="false"/>
         <w:shd w:val="clear" w:fill="auto"/>
-        <w:ind w:hanging="0" w:left="0"/>
-        <w:rPr>
-          <w:rFonts w:ascii="Cambria" w:hAnsi="Cambria"/>
-        </w:rPr>
-      </w:pPr>
-      <w:r>
-        <w:rPr>
-          <w:rFonts w:eastAsia="Cambria" w:cs="Cambria" w:ascii="Cambria" w:hAnsi="Cambria"/>
-          <w:sz w:val="20"/>
-          <w:szCs w:val="20"/>
-        </w:rPr>
-        <w:t>Plant-insect interactions &amp; Pollination ecology</w:t>
-      </w:r>
-    </w:p>
-    <w:p>
-      <w:pPr>
-        <w:pStyle w:val="normal1"/>
-        <w:pageBreakBefore w:val="false"/>
+        <w:ind w:left="1440" w:firstLine="720"/>
+        <w:rPr>
+          <w:rFonts w:ascii="Cambria" w:hAnsi="Cambria"/>
+        </w:rPr>
+      </w:pPr>
+      <w:r>
+        <w:rPr>
+          <w:rFonts w:eastAsia="Cambria" w:cs="Cambria" w:ascii="Cambria" w:hAnsi="Cambria"/>
+          <w:sz w:val="20"/>
+          <w:szCs w:val="20"/>
+        </w:rPr>
+        <w:t>Department of Biology</w:t>
+      </w:r>
+    </w:p>
+    <w:p>
+      <w:pPr>
+        <w:pStyle w:val="Normal1"/>
         <w:shd w:val="clear" w:fill="auto"/>
-        <w:ind w:hanging="0" w:left="0"/>
-        <w:rPr>
-          <w:rFonts w:ascii="Cambria" w:hAnsi="Cambria"/>
-        </w:rPr>
-      </w:pPr>
-      <w:r>
-        <w:rPr>
-          <w:rFonts w:eastAsia="Cambria" w:cs="Cambria" w:ascii="Cambria" w:hAnsi="Cambria"/>
-          <w:sz w:val="20"/>
-          <w:szCs w:val="20"/>
-        </w:rPr>
-        <w:t xml:space="preserve">Computer vision &amp; automated insect surveying </w:t>
-      </w:r>
-    </w:p>
-    <w:p>
-      <w:pPr>
-        <w:pStyle w:val="normal1"/>
+        <w:ind w:left="1440" w:firstLine="720"/>
+        <w:rPr>
+          <w:rFonts w:ascii="Cambria" w:hAnsi="Cambria"/>
+        </w:rPr>
+      </w:pPr>
+      <w:r>
+        <w:rPr>
+          <w:rFonts w:eastAsia="Cambria" w:cs="Cambria" w:ascii="Cambria" w:hAnsi="Cambria"/>
+          <w:sz w:val="20"/>
+          <w:szCs w:val="20"/>
+        </w:rPr>
+        <w:t>Advisor: Dr. Lora Richards</w:t>
+      </w:r>
+    </w:p>
+    <w:p>
+      <w:pPr>
+        <w:pStyle w:val="Normal1"/>
         <w:pageBreakBefore w:val="false"/>
         <w:shd w:val="clear" w:fill="auto"/>
-        <w:ind w:hanging="0" w:left="720"/>
-        <w:rPr>
-          <w:rFonts w:ascii="Cambria" w:hAnsi="Cambria"/>
-        </w:rPr>
-      </w:pPr>
-      <w:r>
-        <w:rPr>
-          <w:rFonts w:eastAsia="Cambria" w:cs="Cambria" w:ascii="Cambria" w:hAnsi="Cambria"/>
-          <w:sz w:val="20"/>
-          <w:szCs w:val="20"/>
-        </w:rPr>
-        <w:tab/>
-      </w:r>
-    </w:p>
-    <w:p>
-      <w:pPr>
-        <w:pStyle w:val="normal1"/>
-        <w:pageBreakBefore w:val="false"/>
+        <w:ind w:left="1440" w:firstLine="720"/>
+        <w:rPr>
+          <w:rFonts w:ascii="Cambria" w:hAnsi="Cambria"/>
+        </w:rPr>
+      </w:pPr>
+      <w:r>
+        <w:rPr>
+          <w:rFonts w:eastAsia="Cambria" w:cs="Cambria" w:ascii="Cambria" w:hAnsi="Cambria"/>
+          <w:sz w:val="20"/>
+          <w:szCs w:val="20"/>
+        </w:rPr>
+        <w:t>Thesis:</w:t>
+      </w:r>
+      <w:r>
+        <w:rPr>
+          <w:rFonts w:eastAsia="Cambria" w:cs="Cambria" w:ascii="Cambria" w:hAnsi="Cambria"/>
+          <w:i/>
+          <w:sz w:val="20"/>
+          <w:szCs w:val="20"/>
+        </w:rPr>
+        <w:t xml:space="preserve"> "Pheromones, nectar, and computer vision: investigating large-scale </w:t>
+      </w:r>
+    </w:p>
+    <w:p>
+      <w:pPr>
+        <w:pStyle w:val="Normal1"/>
         <w:shd w:val="clear" w:fill="auto"/>
-        <w:ind w:hanging="0" w:left="0"/>
+        <w:ind w:left="1440" w:firstLine="720"/>
+        <w:rPr>
+          <w:rFonts w:ascii="Cambria" w:hAnsi="Cambria"/>
+        </w:rPr>
+      </w:pPr>
+      <w:r>
+        <w:rPr>
+          <w:rFonts w:eastAsia="Cambria" w:cs="Cambria" w:ascii="Cambria" w:hAnsi="Cambria"/>
+          <w:i/>
+          <w:sz w:val="20"/>
+          <w:szCs w:val="20"/>
+        </w:rPr>
+        <w:t xml:space="preserve">patterns of chemodiversity. </w:t>
+      </w:r>
+    </w:p>
+    <w:p>
+      <w:pPr>
+        <w:pStyle w:val="Normal1"/>
+        <w:pageBreakBefore w:val="false"/>
+        <w:shd w:val="clear" w:fill="auto"/>
+        <w:ind w:left="1440" w:firstLine="720"/>
+        <w:rPr>
+          <w:rFonts w:ascii="Cambria" w:hAnsi="Cambria" w:eastAsia="Cambria" w:cs="Cambria"/>
+          <w:sz w:val="20"/>
+          <w:szCs w:val="20"/>
+        </w:rPr>
+      </w:pPr>
+      <w:r>
+        <w:rPr>
+          <w:rFonts w:eastAsia="Cambria" w:cs="Cambria" w:ascii="Cambria" w:hAnsi="Cambria"/>
+          <w:sz w:val="20"/>
+          <w:szCs w:val="20"/>
+        </w:rPr>
+      </w:r>
+    </w:p>
+    <w:p>
+      <w:pPr>
+        <w:pStyle w:val="Normal1"/>
+        <w:pageBreakBefore w:val="false"/>
+        <w:shd w:val="clear" w:fill="auto"/>
+        <w:ind w:left="0" w:right="0" w:hanging="0"/>
+        <w:rPr>
+          <w:rFonts w:ascii="Cambria" w:hAnsi="Cambria"/>
+        </w:rPr>
+      </w:pPr>
+      <w:r>
+        <w:rPr>
+          <w:rFonts w:eastAsia="Cambria" w:cs="Cambria" w:ascii="Cambria" w:hAnsi="Cambria"/>
+          <w:b/>
+          <w:sz w:val="20"/>
+          <w:szCs w:val="20"/>
+        </w:rPr>
+        <w:t>2015 - 2019:</w:t>
+      </w:r>
+      <w:r>
+        <w:rPr>
+          <w:rFonts w:eastAsia="Cambria" w:cs="Cambria" w:ascii="Cambria" w:hAnsi="Cambria"/>
+          <w:sz w:val="20"/>
+          <w:szCs w:val="20"/>
+        </w:rPr>
+        <w:t xml:space="preserve">     </w:t>
+        <w:tab/>
+        <w:tab/>
+        <w:t>B.S; Cornell University; Entomology with distinction in research, Cum Laude.</w:t>
+      </w:r>
+    </w:p>
+    <w:p>
+      <w:pPr>
+        <w:pStyle w:val="Normal1"/>
+        <w:pageBreakBefore w:val="false"/>
+        <w:shd w:val="clear" w:fill="auto"/>
+        <w:ind w:left="720" w:right="0" w:hanging="0"/>
+        <w:rPr>
+          <w:rFonts w:ascii="Cambria" w:hAnsi="Cambria"/>
+        </w:rPr>
+      </w:pPr>
+      <w:r>
+        <w:rPr>
+          <w:rFonts w:eastAsia="Cambria" w:cs="Cambria" w:ascii="Cambria" w:hAnsi="Cambria"/>
+          <w:sz w:val="20"/>
+          <w:szCs w:val="20"/>
+        </w:rPr>
+        <w:tab/>
+        <w:tab/>
+        <w:t xml:space="preserve">Senior honors thesis: </w:t>
+      </w:r>
+      <w:r>
+        <w:rPr>
+          <w:rFonts w:eastAsia="Cambria" w:cs="Cambria" w:ascii="Cambria" w:hAnsi="Cambria"/>
+          <w:i/>
+          <w:sz w:val="20"/>
+          <w:szCs w:val="20"/>
+        </w:rPr>
+        <w:t xml:space="preserve">Bioactive components of a predaceous stink bug </w:t>
+      </w:r>
+    </w:p>
+    <w:p>
+      <w:pPr>
+        <w:pStyle w:val="Normal1"/>
+        <w:pageBreakBefore w:val="false"/>
+        <w:shd w:val="clear" w:fill="auto"/>
+        <w:ind w:left="1440" w:right="0" w:firstLine="720"/>
+        <w:rPr>
+          <w:rFonts w:ascii="Cambria" w:hAnsi="Cambria"/>
+        </w:rPr>
+      </w:pPr>
+      <w:r>
+        <w:rPr>
+          <w:rFonts w:eastAsia="Cambria" w:cs="Cambria" w:ascii="Cambria" w:hAnsi="Cambria"/>
+          <w:i/>
+          <w:sz w:val="20"/>
+          <w:szCs w:val="20"/>
+        </w:rPr>
+        <w:t>aggregation pheromone on Colorado Potato Beetle feeding</w:t>
+      </w:r>
+    </w:p>
+    <w:p>
+      <w:pPr>
+        <w:pStyle w:val="Normal1"/>
+        <w:pageBreakBefore w:val="false"/>
+        <w:shd w:val="clear" w:fill="auto"/>
+        <w:ind w:left="0" w:hanging="0"/>
+        <w:rPr>
+          <w:rFonts w:ascii="Cambria" w:hAnsi="Cambria" w:eastAsia="Cambria" w:cs="Cambria"/>
+          <w:sz w:val="20"/>
+          <w:szCs w:val="20"/>
+        </w:rPr>
+      </w:pPr>
+      <w:r>
+        <w:rPr>
+          <w:rFonts w:eastAsia="Cambria" w:cs="Cambria" w:ascii="Cambria" w:hAnsi="Cambria"/>
+          <w:sz w:val="20"/>
+          <w:szCs w:val="20"/>
+        </w:rPr>
+      </w:r>
+    </w:p>
+    <w:p>
+      <w:pPr>
+        <w:pStyle w:val="Normal1"/>
+        <w:pageBreakBefore w:val="false"/>
+        <w:shd w:val="clear" w:fill="auto"/>
+        <w:ind w:left="0" w:hanging="0"/>
         <w:rPr>
           <w:rFonts w:ascii="Cambria" w:hAnsi="Cambria"/>
         </w:rPr>
@@ -1099,16 +860,23 @@
           <w:sz w:val="24"/>
           <w:szCs w:val="24"/>
         </w:rPr>
-        <w:t>Research Skills</w:t>
-      </w:r>
-    </w:p>
-    <w:p>
-      <w:pPr>
-        <w:pStyle w:val="normal1"/>
+        <w:t>Research Interests</w:t>
+      </w:r>
+      <w:r>
+        <w:rPr>
+          <w:rFonts w:eastAsia="Cambria" w:cs="Cambria" w:ascii="Cambria" w:hAnsi="Cambria"/>
+          <w:b/>
+        </w:rPr>
+        <w:tab/>
+      </w:r>
+    </w:p>
+    <w:p>
+      <w:pPr>
+        <w:pStyle w:val="Normal1"/>
         <w:pageBreakBefore w:val="false"/>
         <w:shd w:val="clear" w:fill="auto"/>
         <w:spacing w:lineRule="auto" w:line="120"/>
-        <w:ind w:hanging="0" w:left="0"/>
+        <w:ind w:left="0" w:hanging="0"/>
         <w:rPr>
           <w:rFonts w:ascii="Cambria" w:hAnsi="Cambria"/>
         </w:rPr>
@@ -1119,9 +887,9 @@
           <mc:Choice Requires="wps">
             <w:drawing>
               <wp:inline distT="0" distB="0" distL="0" distR="0">
-                <wp:extent cx="5943600" cy="19050"/>
+                <wp:extent cx="5944235" cy="19685"/>
                 <wp:effectExtent l="0" t="0" r="0" b="0"/>
-                <wp:docPr id="5" name="Shape4"/>
+                <wp:docPr id="4" name="Shape4"/>
                 <a:graphic xmlns:a="http://schemas.openxmlformats.org/drawingml/2006/main">
                   <a:graphicData uri="http://schemas.microsoft.com/office/word/2010/wordprocessingShape">
                     <wps:wsp>
@@ -1171,330 +939,86 @@
     </w:p>
     <w:p>
       <w:pPr>
-        <w:pStyle w:val="normal1"/>
+        <w:pStyle w:val="Normal1"/>
         <w:pageBreakBefore w:val="false"/>
         <w:shd w:val="clear" w:fill="auto"/>
-        <w:ind w:hanging="0" w:left="0"/>
-        <w:rPr>
-          <w:rFonts w:ascii="Cambria" w:hAnsi="Cambria"/>
-        </w:rPr>
-      </w:pPr>
-      <w:r>
-        <w:rPr>
-          <w:rFonts w:eastAsia="Cambria" w:cs="Cambria" w:ascii="Cambria" w:hAnsi="Cambria"/>
-          <w:b/>
-          <w:sz w:val="20"/>
-          <w:szCs w:val="20"/>
-        </w:rPr>
-        <w:t>Technical skills:</w:t>
-      </w:r>
-      <w:r>
-        <w:rPr>
-          <w:rFonts w:eastAsia="Cambria" w:cs="Cambria" w:ascii="Cambria" w:hAnsi="Cambria"/>
-          <w:sz w:val="20"/>
-          <w:szCs w:val="20"/>
-        </w:rPr>
-        <w:tab/>
-        <w:t>Wet lab, dry lab, &amp; field research, experimental design</w:t>
-      </w:r>
-    </w:p>
-    <w:p>
-      <w:pPr>
-        <w:pStyle w:val="normal1"/>
-        <w:ind w:firstLine="720" w:left="1440"/>
-        <w:rPr>
-          <w:rFonts w:ascii="Cambria" w:hAnsi="Cambria"/>
-        </w:rPr>
-      </w:pPr>
-      <w:r>
-        <w:rPr>
-          <w:rFonts w:eastAsia="Cambria" w:cs="Cambria" w:ascii="Cambria" w:hAnsi="Cambria"/>
-          <w:sz w:val="20"/>
-          <w:szCs w:val="20"/>
-        </w:rPr>
-        <w:t>insect and plant rearing, insect behavioral assays in field and lab</w:t>
-      </w:r>
-    </w:p>
-    <w:p>
-      <w:pPr>
-        <w:pStyle w:val="normal1"/>
+        <w:ind w:left="0" w:hanging="0"/>
+        <w:rPr>
+          <w:rFonts w:ascii="Cambria" w:hAnsi="Cambria"/>
+        </w:rPr>
+      </w:pPr>
+      <w:r>
+        <w:rPr>
+          <w:rFonts w:eastAsia="Cambria" w:cs="Cambria" w:ascii="Cambria" w:hAnsi="Cambria"/>
+          <w:sz w:val="20"/>
+          <w:szCs w:val="20"/>
+        </w:rPr>
+        <w:t>Insect chemical ecology &amp; behavior</w:t>
+      </w:r>
+    </w:p>
+    <w:p>
+      <w:pPr>
+        <w:pStyle w:val="Normal1"/>
         <w:pageBreakBefore w:val="false"/>
         <w:shd w:val="clear" w:fill="auto"/>
-        <w:ind w:firstLine="720" w:left="1440"/>
-        <w:rPr>
-          <w:rFonts w:ascii="Cambria" w:hAnsi="Cambria"/>
-        </w:rPr>
-      </w:pPr>
-      <w:r>
-        <w:rPr>
-          <w:rFonts w:eastAsia="Cambria" w:cs="Cambria" w:ascii="Cambria" w:hAnsi="Cambria"/>
-          <w:sz w:val="20"/>
-          <w:szCs w:val="20"/>
-        </w:rPr>
-        <w:t>insect dissection, vivisection, identification and preservation,</w:t>
-      </w:r>
-    </w:p>
-    <w:p>
-      <w:pPr>
-        <w:pStyle w:val="normal1"/>
+        <w:ind w:left="0" w:hanging="0"/>
+        <w:rPr>
+          <w:rFonts w:ascii="Cambria" w:hAnsi="Cambria"/>
+        </w:rPr>
+      </w:pPr>
+      <w:r>
+        <w:rPr>
+          <w:rFonts w:eastAsia="Cambria" w:cs="Cambria" w:ascii="Cambria" w:hAnsi="Cambria"/>
+          <w:sz w:val="20"/>
+          <w:szCs w:val="20"/>
+        </w:rPr>
+        <w:t>Plant-insect interactions &amp; Pollination ecology</w:t>
+      </w:r>
+    </w:p>
+    <w:p>
+      <w:pPr>
+        <w:pStyle w:val="Normal1"/>
         <w:pageBreakBefore w:val="false"/>
         <w:shd w:val="clear" w:fill="auto"/>
-        <w:ind w:hanging="0" w:left="0"/>
-        <w:rPr>
-          <w:rFonts w:ascii="Cambria" w:hAnsi="Cambria"/>
-        </w:rPr>
-      </w:pPr>
-      <w:r>
-        <w:rPr>
-          <w:rFonts w:eastAsia="Cambria" w:cs="Cambria" w:ascii="Cambria" w:hAnsi="Cambria"/>
-          <w:sz w:val="20"/>
-          <w:szCs w:val="20"/>
-        </w:rPr>
-        <w:tab/>
-        <w:tab/>
-        <w:tab/>
-        <w:t xml:space="preserve">analytical chemistry &amp; LC-MS </w:t>
-      </w:r>
-    </w:p>
-    <w:p>
-      <w:pPr>
-        <w:pStyle w:val="normal1"/>
+        <w:ind w:left="0" w:hanging="0"/>
+        <w:rPr>
+          <w:rFonts w:ascii="Cambria" w:hAnsi="Cambria"/>
+        </w:rPr>
+      </w:pPr>
+      <w:r>
+        <w:rPr>
+          <w:rFonts w:eastAsia="Cambria" w:cs="Cambria" w:ascii="Cambria" w:hAnsi="Cambria"/>
+          <w:sz w:val="20"/>
+          <w:szCs w:val="20"/>
+        </w:rPr>
+        <w:t xml:space="preserve">Computer vision &amp; automated insect surveying </w:t>
+      </w:r>
+    </w:p>
+    <w:p>
+      <w:pPr>
+        <w:pStyle w:val="Normal1"/>
         <w:pageBreakBefore w:val="false"/>
         <w:shd w:val="clear" w:fill="auto"/>
-        <w:ind w:hanging="0" w:left="0"/>
-        <w:rPr>
-          <w:rFonts w:ascii="Cambria" w:hAnsi="Cambria" w:eastAsia="Cambria" w:cs="Cambria"/>
-          <w:sz w:val="20"/>
-          <w:szCs w:val="20"/>
-        </w:rPr>
-      </w:pPr>
-      <w:r>
-        <w:rPr>
-          <w:rFonts w:eastAsia="Cambria" w:cs="Cambria" w:ascii="Cambria" w:hAnsi="Cambria"/>
-          <w:sz w:val="20"/>
-          <w:szCs w:val="20"/>
-        </w:rPr>
-      </w:r>
-    </w:p>
-    <w:p>
-      <w:pPr>
-        <w:pStyle w:val="normal1"/>
+        <w:ind w:left="720" w:hanging="0"/>
+        <w:rPr>
+          <w:rFonts w:ascii="Cambria" w:hAnsi="Cambria"/>
+        </w:rPr>
+      </w:pPr>
+      <w:r>
+        <w:rPr>
+          <w:rFonts w:eastAsia="Cambria" w:cs="Cambria" w:ascii="Cambria" w:hAnsi="Cambria"/>
+          <w:sz w:val="20"/>
+          <w:szCs w:val="20"/>
+        </w:rPr>
+        <w:tab/>
+      </w:r>
+    </w:p>
+    <w:p>
+      <w:pPr>
+        <w:pStyle w:val="Normal1"/>
+        <w:pageBreakBefore w:val="false"/>
         <w:shd w:val="clear" w:fill="auto"/>
-        <w:ind w:hanging="0" w:left="0"/>
-        <w:rPr>
-          <w:rFonts w:ascii="Cambria" w:hAnsi="Cambria" w:eastAsia="Cambria" w:cs="Cambria"/>
-          <w:sz w:val="20"/>
-          <w:szCs w:val="20"/>
-        </w:rPr>
-      </w:pPr>
-      <w:r>
-        <w:rPr>
-          <w:rFonts w:eastAsia="Cambria" w:cs="Cambria" w:ascii="Cambria" w:hAnsi="Cambria"/>
-          <w:sz w:val="20"/>
-          <w:szCs w:val="20"/>
-        </w:rPr>
-      </w:r>
-    </w:p>
-    <w:p>
-      <w:pPr>
-        <w:pStyle w:val="normal1"/>
-        <w:shd w:val="clear" w:fill="auto"/>
-        <w:ind w:hanging="0" w:left="0"/>
-        <w:rPr>
-          <w:rFonts w:ascii="Cambria" w:hAnsi="Cambria" w:eastAsia="Cambria" w:cs="Cambria"/>
-          <w:sz w:val="20"/>
-          <w:szCs w:val="20"/>
-        </w:rPr>
-      </w:pPr>
-      <w:r>
-        <w:rPr>
-          <w:rFonts w:eastAsia="Cambria" w:cs="Cambria" w:ascii="Cambria" w:hAnsi="Cambria"/>
-          <w:sz w:val="20"/>
-          <w:szCs w:val="20"/>
-        </w:rPr>
-      </w:r>
-    </w:p>
-    <w:p>
-      <w:pPr>
-        <w:pStyle w:val="normal1"/>
-        <w:pageBreakBefore w:val="false"/>
-        <w:shd w:val="clear" w:fill="auto"/>
-        <w:ind w:hanging="0" w:left="0"/>
-        <w:rPr>
-          <w:rFonts w:ascii="Cambria" w:hAnsi="Cambria"/>
-        </w:rPr>
-      </w:pPr>
-      <w:r>
-        <w:rPr>
-          <w:rFonts w:eastAsia="Cambria" w:cs="Cambria" w:ascii="Cambria" w:hAnsi="Cambria"/>
-          <w:b/>
-          <w:sz w:val="20"/>
-          <w:szCs w:val="20"/>
-        </w:rPr>
-        <w:t>Computer skills:</w:t>
-      </w:r>
-      <w:r>
-        <w:rPr>
-          <w:rFonts w:eastAsia="Cambria" w:cs="Cambria" w:ascii="Cambria" w:hAnsi="Cambria"/>
-          <w:sz w:val="20"/>
-          <w:szCs w:val="20"/>
-        </w:rPr>
-        <w:tab/>
-        <w:t>Fluency in R, Python, JAGS, GLSL, and GDscript</w:t>
-      </w:r>
-    </w:p>
-    <w:p>
-      <w:pPr>
-        <w:pStyle w:val="normal1"/>
-        <w:pageBreakBefore w:val="false"/>
-        <w:shd w:val="clear" w:fill="auto"/>
-        <w:ind w:hanging="0" w:left="0"/>
-        <w:rPr>
-          <w:rFonts w:ascii="Cambria" w:hAnsi="Cambria"/>
-        </w:rPr>
-      </w:pPr>
-      <w:r>
-        <w:rPr>
-          <w:rFonts w:eastAsia="Cambria" w:cs="Cambria" w:ascii="Cambria" w:hAnsi="Cambria"/>
-          <w:sz w:val="20"/>
-          <w:szCs w:val="20"/>
-        </w:rPr>
-        <w:tab/>
-        <w:tab/>
-        <w:tab/>
-        <w:t>Machine learning and computer vision algorithms using Pytorch</w:t>
-      </w:r>
-    </w:p>
-    <w:p>
-      <w:pPr>
-        <w:pStyle w:val="normal1"/>
-        <w:pageBreakBefore w:val="false"/>
-        <w:shd w:val="clear" w:fill="auto"/>
-        <w:ind w:hanging="0" w:left="0"/>
-        <w:rPr>
-          <w:rFonts w:ascii="Cambria" w:hAnsi="Cambria"/>
-        </w:rPr>
-      </w:pPr>
-      <w:r>
-        <w:rPr>
-          <w:rFonts w:eastAsia="Cambria" w:cs="Cambria" w:ascii="Cambria" w:hAnsi="Cambria"/>
-          <w:sz w:val="20"/>
-          <w:szCs w:val="20"/>
-        </w:rPr>
-        <w:tab/>
-        <w:tab/>
-        <w:tab/>
-        <w:t>Video analysis using B.O.R.I.S. software</w:t>
-      </w:r>
-    </w:p>
-    <w:p>
-      <w:pPr>
-        <w:pStyle w:val="normal1"/>
-        <w:pageBreakBefore w:val="false"/>
-        <w:ind w:firstLine="720" w:left="1440"/>
-        <w:rPr>
-          <w:rFonts w:ascii="Cambria" w:hAnsi="Cambria"/>
-        </w:rPr>
-      </w:pPr>
-      <w:r>
-        <w:rPr>
-          <w:rFonts w:eastAsia="Cambria" w:cs="Cambria" w:ascii="Cambria" w:hAnsi="Cambria"/>
-          <w:sz w:val="20"/>
-          <w:szCs w:val="20"/>
-        </w:rPr>
-        <w:t>Image analysis using M.I.P.A.R., ImageJ, and opencv software</w:t>
-      </w:r>
-    </w:p>
-    <w:p>
-      <w:pPr>
-        <w:pStyle w:val="normal1"/>
-        <w:pageBreakBefore w:val="false"/>
-        <w:ind w:firstLine="720" w:left="1440"/>
-        <w:rPr>
-          <w:rFonts w:ascii="Cambria" w:hAnsi="Cambria"/>
-        </w:rPr>
-      </w:pPr>
-      <w:r>
-        <w:rPr>
-          <w:rFonts w:eastAsia="Cambria" w:cs="Cambria" w:ascii="Cambria" w:hAnsi="Cambria"/>
-          <w:sz w:val="20"/>
-          <w:szCs w:val="20"/>
-        </w:rPr>
-        <w:t>Chemical analysis with Agilent MassHunter, XCMS and GNPS2</w:t>
-      </w:r>
-    </w:p>
-    <w:p>
-      <w:pPr>
-        <w:pStyle w:val="normal1"/>
-        <w:pageBreakBefore w:val="false"/>
-        <w:ind w:firstLine="720" w:left="1440"/>
-        <w:rPr>
-          <w:rFonts w:ascii="Cambria" w:hAnsi="Cambria" w:eastAsia="Cambria" w:cs="Cambria"/>
-          <w:sz w:val="20"/>
-          <w:szCs w:val="20"/>
-        </w:rPr>
-      </w:pPr>
-      <w:r>
-        <w:rPr>
-          <w:rFonts w:eastAsia="Cambria" w:cs="Cambria" w:ascii="Cambria" w:hAnsi="Cambria"/>
-          <w:sz w:val="20"/>
-          <w:szCs w:val="20"/>
-        </w:rPr>
-      </w:r>
-    </w:p>
-    <w:p>
-      <w:pPr>
-        <w:pStyle w:val="normal1"/>
-        <w:pageBreakBefore w:val="false"/>
-        <w:shd w:val="clear" w:fill="auto"/>
-        <w:ind w:hanging="0" w:left="0"/>
-        <w:rPr>
-          <w:rFonts w:ascii="Cambria" w:hAnsi="Cambria"/>
-        </w:rPr>
-      </w:pPr>
-      <w:r>
-        <w:rPr>
-          <w:rFonts w:eastAsia="Cambria" w:cs="Cambria" w:ascii="Cambria" w:hAnsi="Cambria"/>
-          <w:b/>
-          <w:sz w:val="20"/>
-          <w:szCs w:val="20"/>
-        </w:rPr>
-        <w:t>Statistical skills:</w:t>
-      </w:r>
-      <w:r>
-        <w:rPr>
-          <w:rFonts w:eastAsia="Cambria" w:cs="Cambria" w:ascii="Cambria" w:hAnsi="Cambria"/>
-          <w:sz w:val="20"/>
-          <w:szCs w:val="20"/>
-        </w:rPr>
-        <w:tab/>
-        <w:t>Quantitative analysis using Frequentist and Bayseian methods</w:t>
-      </w:r>
-    </w:p>
-    <w:p>
-      <w:pPr>
-        <w:pStyle w:val="normal1"/>
-        <w:pageBreakBefore w:val="false"/>
-        <w:shd w:val="clear" w:fill="auto"/>
-        <w:ind w:hanging="0" w:left="1440"/>
-        <w:rPr>
-          <w:rFonts w:ascii="Cambria" w:hAnsi="Cambria" w:eastAsia="Cambria" w:cs="Cambria"/>
-          <w:sz w:val="20"/>
-          <w:szCs w:val="20"/>
-        </w:rPr>
-      </w:pPr>
-      <w:r>
-        <w:rPr>
-          <w:rFonts w:eastAsia="Cambria" w:cs="Cambria" w:ascii="Cambria" w:hAnsi="Cambria"/>
-          <w:sz w:val="20"/>
-          <w:szCs w:val="20"/>
-        </w:rPr>
-      </w:r>
-    </w:p>
-    <w:p>
-      <w:pPr>
-        <w:pStyle w:val="normal1"/>
-        <w:pageBreakBefore w:val="false"/>
+        <w:ind w:left="0" w:hanging="0"/>
         <w:rPr>
           <w:rFonts w:ascii="Cambria" w:hAnsi="Cambria"/>
         </w:rPr>
@@ -1506,14 +1030,16 @@
           <w:sz w:val="24"/>
           <w:szCs w:val="24"/>
         </w:rPr>
-        <w:t>Publications and Presentations</w:t>
-      </w:r>
-    </w:p>
-    <w:p>
-      <w:pPr>
-        <w:pStyle w:val="normal1"/>
-        <w:pageBreakBefore w:val="false"/>
+        <w:t>Research Skills</w:t>
+      </w:r>
+    </w:p>
+    <w:p>
+      <w:pPr>
+        <w:pStyle w:val="Normal1"/>
+        <w:pageBreakBefore w:val="false"/>
+        <w:shd w:val="clear" w:fill="auto"/>
         <w:spacing w:lineRule="auto" w:line="120"/>
+        <w:ind w:left="0" w:hanging="0"/>
         <w:rPr>
           <w:rFonts w:ascii="Cambria" w:hAnsi="Cambria"/>
         </w:rPr>
@@ -1524,9 +1050,9 @@
           <mc:Choice Requires="wps">
             <w:drawing>
               <wp:inline distT="0" distB="0" distL="0" distR="0">
-                <wp:extent cx="5943600" cy="19050"/>
+                <wp:extent cx="5944235" cy="19685"/>
                 <wp:effectExtent l="0" t="0" r="0" b="0"/>
-                <wp:docPr id="6" name="Shape5"/>
+                <wp:docPr id="5" name="Shape5"/>
                 <a:graphic xmlns:a="http://schemas.openxmlformats.org/drawingml/2006/main">
                   <a:graphicData uri="http://schemas.microsoft.com/office/word/2010/wordprocessingShape">
                     <wps:wsp>
@@ -1576,9 +1102,97 @@
     </w:p>
     <w:p>
       <w:pPr>
-        <w:pStyle w:val="normal1"/>
-        <w:pageBreakBefore w:val="false"/>
-        <w:ind w:hanging="0" w:left="0"/>
+        <w:pStyle w:val="Normal1"/>
+        <w:pageBreakBefore w:val="false"/>
+        <w:shd w:val="clear" w:fill="auto"/>
+        <w:ind w:left="0" w:hanging="0"/>
+        <w:rPr>
+          <w:rFonts w:ascii="Cambria" w:hAnsi="Cambria"/>
+        </w:rPr>
+      </w:pPr>
+      <w:r>
+        <w:rPr>
+          <w:rFonts w:eastAsia="Cambria" w:cs="Cambria" w:ascii="Cambria" w:hAnsi="Cambria"/>
+          <w:b/>
+          <w:sz w:val="20"/>
+          <w:szCs w:val="20"/>
+        </w:rPr>
+        <w:t>Technical skills:</w:t>
+      </w:r>
+      <w:r>
+        <w:rPr>
+          <w:rFonts w:eastAsia="Cambria" w:cs="Cambria" w:ascii="Cambria" w:hAnsi="Cambria"/>
+          <w:sz w:val="20"/>
+          <w:szCs w:val="20"/>
+        </w:rPr>
+        <w:tab/>
+        <w:t>Wet lab, dry lab, &amp; field research, experimental design</w:t>
+      </w:r>
+    </w:p>
+    <w:p>
+      <w:pPr>
+        <w:pStyle w:val="Normal1"/>
+        <w:ind w:left="1440" w:firstLine="720"/>
+        <w:rPr>
+          <w:rFonts w:ascii="Cambria" w:hAnsi="Cambria"/>
+        </w:rPr>
+      </w:pPr>
+      <w:r>
+        <w:rPr>
+          <w:rFonts w:eastAsia="Cambria" w:cs="Cambria" w:ascii="Cambria" w:hAnsi="Cambria"/>
+          <w:sz w:val="20"/>
+          <w:szCs w:val="20"/>
+        </w:rPr>
+        <w:t>insect and plant rearing, insect behavioral assays in field and lab</w:t>
+      </w:r>
+    </w:p>
+    <w:p>
+      <w:pPr>
+        <w:pStyle w:val="Normal1"/>
+        <w:pageBreakBefore w:val="false"/>
+        <w:shd w:val="clear" w:fill="auto"/>
+        <w:ind w:left="1440" w:firstLine="720"/>
+        <w:rPr>
+          <w:rFonts w:ascii="Cambria" w:hAnsi="Cambria"/>
+        </w:rPr>
+      </w:pPr>
+      <w:r>
+        <w:rPr>
+          <w:rFonts w:eastAsia="Cambria" w:cs="Cambria" w:ascii="Cambria" w:hAnsi="Cambria"/>
+          <w:sz w:val="20"/>
+          <w:szCs w:val="20"/>
+        </w:rPr>
+        <w:t>insect dissection, vivisection, identification and preservation,</w:t>
+      </w:r>
+    </w:p>
+    <w:p>
+      <w:pPr>
+        <w:pStyle w:val="Normal1"/>
+        <w:pageBreakBefore w:val="false"/>
+        <w:shd w:val="clear" w:fill="auto"/>
+        <w:ind w:left="0" w:hanging="0"/>
+        <w:rPr>
+          <w:rFonts w:ascii="Cambria" w:hAnsi="Cambria"/>
+        </w:rPr>
+      </w:pPr>
+      <w:r>
+        <w:rPr>
+          <w:rFonts w:eastAsia="Cambria" w:cs="Cambria" w:ascii="Cambria" w:hAnsi="Cambria"/>
+          <w:sz w:val="20"/>
+          <w:szCs w:val="20"/>
+        </w:rPr>
+        <w:tab/>
+        <w:tab/>
+        <w:tab/>
+        <w:t xml:space="preserve">analytical chemistry &amp; LC-MS </w:t>
+      </w:r>
+    </w:p>
+    <w:p>
+      <w:pPr>
+        <w:pStyle w:val="Normal1"/>
+        <w:pageBreakBefore w:val="false"/>
+        <w:shd w:val="clear" w:fill="auto"/>
+        <w:ind w:left="0" w:hanging="0"/>
         <w:rPr>
           <w:rFonts w:ascii="Cambria" w:hAnsi="Cambria" w:eastAsia="Cambria" w:cs="Cambria"/>
           <w:sz w:val="20"/>
@@ -1595,429 +1209,9 @@
     </w:p>
     <w:p>
       <w:pPr>
-        <w:pStyle w:val="normal1"/>
-        <w:rPr/>
-      </w:pPr>
-      <w:r>
-        <w:rPr>
-          <w:rFonts w:eastAsia="Cambria" w:cs="Cambria" w:ascii="Cambria" w:hAnsi="Cambria"/>
-          <w:b w:val="false"/>
-          <w:bCs w:val="false"/>
-          <w:sz w:val="20"/>
-          <w:szCs w:val="20"/>
-        </w:rPr>
-        <w:t xml:space="preserve">L. Martinez, N. Aflitto, F. Macneill, </w:t>
-      </w:r>
-      <w:r>
-        <w:rPr>
-          <w:rFonts w:eastAsia="Cambria" w:cs="Cambria" w:ascii="Cambria" w:hAnsi="Cambria"/>
-          <w:b/>
-          <w:bCs/>
-          <w:sz w:val="20"/>
-          <w:szCs w:val="20"/>
-        </w:rPr>
-        <w:t xml:space="preserve">A. Grele, </w:t>
-      </w:r>
-      <w:r>
-        <w:rPr>
-          <w:rFonts w:eastAsia="Cambria" w:cs="Cambria" w:ascii="Cambria" w:hAnsi="Cambria"/>
-          <w:b w:val="false"/>
-          <w:bCs w:val="false"/>
-          <w:sz w:val="20"/>
-          <w:szCs w:val="20"/>
-        </w:rPr>
-        <w:t xml:space="preserve">J. Thaler. 2025. </w:t>
-      </w:r>
-      <w:r>
-        <w:rPr>
-          <w:rFonts w:eastAsia="Cambria" w:cs="Cambria" w:ascii="Cambria" w:hAnsi="Cambria"/>
-          <w:b w:val="false"/>
-          <w:bCs w:val="false"/>
-          <w:i/>
-          <w:iCs/>
-          <w:sz w:val="20"/>
-          <w:szCs w:val="20"/>
-        </w:rPr>
-        <w:t xml:space="preserve">A Predator Pheromone Increases Potato Yield </w:t>
-      </w:r>
-      <w:r>
-        <w:rPr>
-          <w:rFonts w:ascii="Cambria" w:hAnsi="Cambria"/>
-          <w:i/>
-          <w:iCs/>
-          <w:sz w:val="20"/>
-          <w:szCs w:val="20"/>
-        </w:rPr>
-        <w:t>Through Multiple Mechanisms Involving Plant and Prey Responses</w:t>
-      </w:r>
-      <w:r>
-        <w:rPr>
-          <w:rFonts w:ascii="Cambria" w:hAnsi="Cambria"/>
-          <w:sz w:val="20"/>
-          <w:szCs w:val="20"/>
-        </w:rPr>
-        <w:t>. Journal of Economic Entomology</w:t>
-      </w:r>
-    </w:p>
-    <w:p>
-      <w:pPr>
-        <w:pStyle w:val="normal1"/>
-        <w:rPr>
-          <w:rFonts w:ascii="Cambria" w:hAnsi="Cambria"/>
-          <w:sz w:val="20"/>
-          <w:szCs w:val="20"/>
-        </w:rPr>
-      </w:pPr>
-      <w:r>
-        <w:rPr>
-          <w:rFonts w:ascii="Cambria" w:hAnsi="Cambria"/>
-          <w:sz w:val="20"/>
-          <w:szCs w:val="20"/>
-        </w:rPr>
-      </w:r>
-    </w:p>
-    <w:p>
-      <w:pPr>
-        <w:pStyle w:val="normal1"/>
-        <w:spacing w:lineRule="auto" w:line="240" w:before="0" w:after="240"/>
-        <w:ind w:hanging="0" w:left="0"/>
-        <w:rPr>
-          <w:rFonts w:ascii="Cambria" w:hAnsi="Cambria"/>
-        </w:rPr>
-      </w:pPr>
-      <w:r>
-        <w:rPr>
-          <w:rFonts w:eastAsia="Cambria" w:cs="Cambria" w:ascii="Cambria" w:hAnsi="Cambria"/>
-          <w:b/>
-          <w:sz w:val="20"/>
-          <w:szCs w:val="20"/>
-        </w:rPr>
-        <w:t>A. Grele</w:t>
-      </w:r>
-      <w:r>
-        <w:rPr>
-          <w:rFonts w:eastAsia="Cambria" w:cs="Cambria" w:ascii="Cambria" w:hAnsi="Cambria"/>
-          <w:sz w:val="20"/>
-          <w:szCs w:val="20"/>
-        </w:rPr>
-        <w:t xml:space="preserve">, T. J. Massad, K. A. Uckele, L. Dyer, Y. Antonini, L. Braga, M. L. Forister, L. Sulca-Garro, M. Kato, and H. G. Lopez. 2023. </w:t>
-      </w:r>
-      <w:r>
-        <w:rPr>
-          <w:rFonts w:eastAsia="Cambria" w:cs="Cambria" w:ascii="Cambria" w:hAnsi="Cambria"/>
-          <w:i/>
-          <w:sz w:val="20"/>
-          <w:szCs w:val="20"/>
-        </w:rPr>
-        <w:t>Intra and interspecific diversity in a tropical plant clade alter herbivory and ecosystem resilience</w:t>
-      </w:r>
-      <w:r>
-        <w:rPr>
-          <w:rFonts w:eastAsia="Cambria" w:cs="Cambria" w:ascii="Cambria" w:hAnsi="Cambria"/>
-          <w:sz w:val="20"/>
-          <w:szCs w:val="20"/>
-        </w:rPr>
-        <w:t>. eLife 12:RP86988.</w:t>
-      </w:r>
-    </w:p>
-    <w:p>
-      <w:pPr>
-        <w:pStyle w:val="normal1"/>
-        <w:spacing w:lineRule="auto" w:line="240" w:before="0" w:after="240"/>
-        <w:ind w:hanging="0" w:left="0"/>
-        <w:rPr>
-          <w:rFonts w:ascii="Cambria" w:hAnsi="Cambria"/>
-        </w:rPr>
-      </w:pPr>
-      <w:r>
-        <w:rPr>
-          <w:rFonts w:eastAsia="Cambria" w:cs="Cambria" w:ascii="Cambria" w:hAnsi="Cambria"/>
-          <w:sz w:val="20"/>
-          <w:szCs w:val="20"/>
-        </w:rPr>
-        <w:t xml:space="preserve">T. J. Massad, A. R. Nascimento, D. Campos, W. Simbaña, H. G. Lopez, L. S. Garro, C. Lepesqueur, L. Richards, M. Forister, J. Stireman, E. Tepe, K. Uckele, L. Braga, T. Walla, A. Smilanich, </w:t>
-      </w:r>
-      <w:r>
-        <w:rPr>
-          <w:rFonts w:eastAsia="Cambria" w:cs="Cambria" w:ascii="Cambria" w:hAnsi="Cambria"/>
-          <w:b/>
-          <w:sz w:val="20"/>
-          <w:szCs w:val="20"/>
-        </w:rPr>
-        <w:t>A. Grele</w:t>
-      </w:r>
-      <w:r>
-        <w:rPr>
-          <w:rFonts w:eastAsia="Cambria" w:cs="Cambria" w:ascii="Cambria" w:hAnsi="Cambria"/>
-          <w:sz w:val="20"/>
-          <w:szCs w:val="20"/>
-        </w:rPr>
-        <w:t xml:space="preserve">, and L. Dyer. 2023. </w:t>
-      </w:r>
-      <w:r>
-        <w:rPr>
-          <w:rFonts w:eastAsia="Cambria" w:cs="Cambria" w:ascii="Cambria" w:hAnsi="Cambria"/>
-          <w:i/>
-          <w:sz w:val="20"/>
-          <w:szCs w:val="20"/>
-        </w:rPr>
-        <w:t>Variation in the strength of local and regional determinants of herbivory across the Neotropics</w:t>
-      </w:r>
-      <w:r>
-        <w:rPr>
-          <w:rFonts w:eastAsia="Cambria" w:cs="Cambria" w:ascii="Cambria" w:hAnsi="Cambria"/>
-          <w:sz w:val="20"/>
-          <w:szCs w:val="20"/>
-        </w:rPr>
-        <w:t>. Oikos e10218.</w:t>
-      </w:r>
-    </w:p>
-    <w:p>
-      <w:pPr>
-        <w:pStyle w:val="normal1"/>
-        <w:spacing w:lineRule="auto" w:line="240" w:before="0" w:after="240"/>
-        <w:ind w:hanging="0" w:left="0"/>
-        <w:rPr>
-          <w:rFonts w:ascii="Cambria" w:hAnsi="Cambria"/>
-        </w:rPr>
-      </w:pPr>
-      <w:r>
-        <w:rPr>
-          <w:rFonts w:eastAsia="Cambria" w:cs="Cambria" w:ascii="Cambria" w:hAnsi="Cambria"/>
-          <w:sz w:val="20"/>
-          <w:szCs w:val="20"/>
-        </w:rPr>
-        <w:t xml:space="preserve">Z. Getman‐Pickering, L., A. Campbell, N. Aflitto, </w:t>
-      </w:r>
-      <w:r>
-        <w:rPr>
-          <w:rFonts w:eastAsia="Cambria" w:cs="Cambria" w:ascii="Cambria" w:hAnsi="Cambria"/>
-          <w:b/>
-          <w:sz w:val="20"/>
-          <w:szCs w:val="20"/>
-        </w:rPr>
-        <w:t>A. Grele</w:t>
-      </w:r>
-      <w:r>
-        <w:rPr>
-          <w:rFonts w:eastAsia="Cambria" w:cs="Cambria" w:ascii="Cambria" w:hAnsi="Cambria"/>
-          <w:sz w:val="20"/>
-          <w:szCs w:val="20"/>
-        </w:rPr>
-        <w:t xml:space="preserve">, J. K. Davis, and T. A. Ugine. 2020. </w:t>
-      </w:r>
-      <w:r>
-        <w:rPr>
-          <w:rFonts w:eastAsia="Cambria" w:cs="Cambria" w:ascii="Cambria" w:hAnsi="Cambria"/>
-          <w:i/>
-          <w:sz w:val="20"/>
-          <w:szCs w:val="20"/>
-        </w:rPr>
-        <w:t>LeafByte: A mobile application that measures leaf area and herbivory quickly and accurately. Methods in Ecology and Evolution</w:t>
-      </w:r>
-      <w:r>
-        <w:rPr>
-          <w:rFonts w:eastAsia="Cambria" w:cs="Cambria" w:ascii="Cambria" w:hAnsi="Cambria"/>
-          <w:sz w:val="20"/>
-          <w:szCs w:val="20"/>
-        </w:rPr>
-        <w:t xml:space="preserve"> 11:215–221.</w:t>
-      </w:r>
-    </w:p>
-    <w:p>
-      <w:pPr>
-        <w:pStyle w:val="normal1"/>
-        <w:spacing w:lineRule="auto" w:line="240" w:before="0" w:after="240"/>
-        <w:ind w:hanging="0" w:left="0"/>
-        <w:rPr>
-          <w:rFonts w:ascii="Cambria" w:hAnsi="Cambria"/>
-        </w:rPr>
-      </w:pPr>
-      <w:r>
-        <w:rPr>
-          <w:rFonts w:eastAsia="Cambria" w:cs="Cambria" w:ascii="Cambria" w:hAnsi="Cambria"/>
-          <w:b/>
-          <w:sz w:val="20"/>
-          <w:szCs w:val="20"/>
-        </w:rPr>
-        <w:t>A. Grele</w:t>
-      </w:r>
-      <w:r>
-        <w:rPr>
-          <w:rFonts w:eastAsia="Cambria" w:cs="Cambria" w:ascii="Cambria" w:hAnsi="Cambria"/>
-          <w:b w:val="false"/>
-          <w:bCs w:val="false"/>
-          <w:sz w:val="20"/>
-          <w:szCs w:val="20"/>
-        </w:rPr>
-        <w:t>,</w:t>
-      </w:r>
-      <w:r>
-        <w:rPr>
-          <w:rFonts w:eastAsia="Cambria" w:cs="Cambria" w:ascii="Cambria" w:hAnsi="Cambria"/>
-          <w:b/>
-          <w:sz w:val="20"/>
-          <w:szCs w:val="20"/>
-        </w:rPr>
-        <w:t xml:space="preserve"> </w:t>
-      </w:r>
-      <w:r>
-        <w:rPr>
-          <w:rFonts w:eastAsia="Cambria" w:cs="Cambria" w:ascii="Cambria" w:hAnsi="Cambria"/>
-          <w:b w:val="false"/>
-          <w:bCs w:val="false"/>
-          <w:sz w:val="20"/>
-          <w:szCs w:val="20"/>
-        </w:rPr>
-        <w:t>L.</w:t>
-      </w:r>
-      <w:r>
-        <w:rPr>
-          <w:rFonts w:eastAsia="Cambria" w:cs="Cambria" w:ascii="Cambria" w:hAnsi="Cambria"/>
-          <w:b/>
-          <w:sz w:val="20"/>
-          <w:szCs w:val="20"/>
-        </w:rPr>
-        <w:t xml:space="preserve"> </w:t>
-      </w:r>
-      <w:r>
-        <w:rPr>
-          <w:rFonts w:eastAsia="Cambria" w:cs="Cambria" w:ascii="Cambria" w:hAnsi="Cambria"/>
-          <w:b w:val="false"/>
-          <w:bCs w:val="false"/>
-          <w:sz w:val="20"/>
-          <w:szCs w:val="20"/>
-        </w:rPr>
-        <w:t xml:space="preserve">Richards, </w:t>
-      </w:r>
-      <w:r>
-        <w:rPr>
-          <w:rFonts w:eastAsia="Cambria" w:cs="Cambria" w:ascii="Cambria" w:hAnsi="Cambria"/>
-          <w:sz w:val="20"/>
-          <w:szCs w:val="20"/>
-        </w:rPr>
-        <w:t xml:space="preserve">2025. </w:t>
-      </w:r>
-      <w:r>
-        <w:rPr>
-          <w:rFonts w:eastAsia="Cambria" w:cs="Cambria" w:ascii="Cambria" w:hAnsi="Cambria"/>
-          <w:i/>
-          <w:iCs/>
-          <w:sz w:val="20"/>
-          <w:szCs w:val="20"/>
-        </w:rPr>
-        <w:t xml:space="preserve">Not all pollinators are equal: </w:t>
-      </w:r>
-      <w:r>
-        <w:rPr>
-          <w:rFonts w:eastAsia="Cambria" w:cs="Cambria" w:ascii="Cambria" w:hAnsi="Cambria"/>
-          <w:i/>
-          <w:sz w:val="20"/>
-          <w:szCs w:val="20"/>
-        </w:rPr>
-        <w:t>Specialized nectar chemistry alters plant fitness by selectively modifying insect behavior</w:t>
-      </w:r>
-      <w:r>
-        <w:rPr>
-          <w:rFonts w:eastAsia="Cambria" w:cs="Cambria" w:ascii="Cambria" w:hAnsi="Cambria"/>
-          <w:sz w:val="20"/>
-          <w:szCs w:val="20"/>
-        </w:rPr>
-        <w:t>. Talk presented at the Hitchcock Center for Chemical Ecology Annual Symposium, Incline Village, NV.</w:t>
-      </w:r>
-    </w:p>
-    <w:p>
-      <w:pPr>
-        <w:pStyle w:val="normal1"/>
-        <w:rPr>
-          <w:rFonts w:ascii="Cambria" w:hAnsi="Cambria"/>
-        </w:rPr>
-      </w:pPr>
-      <w:r>
-        <w:rPr>
-          <w:rFonts w:eastAsia="Cambria" w:cs="Cambria" w:ascii="Cambria" w:hAnsi="Cambria"/>
-          <w:b/>
-          <w:sz w:val="20"/>
-          <w:szCs w:val="20"/>
-        </w:rPr>
-        <w:t>A. Grele</w:t>
-      </w:r>
-      <w:r>
-        <w:rPr>
-          <w:rFonts w:eastAsia="Cambria" w:cs="Cambria" w:ascii="Cambria" w:hAnsi="Cambria"/>
-          <w:b w:val="false"/>
-          <w:bCs w:val="false"/>
-          <w:sz w:val="20"/>
-          <w:szCs w:val="20"/>
-        </w:rPr>
-        <w:t>,</w:t>
-      </w:r>
-      <w:r>
-        <w:rPr>
-          <w:rFonts w:eastAsia="Cambria" w:cs="Cambria" w:ascii="Cambria" w:hAnsi="Cambria"/>
-          <w:b/>
-          <w:sz w:val="20"/>
-          <w:szCs w:val="20"/>
-        </w:rPr>
-        <w:t xml:space="preserve"> </w:t>
-      </w:r>
-      <w:r>
-        <w:rPr>
-          <w:rFonts w:eastAsia="Cambria" w:cs="Cambria" w:ascii="Cambria" w:hAnsi="Cambria"/>
-          <w:b w:val="false"/>
-          <w:bCs w:val="false"/>
-          <w:sz w:val="20"/>
-          <w:szCs w:val="20"/>
-        </w:rPr>
-        <w:t>L.</w:t>
-      </w:r>
-      <w:r>
-        <w:rPr>
-          <w:rFonts w:eastAsia="Cambria" w:cs="Cambria" w:ascii="Cambria" w:hAnsi="Cambria"/>
-          <w:b/>
-          <w:sz w:val="20"/>
-          <w:szCs w:val="20"/>
-        </w:rPr>
-        <w:t xml:space="preserve"> </w:t>
-      </w:r>
-      <w:r>
-        <w:rPr>
-          <w:rFonts w:eastAsia="Cambria" w:cs="Cambria" w:ascii="Cambria" w:hAnsi="Cambria"/>
-          <w:b w:val="false"/>
-          <w:bCs w:val="false"/>
-          <w:sz w:val="20"/>
-          <w:szCs w:val="20"/>
-        </w:rPr>
-        <w:t xml:space="preserve">Richards, 2024. </w:t>
-      </w:r>
-      <w:r>
-        <w:rPr>
-          <w:rFonts w:eastAsia="Cambria" w:cs="Cambria" w:ascii="Cambria" w:hAnsi="Cambria"/>
-          <w:b w:val="false"/>
-          <w:bCs w:val="false"/>
-          <w:i/>
-          <w:iCs/>
-          <w:sz w:val="20"/>
-          <w:szCs w:val="20"/>
-        </w:rPr>
-        <w:t xml:space="preserve">Nectar chemistry alters plant fitness by manipulating pollinators. </w:t>
-      </w:r>
-      <w:r>
-        <w:rPr>
-          <w:rFonts w:eastAsia="Cambria" w:cs="Cambria" w:ascii="Cambria" w:hAnsi="Cambria"/>
-          <w:b w:val="false"/>
-          <w:bCs w:val="false"/>
-          <w:i w:val="false"/>
-          <w:iCs w:val="false"/>
-          <w:sz w:val="20"/>
-          <w:szCs w:val="20"/>
-        </w:rPr>
-        <w:t>Talk presented at the annual meeting of the Entomological Society of America, Phoenix, AZ.</w:t>
-      </w:r>
-    </w:p>
-    <w:p>
-      <w:pPr>
-        <w:pStyle w:val="normal1"/>
+        <w:pStyle w:val="Normal1"/>
+        <w:shd w:val="clear" w:fill="auto"/>
+        <w:ind w:left="0" w:hanging="0"/>
         <w:rPr>
           <w:rFonts w:ascii="Cambria" w:hAnsi="Cambria" w:eastAsia="Cambria" w:cs="Cambria"/>
           <w:sz w:val="20"/>
@@ -2034,85 +1228,9 @@
     </w:p>
     <w:p>
       <w:pPr>
-        <w:pStyle w:val="normal1"/>
-        <w:rPr>
-          <w:rFonts w:ascii="Cambria" w:hAnsi="Cambria"/>
-        </w:rPr>
-      </w:pPr>
-      <w:r>
-        <w:rPr>
-          <w:rFonts w:eastAsia="Cambria" w:cs="Cambria" w:ascii="Cambria" w:hAnsi="Cambria"/>
-          <w:b/>
-          <w:sz w:val="20"/>
-          <w:szCs w:val="20"/>
-        </w:rPr>
-        <w:t>A. Grele</w:t>
-      </w:r>
-      <w:r>
-        <w:rPr>
-          <w:rFonts w:eastAsia="Cambria" w:cs="Cambria" w:ascii="Cambria" w:hAnsi="Cambria"/>
-          <w:b w:val="false"/>
-          <w:bCs w:val="false"/>
-          <w:sz w:val="20"/>
-          <w:szCs w:val="20"/>
-        </w:rPr>
-        <w:t>,</w:t>
-      </w:r>
-      <w:r>
-        <w:rPr>
-          <w:rFonts w:eastAsia="Cambria" w:cs="Cambria" w:ascii="Cambria" w:hAnsi="Cambria"/>
-          <w:b/>
-          <w:sz w:val="20"/>
-          <w:szCs w:val="20"/>
-        </w:rPr>
-        <w:t xml:space="preserve"> </w:t>
-      </w:r>
-      <w:r>
-        <w:rPr>
-          <w:rFonts w:eastAsia="Cambria" w:cs="Cambria" w:ascii="Cambria" w:hAnsi="Cambria"/>
-          <w:sz w:val="20"/>
-          <w:szCs w:val="20"/>
-        </w:rPr>
-        <w:t xml:space="preserve">L. Richards, 2024. </w:t>
-      </w:r>
-      <w:r>
-        <w:rPr>
-          <w:rFonts w:eastAsia="Cambria" w:cs="Cambria" w:ascii="Cambria" w:hAnsi="Cambria"/>
-          <w:i/>
-          <w:sz w:val="20"/>
-          <w:szCs w:val="20"/>
-        </w:rPr>
-        <w:t>Chemical signals and chemical noise – why plant defenses are more complex and pheromones are simpler in the tropics</w:t>
-      </w:r>
-      <w:r>
-        <w:rPr>
-          <w:rFonts w:eastAsia="Cambria" w:cs="Cambria" w:ascii="Cambria" w:hAnsi="Cambria"/>
-          <w:sz w:val="20"/>
-          <w:szCs w:val="20"/>
-        </w:rPr>
-        <w:t>. Talk presented at the 27</w:t>
-      </w:r>
-      <w:r>
-        <w:rPr>
-          <w:rFonts w:eastAsia="Cambria" w:cs="Cambria" w:ascii="Cambria" w:hAnsi="Cambria"/>
-          <w:sz w:val="20"/>
-          <w:szCs w:val="20"/>
-          <w:vertAlign w:val="superscript"/>
-        </w:rPr>
-        <w:t>th</w:t>
-      </w:r>
-      <w:r>
-        <w:rPr>
-          <w:rFonts w:eastAsia="Cambria" w:cs="Cambria" w:ascii="Cambria" w:hAnsi="Cambria"/>
-          <w:sz w:val="20"/>
-          <w:szCs w:val="20"/>
-        </w:rPr>
-        <w:t xml:space="preserve"> International Congress of Entomology, Kyoto, Japan.</w:t>
-      </w:r>
-    </w:p>
-    <w:p>
-      <w:pPr>
-        <w:pStyle w:val="normal1"/>
+        <w:pStyle w:val="Normal1"/>
+        <w:shd w:val="clear" w:fill="auto"/>
+        <w:ind w:left="0" w:hanging="0"/>
         <w:rPr>
           <w:rFonts w:ascii="Cambria" w:hAnsi="Cambria" w:eastAsia="Cambria" w:cs="Cambria"/>
           <w:sz w:val="20"/>
@@ -2129,68 +1247,118 @@
     </w:p>
     <w:p>
       <w:pPr>
-        <w:pStyle w:val="normal1"/>
-        <w:rPr>
-          <w:rFonts w:ascii="Cambria" w:hAnsi="Cambria"/>
-        </w:rPr>
-      </w:pPr>
-      <w:r>
-        <w:rPr>
-          <w:rFonts w:eastAsia="Cambria" w:cs="Cambria" w:ascii="Cambria" w:hAnsi="Cambria"/>
-          <w:b/>
-          <w:sz w:val="20"/>
-          <w:szCs w:val="20"/>
-        </w:rPr>
-        <w:t>A. Grele</w:t>
-      </w:r>
-      <w:r>
-        <w:rPr>
-          <w:rFonts w:eastAsia="Cambria" w:cs="Cambria" w:ascii="Cambria" w:hAnsi="Cambria"/>
-          <w:b w:val="false"/>
-          <w:bCs w:val="false"/>
-          <w:sz w:val="20"/>
-          <w:szCs w:val="20"/>
-        </w:rPr>
-        <w:t>,</w:t>
-      </w:r>
-      <w:r>
-        <w:rPr>
-          <w:rFonts w:eastAsia="Cambria" w:cs="Cambria" w:ascii="Cambria" w:hAnsi="Cambria"/>
-          <w:b/>
-          <w:sz w:val="20"/>
-          <w:szCs w:val="20"/>
-        </w:rPr>
-        <w:t xml:space="preserve"> </w:t>
-      </w:r>
-      <w:r>
-        <w:rPr>
-          <w:rFonts w:eastAsia="Cambria" w:cs="Cambria" w:ascii="Cambria" w:hAnsi="Cambria"/>
-          <w:sz w:val="20"/>
-          <w:szCs w:val="20"/>
-        </w:rPr>
-        <w:t xml:space="preserve">L. Richards, 2024. </w:t>
-      </w:r>
-      <w:r>
-        <w:rPr>
-          <w:rFonts w:eastAsia="Cambria" w:cs="Cambria" w:ascii="Cambria" w:hAnsi="Cambria"/>
-          <w:i/>
-          <w:sz w:val="20"/>
-          <w:szCs w:val="20"/>
-        </w:rPr>
-        <w:t>Intra- and interspecific variation in milkweed nectar chemistry</w:t>
-      </w:r>
-      <w:r>
-        <w:rPr>
-          <w:rFonts w:eastAsia="Cambria" w:cs="Cambria" w:ascii="Cambria" w:hAnsi="Cambria"/>
-          <w:sz w:val="20"/>
-          <w:szCs w:val="20"/>
-        </w:rPr>
-        <w:t>. Poster presented at the Hitchcock Center for Chemical Ecology Annual Symposium, Incline Village, NV.</w:t>
-      </w:r>
-    </w:p>
-    <w:p>
-      <w:pPr>
-        <w:pStyle w:val="normal1"/>
+        <w:pStyle w:val="Normal1"/>
+        <w:pageBreakBefore w:val="false"/>
+        <w:shd w:val="clear" w:fill="auto"/>
+        <w:ind w:left="0" w:hanging="0"/>
+        <w:rPr>
+          <w:rFonts w:ascii="Cambria" w:hAnsi="Cambria"/>
+        </w:rPr>
+      </w:pPr>
+      <w:r>
+        <w:rPr>
+          <w:rFonts w:eastAsia="Cambria" w:cs="Cambria" w:ascii="Cambria" w:hAnsi="Cambria"/>
+          <w:b/>
+          <w:sz w:val="20"/>
+          <w:szCs w:val="20"/>
+        </w:rPr>
+        <w:t>Computer skills:</w:t>
+      </w:r>
+      <w:r>
+        <w:rPr>
+          <w:rFonts w:eastAsia="Cambria" w:cs="Cambria" w:ascii="Cambria" w:hAnsi="Cambria"/>
+          <w:sz w:val="20"/>
+          <w:szCs w:val="20"/>
+        </w:rPr>
+        <w:tab/>
+        <w:t>Fluency in R, Python, JAGS, GLSL, and GDscript</w:t>
+      </w:r>
+    </w:p>
+    <w:p>
+      <w:pPr>
+        <w:pStyle w:val="Normal1"/>
+        <w:pageBreakBefore w:val="false"/>
+        <w:shd w:val="clear" w:fill="auto"/>
+        <w:ind w:left="0" w:hanging="0"/>
+        <w:rPr>
+          <w:rFonts w:ascii="Cambria" w:hAnsi="Cambria"/>
+        </w:rPr>
+      </w:pPr>
+      <w:r>
+        <w:rPr>
+          <w:rFonts w:eastAsia="Cambria" w:cs="Cambria" w:ascii="Cambria" w:hAnsi="Cambria"/>
+          <w:sz w:val="20"/>
+          <w:szCs w:val="20"/>
+        </w:rPr>
+        <w:tab/>
+        <w:tab/>
+        <w:tab/>
+        <w:t>Machine learning and computer vision algorithms using Pytorch</w:t>
+      </w:r>
+    </w:p>
+    <w:p>
+      <w:pPr>
+        <w:pStyle w:val="Normal1"/>
+        <w:pageBreakBefore w:val="false"/>
+        <w:shd w:val="clear" w:fill="auto"/>
+        <w:ind w:left="0" w:hanging="0"/>
+        <w:rPr>
+          <w:rFonts w:ascii="Cambria" w:hAnsi="Cambria"/>
+        </w:rPr>
+      </w:pPr>
+      <w:r>
+        <w:rPr>
+          <w:rFonts w:eastAsia="Cambria" w:cs="Cambria" w:ascii="Cambria" w:hAnsi="Cambria"/>
+          <w:sz w:val="20"/>
+          <w:szCs w:val="20"/>
+        </w:rPr>
+        <w:tab/>
+        <w:tab/>
+        <w:tab/>
+        <w:t>Video analysis using B.O.R.I.S. software</w:t>
+      </w:r>
+    </w:p>
+    <w:p>
+      <w:pPr>
+        <w:pStyle w:val="Normal1"/>
+        <w:pageBreakBefore w:val="false"/>
+        <w:ind w:left="1440" w:firstLine="720"/>
+        <w:rPr>
+          <w:rFonts w:ascii="Cambria" w:hAnsi="Cambria"/>
+        </w:rPr>
+      </w:pPr>
+      <w:r>
+        <w:rPr>
+          <w:rFonts w:eastAsia="Cambria" w:cs="Cambria" w:ascii="Cambria" w:hAnsi="Cambria"/>
+          <w:sz w:val="20"/>
+          <w:szCs w:val="20"/>
+        </w:rPr>
+        <w:t>Image analysis using M.I.P.A.R., ImageJ, and opencv software</w:t>
+      </w:r>
+    </w:p>
+    <w:p>
+      <w:pPr>
+        <w:pStyle w:val="Normal1"/>
+        <w:pageBreakBefore w:val="false"/>
+        <w:ind w:left="1440" w:firstLine="720"/>
+        <w:rPr>
+          <w:rFonts w:ascii="Cambria" w:hAnsi="Cambria"/>
+        </w:rPr>
+      </w:pPr>
+      <w:r>
+        <w:rPr>
+          <w:rFonts w:eastAsia="Cambria" w:cs="Cambria" w:ascii="Cambria" w:hAnsi="Cambria"/>
+          <w:sz w:val="20"/>
+          <w:szCs w:val="20"/>
+        </w:rPr>
+        <w:t>Chemical analysis with Agilent MassHunter, XCMS and GNPS2</w:t>
+      </w:r>
+    </w:p>
+    <w:p>
+      <w:pPr>
+        <w:pStyle w:val="Normal1"/>
+        <w:pageBreakBefore w:val="false"/>
+        <w:ind w:left="1440" w:firstLine="720"/>
         <w:rPr>
           <w:rFonts w:ascii="Cambria" w:hAnsi="Cambria" w:eastAsia="Cambria" w:cs="Cambria"/>
           <w:sz w:val="20"/>
@@ -2207,85 +1375,39 @@
     </w:p>
     <w:p>
       <w:pPr>
-        <w:pStyle w:val="normal1"/>
-        <w:rPr>
-          <w:rFonts w:ascii="Cambria" w:hAnsi="Cambria"/>
-        </w:rPr>
-      </w:pPr>
-      <w:r>
-        <w:rPr>
-          <w:rFonts w:eastAsia="Cambria" w:cs="Cambria" w:ascii="Cambria" w:hAnsi="Cambria"/>
-          <w:b/>
-          <w:sz w:val="20"/>
-          <w:szCs w:val="20"/>
-        </w:rPr>
-        <w:t>A. Grele</w:t>
-      </w:r>
-      <w:r>
-        <w:rPr>
-          <w:rFonts w:eastAsia="Cambria" w:cs="Cambria" w:ascii="Cambria" w:hAnsi="Cambria"/>
-          <w:b w:val="false"/>
-          <w:bCs w:val="false"/>
-          <w:sz w:val="20"/>
-          <w:szCs w:val="20"/>
-        </w:rPr>
-        <w:t>*,</w:t>
-      </w:r>
-      <w:r>
-        <w:rPr>
-          <w:rFonts w:eastAsia="Cambria" w:cs="Cambria" w:ascii="Cambria" w:hAnsi="Cambria"/>
-          <w:b/>
-          <w:sz w:val="20"/>
-          <w:szCs w:val="20"/>
-        </w:rPr>
-        <w:t xml:space="preserve"> </w:t>
-      </w:r>
-      <w:r>
-        <w:rPr>
-          <w:rFonts w:eastAsia="Cambria" w:cs="Cambria" w:ascii="Cambria" w:hAnsi="Cambria"/>
-          <w:sz w:val="20"/>
-          <w:szCs w:val="20"/>
-        </w:rPr>
-        <w:t xml:space="preserve">C. Mallon*, 2024. </w:t>
-      </w:r>
-      <w:r>
-        <w:rPr>
-          <w:rFonts w:eastAsia="Cambria" w:cs="Cambria" w:ascii="Cambria" w:hAnsi="Cambria"/>
-          <w:i/>
-          <w:sz w:val="20"/>
-          <w:szCs w:val="20"/>
-        </w:rPr>
-        <w:t>Raman Spectroscopy at a Distance: A Tool for Ecological Research in the Field</w:t>
-      </w:r>
-      <w:r>
-        <w:rPr>
-          <w:rFonts w:eastAsia="Cambria" w:cs="Cambria" w:ascii="Cambria" w:hAnsi="Cambria"/>
-          <w:sz w:val="20"/>
-          <w:szCs w:val="20"/>
-        </w:rPr>
-        <w:t>. Talk presented at the Hitchcock Center for Chemical Ecology Annual Symposium, Incline Village, NV.</w:t>
-      </w:r>
-    </w:p>
-    <w:p>
-      <w:pPr>
-        <w:pStyle w:val="normal1"/>
-        <w:rPr>
-          <w:rFonts w:ascii="Cambria" w:hAnsi="Cambria"/>
-        </w:rPr>
-      </w:pPr>
-      <w:r>
-        <w:rPr>
-          <w:rFonts w:eastAsia="Cambria" w:cs="Cambria" w:ascii="Cambria" w:hAnsi="Cambria"/>
-          <w:i/>
-          <w:sz w:val="16"/>
-          <w:szCs w:val="16"/>
-        </w:rPr>
-        <w:t>* Indicates co-presenters</w:t>
-      </w:r>
-    </w:p>
-    <w:p>
-      <w:pPr>
-        <w:pStyle w:val="normal1"/>
+        <w:pStyle w:val="Normal1"/>
+        <w:pageBreakBefore w:val="false"/>
+        <w:shd w:val="clear" w:fill="auto"/>
+        <w:ind w:left="0" w:hanging="0"/>
+        <w:rPr>
+          <w:rFonts w:ascii="Cambria" w:hAnsi="Cambria"/>
+        </w:rPr>
+      </w:pPr>
+      <w:r>
+        <w:rPr>
+          <w:rFonts w:eastAsia="Cambria" w:cs="Cambria" w:ascii="Cambria" w:hAnsi="Cambria"/>
+          <w:b/>
+          <w:sz w:val="20"/>
+          <w:szCs w:val="20"/>
+        </w:rPr>
+        <w:t>Statistical skills:</w:t>
+      </w:r>
+      <w:r>
+        <w:rPr>
+          <w:rFonts w:eastAsia="Cambria" w:cs="Cambria" w:ascii="Cambria" w:hAnsi="Cambria"/>
+          <w:sz w:val="20"/>
+          <w:szCs w:val="20"/>
+        </w:rPr>
+        <w:tab/>
+        <w:t>Quantitative analysis using Frequentist and Bayseian methods</w:t>
+      </w:r>
+    </w:p>
+    <w:p>
+      <w:pPr>
+        <w:pStyle w:val="Normal1"/>
+        <w:pageBreakBefore w:val="false"/>
+        <w:shd w:val="clear" w:fill="auto"/>
+        <w:ind w:left="1440" w:hanging="0"/>
         <w:rPr>
           <w:rFonts w:ascii="Cambria" w:hAnsi="Cambria" w:eastAsia="Cambria" w:cs="Cambria"/>
           <w:sz w:val="20"/>
@@ -2302,209 +1424,8 @@
     </w:p>
     <w:p>
       <w:pPr>
-        <w:pStyle w:val="normal1"/>
-        <w:rPr>
-          <w:rFonts w:ascii="Cambria" w:hAnsi="Cambria"/>
-        </w:rPr>
-      </w:pPr>
-      <w:r>
-        <w:rPr>
-          <w:rFonts w:eastAsia="Cambria" w:cs="Cambria" w:ascii="Cambria" w:hAnsi="Cambria"/>
-          <w:b/>
-          <w:sz w:val="20"/>
-          <w:szCs w:val="20"/>
-        </w:rPr>
-        <w:t>A. Grele</w:t>
-      </w:r>
-      <w:r>
-        <w:rPr>
-          <w:rFonts w:eastAsia="Cambria" w:cs="Cambria" w:ascii="Cambria" w:hAnsi="Cambria"/>
-          <w:b w:val="false"/>
-          <w:bCs w:val="false"/>
-          <w:sz w:val="20"/>
-          <w:szCs w:val="20"/>
-        </w:rPr>
-        <w:t xml:space="preserve">, </w:t>
-      </w:r>
-      <w:r>
-        <w:rPr>
-          <w:rFonts w:eastAsia="Cambria" w:cs="Cambria" w:ascii="Cambria" w:hAnsi="Cambria"/>
-          <w:sz w:val="20"/>
-          <w:szCs w:val="20"/>
-        </w:rPr>
-        <w:t xml:space="preserve">L. Richards, 2023. </w:t>
-      </w:r>
-      <w:r>
-        <w:rPr>
-          <w:rFonts w:eastAsia="Cambria" w:cs="Cambria" w:ascii="Cambria" w:hAnsi="Cambria"/>
-          <w:i/>
-          <w:sz w:val="20"/>
-          <w:szCs w:val="20"/>
-        </w:rPr>
-        <w:t>Simulated herbivory increases plant fitness by altering floral traits and pollinator behavior</w:t>
-      </w:r>
-      <w:r>
-        <w:rPr>
-          <w:rFonts w:eastAsia="Cambria" w:cs="Cambria" w:ascii="Cambria" w:hAnsi="Cambria"/>
-          <w:sz w:val="20"/>
-          <w:szCs w:val="20"/>
-        </w:rPr>
-        <w:t>. Poster presented at the Plant – Herbivore Interactions Gordon Conference, Ventura, CA.</w:t>
-      </w:r>
-    </w:p>
-    <w:p>
-      <w:pPr>
-        <w:pStyle w:val="normal1"/>
-        <w:rPr>
-          <w:rFonts w:ascii="Cambria" w:hAnsi="Cambria" w:eastAsia="Cambria" w:cs="Cambria"/>
-          <w:sz w:val="20"/>
-          <w:szCs w:val="20"/>
-        </w:rPr>
-      </w:pPr>
-      <w:r>
-        <w:rPr>
-          <w:rFonts w:eastAsia="Cambria" w:cs="Cambria" w:ascii="Cambria" w:hAnsi="Cambria"/>
-          <w:sz w:val="20"/>
-          <w:szCs w:val="20"/>
-        </w:rPr>
-      </w:r>
-    </w:p>
-    <w:p>
-      <w:pPr>
-        <w:pStyle w:val="normal1"/>
-        <w:rPr>
-          <w:rFonts w:ascii="Cambria" w:hAnsi="Cambria"/>
-        </w:rPr>
-      </w:pPr>
-      <w:r>
-        <w:rPr>
-          <w:rFonts w:eastAsia="Cambria" w:cs="Cambria" w:ascii="Cambria" w:hAnsi="Cambria"/>
-          <w:b/>
-          <w:sz w:val="20"/>
-          <w:szCs w:val="20"/>
-        </w:rPr>
-        <w:t>A. Grele</w:t>
-      </w:r>
-      <w:r>
-        <w:rPr>
-          <w:rFonts w:eastAsia="Cambria" w:cs="Cambria" w:ascii="Cambria" w:hAnsi="Cambria"/>
-          <w:sz w:val="20"/>
-          <w:szCs w:val="20"/>
-        </w:rPr>
-        <w:t xml:space="preserve">, L. Richards, 2022. </w:t>
-      </w:r>
-      <w:r>
-        <w:rPr>
-          <w:rFonts w:eastAsia="Cambria" w:cs="Cambria" w:ascii="Cambria" w:hAnsi="Cambria"/>
-          <w:i/>
-          <w:sz w:val="20"/>
-          <w:szCs w:val="20"/>
-        </w:rPr>
-        <w:t>Using machine learning to study pollination with high temporal and taxonomic resolution.</w:t>
-      </w:r>
-      <w:r>
-        <w:rPr>
-          <w:rFonts w:eastAsia="Cambria" w:cs="Cambria" w:ascii="Cambria" w:hAnsi="Cambria"/>
-          <w:color w:val="1155CC"/>
-          <w:sz w:val="20"/>
-          <w:szCs w:val="20"/>
-        </w:rPr>
-        <w:t xml:space="preserve"> </w:t>
-      </w:r>
-      <w:r>
-        <w:rPr>
-          <w:rFonts w:eastAsia="Cambria" w:cs="Cambria" w:ascii="Cambria" w:hAnsi="Cambria"/>
-          <w:sz w:val="20"/>
-          <w:szCs w:val="20"/>
-        </w:rPr>
-        <w:t>Poster presented at the annual meeting of the Entomological Society of America, Vancouver, BC.</w:t>
-      </w:r>
-    </w:p>
-    <w:p>
-      <w:pPr>
-        <w:pStyle w:val="normal1"/>
-        <w:pageBreakBefore w:val="false"/>
-        <w:ind w:hanging="0" w:left="0"/>
-        <w:rPr>
-          <w:rFonts w:ascii="Cambria" w:hAnsi="Cambria" w:eastAsia="Cambria" w:cs="Cambria"/>
-          <w:sz w:val="20"/>
-          <w:szCs w:val="20"/>
-        </w:rPr>
-      </w:pPr>
-      <w:r>
-        <w:rPr>
-          <w:rFonts w:eastAsia="Cambria" w:cs="Cambria" w:ascii="Cambria" w:hAnsi="Cambria"/>
-          <w:sz w:val="20"/>
-          <w:szCs w:val="20"/>
-        </w:rPr>
-      </w:r>
-    </w:p>
-    <w:p>
-      <w:pPr>
-        <w:pStyle w:val="normal1"/>
-        <w:pageBreakBefore w:val="false"/>
-        <w:ind w:hanging="0" w:left="0"/>
-        <w:rPr>
-          <w:rFonts w:ascii="Cambria" w:hAnsi="Cambria"/>
-        </w:rPr>
-      </w:pPr>
-      <w:r>
-        <w:rPr>
-          <w:rFonts w:eastAsia="Cambria" w:cs="Cambria" w:ascii="Cambria" w:hAnsi="Cambria"/>
-          <w:b/>
-          <w:sz w:val="20"/>
-          <w:szCs w:val="20"/>
-        </w:rPr>
-        <w:t>A. Grele</w:t>
-      </w:r>
-      <w:r>
-        <w:rPr>
-          <w:rFonts w:eastAsia="Cambria" w:cs="Cambria" w:ascii="Cambria" w:hAnsi="Cambria"/>
-          <w:sz w:val="20"/>
-          <w:szCs w:val="20"/>
-        </w:rPr>
-        <w:t xml:space="preserve">, N. Aflitto, J. Thaler, 2018. </w:t>
-      </w:r>
-      <w:r>
-        <w:rPr>
-          <w:rFonts w:eastAsia="Cambria" w:cs="Cambria" w:ascii="Cambria" w:hAnsi="Cambria"/>
-          <w:i/>
-          <w:sz w:val="20"/>
-          <w:szCs w:val="20"/>
-        </w:rPr>
-        <w:t>Components of Podisus maculiventris Aggregation Pheromone Elicit Non-Consumptive Responses in Colorado Potato Beetles.</w:t>
-      </w:r>
-      <w:r>
-        <w:rPr>
-          <w:rFonts w:eastAsia="Cambria" w:cs="Cambria" w:ascii="Cambria" w:hAnsi="Cambria"/>
-          <w:sz w:val="20"/>
-          <w:szCs w:val="20"/>
-        </w:rPr>
-        <w:t xml:space="preserve"> Poster presented at the annual meeting of the Entomological Society of America, Vancouver, BC.</w:t>
-      </w:r>
-    </w:p>
-    <w:p>
-      <w:pPr>
-        <w:pStyle w:val="normal1"/>
-        <w:pageBreakBefore w:val="false"/>
-        <w:shd w:val="clear" w:fill="auto"/>
-        <w:ind w:hanging="0" w:left="0"/>
-        <w:rPr>
-          <w:rFonts w:ascii="Cambria" w:hAnsi="Cambria"/>
-        </w:rPr>
-      </w:pPr>
-      <w:r>
-        <w:rPr>
-          <w:rFonts w:eastAsia="Cambria" w:cs="Cambria" w:ascii="Cambria" w:hAnsi="Cambria"/>
-          <w:sz w:val="20"/>
-          <w:szCs w:val="20"/>
-        </w:rPr>
-        <w:tab/>
-      </w:r>
-    </w:p>
-    <w:p>
-      <w:pPr>
-        <w:pStyle w:val="normal1"/>
+        <w:pStyle w:val="Normal1"/>
+        <w:pageBreakBefore w:val="false"/>
         <w:rPr>
           <w:rFonts w:ascii="Cambria" w:hAnsi="Cambria"/>
         </w:rPr>
@@ -2516,12 +1437,12 @@
           <w:sz w:val="24"/>
           <w:szCs w:val="24"/>
         </w:rPr>
-        <w:t>Teaching experience</w:t>
-      </w:r>
-    </w:p>
-    <w:p>
-      <w:pPr>
-        <w:pStyle w:val="normal1"/>
+        <w:t>Publications and Presentations</w:t>
+      </w:r>
+    </w:p>
+    <w:p>
+      <w:pPr>
+        <w:pStyle w:val="Normal1"/>
         <w:pageBreakBefore w:val="false"/>
         <w:spacing w:lineRule="auto" w:line="120"/>
         <w:rPr>
@@ -2534,7 +1455,1288 @@
           <mc:Choice Requires="wps">
             <w:drawing>
               <wp:inline distT="0" distB="0" distL="0" distR="0">
-                <wp:extent cx="5943600" cy="19050"/>
+                <wp:extent cx="5944235" cy="19685"/>
+                <wp:effectExtent l="0" t="0" r="0" b="0"/>
+                <wp:docPr id="6" name="Shape6"/>
+                <a:graphic xmlns:a="http://schemas.openxmlformats.org/drawingml/2006/main">
+                  <a:graphicData uri="http://schemas.microsoft.com/office/word/2010/wordprocessingShape">
+                    <wps:wsp>
+                      <wps:cNvSpPr/>
+                      <wps:spPr>
+                        <a:xfrm>
+                          <a:off x="0" y="0"/>
+                          <a:ext cx="5943600" cy="19080"/>
+                        </a:xfrm>
+                        <a:prstGeom prst="rect">
+                          <a:avLst/>
+                        </a:prstGeom>
+                        <a:solidFill>
+                          <a:srgbClr val="a0a0a0"/>
+                        </a:solidFill>
+                        <a:ln w="0">
+                          <a:noFill/>
+                        </a:ln>
+                      </wps:spPr>
+                      <wps:style>
+                        <a:lnRef idx="0"/>
+                        <a:fillRef idx="0"/>
+                        <a:effectRef idx="0"/>
+                        <a:fontRef idx="minor"/>
+                      </wps:style>
+                      <wps:bodyPr/>
+                    </wps:wsp>
+                  </a:graphicData>
+                </a:graphic>
+                <wp14:sizeRelH relativeFrom="page">
+                  <wp14:pctWidth>100000</wp14:pctWidth>
+                </wp14:sizeRelH>
+              </wp:inline>
+            </w:drawing>
+          </mc:Choice>
+          <mc:Fallback>
+            <w:pict>
+              <v:rect id="shape_0" ID="Shape6" path="m0,0l-2147483645,0l-2147483645,-2147483646l0,-2147483646xe" fillcolor="#a0a0a0" stroked="f" o:allowincell="f" style="position:absolute;margin-left:0pt;margin-top:-1.55pt;width:467.95pt;height:1.45pt;mso-wrap-style:none;v-text-anchor:middle;mso-position-vertical:top">
+                <v:fill o:detectmouseclick="t" type="solid" color2="#5f5f5f"/>
+                <v:stroke color="#3465a4" joinstyle="round" endcap="flat"/>
+                <w10:wrap type="square"/>
+              </v:rect>
+            </w:pict>
+          </mc:Fallback>
+        </mc:AlternateContent>
+      </w:r>
+    </w:p>
+    <w:p>
+      <w:pPr>
+        <w:pStyle w:val="Normal1"/>
+        <w:pageBreakBefore w:val="false"/>
+        <w:ind w:left="0" w:hanging="0"/>
+        <w:rPr>
+          <w:rFonts w:ascii="Cambria" w:hAnsi="Cambria" w:eastAsia="Cambria" w:cs="Cambria"/>
+          <w:sz w:val="20"/>
+          <w:szCs w:val="20"/>
+        </w:rPr>
+      </w:pPr>
+      <w:r>
+        <w:rPr>
+          <w:rFonts w:eastAsia="Cambria" w:cs="Cambria" w:ascii="Cambria" w:hAnsi="Cambria"/>
+          <w:sz w:val="20"/>
+          <w:szCs w:val="20"/>
+        </w:rPr>
+      </w:r>
+    </w:p>
+    <w:p>
+      <w:pPr>
+        <w:pStyle w:val="Normal1"/>
+        <w:rPr/>
+      </w:pPr>
+      <w:r>
+        <w:rPr>
+          <w:rFonts w:eastAsia="Cambria" w:cs="Cambria" w:ascii="Cambria" w:hAnsi="Cambria"/>
+          <w:b w:val="false"/>
+          <w:bCs w:val="false"/>
+          <w:sz w:val="20"/>
+          <w:szCs w:val="20"/>
+        </w:rPr>
+        <w:t xml:space="preserve">L. Martinez, N. Aflitto, F. Macneill, </w:t>
+      </w:r>
+      <w:r>
+        <w:rPr>
+          <w:rFonts w:eastAsia="Cambria" w:cs="Cambria" w:ascii="Cambria" w:hAnsi="Cambria"/>
+          <w:b/>
+          <w:bCs/>
+          <w:sz w:val="20"/>
+          <w:szCs w:val="20"/>
+        </w:rPr>
+        <w:t xml:space="preserve">A. Grele, </w:t>
+      </w:r>
+      <w:r>
+        <w:rPr>
+          <w:rFonts w:eastAsia="Cambria" w:cs="Cambria" w:ascii="Cambria" w:hAnsi="Cambria"/>
+          <w:b w:val="false"/>
+          <w:bCs w:val="false"/>
+          <w:sz w:val="20"/>
+          <w:szCs w:val="20"/>
+        </w:rPr>
+        <w:t xml:space="preserve">J. Thaler. 2025.  </w:t>
+      </w:r>
+      <w:r>
+        <w:rPr>
+          <w:rFonts w:eastAsia="Cambria" w:cs="Cambria" w:ascii="Cambria" w:hAnsi="Cambria"/>
+          <w:b w:val="false"/>
+          <w:bCs w:val="false"/>
+          <w:i/>
+          <w:iCs/>
+          <w:sz w:val="20"/>
+          <w:szCs w:val="20"/>
+        </w:rPr>
+        <w:t xml:space="preserve">A Predator Pheromone Increases Potato Yield </w:t>
+      </w:r>
+      <w:r>
+        <w:rPr>
+          <w:rFonts w:ascii="Cambria" w:hAnsi="Cambria"/>
+          <w:i/>
+          <w:iCs/>
+          <w:sz w:val="20"/>
+          <w:szCs w:val="20"/>
+        </w:rPr>
+        <w:t>Through Multiple Mechanisms Involving Plant and Prey Responses</w:t>
+      </w:r>
+      <w:r>
+        <w:rPr>
+          <w:rFonts w:ascii="Cambria" w:hAnsi="Cambria"/>
+          <w:sz w:val="20"/>
+          <w:szCs w:val="20"/>
+        </w:rPr>
+        <w:t>. Journal of Economic Entomology</w:t>
+      </w:r>
+    </w:p>
+    <w:p>
+      <w:pPr>
+        <w:pStyle w:val="Normal1"/>
+        <w:rPr>
+          <w:rFonts w:ascii="Cambria" w:hAnsi="Cambria"/>
+          <w:sz w:val="20"/>
+          <w:szCs w:val="20"/>
+        </w:rPr>
+      </w:pPr>
+      <w:r>
+        <w:rPr>
+          <w:rFonts w:ascii="Cambria" w:hAnsi="Cambria"/>
+          <w:sz w:val="20"/>
+          <w:szCs w:val="20"/>
+        </w:rPr>
+      </w:r>
+    </w:p>
+    <w:p>
+      <w:pPr>
+        <w:pStyle w:val="Normal1"/>
+        <w:spacing w:lineRule="auto" w:line="240" w:before="0" w:after="240"/>
+        <w:ind w:left="0" w:hanging="0"/>
+        <w:rPr>
+          <w:rFonts w:ascii="Cambria" w:hAnsi="Cambria"/>
+        </w:rPr>
+      </w:pPr>
+      <w:r>
+        <w:rPr>
+          <w:rFonts w:eastAsia="Cambria" w:cs="Cambria" w:ascii="Cambria" w:hAnsi="Cambria"/>
+          <w:b/>
+          <w:sz w:val="20"/>
+          <w:szCs w:val="20"/>
+        </w:rPr>
+        <w:t>A. Grele</w:t>
+      </w:r>
+      <w:r>
+        <w:rPr>
+          <w:rFonts w:eastAsia="Cambria" w:cs="Cambria" w:ascii="Cambria" w:hAnsi="Cambria"/>
+          <w:sz w:val="20"/>
+          <w:szCs w:val="20"/>
+        </w:rPr>
+        <w:t xml:space="preserve">, T. J. Massad, K. A. Uckele, L. Dyer, Y. Antonini, L. Braga, M. L. Forister, L. Sulca-Garro, M. Kato, H. G. Lopez, </w:t>
+      </w:r>
+      <w:r>
+        <w:rPr>
+          <w:rFonts w:eastAsia="Cambria" w:cs="Cambria" w:ascii="Cambria" w:hAnsi="Cambria"/>
+          <w:sz w:val="20"/>
+          <w:szCs w:val="20"/>
+        </w:rPr>
+        <w:t>A.</w:t>
+      </w:r>
+      <w:r>
+        <w:rPr>
+          <w:rFonts w:eastAsia="Cambria" w:cs="Cambria" w:ascii="Cambria" w:hAnsi="Cambria"/>
+          <w:sz w:val="20"/>
+          <w:szCs w:val="20"/>
+        </w:rPr>
+        <w:t xml:space="preserve"> R. Nascimento, </w:t>
+      </w:r>
+      <w:r>
+        <w:rPr>
+          <w:rFonts w:eastAsia="Cambria" w:cs="Cambria" w:ascii="Cambria" w:hAnsi="Cambria"/>
+          <w:sz w:val="20"/>
+          <w:szCs w:val="20"/>
+        </w:rPr>
+        <w:t>T.</w:t>
+      </w:r>
+      <w:r>
+        <w:rPr>
+          <w:rFonts w:eastAsia="Cambria" w:cs="Cambria" w:ascii="Cambria" w:hAnsi="Cambria"/>
+          <w:sz w:val="20"/>
+          <w:szCs w:val="20"/>
+        </w:rPr>
+        <w:t xml:space="preserve"> Parchman, </w:t>
+      </w:r>
+      <w:r>
+        <w:rPr>
+          <w:rFonts w:eastAsia="Cambria" w:cs="Cambria" w:ascii="Cambria" w:hAnsi="Cambria"/>
+          <w:sz w:val="20"/>
+          <w:szCs w:val="20"/>
+        </w:rPr>
+        <w:t>W.</w:t>
+      </w:r>
+      <w:r>
+        <w:rPr>
+          <w:rFonts w:eastAsia="Cambria" w:cs="Cambria" w:ascii="Cambria" w:hAnsi="Cambria"/>
+          <w:sz w:val="20"/>
+          <w:szCs w:val="20"/>
+        </w:rPr>
+        <w:t xml:space="preserve"> R. Simbaña, </w:t>
+      </w:r>
+      <w:r>
+        <w:rPr>
+          <w:rFonts w:eastAsia="Cambria" w:cs="Cambria" w:ascii="Cambria" w:hAnsi="Cambria"/>
+          <w:sz w:val="20"/>
+          <w:szCs w:val="20"/>
+        </w:rPr>
+        <w:t>A.</w:t>
+      </w:r>
+      <w:r>
+        <w:rPr>
+          <w:rFonts w:eastAsia="Cambria" w:cs="Cambria" w:ascii="Cambria" w:hAnsi="Cambria"/>
+          <w:sz w:val="20"/>
+          <w:szCs w:val="20"/>
+        </w:rPr>
+        <w:t xml:space="preserve"> M. Smilanich, </w:t>
+      </w:r>
+      <w:r>
+        <w:rPr>
+          <w:rFonts w:eastAsia="Cambria" w:cs="Cambria" w:ascii="Cambria" w:hAnsi="Cambria"/>
+          <w:sz w:val="20"/>
+          <w:szCs w:val="20"/>
+        </w:rPr>
+        <w:t>J.</w:t>
+      </w:r>
+      <w:r>
+        <w:rPr>
+          <w:rFonts w:eastAsia="Cambria" w:cs="Cambria" w:ascii="Cambria" w:hAnsi="Cambria"/>
+          <w:sz w:val="20"/>
+          <w:szCs w:val="20"/>
+        </w:rPr>
+        <w:t xml:space="preserve"> O. Stireman, E. J. Tepe, </w:t>
+      </w:r>
+      <w:r>
+        <w:rPr>
+          <w:rFonts w:eastAsia="Cambria" w:cs="Cambria" w:ascii="Cambria" w:hAnsi="Cambria"/>
+          <w:sz w:val="20"/>
+          <w:szCs w:val="20"/>
+        </w:rPr>
+        <w:t>T.</w:t>
+      </w:r>
+      <w:r>
+        <w:rPr>
+          <w:rFonts w:eastAsia="Cambria" w:cs="Cambria" w:ascii="Cambria" w:hAnsi="Cambria"/>
+          <w:sz w:val="20"/>
+          <w:szCs w:val="20"/>
+        </w:rPr>
+        <w:t xml:space="preserve"> Walla, </w:t>
+      </w:r>
+      <w:r>
+        <w:rPr>
+          <w:rFonts w:eastAsia="Cambria" w:cs="Cambria" w:ascii="Cambria" w:hAnsi="Cambria"/>
+          <w:sz w:val="20"/>
+          <w:szCs w:val="20"/>
+        </w:rPr>
+        <w:t xml:space="preserve">and </w:t>
+      </w:r>
+      <w:r>
+        <w:rPr>
+          <w:rFonts w:eastAsia="Cambria" w:cs="Cambria" w:ascii="Cambria" w:hAnsi="Cambria"/>
+          <w:sz w:val="20"/>
+          <w:szCs w:val="20"/>
+        </w:rPr>
+        <w:t xml:space="preserve">L. Richards. 2023. </w:t>
+      </w:r>
+      <w:r>
+        <w:rPr>
+          <w:rFonts w:eastAsia="Cambria" w:cs="Cambria" w:ascii="Cambria" w:hAnsi="Cambria"/>
+          <w:i/>
+          <w:sz w:val="20"/>
+          <w:szCs w:val="20"/>
+        </w:rPr>
+        <w:t>Intra and interspecific diversity in a tropical plant clade alter herbivory and ecosystem resilience</w:t>
+      </w:r>
+      <w:r>
+        <w:rPr>
+          <w:rFonts w:eastAsia="Cambria" w:cs="Cambria" w:ascii="Cambria" w:hAnsi="Cambria"/>
+          <w:sz w:val="20"/>
+          <w:szCs w:val="20"/>
+        </w:rPr>
+        <w:t>. eLife 12:RP86988.</w:t>
+      </w:r>
+    </w:p>
+    <w:p>
+      <w:pPr>
+        <w:pStyle w:val="Normal1"/>
+        <w:spacing w:lineRule="auto" w:line="240" w:before="0" w:after="240"/>
+        <w:ind w:left="0" w:hanging="0"/>
+        <w:rPr>
+          <w:rFonts w:ascii="Cambria" w:hAnsi="Cambria"/>
+        </w:rPr>
+      </w:pPr>
+      <w:r>
+        <w:rPr>
+          <w:rFonts w:eastAsia="Cambria" w:cs="Cambria" w:ascii="Cambria" w:hAnsi="Cambria"/>
+          <w:sz w:val="20"/>
+          <w:szCs w:val="20"/>
+        </w:rPr>
+        <w:t xml:space="preserve">T. J. Massad, A. R. Nascimento, D. Campos, W. Simbaña, H. G. Lopez, L. S. Garro, C. Lepesqueur, L. Richards, M. Forister, J. Stireman, E. Tepe, K. Uckele, L. Braga, T. Walla, A. Smilanich, </w:t>
+      </w:r>
+      <w:r>
+        <w:rPr>
+          <w:rFonts w:eastAsia="Cambria" w:cs="Cambria" w:ascii="Cambria" w:hAnsi="Cambria"/>
+          <w:b/>
+          <w:sz w:val="20"/>
+          <w:szCs w:val="20"/>
+        </w:rPr>
+        <w:t>A. Grele</w:t>
+      </w:r>
+      <w:r>
+        <w:rPr>
+          <w:rFonts w:eastAsia="Cambria" w:cs="Cambria" w:ascii="Cambria" w:hAnsi="Cambria"/>
+          <w:sz w:val="20"/>
+          <w:szCs w:val="20"/>
+        </w:rPr>
+        <w:t xml:space="preserve">, and L. Dyer. 2023. </w:t>
+      </w:r>
+      <w:r>
+        <w:rPr>
+          <w:rFonts w:eastAsia="Cambria" w:cs="Cambria" w:ascii="Cambria" w:hAnsi="Cambria"/>
+          <w:i/>
+          <w:sz w:val="20"/>
+          <w:szCs w:val="20"/>
+        </w:rPr>
+        <w:t>Variation in the strength of local and regional determinants of herbivory across the Neotropics</w:t>
+      </w:r>
+      <w:r>
+        <w:rPr>
+          <w:rFonts w:eastAsia="Cambria" w:cs="Cambria" w:ascii="Cambria" w:hAnsi="Cambria"/>
+          <w:sz w:val="20"/>
+          <w:szCs w:val="20"/>
+        </w:rPr>
+        <w:t>. Oikos e10218.</w:t>
+      </w:r>
+    </w:p>
+    <w:p>
+      <w:pPr>
+        <w:pStyle w:val="Normal1"/>
+        <w:spacing w:lineRule="auto" w:line="240" w:before="0" w:after="240"/>
+        <w:ind w:left="0" w:hanging="0"/>
+        <w:rPr>
+          <w:rFonts w:ascii="Cambria" w:hAnsi="Cambria"/>
+        </w:rPr>
+      </w:pPr>
+      <w:r>
+        <w:rPr>
+          <w:rFonts w:eastAsia="Cambria" w:cs="Cambria" w:ascii="Cambria" w:hAnsi="Cambria"/>
+          <w:sz w:val="20"/>
+          <w:szCs w:val="20"/>
+        </w:rPr>
+        <w:t xml:space="preserve">Z. Getman‐Pickering, L., A. Campbell, N. Aflitto, </w:t>
+      </w:r>
+      <w:r>
+        <w:rPr>
+          <w:rFonts w:eastAsia="Cambria" w:cs="Cambria" w:ascii="Cambria" w:hAnsi="Cambria"/>
+          <w:b/>
+          <w:sz w:val="20"/>
+          <w:szCs w:val="20"/>
+        </w:rPr>
+        <w:t>A. Grele</w:t>
+      </w:r>
+      <w:r>
+        <w:rPr>
+          <w:rFonts w:eastAsia="Cambria" w:cs="Cambria" w:ascii="Cambria" w:hAnsi="Cambria"/>
+          <w:sz w:val="20"/>
+          <w:szCs w:val="20"/>
+        </w:rPr>
+        <w:t xml:space="preserve">, J. K. Davis, and T. A. Ugine. 2020. </w:t>
+      </w:r>
+      <w:r>
+        <w:rPr>
+          <w:rFonts w:eastAsia="Cambria" w:cs="Cambria" w:ascii="Cambria" w:hAnsi="Cambria"/>
+          <w:i/>
+          <w:sz w:val="20"/>
+          <w:szCs w:val="20"/>
+        </w:rPr>
+        <w:t>LeafByte: A mobile application that measures leaf area and herbivory quickly and accurately. Methods in Ecology and Evolution</w:t>
+      </w:r>
+      <w:r>
+        <w:rPr>
+          <w:rFonts w:eastAsia="Cambria" w:cs="Cambria" w:ascii="Cambria" w:hAnsi="Cambria"/>
+          <w:sz w:val="20"/>
+          <w:szCs w:val="20"/>
+        </w:rPr>
+        <w:t xml:space="preserve"> 11:215–221.</w:t>
+      </w:r>
+    </w:p>
+    <w:p>
+      <w:pPr>
+        <w:pStyle w:val="Normal1"/>
+        <w:spacing w:lineRule="auto" w:line="240" w:before="0" w:after="240"/>
+        <w:ind w:left="0" w:hanging="0"/>
+        <w:rPr>
+          <w:rFonts w:ascii="Cambria" w:hAnsi="Cambria"/>
+        </w:rPr>
+      </w:pPr>
+      <w:r>
+        <w:rPr>
+          <w:rFonts w:eastAsia="Cambria" w:cs="Cambria" w:ascii="Cambria" w:hAnsi="Cambria"/>
+          <w:b/>
+          <w:sz w:val="20"/>
+          <w:szCs w:val="20"/>
+        </w:rPr>
+        <w:t>A. Grele</w:t>
+      </w:r>
+      <w:r>
+        <w:rPr>
+          <w:rFonts w:eastAsia="Cambria" w:cs="Cambria" w:ascii="Cambria" w:hAnsi="Cambria"/>
+          <w:b w:val="false"/>
+          <w:bCs w:val="false"/>
+          <w:sz w:val="20"/>
+          <w:szCs w:val="20"/>
+        </w:rPr>
+        <w:t>,</w:t>
+      </w:r>
+      <w:r>
+        <w:rPr>
+          <w:rFonts w:eastAsia="Cambria" w:cs="Cambria" w:ascii="Cambria" w:hAnsi="Cambria"/>
+          <w:b/>
+          <w:sz w:val="20"/>
+          <w:szCs w:val="20"/>
+        </w:rPr>
+        <w:t xml:space="preserve"> </w:t>
+      </w:r>
+      <w:r>
+        <w:rPr>
+          <w:rFonts w:eastAsia="Cambria" w:cs="Cambria" w:ascii="Cambria" w:hAnsi="Cambria"/>
+          <w:b w:val="false"/>
+          <w:bCs w:val="false"/>
+          <w:sz w:val="20"/>
+          <w:szCs w:val="20"/>
+        </w:rPr>
+        <w:t>L.</w:t>
+      </w:r>
+      <w:r>
+        <w:rPr>
+          <w:rFonts w:eastAsia="Cambria" w:cs="Cambria" w:ascii="Cambria" w:hAnsi="Cambria"/>
+          <w:b/>
+          <w:sz w:val="20"/>
+          <w:szCs w:val="20"/>
+        </w:rPr>
+        <w:t xml:space="preserve"> </w:t>
+      </w:r>
+      <w:r>
+        <w:rPr>
+          <w:rFonts w:eastAsia="Cambria" w:cs="Cambria" w:ascii="Cambria" w:hAnsi="Cambria"/>
+          <w:b w:val="false"/>
+          <w:bCs w:val="false"/>
+          <w:sz w:val="20"/>
+          <w:szCs w:val="20"/>
+        </w:rPr>
+        <w:t>Richards, 202</w:t>
+      </w:r>
+      <w:r>
+        <w:rPr>
+          <w:rFonts w:eastAsia="Cambria" w:cs="Cambria" w:ascii="Cambria" w:hAnsi="Cambria"/>
+          <w:b w:val="false"/>
+          <w:bCs w:val="false"/>
+          <w:sz w:val="20"/>
+          <w:szCs w:val="20"/>
+        </w:rPr>
+        <w:t>5</w:t>
+      </w:r>
+      <w:r>
+        <w:rPr>
+          <w:rFonts w:eastAsia="Cambria" w:cs="Cambria" w:ascii="Cambria" w:hAnsi="Cambria"/>
+          <w:b w:val="false"/>
+          <w:bCs w:val="false"/>
+          <w:sz w:val="20"/>
+          <w:szCs w:val="20"/>
+        </w:rPr>
+        <w:t xml:space="preserve">. </w:t>
+      </w:r>
+      <w:r>
+        <w:rPr>
+          <w:rFonts w:eastAsia="Cambria" w:cs="Cambria" w:ascii="Cambria" w:hAnsi="Cambria"/>
+          <w:b w:val="false"/>
+          <w:bCs w:val="false"/>
+          <w:i/>
+          <w:iCs/>
+          <w:sz w:val="20"/>
+          <w:szCs w:val="20"/>
+        </w:rPr>
+        <w:t xml:space="preserve">More than sugar water: Specialized nectar chemistry as a driver of pollinator behavior and competition. </w:t>
+      </w:r>
+      <w:r>
+        <w:rPr>
+          <w:rFonts w:eastAsia="Cambria" w:cs="Cambria" w:ascii="Cambria" w:hAnsi="Cambria"/>
+          <w:b w:val="false"/>
+          <w:bCs w:val="false"/>
+          <w:i w:val="false"/>
+          <w:iCs w:val="false"/>
+          <w:sz w:val="20"/>
+          <w:szCs w:val="20"/>
+        </w:rPr>
+        <w:t xml:space="preserve">Talk presented at the annual meeting of the Entomological Society of America, </w:t>
+      </w:r>
+      <w:r>
+        <w:rPr>
+          <w:rFonts w:eastAsia="Cambria" w:cs="Cambria" w:ascii="Cambria" w:hAnsi="Cambria"/>
+          <w:b w:val="false"/>
+          <w:bCs w:val="false"/>
+          <w:i w:val="false"/>
+          <w:iCs w:val="false"/>
+          <w:sz w:val="20"/>
+          <w:szCs w:val="20"/>
+        </w:rPr>
+        <w:t>Portland</w:t>
+      </w:r>
+      <w:r>
+        <w:rPr>
+          <w:rFonts w:eastAsia="Cambria" w:cs="Cambria" w:ascii="Cambria" w:hAnsi="Cambria"/>
+          <w:b w:val="false"/>
+          <w:bCs w:val="false"/>
+          <w:i w:val="false"/>
+          <w:iCs w:val="false"/>
+          <w:sz w:val="20"/>
+          <w:szCs w:val="20"/>
+        </w:rPr>
+        <w:t xml:space="preserve">, </w:t>
+      </w:r>
+      <w:r>
+        <w:rPr>
+          <w:rFonts w:eastAsia="Cambria" w:cs="Cambria" w:ascii="Cambria" w:hAnsi="Cambria"/>
+          <w:b w:val="false"/>
+          <w:bCs w:val="false"/>
+          <w:i w:val="false"/>
+          <w:iCs w:val="false"/>
+          <w:sz w:val="20"/>
+          <w:szCs w:val="20"/>
+        </w:rPr>
+        <w:t>OR</w:t>
+      </w:r>
+      <w:r>
+        <w:rPr>
+          <w:rFonts w:eastAsia="Cambria" w:cs="Cambria" w:ascii="Cambria" w:hAnsi="Cambria"/>
+          <w:b w:val="false"/>
+          <w:bCs w:val="false"/>
+          <w:i w:val="false"/>
+          <w:iCs w:val="false"/>
+          <w:sz w:val="20"/>
+          <w:szCs w:val="20"/>
+        </w:rPr>
+        <w:t>.</w:t>
+      </w:r>
+    </w:p>
+    <w:p>
+      <w:pPr>
+        <w:pStyle w:val="Normal1"/>
+        <w:spacing w:lineRule="auto" w:line="240" w:before="0" w:after="240"/>
+        <w:ind w:left="0" w:hanging="0"/>
+        <w:rPr>
+          <w:rFonts w:ascii="Cambria" w:hAnsi="Cambria"/>
+        </w:rPr>
+      </w:pPr>
+      <w:r>
+        <w:rPr>
+          <w:rFonts w:eastAsia="Cambria" w:cs="Cambria" w:ascii="Cambria" w:hAnsi="Cambria"/>
+          <w:b/>
+          <w:sz w:val="20"/>
+          <w:szCs w:val="20"/>
+        </w:rPr>
+        <w:t>A. Grele</w:t>
+      </w:r>
+      <w:r>
+        <w:rPr>
+          <w:rFonts w:eastAsia="Cambria" w:cs="Cambria" w:ascii="Cambria" w:hAnsi="Cambria"/>
+          <w:b w:val="false"/>
+          <w:bCs w:val="false"/>
+          <w:sz w:val="20"/>
+          <w:szCs w:val="20"/>
+        </w:rPr>
+        <w:t>,</w:t>
+      </w:r>
+      <w:r>
+        <w:rPr>
+          <w:rFonts w:eastAsia="Cambria" w:cs="Cambria" w:ascii="Cambria" w:hAnsi="Cambria"/>
+          <w:b/>
+          <w:sz w:val="20"/>
+          <w:szCs w:val="20"/>
+        </w:rPr>
+        <w:t xml:space="preserve"> </w:t>
+      </w:r>
+      <w:r>
+        <w:rPr>
+          <w:rFonts w:eastAsia="Cambria" w:cs="Cambria" w:ascii="Cambria" w:hAnsi="Cambria"/>
+          <w:b w:val="false"/>
+          <w:bCs w:val="false"/>
+          <w:sz w:val="20"/>
+          <w:szCs w:val="20"/>
+        </w:rPr>
+        <w:t>L.</w:t>
+      </w:r>
+      <w:r>
+        <w:rPr>
+          <w:rFonts w:eastAsia="Cambria" w:cs="Cambria" w:ascii="Cambria" w:hAnsi="Cambria"/>
+          <w:b/>
+          <w:sz w:val="20"/>
+          <w:szCs w:val="20"/>
+        </w:rPr>
+        <w:t xml:space="preserve"> </w:t>
+      </w:r>
+      <w:r>
+        <w:rPr>
+          <w:rFonts w:eastAsia="Cambria" w:cs="Cambria" w:ascii="Cambria" w:hAnsi="Cambria"/>
+          <w:b w:val="false"/>
+          <w:bCs w:val="false"/>
+          <w:sz w:val="20"/>
+          <w:szCs w:val="20"/>
+        </w:rPr>
+        <w:t xml:space="preserve">Richards, </w:t>
+      </w:r>
+      <w:r>
+        <w:rPr>
+          <w:rFonts w:eastAsia="Cambria" w:cs="Cambria" w:ascii="Cambria" w:hAnsi="Cambria"/>
+          <w:sz w:val="20"/>
+          <w:szCs w:val="20"/>
+        </w:rPr>
+        <w:t xml:space="preserve">2025. </w:t>
+      </w:r>
+      <w:r>
+        <w:rPr>
+          <w:rFonts w:eastAsia="Cambria" w:cs="Cambria" w:ascii="Cambria" w:hAnsi="Cambria"/>
+          <w:i/>
+          <w:iCs/>
+          <w:sz w:val="20"/>
+          <w:szCs w:val="20"/>
+        </w:rPr>
+        <w:t xml:space="preserve">Not all pollinators are equal: </w:t>
+      </w:r>
+      <w:r>
+        <w:rPr>
+          <w:rFonts w:eastAsia="Cambria" w:cs="Cambria" w:ascii="Cambria" w:hAnsi="Cambria"/>
+          <w:i/>
+          <w:sz w:val="20"/>
+          <w:szCs w:val="20"/>
+        </w:rPr>
+        <w:t>Specialized nectar chemistry alters plant fitness by selectively modifying insect behavior</w:t>
+      </w:r>
+      <w:r>
+        <w:rPr>
+          <w:rFonts w:eastAsia="Cambria" w:cs="Cambria" w:ascii="Cambria" w:hAnsi="Cambria"/>
+          <w:sz w:val="20"/>
+          <w:szCs w:val="20"/>
+        </w:rPr>
+        <w:t>. Talk presented at the Hitchcock Center for Chemical Ecology Annual Symposium, Incline Village, NV.</w:t>
+      </w:r>
+    </w:p>
+    <w:p>
+      <w:pPr>
+        <w:pStyle w:val="Normal1"/>
+        <w:rPr>
+          <w:rFonts w:ascii="Cambria" w:hAnsi="Cambria"/>
+        </w:rPr>
+      </w:pPr>
+      <w:r>
+        <w:rPr>
+          <w:rFonts w:eastAsia="Cambria" w:cs="Cambria" w:ascii="Cambria" w:hAnsi="Cambria"/>
+          <w:b/>
+          <w:sz w:val="20"/>
+          <w:szCs w:val="20"/>
+        </w:rPr>
+        <w:t>A. Grele</w:t>
+      </w:r>
+      <w:r>
+        <w:rPr>
+          <w:rFonts w:eastAsia="Cambria" w:cs="Cambria" w:ascii="Cambria" w:hAnsi="Cambria"/>
+          <w:b w:val="false"/>
+          <w:bCs w:val="false"/>
+          <w:sz w:val="20"/>
+          <w:szCs w:val="20"/>
+        </w:rPr>
+        <w:t>,</w:t>
+      </w:r>
+      <w:r>
+        <w:rPr>
+          <w:rFonts w:eastAsia="Cambria" w:cs="Cambria" w:ascii="Cambria" w:hAnsi="Cambria"/>
+          <w:b/>
+          <w:sz w:val="20"/>
+          <w:szCs w:val="20"/>
+        </w:rPr>
+        <w:t xml:space="preserve"> </w:t>
+      </w:r>
+      <w:r>
+        <w:rPr>
+          <w:rFonts w:eastAsia="Cambria" w:cs="Cambria" w:ascii="Cambria" w:hAnsi="Cambria"/>
+          <w:b w:val="false"/>
+          <w:bCs w:val="false"/>
+          <w:sz w:val="20"/>
+          <w:szCs w:val="20"/>
+        </w:rPr>
+        <w:t>L.</w:t>
+      </w:r>
+      <w:r>
+        <w:rPr>
+          <w:rFonts w:eastAsia="Cambria" w:cs="Cambria" w:ascii="Cambria" w:hAnsi="Cambria"/>
+          <w:b/>
+          <w:sz w:val="20"/>
+          <w:szCs w:val="20"/>
+        </w:rPr>
+        <w:t xml:space="preserve"> </w:t>
+      </w:r>
+      <w:r>
+        <w:rPr>
+          <w:rFonts w:eastAsia="Cambria" w:cs="Cambria" w:ascii="Cambria" w:hAnsi="Cambria"/>
+          <w:b w:val="false"/>
+          <w:bCs w:val="false"/>
+          <w:sz w:val="20"/>
+          <w:szCs w:val="20"/>
+        </w:rPr>
+        <w:t xml:space="preserve">Richards, 2024. </w:t>
+      </w:r>
+      <w:r>
+        <w:rPr>
+          <w:rFonts w:eastAsia="Cambria" w:cs="Cambria" w:ascii="Cambria" w:hAnsi="Cambria"/>
+          <w:b w:val="false"/>
+          <w:bCs w:val="false"/>
+          <w:i/>
+          <w:iCs/>
+          <w:sz w:val="20"/>
+          <w:szCs w:val="20"/>
+        </w:rPr>
+        <w:t xml:space="preserve">Nectar chemistry alters plant fitness by manipulating pollinators. </w:t>
+      </w:r>
+      <w:r>
+        <w:rPr>
+          <w:rFonts w:eastAsia="Cambria" w:cs="Cambria" w:ascii="Cambria" w:hAnsi="Cambria"/>
+          <w:b w:val="false"/>
+          <w:bCs w:val="false"/>
+          <w:i w:val="false"/>
+          <w:iCs w:val="false"/>
+          <w:sz w:val="20"/>
+          <w:szCs w:val="20"/>
+        </w:rPr>
+        <w:t>Talk presented at the annual meeting of the Entomological Society of America, Phoenix, AZ.</w:t>
+      </w:r>
+    </w:p>
+    <w:p>
+      <w:pPr>
+        <w:pStyle w:val="Normal1"/>
+        <w:rPr>
+          <w:rFonts w:ascii="Cambria" w:hAnsi="Cambria" w:eastAsia="Cambria" w:cs="Cambria"/>
+          <w:sz w:val="20"/>
+          <w:szCs w:val="20"/>
+        </w:rPr>
+      </w:pPr>
+      <w:r>
+        <w:rPr>
+          <w:rFonts w:eastAsia="Cambria" w:cs="Cambria" w:ascii="Cambria" w:hAnsi="Cambria"/>
+          <w:sz w:val="20"/>
+          <w:szCs w:val="20"/>
+        </w:rPr>
+      </w:r>
+    </w:p>
+    <w:p>
+      <w:pPr>
+        <w:pStyle w:val="Normal1"/>
+        <w:rPr>
+          <w:rFonts w:ascii="Cambria" w:hAnsi="Cambria"/>
+        </w:rPr>
+      </w:pPr>
+      <w:r>
+        <w:rPr>
+          <w:rFonts w:eastAsia="Cambria" w:cs="Cambria" w:ascii="Cambria" w:hAnsi="Cambria"/>
+          <w:b/>
+          <w:sz w:val="20"/>
+          <w:szCs w:val="20"/>
+        </w:rPr>
+        <w:t>A. Grele</w:t>
+      </w:r>
+      <w:r>
+        <w:rPr>
+          <w:rFonts w:eastAsia="Cambria" w:cs="Cambria" w:ascii="Cambria" w:hAnsi="Cambria"/>
+          <w:b w:val="false"/>
+          <w:bCs w:val="false"/>
+          <w:sz w:val="20"/>
+          <w:szCs w:val="20"/>
+        </w:rPr>
+        <w:t>,</w:t>
+      </w:r>
+      <w:r>
+        <w:rPr>
+          <w:rFonts w:eastAsia="Cambria" w:cs="Cambria" w:ascii="Cambria" w:hAnsi="Cambria"/>
+          <w:b/>
+          <w:sz w:val="20"/>
+          <w:szCs w:val="20"/>
+        </w:rPr>
+        <w:t xml:space="preserve"> </w:t>
+      </w:r>
+      <w:r>
+        <w:rPr>
+          <w:rFonts w:eastAsia="Cambria" w:cs="Cambria" w:ascii="Cambria" w:hAnsi="Cambria"/>
+          <w:sz w:val="20"/>
+          <w:szCs w:val="20"/>
+        </w:rPr>
+        <w:t xml:space="preserve">L. Richards, 2024. </w:t>
+      </w:r>
+      <w:r>
+        <w:rPr>
+          <w:rFonts w:eastAsia="Cambria" w:cs="Cambria" w:ascii="Cambria" w:hAnsi="Cambria"/>
+          <w:i/>
+          <w:sz w:val="20"/>
+          <w:szCs w:val="20"/>
+        </w:rPr>
+        <w:t>Chemical signals and chemical noise – why plant defenses are more complex and pheromones are simpler in the tropics</w:t>
+      </w:r>
+      <w:r>
+        <w:rPr>
+          <w:rFonts w:eastAsia="Cambria" w:cs="Cambria" w:ascii="Cambria" w:hAnsi="Cambria"/>
+          <w:sz w:val="20"/>
+          <w:szCs w:val="20"/>
+        </w:rPr>
+        <w:t>. Talk presented at the 27</w:t>
+      </w:r>
+      <w:r>
+        <w:rPr>
+          <w:rFonts w:eastAsia="Cambria" w:cs="Cambria" w:ascii="Cambria" w:hAnsi="Cambria"/>
+          <w:sz w:val="20"/>
+          <w:szCs w:val="20"/>
+          <w:vertAlign w:val="superscript"/>
+        </w:rPr>
+        <w:t>th</w:t>
+      </w:r>
+      <w:r>
+        <w:rPr>
+          <w:rFonts w:eastAsia="Cambria" w:cs="Cambria" w:ascii="Cambria" w:hAnsi="Cambria"/>
+          <w:sz w:val="20"/>
+          <w:szCs w:val="20"/>
+        </w:rPr>
+        <w:t xml:space="preserve"> International Congress of Entomology, Kyoto, Japan.</w:t>
+      </w:r>
+    </w:p>
+    <w:p>
+      <w:pPr>
+        <w:pStyle w:val="Normal1"/>
+        <w:rPr>
+          <w:rFonts w:ascii="Cambria" w:hAnsi="Cambria" w:eastAsia="Cambria" w:cs="Cambria"/>
+          <w:sz w:val="20"/>
+          <w:szCs w:val="20"/>
+        </w:rPr>
+      </w:pPr>
+      <w:r>
+        <w:rPr>
+          <w:rFonts w:eastAsia="Cambria" w:cs="Cambria" w:ascii="Cambria" w:hAnsi="Cambria"/>
+          <w:sz w:val="20"/>
+          <w:szCs w:val="20"/>
+        </w:rPr>
+      </w:r>
+    </w:p>
+    <w:p>
+      <w:pPr>
+        <w:pStyle w:val="Normal1"/>
+        <w:rPr>
+          <w:rFonts w:ascii="Cambria" w:hAnsi="Cambria"/>
+        </w:rPr>
+      </w:pPr>
+      <w:r>
+        <w:rPr>
+          <w:rFonts w:eastAsia="Cambria" w:cs="Cambria" w:ascii="Cambria" w:hAnsi="Cambria"/>
+          <w:b/>
+          <w:sz w:val="20"/>
+          <w:szCs w:val="20"/>
+        </w:rPr>
+        <w:t>A. Grele</w:t>
+      </w:r>
+      <w:r>
+        <w:rPr>
+          <w:rFonts w:eastAsia="Cambria" w:cs="Cambria" w:ascii="Cambria" w:hAnsi="Cambria"/>
+          <w:b w:val="false"/>
+          <w:bCs w:val="false"/>
+          <w:sz w:val="20"/>
+          <w:szCs w:val="20"/>
+        </w:rPr>
+        <w:t>,</w:t>
+      </w:r>
+      <w:r>
+        <w:rPr>
+          <w:rFonts w:eastAsia="Cambria" w:cs="Cambria" w:ascii="Cambria" w:hAnsi="Cambria"/>
+          <w:b/>
+          <w:sz w:val="20"/>
+          <w:szCs w:val="20"/>
+        </w:rPr>
+        <w:t xml:space="preserve"> </w:t>
+      </w:r>
+      <w:r>
+        <w:rPr>
+          <w:rFonts w:eastAsia="Cambria" w:cs="Cambria" w:ascii="Cambria" w:hAnsi="Cambria"/>
+          <w:sz w:val="20"/>
+          <w:szCs w:val="20"/>
+        </w:rPr>
+        <w:t xml:space="preserve">L. Richards, 2024. </w:t>
+      </w:r>
+      <w:r>
+        <w:rPr>
+          <w:rFonts w:eastAsia="Cambria" w:cs="Cambria" w:ascii="Cambria" w:hAnsi="Cambria"/>
+          <w:i/>
+          <w:sz w:val="20"/>
+          <w:szCs w:val="20"/>
+        </w:rPr>
+        <w:t>Intra- and interspecific variation in milkweed nectar chemistry</w:t>
+      </w:r>
+      <w:r>
+        <w:rPr>
+          <w:rFonts w:eastAsia="Cambria" w:cs="Cambria" w:ascii="Cambria" w:hAnsi="Cambria"/>
+          <w:sz w:val="20"/>
+          <w:szCs w:val="20"/>
+        </w:rPr>
+        <w:t>. Poster presented at the Hitchcock Center for Chemical Ecology Annual Symposium, Incline Village, NV.</w:t>
+      </w:r>
+    </w:p>
+    <w:p>
+      <w:pPr>
+        <w:pStyle w:val="Normal1"/>
+        <w:rPr>
+          <w:rFonts w:ascii="Cambria" w:hAnsi="Cambria" w:eastAsia="Cambria" w:cs="Cambria"/>
+          <w:sz w:val="20"/>
+          <w:szCs w:val="20"/>
+        </w:rPr>
+      </w:pPr>
+      <w:r>
+        <w:rPr>
+          <w:rFonts w:eastAsia="Cambria" w:cs="Cambria" w:ascii="Cambria" w:hAnsi="Cambria"/>
+          <w:sz w:val="20"/>
+          <w:szCs w:val="20"/>
+        </w:rPr>
+      </w:r>
+    </w:p>
+    <w:p>
+      <w:pPr>
+        <w:pStyle w:val="Normal1"/>
+        <w:rPr>
+          <w:rFonts w:ascii="Cambria" w:hAnsi="Cambria"/>
+        </w:rPr>
+      </w:pPr>
+      <w:r>
+        <w:rPr>
+          <w:rFonts w:eastAsia="Cambria" w:cs="Cambria" w:ascii="Cambria" w:hAnsi="Cambria"/>
+          <w:b/>
+          <w:sz w:val="20"/>
+          <w:szCs w:val="20"/>
+        </w:rPr>
+        <w:t>A. Grele</w:t>
+      </w:r>
+      <w:r>
+        <w:rPr>
+          <w:rFonts w:eastAsia="Cambria" w:cs="Cambria" w:ascii="Cambria" w:hAnsi="Cambria"/>
+          <w:b w:val="false"/>
+          <w:bCs w:val="false"/>
+          <w:sz w:val="20"/>
+          <w:szCs w:val="20"/>
+        </w:rPr>
+        <w:t>*,</w:t>
+      </w:r>
+      <w:r>
+        <w:rPr>
+          <w:rFonts w:eastAsia="Cambria" w:cs="Cambria" w:ascii="Cambria" w:hAnsi="Cambria"/>
+          <w:b/>
+          <w:sz w:val="20"/>
+          <w:szCs w:val="20"/>
+        </w:rPr>
+        <w:t xml:space="preserve"> </w:t>
+      </w:r>
+      <w:r>
+        <w:rPr>
+          <w:rFonts w:eastAsia="Cambria" w:cs="Cambria" w:ascii="Cambria" w:hAnsi="Cambria"/>
+          <w:sz w:val="20"/>
+          <w:szCs w:val="20"/>
+        </w:rPr>
+        <w:t xml:space="preserve">C. Mallon*, 2024. </w:t>
+      </w:r>
+      <w:r>
+        <w:rPr>
+          <w:rFonts w:eastAsia="Cambria" w:cs="Cambria" w:ascii="Cambria" w:hAnsi="Cambria"/>
+          <w:i/>
+          <w:sz w:val="20"/>
+          <w:szCs w:val="20"/>
+        </w:rPr>
+        <w:t>Raman Spectroscopy at a Distance: A Tool for Ecological Research in the Field</w:t>
+      </w:r>
+      <w:r>
+        <w:rPr>
+          <w:rFonts w:eastAsia="Cambria" w:cs="Cambria" w:ascii="Cambria" w:hAnsi="Cambria"/>
+          <w:sz w:val="20"/>
+          <w:szCs w:val="20"/>
+        </w:rPr>
+        <w:t>. Talk presented at the Hitchcock Center for Chemical Ecology Annual Symposium, Incline Village, NV.</w:t>
+      </w:r>
+    </w:p>
+    <w:p>
+      <w:pPr>
+        <w:pStyle w:val="Normal1"/>
+        <w:rPr>
+          <w:rFonts w:ascii="Cambria" w:hAnsi="Cambria"/>
+        </w:rPr>
+      </w:pPr>
+      <w:r>
+        <w:rPr>
+          <w:rFonts w:eastAsia="Cambria" w:cs="Cambria" w:ascii="Cambria" w:hAnsi="Cambria"/>
+          <w:i/>
+          <w:sz w:val="16"/>
+          <w:szCs w:val="16"/>
+        </w:rPr>
+        <w:t>* Indicates co-presenters</w:t>
+      </w:r>
+    </w:p>
+    <w:p>
+      <w:pPr>
+        <w:pStyle w:val="Normal1"/>
+        <w:rPr>
+          <w:rFonts w:ascii="Cambria" w:hAnsi="Cambria" w:eastAsia="Cambria" w:cs="Cambria"/>
+          <w:sz w:val="20"/>
+          <w:szCs w:val="20"/>
+        </w:rPr>
+      </w:pPr>
+      <w:r>
+        <w:rPr>
+          <w:rFonts w:eastAsia="Cambria" w:cs="Cambria" w:ascii="Cambria" w:hAnsi="Cambria"/>
+          <w:sz w:val="20"/>
+          <w:szCs w:val="20"/>
+        </w:rPr>
+      </w:r>
+    </w:p>
+    <w:p>
+      <w:pPr>
+        <w:pStyle w:val="Normal1"/>
+        <w:rPr>
+          <w:rFonts w:ascii="Cambria" w:hAnsi="Cambria"/>
+        </w:rPr>
+      </w:pPr>
+      <w:r>
+        <w:rPr>
+          <w:rFonts w:eastAsia="Cambria" w:cs="Cambria" w:ascii="Cambria" w:hAnsi="Cambria"/>
+          <w:b/>
+          <w:sz w:val="20"/>
+          <w:szCs w:val="20"/>
+        </w:rPr>
+        <w:t>A. Grele</w:t>
+      </w:r>
+      <w:r>
+        <w:rPr>
+          <w:rFonts w:eastAsia="Cambria" w:cs="Cambria" w:ascii="Cambria" w:hAnsi="Cambria"/>
+          <w:b w:val="false"/>
+          <w:bCs w:val="false"/>
+          <w:sz w:val="20"/>
+          <w:szCs w:val="20"/>
+        </w:rPr>
+        <w:t xml:space="preserve">, </w:t>
+      </w:r>
+      <w:r>
+        <w:rPr>
+          <w:rFonts w:eastAsia="Cambria" w:cs="Cambria" w:ascii="Cambria" w:hAnsi="Cambria"/>
+          <w:sz w:val="20"/>
+          <w:szCs w:val="20"/>
+        </w:rPr>
+        <w:t xml:space="preserve">L. Richards, 2023. </w:t>
+      </w:r>
+      <w:r>
+        <w:rPr>
+          <w:rFonts w:eastAsia="Cambria" w:cs="Cambria" w:ascii="Cambria" w:hAnsi="Cambria"/>
+          <w:i/>
+          <w:sz w:val="20"/>
+          <w:szCs w:val="20"/>
+        </w:rPr>
+        <w:t>Simulated herbivory increases plant fitness by altering floral traits and pollinator behavior</w:t>
+      </w:r>
+      <w:r>
+        <w:rPr>
+          <w:rFonts w:eastAsia="Cambria" w:cs="Cambria" w:ascii="Cambria" w:hAnsi="Cambria"/>
+          <w:sz w:val="20"/>
+          <w:szCs w:val="20"/>
+        </w:rPr>
+        <w:t>. Poster presented at the Plant – Herbivore Interactions Gordon Conference, Ventura, CA.</w:t>
+      </w:r>
+    </w:p>
+    <w:p>
+      <w:pPr>
+        <w:pStyle w:val="Normal1"/>
+        <w:rPr>
+          <w:rFonts w:ascii="Cambria" w:hAnsi="Cambria" w:eastAsia="Cambria" w:cs="Cambria"/>
+          <w:sz w:val="20"/>
+          <w:szCs w:val="20"/>
+        </w:rPr>
+      </w:pPr>
+      <w:r>
+        <w:rPr>
+          <w:rFonts w:eastAsia="Cambria" w:cs="Cambria" w:ascii="Cambria" w:hAnsi="Cambria"/>
+          <w:sz w:val="20"/>
+          <w:szCs w:val="20"/>
+        </w:rPr>
+      </w:r>
+    </w:p>
+    <w:p>
+      <w:pPr>
+        <w:pStyle w:val="Normal1"/>
+        <w:rPr>
+          <w:rFonts w:ascii="Cambria" w:hAnsi="Cambria"/>
+        </w:rPr>
+      </w:pPr>
+      <w:r>
+        <w:rPr>
+          <w:rFonts w:eastAsia="Cambria" w:cs="Cambria" w:ascii="Cambria" w:hAnsi="Cambria"/>
+          <w:b/>
+          <w:sz w:val="20"/>
+          <w:szCs w:val="20"/>
+        </w:rPr>
+        <w:t>A. Grele</w:t>
+      </w:r>
+      <w:r>
+        <w:rPr>
+          <w:rFonts w:eastAsia="Cambria" w:cs="Cambria" w:ascii="Cambria" w:hAnsi="Cambria"/>
+          <w:sz w:val="20"/>
+          <w:szCs w:val="20"/>
+        </w:rPr>
+        <w:t xml:space="preserve">, L. Richards, 2022. </w:t>
+      </w:r>
+      <w:r>
+        <w:rPr>
+          <w:rFonts w:eastAsia="Cambria" w:cs="Cambria" w:ascii="Cambria" w:hAnsi="Cambria"/>
+          <w:i/>
+          <w:sz w:val="20"/>
+          <w:szCs w:val="20"/>
+        </w:rPr>
+        <w:t>Using machine learning to study pollination with high temporal and taxonomic resolution.</w:t>
+      </w:r>
+      <w:r>
+        <w:rPr>
+          <w:rFonts w:eastAsia="Cambria" w:cs="Cambria" w:ascii="Cambria" w:hAnsi="Cambria"/>
+          <w:color w:val="1155CC"/>
+          <w:sz w:val="20"/>
+          <w:szCs w:val="20"/>
+        </w:rPr>
+        <w:t xml:space="preserve"> </w:t>
+      </w:r>
+      <w:r>
+        <w:rPr>
+          <w:rFonts w:eastAsia="Cambria" w:cs="Cambria" w:ascii="Cambria" w:hAnsi="Cambria"/>
+          <w:sz w:val="20"/>
+          <w:szCs w:val="20"/>
+        </w:rPr>
+        <w:t>Poster presented at the annual meeting of the Entomological Society of America, Vancouver, BC.</w:t>
+      </w:r>
+    </w:p>
+    <w:p>
+      <w:pPr>
+        <w:pStyle w:val="Normal1"/>
+        <w:pageBreakBefore w:val="false"/>
+        <w:ind w:left="0" w:hanging="0"/>
+        <w:rPr>
+          <w:rFonts w:ascii="Cambria" w:hAnsi="Cambria" w:eastAsia="Cambria" w:cs="Cambria"/>
+          <w:sz w:val="20"/>
+          <w:szCs w:val="20"/>
+        </w:rPr>
+      </w:pPr>
+      <w:r>
+        <w:rPr>
+          <w:rFonts w:eastAsia="Cambria" w:cs="Cambria" w:ascii="Cambria" w:hAnsi="Cambria"/>
+          <w:sz w:val="20"/>
+          <w:szCs w:val="20"/>
+        </w:rPr>
+      </w:r>
+    </w:p>
+    <w:p>
+      <w:pPr>
+        <w:pStyle w:val="Normal1"/>
+        <w:pageBreakBefore w:val="false"/>
+        <w:ind w:left="0" w:hanging="0"/>
+        <w:rPr>
+          <w:rFonts w:ascii="Cambria" w:hAnsi="Cambria"/>
+        </w:rPr>
+      </w:pPr>
+      <w:r>
+        <w:rPr>
+          <w:rFonts w:eastAsia="Cambria" w:cs="Cambria" w:ascii="Cambria" w:hAnsi="Cambria"/>
+          <w:b/>
+          <w:sz w:val="20"/>
+          <w:szCs w:val="20"/>
+        </w:rPr>
+        <w:t>A. Grele</w:t>
+      </w:r>
+      <w:r>
+        <w:rPr>
+          <w:rFonts w:eastAsia="Cambria" w:cs="Cambria" w:ascii="Cambria" w:hAnsi="Cambria"/>
+          <w:sz w:val="20"/>
+          <w:szCs w:val="20"/>
+        </w:rPr>
+        <w:t xml:space="preserve">, N. Aflitto, J. Thaler, 2018. </w:t>
+      </w:r>
+      <w:r>
+        <w:rPr>
+          <w:rFonts w:eastAsia="Cambria" w:cs="Cambria" w:ascii="Cambria" w:hAnsi="Cambria"/>
+          <w:i/>
+          <w:sz w:val="20"/>
+          <w:szCs w:val="20"/>
+        </w:rPr>
+        <w:t>Components of Podisus maculiventris Aggregation Pheromone Elicit Non-Consumptive Responses in Colorado Potato Beetles.</w:t>
+      </w:r>
+      <w:r>
+        <w:rPr>
+          <w:rFonts w:eastAsia="Cambria" w:cs="Cambria" w:ascii="Cambria" w:hAnsi="Cambria"/>
+          <w:sz w:val="20"/>
+          <w:szCs w:val="20"/>
+        </w:rPr>
+        <w:t xml:space="preserve"> Poster presented at the annual meeting of the Entomological Society of America, Vancouver, BC.</w:t>
+      </w:r>
+    </w:p>
+    <w:p>
+      <w:pPr>
+        <w:pStyle w:val="Normal1"/>
+        <w:pageBreakBefore w:val="false"/>
+        <w:shd w:val="clear" w:fill="auto"/>
+        <w:ind w:left="0" w:hanging="0"/>
+        <w:rPr>
+          <w:rFonts w:ascii="Cambria" w:hAnsi="Cambria"/>
+        </w:rPr>
+      </w:pPr>
+      <w:r>
+        <w:rPr>
+          <w:rFonts w:eastAsia="Cambria" w:cs="Cambria" w:ascii="Cambria" w:hAnsi="Cambria"/>
+          <w:sz w:val="20"/>
+          <w:szCs w:val="20"/>
+        </w:rPr>
+        <w:tab/>
+      </w:r>
+    </w:p>
+    <w:p>
+      <w:pPr>
+        <w:pStyle w:val="Normal1"/>
+        <w:rPr>
+          <w:rFonts w:ascii="Cambria" w:hAnsi="Cambria"/>
+        </w:rPr>
+      </w:pPr>
+      <w:r>
+        <w:rPr>
+          <w:rFonts w:eastAsia="Cambria" w:cs="Cambria" w:ascii="Cambria" w:hAnsi="Cambria"/>
+          <w:b/>
+          <w:sz w:val="24"/>
+          <w:szCs w:val="24"/>
+        </w:rPr>
+        <w:t>Teaching experience</w:t>
+      </w:r>
+    </w:p>
+    <w:p>
+      <w:pPr>
+        <w:pStyle w:val="Normal1"/>
+        <w:pageBreakBefore w:val="false"/>
+        <w:spacing w:lineRule="auto" w:line="120"/>
+        <w:rPr>
+          <w:rFonts w:ascii="Cambria" w:hAnsi="Cambria"/>
+        </w:rPr>
+      </w:pPr>
+      <w:r>
+        <w:rPr/>
+        <mc:AlternateContent>
+          <mc:Choice Requires="wps">
+            <w:drawing>
+              <wp:inline distT="0" distB="0" distL="0" distR="0">
+                <wp:extent cx="5944235" cy="19685"/>
                 <wp:effectExtent l="0" t="0" r="0" b="0"/>
                 <wp:docPr id="7" name="Shape7"/>
                 <a:graphic xmlns:a="http://schemas.openxmlformats.org/drawingml/2006/main">
@@ -2586,7 +2788,7 @@
     </w:p>
     <w:p>
       <w:pPr>
-        <w:pStyle w:val="normal1"/>
+        <w:pStyle w:val="Normal1"/>
         <w:rPr>
           <w:rFonts w:ascii="Cambria" w:hAnsi="Cambria"/>
         </w:rPr>
@@ -2615,32 +2817,24 @@
     </w:p>
     <w:p>
       <w:pPr>
-        <w:pStyle w:val="normal1"/>
-        <w:ind w:hanging="0" w:left="2160"/>
-        <w:rPr>
-          <w:rFonts w:ascii="Cambria" w:hAnsi="Cambria"/>
-        </w:rPr>
-      </w:pPr>
-      <w:r>
-        <w:rPr>
-          <w:rFonts w:eastAsia="Cambria" w:cs="Cambria" w:ascii="Cambria" w:hAnsi="Cambria"/>
-          <w:sz w:val="20"/>
-          <w:szCs w:val="20"/>
-        </w:rPr>
-        <w:t xml:space="preserve">One semester; </w:t>
-      </w:r>
-      <w:r>
-        <w:rPr>
-          <w:rFonts w:eastAsia="Cambria" w:cs="Cambria" w:ascii="Cambria" w:hAnsi="Cambria"/>
-          <w:sz w:val="20"/>
-          <w:szCs w:val="20"/>
-        </w:rPr>
-        <w:t xml:space="preserve">Lead capstone course discussion sections introducing students to evolutionary concepts, application of evolutionary theory to conservation and human health, and science communication. </w:t>
-      </w:r>
-    </w:p>
-    <w:p>
-      <w:pPr>
-        <w:pStyle w:val="normal1"/>
+        <w:pStyle w:val="Normal1"/>
+        <w:ind w:left="2160" w:hanging="0"/>
+        <w:rPr>
+          <w:rFonts w:ascii="Cambria" w:hAnsi="Cambria"/>
+        </w:rPr>
+      </w:pPr>
+      <w:r>
+        <w:rPr>
+          <w:rFonts w:eastAsia="Cambria" w:cs="Cambria" w:ascii="Cambria" w:hAnsi="Cambria"/>
+          <w:sz w:val="20"/>
+          <w:szCs w:val="20"/>
+        </w:rPr>
+        <w:t xml:space="preserve">One semester; Lead capstone course discussion sections introducing students to evolutionary concepts, application of evolutionary theory to conservation and human health, and science communication. </w:t>
+      </w:r>
+    </w:p>
+    <w:p>
+      <w:pPr>
+        <w:pStyle w:val="Normal1"/>
         <w:rPr>
           <w:rFonts w:ascii="Cambria" w:hAnsi="Cambria" w:eastAsia="Cambria" w:cs="Cambria"/>
           <w:sz w:val="20"/>
@@ -2657,8 +2851,8 @@
     </w:p>
     <w:p>
       <w:pPr>
-        <w:pStyle w:val="normal1"/>
-        <w:ind w:firstLine="720" w:left="1440"/>
+        <w:pStyle w:val="Normal1"/>
+        <w:ind w:left="1440" w:firstLine="720"/>
         <w:rPr>
           <w:rFonts w:ascii="Cambria" w:hAnsi="Cambria"/>
         </w:rPr>
@@ -2674,52 +2868,45 @@
     </w:p>
     <w:p>
       <w:pPr>
-        <w:pStyle w:val="normal1"/>
-        <w:ind w:hanging="0" w:left="2160"/>
-        <w:rPr>
-          <w:rFonts w:ascii="Cambria" w:hAnsi="Cambria"/>
-        </w:rPr>
-      </w:pPr>
-      <w:r>
-        <w:rPr>
-          <w:rFonts w:eastAsia="Cambria" w:cs="Cambria" w:ascii="Cambria" w:hAnsi="Cambria"/>
-          <w:sz w:val="20"/>
-          <w:szCs w:val="20"/>
-        </w:rPr>
-        <w:t xml:space="preserve">One semester; </w:t>
-      </w:r>
-      <w:r>
-        <w:rPr>
-          <w:rFonts w:eastAsia="Cambria" w:cs="Cambria" w:ascii="Cambria" w:hAnsi="Cambria"/>
-          <w:sz w:val="20"/>
-          <w:szCs w:val="20"/>
-        </w:rPr>
-        <w:t>Lead lab course introducing graduate students to coding in R, quantitative analysis, frequentist and Bayesian statistics, data preparation and presentation.</w:t>
-      </w:r>
-    </w:p>
-    <w:p>
-      <w:pPr>
-        <w:pStyle w:val="normal1"/>
+        <w:pStyle w:val="Normal1"/>
+        <w:ind w:left="2160" w:hanging="0"/>
+        <w:rPr>
+          <w:rFonts w:ascii="Cambria" w:hAnsi="Cambria"/>
+        </w:rPr>
+      </w:pPr>
+      <w:r>
+        <w:rPr>
+          <w:rFonts w:eastAsia="Cambria" w:cs="Cambria" w:ascii="Cambria" w:hAnsi="Cambria"/>
+          <w:sz w:val="20"/>
+          <w:szCs w:val="20"/>
+        </w:rPr>
+        <w:t>One semester; Lead lab course introducing graduate students to coding in R, quantitative analysis, frequentist and Bayesian statistics, data preparation and presentation.</w:t>
+      </w:r>
+    </w:p>
+    <w:p>
+      <w:pPr>
+        <w:pStyle w:val="Normal1"/>
         <w:pageBreakBefore w:val="false"/>
         <w:rPr>
           <w:rFonts w:ascii="Cambria" w:hAnsi="Cambria" w:eastAsia="Cambria" w:cs="Cambria"/>
           <w:b/>
-          <w:sz w:val="20"/>
-          <w:szCs w:val="20"/>
-        </w:rPr>
-      </w:pPr>
-      <w:r>
-        <w:rPr>
-          <w:rFonts w:eastAsia="Cambria" w:cs="Cambria" w:ascii="Cambria" w:hAnsi="Cambria"/>
-          <w:b/>
-          <w:sz w:val="20"/>
-          <w:szCs w:val="20"/>
-        </w:rPr>
-      </w:r>
-    </w:p>
-    <w:p>
-      <w:pPr>
-        <w:pStyle w:val="normal1"/>
+          <w:b/>
+          <w:sz w:val="20"/>
+          <w:szCs w:val="20"/>
+        </w:rPr>
+      </w:pPr>
+      <w:r>
+        <w:rPr>
+          <w:rFonts w:eastAsia="Cambria" w:cs="Cambria" w:ascii="Cambria" w:hAnsi="Cambria"/>
+          <w:b/>
+          <w:sz w:val="20"/>
+          <w:szCs w:val="20"/>
+        </w:rPr>
+      </w:r>
+    </w:p>
+    <w:p>
+      <w:pPr>
+        <w:pStyle w:val="Normal1"/>
         <w:pageBreakBefore w:val="false"/>
         <w:rPr>
           <w:rFonts w:ascii="Cambria" w:hAnsi="Cambria"/>
@@ -2748,35 +2935,27 @@
     </w:p>
     <w:p>
       <w:pPr>
-        <w:pStyle w:val="normal1"/>
-        <w:pageBreakBefore w:val="false"/>
-        <w:ind w:hanging="0" w:left="2160"/>
-        <w:rPr>
-          <w:rFonts w:ascii="Cambria" w:hAnsi="Cambria"/>
-        </w:rPr>
-      </w:pPr>
-      <w:r>
-        <w:rPr>
-          <w:rFonts w:eastAsia="Cambria" w:cs="Cambria" w:ascii="Cambria" w:hAnsi="Cambria"/>
-          <w:sz w:val="20"/>
-          <w:szCs w:val="20"/>
-        </w:rPr>
-        <w:t xml:space="preserve">Seven semesters; </w:t>
-      </w:r>
-      <w:r>
-        <w:rPr>
-          <w:rFonts w:eastAsia="Cambria" w:cs="Cambria" w:ascii="Cambria" w:hAnsi="Cambria"/>
-          <w:sz w:val="20"/>
-          <w:szCs w:val="20"/>
-        </w:rPr>
-        <w:t>Lead lab course introducing students to biological concepts, experimental design, statistics and scientific writing.</w:t>
-      </w:r>
-    </w:p>
-    <w:p>
-      <w:pPr>
-        <w:pStyle w:val="normal1"/>
-        <w:pageBreakBefore w:val="false"/>
-        <w:ind w:hanging="0" w:left="2160"/>
+        <w:pStyle w:val="Normal1"/>
+        <w:pageBreakBefore w:val="false"/>
+        <w:ind w:left="2160" w:hanging="0"/>
+        <w:rPr>
+          <w:rFonts w:ascii="Cambria" w:hAnsi="Cambria"/>
+        </w:rPr>
+      </w:pPr>
+      <w:r>
+        <w:rPr>
+          <w:rFonts w:eastAsia="Cambria" w:cs="Cambria" w:ascii="Cambria" w:hAnsi="Cambria"/>
+          <w:sz w:val="20"/>
+          <w:szCs w:val="20"/>
+        </w:rPr>
+        <w:t>Seven semesters; Lead lab course introducing students to biological concepts, experimental design, statistics and scientific writing.</w:t>
+      </w:r>
+    </w:p>
+    <w:p>
+      <w:pPr>
+        <w:pStyle w:val="Normal1"/>
+        <w:pageBreakBefore w:val="false"/>
+        <w:ind w:left="2160" w:hanging="0"/>
         <w:rPr>
           <w:rFonts w:ascii="Cambria" w:hAnsi="Cambria" w:eastAsia="Cambria" w:cs="Cambria"/>
           <w:sz w:val="20"/>
@@ -2793,7 +2972,7 @@
     </w:p>
     <w:p>
       <w:pPr>
-        <w:pStyle w:val="normal1"/>
+        <w:pStyle w:val="Normal1"/>
         <w:pageBreakBefore w:val="false"/>
         <w:rPr>
           <w:rFonts w:ascii="Cambria" w:hAnsi="Cambria"/>
@@ -2823,33 +3002,25 @@
     </w:p>
     <w:p>
       <w:pPr>
-        <w:pStyle w:val="normal1"/>
-        <w:pageBreakBefore w:val="false"/>
-        <w:ind w:hanging="0" w:left="2160"/>
-        <w:rPr>
-          <w:rFonts w:ascii="Cambria" w:hAnsi="Cambria"/>
-        </w:rPr>
-      </w:pPr>
-      <w:r>
-        <w:rPr>
-          <w:rFonts w:eastAsia="Cambria" w:cs="Cambria" w:ascii="Cambria" w:hAnsi="Cambria"/>
-          <w:sz w:val="20"/>
-          <w:szCs w:val="20"/>
-        </w:rPr>
-        <w:t xml:space="preserve">One semester; </w:t>
-      </w:r>
-      <w:r>
-        <w:rPr>
-          <w:rFonts w:eastAsia="Cambria" w:cs="Cambria" w:ascii="Cambria" w:hAnsi="Cambria"/>
-          <w:sz w:val="20"/>
-          <w:szCs w:val="20"/>
-        </w:rPr>
-        <w:t>Assisted lab course teaching students insect biology, taxonomy, identification and preservation.</w:t>
-      </w:r>
-    </w:p>
-    <w:p>
-      <w:pPr>
-        <w:pStyle w:val="normal1"/>
+        <w:pStyle w:val="Normal1"/>
+        <w:pageBreakBefore w:val="false"/>
+        <w:ind w:left="2160" w:hanging="0"/>
+        <w:rPr>
+          <w:rFonts w:ascii="Cambria" w:hAnsi="Cambria"/>
+        </w:rPr>
+      </w:pPr>
+      <w:r>
+        <w:rPr>
+          <w:rFonts w:eastAsia="Cambria" w:cs="Cambria" w:ascii="Cambria" w:hAnsi="Cambria"/>
+          <w:sz w:val="20"/>
+          <w:szCs w:val="20"/>
+        </w:rPr>
+        <w:t>One semester; Assisted lab course teaching students insect biology, taxonomy, identification and preservation.</w:t>
+      </w:r>
+    </w:p>
+    <w:p>
+      <w:pPr>
+        <w:pStyle w:val="Normal1"/>
         <w:pageBreakBefore w:val="false"/>
         <w:rPr>
           <w:rFonts w:ascii="Cambria" w:hAnsi="Cambria"/>
@@ -2867,7 +3038,7 @@
     </w:p>
     <w:p>
       <w:pPr>
-        <w:pStyle w:val="normal1"/>
+        <w:pStyle w:val="Normal1"/>
         <w:pageBreakBefore w:val="false"/>
         <w:shd w:val="clear" w:fill="auto"/>
         <w:spacing w:lineRule="auto" w:line="120"/>
@@ -2881,7 +3052,7 @@
           <mc:Choice Requires="wps">
             <w:drawing>
               <wp:inline distT="0" distB="0" distL="0" distR="0">
-                <wp:extent cx="5943600" cy="19050"/>
+                <wp:extent cx="5944235" cy="19685"/>
                 <wp:effectExtent l="0" t="0" r="0" b="0"/>
                 <wp:docPr id="8" name="Shape8"/>
                 <a:graphic xmlns:a="http://schemas.openxmlformats.org/drawingml/2006/main">
@@ -2933,7 +3104,7 @@
     </w:p>
     <w:p>
       <w:pPr>
-        <w:pStyle w:val="normal1"/>
+        <w:pStyle w:val="Normal1"/>
         <w:rPr>
           <w:rFonts w:ascii="Cambria" w:hAnsi="Cambria"/>
         </w:rPr>
@@ -2960,8 +3131,8 @@
     </w:p>
     <w:p>
       <w:pPr>
-        <w:pStyle w:val="normal1"/>
-        <w:ind w:firstLine="720" w:left="1440"/>
+        <w:pStyle w:val="Normal1"/>
+        <w:ind w:left="1440" w:firstLine="720"/>
         <w:rPr>
           <w:rFonts w:ascii="Cambria" w:hAnsi="Cambria"/>
         </w:rPr>
@@ -2977,8 +3148,8 @@
     </w:p>
     <w:p>
       <w:pPr>
-        <w:pStyle w:val="normal1"/>
-        <w:ind w:firstLine="720" w:left="1440"/>
+        <w:pStyle w:val="Normal1"/>
+        <w:ind w:left="1440" w:firstLine="720"/>
         <w:rPr>
           <w:rFonts w:ascii="Cambria" w:hAnsi="Cambria"/>
         </w:rPr>
@@ -2994,26 +3165,27 @@
     </w:p>
     <w:p>
       <w:pPr>
-        <w:pStyle w:val="normal1"/>
+        <w:pStyle w:val="Normal1"/>
         <w:rPr>
           <w:rFonts w:ascii="Cambria" w:hAnsi="Cambria" w:eastAsia="Cambria" w:cs="Cambria"/>
           <w:b/>
-          <w:sz w:val="20"/>
-          <w:szCs w:val="20"/>
-        </w:rPr>
-      </w:pPr>
-      <w:r>
-        <w:rPr>
-          <w:rFonts w:eastAsia="Cambria" w:cs="Cambria" w:ascii="Cambria" w:hAnsi="Cambria"/>
-          <w:b/>
-          <w:sz w:val="20"/>
-          <w:szCs w:val="20"/>
-        </w:rPr>
-      </w:r>
-    </w:p>
-    <w:p>
-      <w:pPr>
-        <w:pStyle w:val="normal1"/>
+          <w:b/>
+          <w:sz w:val="20"/>
+          <w:szCs w:val="20"/>
+        </w:rPr>
+      </w:pPr>
+      <w:r>
+        <w:rPr>
+          <w:rFonts w:eastAsia="Cambria" w:cs="Cambria" w:ascii="Cambria" w:hAnsi="Cambria"/>
+          <w:b/>
+          <w:sz w:val="20"/>
+          <w:szCs w:val="20"/>
+        </w:rPr>
+      </w:r>
+    </w:p>
+    <w:p>
+      <w:pPr>
+        <w:pStyle w:val="Normal1"/>
         <w:rPr>
           <w:rFonts w:ascii="Cambria" w:hAnsi="Cambria"/>
         </w:rPr>
@@ -3039,8 +3211,8 @@
     </w:p>
     <w:p>
       <w:pPr>
-        <w:pStyle w:val="normal1"/>
-        <w:ind w:firstLine="720" w:left="1440"/>
+        <w:pStyle w:val="Normal1"/>
+        <w:ind w:left="1440" w:firstLine="720"/>
         <w:rPr>
           <w:rFonts w:ascii="Cambria" w:hAnsi="Cambria"/>
         </w:rPr>
@@ -3056,8 +3228,8 @@
     </w:p>
     <w:p>
       <w:pPr>
-        <w:pStyle w:val="normal1"/>
-        <w:ind w:firstLine="720" w:left="1440"/>
+        <w:pStyle w:val="Normal1"/>
+        <w:ind w:left="1440" w:firstLine="720"/>
         <w:rPr>
           <w:rFonts w:ascii="Cambria" w:hAnsi="Cambria"/>
         </w:rPr>
@@ -3073,28 +3245,29 @@
     </w:p>
     <w:p>
       <w:pPr>
-        <w:pStyle w:val="normal1"/>
+        <w:pStyle w:val="Normal1"/>
         <w:pageBreakBefore w:val="false"/>
         <w:shd w:val="clear" w:fill="auto"/>
         <w:rPr>
           <w:rFonts w:ascii="Cambria" w:hAnsi="Cambria" w:eastAsia="Cambria" w:cs="Cambria"/>
           <w:b/>
-          <w:sz w:val="20"/>
-          <w:szCs w:val="20"/>
-        </w:rPr>
-      </w:pPr>
-      <w:r>
-        <w:rPr>
-          <w:rFonts w:eastAsia="Cambria" w:cs="Cambria" w:ascii="Cambria" w:hAnsi="Cambria"/>
-          <w:b/>
-          <w:sz w:val="20"/>
-          <w:szCs w:val="20"/>
-        </w:rPr>
-      </w:r>
-    </w:p>
-    <w:p>
-      <w:pPr>
-        <w:pStyle w:val="normal1"/>
+          <w:b/>
+          <w:sz w:val="20"/>
+          <w:szCs w:val="20"/>
+        </w:rPr>
+      </w:pPr>
+      <w:r>
+        <w:rPr>
+          <w:rFonts w:eastAsia="Cambria" w:cs="Cambria" w:ascii="Cambria" w:hAnsi="Cambria"/>
+          <w:b/>
+          <w:sz w:val="20"/>
+          <w:szCs w:val="20"/>
+        </w:rPr>
+      </w:r>
+    </w:p>
+    <w:p>
+      <w:pPr>
+        <w:pStyle w:val="Normal1"/>
         <w:pageBreakBefore w:val="false"/>
         <w:rPr>
           <w:rFonts w:ascii="Cambria" w:hAnsi="Cambria"/>
@@ -3122,9 +3295,9 @@
     </w:p>
     <w:p>
       <w:pPr>
-        <w:pStyle w:val="normal1"/>
-        <w:pageBreakBefore w:val="false"/>
-        <w:ind w:hanging="0" w:left="2160"/>
+        <w:pStyle w:val="Normal1"/>
+        <w:pageBreakBefore w:val="false"/>
+        <w:ind w:left="2160" w:hanging="0"/>
         <w:rPr>
           <w:rFonts w:ascii="Cambria" w:hAnsi="Cambria"/>
         </w:rPr>
@@ -3140,10 +3313,10 @@
     </w:p>
     <w:p>
       <w:pPr>
-        <w:pStyle w:val="normal1"/>
+        <w:pStyle w:val="Normal1"/>
         <w:pageBreakBefore w:val="false"/>
         <w:shd w:val="clear" w:fill="auto"/>
-        <w:ind w:hanging="0" w:left="0"/>
+        <w:ind w:left="0" w:hanging="0"/>
         <w:rPr>
           <w:rFonts w:ascii="Cambria" w:hAnsi="Cambria"/>
         </w:rPr>
@@ -3160,11 +3333,11 @@
     </w:p>
     <w:p>
       <w:pPr>
-        <w:pStyle w:val="normal1"/>
+        <w:pStyle w:val="Normal1"/>
         <w:pageBreakBefore w:val="false"/>
         <w:shd w:val="clear" w:fill="auto"/>
         <w:spacing w:lineRule="auto" w:line="120"/>
-        <w:ind w:hanging="0" w:left="0"/>
+        <w:ind w:left="0" w:hanging="0"/>
         <w:rPr>
           <w:rFonts w:ascii="Cambria" w:hAnsi="Cambria"/>
         </w:rPr>
@@ -3175,9 +3348,9 @@
           <mc:Choice Requires="wps">
             <w:drawing>
               <wp:inline distT="0" distB="0" distL="0" distR="0">
-                <wp:extent cx="5943600" cy="19050"/>
+                <wp:extent cx="5944235" cy="19685"/>
                 <wp:effectExtent l="0" t="0" r="0" b="0"/>
-                <wp:docPr id="9" name="Shape 1"/>
+                <wp:docPr id="9" name="Shape9"/>
                 <a:graphic xmlns:a="http://schemas.openxmlformats.org/drawingml/2006/main">
                   <a:graphicData uri="http://schemas.microsoft.com/office/word/2010/wordprocessingShape">
                     <wps:wsp>
@@ -3212,7 +3385,7 @@
           </mc:Choice>
           <mc:Fallback>
             <w:pict>
-              <v:rect id="shape_0" ID="Shape 1" path="m0,0l-2147483645,0l-2147483645,-2147483646l0,-2147483646xe" fillcolor="#a0a0a0" stroked="f" o:allowincell="f" style="position:absolute;margin-left:0pt;margin-top:-1.55pt;width:467.95pt;height:1.45pt;mso-wrap-style:none;v-text-anchor:middle;mso-position-vertical:top">
+              <v:rect id="shape_0" ID="Shape9" path="m0,0l-2147483645,0l-2147483645,-2147483646l0,-2147483646xe" fillcolor="#a0a0a0" stroked="f" o:allowincell="f" style="position:absolute;margin-left:0pt;margin-top:-1.55pt;width:467.95pt;height:1.45pt;mso-wrap-style:none;v-text-anchor:middle;mso-position-vertical:top">
                 <v:fill o:detectmouseclick="t" type="solid" color2="#5f5f5f"/>
                 <v:stroke color="#3465a4" joinstyle="round" endcap="flat"/>
                 <w10:wrap type="square"/>
@@ -3224,11 +3397,12 @@
     </w:p>
     <w:p>
       <w:pPr>
-        <w:pStyle w:val="normal1"/>
+        <w:pStyle w:val="Normal1"/>
         <w:spacing w:lineRule="auto" w:line="240"/>
         <w:rPr>
           <w:rFonts w:eastAsia="Cambria" w:cs="Cambria"/>
           <w:b/>
+          <w:b/>
         </w:rPr>
       </w:pPr>
       <w:r>
@@ -3240,10 +3414,11 @@
     </w:p>
     <w:p>
       <w:pPr>
-        <w:pStyle w:val="normal1"/>
+        <w:pStyle w:val="Normal1"/>
         <w:spacing w:lineRule="auto" w:line="240"/>
         <w:rPr>
           <w:rFonts w:ascii="Cambria" w:hAnsi="Cambria"/>
+          <w:b w:val="false"/>
           <w:b w:val="false"/>
           <w:bCs w:val="false"/>
           <w:sz w:val="20"/>
@@ -3290,7 +3465,8 @@
           </w:tcPr>
           <w:p>
             <w:pPr>
-              <w:pStyle w:val="normal1"/>
+              <w:pStyle w:val="Normal1"/>
+              <w:widowControl w:val="false"/>
               <w:rPr>
                 <w:rFonts w:ascii="Cambria" w:hAnsi="Cambria"/>
                 <w:sz w:val="20"/>
@@ -3314,7 +3490,8 @@
           </w:tcPr>
           <w:p>
             <w:pPr>
-              <w:pStyle w:val="normal1"/>
+              <w:pStyle w:val="Normal1"/>
+              <w:widowControl w:val="false"/>
               <w:rPr>
                 <w:rFonts w:ascii="Cambria" w:hAnsi="Cambria"/>
                 <w:sz w:val="20"/>
@@ -3338,7 +3515,8 @@
           </w:tcPr>
           <w:p>
             <w:pPr>
-              <w:pStyle w:val="normal1"/>
+              <w:pStyle w:val="Normal1"/>
+              <w:widowControl w:val="false"/>
               <w:jc w:val="right"/>
               <w:rPr>
                 <w:rFonts w:ascii="Cambria" w:hAnsi="Cambria"/>
@@ -3366,7 +3544,8 @@
           </w:tcPr>
           <w:p>
             <w:pPr>
-              <w:pStyle w:val="normal1"/>
+              <w:pStyle w:val="Normal1"/>
+              <w:widowControl w:val="false"/>
               <w:rPr>
                 <w:rFonts w:ascii="Cambria" w:hAnsi="Cambria"/>
                 <w:sz w:val="20"/>
@@ -3379,7 +3558,7 @@
                 <w:sz w:val="20"/>
                 <w:szCs w:val="20"/>
               </w:rPr>
-              <w:t>NSF Research Traineeship Program</w:t>
+              <w:t>NSF Research Trainee Fellowship</w:t>
             </w:r>
           </w:p>
         </w:tc>
@@ -3390,7 +3569,8 @@
           </w:tcPr>
           <w:p>
             <w:pPr>
-              <w:pStyle w:val="normal1"/>
+              <w:pStyle w:val="Normal1"/>
+              <w:widowControl w:val="false"/>
               <w:rPr>
                 <w:rFonts w:ascii="Cambria" w:hAnsi="Cambria"/>
                 <w:sz w:val="20"/>
@@ -3414,7 +3594,8 @@
           </w:tcPr>
           <w:p>
             <w:pPr>
-              <w:pStyle w:val="normal1"/>
+              <w:pStyle w:val="Normal1"/>
+              <w:widowControl w:val="false"/>
               <w:jc w:val="right"/>
               <w:rPr>
                 <w:rFonts w:ascii="Cambria" w:hAnsi="Cambria"/>
@@ -3442,7 +3623,8 @@
           </w:tcPr>
           <w:p>
             <w:pPr>
-              <w:pStyle w:val="normal1"/>
+              <w:pStyle w:val="Normal1"/>
+              <w:widowControl w:val="false"/>
               <w:rPr>
                 <w:rFonts w:ascii="Cambria" w:hAnsi="Cambria"/>
                 <w:sz w:val="20"/>
@@ -3466,7 +3648,8 @@
           </w:tcPr>
           <w:p>
             <w:pPr>
-              <w:pStyle w:val="normal1"/>
+              <w:pStyle w:val="Normal1"/>
+              <w:widowControl w:val="false"/>
               <w:rPr>
                 <w:rFonts w:ascii="Cambria" w:hAnsi="Cambria"/>
                 <w:sz w:val="20"/>
@@ -3490,7 +3673,8 @@
           </w:tcPr>
           <w:p>
             <w:pPr>
-              <w:pStyle w:val="normal1"/>
+              <w:pStyle w:val="Normal1"/>
+              <w:widowControl w:val="false"/>
               <w:jc w:val="right"/>
               <w:rPr>
                 <w:rFonts w:ascii="Cambria" w:hAnsi="Cambria"/>
@@ -3520,7 +3704,8 @@
           </w:tcPr>
           <w:p>
             <w:pPr>
-              <w:pStyle w:val="normal1"/>
+              <w:pStyle w:val="Normal1"/>
+              <w:widowControl w:val="false"/>
               <w:rPr>
                 <w:rFonts w:ascii="Cambria" w:hAnsi="Cambria"/>
                 <w:sz w:val="20"/>
@@ -3544,7 +3729,8 @@
           </w:tcPr>
           <w:p>
             <w:pPr>
-              <w:pStyle w:val="normal1"/>
+              <w:pStyle w:val="Normal1"/>
+              <w:widowControl w:val="false"/>
               <w:rPr>
                 <w:rFonts w:ascii="Cambria" w:hAnsi="Cambria"/>
                 <w:sz w:val="20"/>
@@ -3568,7 +3754,8 @@
           </w:tcPr>
           <w:p>
             <w:pPr>
-              <w:pStyle w:val="normal1"/>
+              <w:pStyle w:val="Normal1"/>
+              <w:widowControl w:val="false"/>
               <w:jc w:val="right"/>
               <w:rPr>
                 <w:rFonts w:ascii="Cambria" w:hAnsi="Cambria"/>
@@ -3590,7 +3777,7 @@
     </w:tbl>
     <w:p>
       <w:pPr>
-        <w:pStyle w:val="normal1"/>
+        <w:pStyle w:val="Normal1"/>
         <w:spacing w:lineRule="auto" w:line="240"/>
         <w:rPr>
           <w:rFonts w:ascii="Cambria" w:hAnsi="Cambria"/>
@@ -3608,7 +3795,7 @@
     </w:p>
     <w:p>
       <w:pPr>
-        <w:pStyle w:val="normal1"/>
+        <w:pStyle w:val="Normal1"/>
         <w:spacing w:lineRule="auto" w:line="240"/>
         <w:rPr>
           <w:rFonts w:ascii="Cambria" w:hAnsi="Cambria"/>
@@ -3672,7 +3859,8 @@
           </w:tcPr>
           <w:p>
             <w:pPr>
-              <w:pStyle w:val="normal1"/>
+              <w:pStyle w:val="Normal1"/>
+              <w:widowControl w:val="false"/>
               <w:rPr>
                 <w:rFonts w:ascii="Cambria" w:hAnsi="Cambria"/>
                 <w:sz w:val="20"/>
@@ -3696,7 +3884,8 @@
           </w:tcPr>
           <w:p>
             <w:pPr>
-              <w:pStyle w:val="normal1"/>
+              <w:pStyle w:val="Normal1"/>
+              <w:widowControl w:val="false"/>
               <w:rPr>
                 <w:rFonts w:ascii="Cambria" w:hAnsi="Cambria"/>
                 <w:sz w:val="20"/>
@@ -3720,7 +3909,8 @@
           </w:tcPr>
           <w:p>
             <w:pPr>
-              <w:pStyle w:val="normal1"/>
+              <w:pStyle w:val="Normal1"/>
+              <w:widowControl w:val="false"/>
               <w:jc w:val="right"/>
               <w:rPr>
                 <w:rFonts w:ascii="Cambria" w:hAnsi="Cambria"/>
@@ -3748,7 +3938,8 @@
           </w:tcPr>
           <w:p>
             <w:pPr>
-              <w:pStyle w:val="normal1"/>
+              <w:pStyle w:val="Normal1"/>
+              <w:widowControl w:val="false"/>
               <w:rPr>
                 <w:rFonts w:ascii="Cambria" w:hAnsi="Cambria"/>
                 <w:sz w:val="20"/>
@@ -3772,7 +3963,8 @@
           </w:tcPr>
           <w:p>
             <w:pPr>
-              <w:pStyle w:val="normal1"/>
+              <w:pStyle w:val="Normal1"/>
+              <w:widowControl w:val="false"/>
               <w:rPr>
                 <w:rFonts w:ascii="Cambria" w:hAnsi="Cambria"/>
                 <w:sz w:val="20"/>
@@ -3796,7 +3988,8 @@
           </w:tcPr>
           <w:p>
             <w:pPr>
-              <w:pStyle w:val="normal1"/>
+              <w:pStyle w:val="Normal1"/>
+              <w:widowControl w:val="false"/>
               <w:jc w:val="right"/>
               <w:rPr>
                 <w:rFonts w:ascii="Cambria" w:hAnsi="Cambria"/>
@@ -3824,7 +4017,8 @@
           </w:tcPr>
           <w:p>
             <w:pPr>
-              <w:pStyle w:val="normal1"/>
+              <w:pStyle w:val="Normal1"/>
+              <w:widowControl w:val="false"/>
               <w:rPr>
                 <w:rFonts w:ascii="Cambria" w:hAnsi="Cambria"/>
                 <w:sz w:val="20"/>
@@ -3848,7 +4042,8 @@
           </w:tcPr>
           <w:p>
             <w:pPr>
-              <w:pStyle w:val="normal1"/>
+              <w:pStyle w:val="Normal1"/>
+              <w:widowControl w:val="false"/>
               <w:rPr>
                 <w:rFonts w:ascii="Cambria" w:hAnsi="Cambria"/>
                 <w:sz w:val="20"/>
@@ -3872,7 +4067,8 @@
           </w:tcPr>
           <w:p>
             <w:pPr>
-              <w:pStyle w:val="normal1"/>
+              <w:pStyle w:val="Normal1"/>
+              <w:widowControl w:val="false"/>
               <w:jc w:val="right"/>
               <w:rPr>
                 <w:rFonts w:ascii="Cambria" w:hAnsi="Cambria"/>
@@ -3900,7 +4096,8 @@
           </w:tcPr>
           <w:p>
             <w:pPr>
-              <w:pStyle w:val="normal1"/>
+              <w:pStyle w:val="Normal1"/>
+              <w:widowControl w:val="false"/>
               <w:rPr>
                 <w:rFonts w:ascii="Cambria" w:hAnsi="Cambria"/>
                 <w:sz w:val="20"/>
@@ -3924,7 +4121,8 @@
           </w:tcPr>
           <w:p>
             <w:pPr>
-              <w:pStyle w:val="normal1"/>
+              <w:pStyle w:val="Normal1"/>
+              <w:widowControl w:val="false"/>
               <w:rPr>
                 <w:rFonts w:ascii="Cambria" w:hAnsi="Cambria"/>
                 <w:sz w:val="20"/>
@@ -3948,7 +4146,8 @@
           </w:tcPr>
           <w:p>
             <w:pPr>
-              <w:pStyle w:val="normal1"/>
+              <w:pStyle w:val="Normal1"/>
+              <w:widowControl w:val="false"/>
               <w:jc w:val="right"/>
               <w:rPr>
                 <w:rFonts w:ascii="Cambria" w:hAnsi="Cambria"/>
@@ -3976,7 +4175,8 @@
           </w:tcPr>
           <w:p>
             <w:pPr>
-              <w:pStyle w:val="normal1"/>
+              <w:pStyle w:val="Normal1"/>
+              <w:widowControl w:val="false"/>
               <w:rPr>
                 <w:rFonts w:ascii="Cambria" w:hAnsi="Cambria"/>
                 <w:sz w:val="20"/>
@@ -4001,6 +4201,7 @@
           <w:p>
             <w:pPr>
               <w:pStyle w:val="TableContents"/>
+              <w:widowControl w:val="false"/>
               <w:rPr>
                 <w:rFonts w:ascii="Cambria" w:hAnsi="Cambria"/>
                 <w:sz w:val="20"/>
@@ -4025,6 +4226,7 @@
           <w:p>
             <w:pPr>
               <w:pStyle w:val="TableContents"/>
+              <w:widowControl w:val="false"/>
               <w:jc w:val="right"/>
               <w:rPr>
                 <w:rFonts w:ascii="Cambria" w:hAnsi="Cambria"/>
@@ -4054,7 +4256,8 @@
           </w:tcPr>
           <w:p>
             <w:pPr>
-              <w:pStyle w:val="normal1"/>
+              <w:pStyle w:val="Normal1"/>
+              <w:widowControl w:val="false"/>
               <w:rPr>
                 <w:rFonts w:ascii="Cambria" w:hAnsi="Cambria"/>
                 <w:sz w:val="20"/>
@@ -4079,6 +4282,7 @@
           <w:p>
             <w:pPr>
               <w:pStyle w:val="TableContents"/>
+              <w:widowControl w:val="false"/>
               <w:rPr>
                 <w:rFonts w:ascii="Cambria" w:hAnsi="Cambria"/>
                 <w:sz w:val="20"/>
@@ -4103,6 +4307,7 @@
           <w:p>
             <w:pPr>
               <w:pStyle w:val="TableContents"/>
+              <w:widowControl w:val="false"/>
               <w:jc w:val="right"/>
               <w:rPr>
                 <w:rFonts w:ascii="Cambria" w:hAnsi="Cambria"/>
@@ -4184,9 +4389,10 @@
           </w:tcPr>
           <w:p>
             <w:pPr>
-              <w:pStyle w:val="normal1"/>
+              <w:pStyle w:val="Normal1"/>
+              <w:widowControl w:val="false"/>
               <w:shd w:val="clear" w:fill="auto"/>
-              <w:ind w:hanging="0" w:left="0"/>
+              <w:ind w:left="0" w:hanging="0"/>
               <w:rPr>
                 <w:rFonts w:ascii="Cambria" w:hAnsi="Cambria" w:eastAsia="Cambria" w:cs="Cambria"/>
                 <w:sz w:val="20"/>
@@ -4212,9 +4418,10 @@
           </w:tcPr>
           <w:p>
             <w:pPr>
-              <w:pStyle w:val="normal1"/>
+              <w:pStyle w:val="Normal1"/>
+              <w:widowControl w:val="false"/>
               <w:shd w:val="clear" w:fill="auto"/>
-              <w:ind w:hanging="0" w:left="0"/>
+              <w:ind w:left="0" w:hanging="0"/>
               <w:rPr>
                 <w:rFonts w:ascii="Cambria" w:hAnsi="Cambria" w:eastAsia="Cambria" w:cs="Cambria"/>
                 <w:sz w:val="20"/>
@@ -4240,9 +4447,10 @@
           </w:tcPr>
           <w:p>
             <w:pPr>
-              <w:pStyle w:val="normal1"/>
+              <w:pStyle w:val="Normal1"/>
+              <w:widowControl w:val="false"/>
               <w:shd w:val="clear" w:fill="auto"/>
-              <w:ind w:hanging="0" w:left="0"/>
+              <w:ind w:left="0" w:hanging="0"/>
               <w:jc w:val="right"/>
               <w:rPr>
                 <w:rFonts w:ascii="Cambria" w:hAnsi="Cambria" w:eastAsia="Cambria" w:cs="Cambria"/>
@@ -4272,7 +4480,8 @@
           </w:tcPr>
           <w:p>
             <w:pPr>
-              <w:pStyle w:val="normal1"/>
+              <w:pStyle w:val="Normal1"/>
+              <w:widowControl w:val="false"/>
               <w:spacing w:lineRule="auto" w:line="240"/>
               <w:rPr>
                 <w:rFonts w:ascii="Cambria" w:hAnsi="Cambria"/>
@@ -4299,7 +4508,8 @@
           </w:tcPr>
           <w:p>
             <w:pPr>
-              <w:pStyle w:val="normal1"/>
+              <w:pStyle w:val="Normal1"/>
+              <w:widowControl w:val="false"/>
               <w:spacing w:lineRule="auto" w:line="240"/>
               <w:rPr>
                 <w:rFonts w:ascii="Cambria" w:hAnsi="Cambria"/>
@@ -4326,9 +4536,10 @@
           </w:tcPr>
           <w:p>
             <w:pPr>
-              <w:pStyle w:val="normal1"/>
+              <w:pStyle w:val="Normal1"/>
+              <w:widowControl w:val="false"/>
               <w:shd w:val="clear" w:fill="auto"/>
-              <w:ind w:hanging="0" w:left="0"/>
+              <w:ind w:left="0" w:hanging="0"/>
               <w:jc w:val="right"/>
               <w:rPr>
                 <w:rFonts w:ascii="Cambria" w:hAnsi="Cambria" w:eastAsia="Cambria" w:cs="Cambria"/>
@@ -4358,7 +4569,8 @@
           </w:tcPr>
           <w:p>
             <w:pPr>
-              <w:pStyle w:val="normal1"/>
+              <w:pStyle w:val="Normal1"/>
+              <w:widowControl w:val="false"/>
               <w:spacing w:lineRule="auto" w:line="240"/>
               <w:rPr>
                 <w:rFonts w:ascii="Cambria" w:hAnsi="Cambria"/>
@@ -4385,7 +4597,8 @@
           </w:tcPr>
           <w:p>
             <w:pPr>
-              <w:pStyle w:val="normal1"/>
+              <w:pStyle w:val="Normal1"/>
+              <w:widowControl w:val="false"/>
               <w:spacing w:lineRule="auto" w:line="240"/>
               <w:rPr>
                 <w:rFonts w:ascii="Cambria" w:hAnsi="Cambria"/>
@@ -4412,9 +4625,10 @@
           </w:tcPr>
           <w:p>
             <w:pPr>
-              <w:pStyle w:val="normal1"/>
+              <w:pStyle w:val="Normal1"/>
+              <w:widowControl w:val="false"/>
               <w:shd w:val="clear" w:fill="auto"/>
-              <w:ind w:hanging="0" w:left="0"/>
+              <w:ind w:left="0" w:hanging="0"/>
               <w:jc w:val="right"/>
               <w:rPr>
                 <w:rFonts w:ascii="Cambria" w:hAnsi="Cambria" w:eastAsia="Cambria" w:cs="Cambria"/>
@@ -4444,7 +4658,8 @@
           </w:tcPr>
           <w:p>
             <w:pPr>
-              <w:pStyle w:val="normal1"/>
+              <w:pStyle w:val="Normal1"/>
+              <w:widowControl w:val="false"/>
               <w:spacing w:lineRule="auto" w:line="240"/>
               <w:rPr>
                 <w:rFonts w:ascii="Cambria" w:hAnsi="Cambria"/>
@@ -4469,7 +4684,8 @@
           </w:tcPr>
           <w:p>
             <w:pPr>
-              <w:pStyle w:val="normal1"/>
+              <w:pStyle w:val="Normal1"/>
+              <w:widowControl w:val="false"/>
               <w:spacing w:lineRule="auto" w:line="240"/>
               <w:rPr>
                 <w:rFonts w:ascii="Cambria" w:hAnsi="Cambria"/>
@@ -4494,9 +4710,10 @@
           </w:tcPr>
           <w:p>
             <w:pPr>
-              <w:pStyle w:val="normal1"/>
+              <w:pStyle w:val="Normal1"/>
+              <w:widowControl w:val="false"/>
               <w:shd w:val="clear" w:fill="auto"/>
-              <w:ind w:hanging="0" w:left="0"/>
+              <w:ind w:left="0" w:hanging="0"/>
               <w:jc w:val="right"/>
               <w:rPr>
                 <w:rFonts w:ascii="Cambria" w:hAnsi="Cambria" w:eastAsia="Cambria" w:cs="Cambria"/>
@@ -4538,9 +4755,9 @@
     </w:p>
     <w:p>
       <w:pPr>
-        <w:pStyle w:val="normal1"/>
+        <w:pStyle w:val="Normal1"/>
         <w:spacing w:lineRule="auto" w:line="240" w:before="0" w:after="0"/>
-        <w:ind w:hanging="0" w:left="0"/>
+        <w:ind w:left="0" w:hanging="0"/>
         <w:rPr>
           <w:rFonts w:ascii="Cambria" w:hAnsi="Cambria"/>
         </w:rPr>
@@ -4567,27 +4784,27 @@
     </w:p>
     <w:p>
       <w:pPr>
-        <w:pStyle w:val="normal1"/>
+        <w:pStyle w:val="Normal1"/>
         <w:pageBreakBefore w:val="false"/>
         <w:shd w:val="clear" w:fill="auto"/>
         <w:spacing w:lineRule="auto" w:line="240" w:before="0" w:after="0"/>
-        <w:ind w:hanging="0" w:left="0"/>
-        <w:rPr>
-          <w:rFonts w:ascii="Cambria" w:hAnsi="Cambria"/>
-        </w:rPr>
-      </w:pPr>
-      <w:r>
-        <w:rPr>
-          <w:rFonts w:ascii="Cambria" w:hAnsi="Cambria"/>
-        </w:rPr>
-      </w:r>
-    </w:p>
-    <w:p>
-      <w:pPr>
-        <w:pStyle w:val="normal1"/>
+        <w:ind w:left="0" w:hanging="0"/>
+        <w:rPr>
+          <w:rFonts w:ascii="Cambria" w:hAnsi="Cambria"/>
+        </w:rPr>
+      </w:pPr>
+      <w:r>
+        <w:rPr>
+          <w:rFonts w:ascii="Cambria" w:hAnsi="Cambria"/>
+        </w:rPr>
+      </w:r>
+    </w:p>
+    <w:p>
+      <w:pPr>
+        <w:pStyle w:val="Normal1"/>
         <w:shd w:val="clear" w:fill="auto"/>
         <w:spacing w:lineRule="auto" w:line="240" w:before="0" w:after="0"/>
-        <w:ind w:hanging="0" w:left="0"/>
+        <w:ind w:left="0" w:hanging="0"/>
         <w:rPr>
           <w:rFonts w:ascii="Cambria" w:hAnsi="Cambria"/>
         </w:rPr>
@@ -4603,10 +4820,10 @@
     </w:p>
     <w:p>
       <w:pPr>
-        <w:pStyle w:val="normal1"/>
+        <w:pStyle w:val="Normal1"/>
         <w:pageBreakBefore w:val="false"/>
         <w:shd w:val="clear" w:fill="auto"/>
-        <w:ind w:firstLine="720" w:left="0"/>
+        <w:ind w:left="0" w:firstLine="720"/>
         <w:rPr>
           <w:rFonts w:ascii="Cambria" w:hAnsi="Cambria"/>
         </w:rPr>
@@ -4639,10 +4856,10 @@
     </w:p>
     <w:p>
       <w:pPr>
-        <w:pStyle w:val="normal1"/>
+        <w:pStyle w:val="Normal1"/>
         <w:pageBreakBefore w:val="false"/>
         <w:shd w:val="clear" w:fill="auto"/>
-        <w:ind w:hanging="0" w:left="0"/>
+        <w:ind w:left="0" w:hanging="0"/>
         <w:rPr>
           <w:rFonts w:ascii="Cambria" w:hAnsi="Cambria"/>
         </w:rPr>
@@ -4658,7 +4875,7 @@
     </w:p>
     <w:p>
       <w:pPr>
-        <w:pStyle w:val="normal1"/>
+        <w:pStyle w:val="Normal1"/>
         <w:ind w:firstLine="720"/>
         <w:rPr>
           <w:rFonts w:ascii="Cambria" w:hAnsi="Cambria"/>
@@ -4675,7 +4892,7 @@
     </w:p>
     <w:p>
       <w:pPr>
-        <w:pStyle w:val="normal1"/>
+        <w:pStyle w:val="Normal1"/>
         <w:rPr>
           <w:rFonts w:ascii="Cambria" w:hAnsi="Cambria"/>
         </w:rPr>
@@ -4691,7 +4908,7 @@
     </w:p>
     <w:p>
       <w:pPr>
-        <w:pStyle w:val="normal1"/>
+        <w:pStyle w:val="Normal1"/>
         <w:ind w:firstLine="720"/>
         <w:rPr>
           <w:rFonts w:ascii="Cambria" w:hAnsi="Cambria"/>
@@ -4756,9 +4973,9 @@
     </w:rPr>
   </w:style>
   <w:style w:type="paragraph" w:styleId="Heading1">
-    <w:name w:val="heading 1"/>
-    <w:basedOn w:val="normal1"/>
-    <w:next w:val="normal1"/>
+    <w:name w:val="Heading 1"/>
+    <w:basedOn w:val="Normal1"/>
+    <w:next w:val="Normal1"/>
     <w:qFormat/>
     <w:pPr>
       <w:keepNext w:val="true"/>
@@ -4772,9 +4989,9 @@
     </w:rPr>
   </w:style>
   <w:style w:type="paragraph" w:styleId="Heading2">
-    <w:name w:val="heading 2"/>
-    <w:basedOn w:val="normal1"/>
-    <w:next w:val="normal1"/>
+    <w:name w:val="Heading 2"/>
+    <w:basedOn w:val="Normal1"/>
+    <w:next w:val="Normal1"/>
     <w:qFormat/>
     <w:pPr>
       <w:keepNext w:val="true"/>
@@ -4789,9 +5006,9 @@
     </w:rPr>
   </w:style>
   <w:style w:type="paragraph" w:styleId="Heading3">
-    <w:name w:val="heading 3"/>
-    <w:basedOn w:val="normal1"/>
-    <w:next w:val="normal1"/>
+    <w:name w:val="Heading 3"/>
+    <w:basedOn w:val="Normal1"/>
+    <w:next w:val="Normal1"/>
     <w:qFormat/>
     <w:pPr>
       <w:keepNext w:val="true"/>
@@ -4807,9 +5024,9 @@
     </w:rPr>
   </w:style>
   <w:style w:type="paragraph" w:styleId="Heading4">
-    <w:name w:val="heading 4"/>
-    <w:basedOn w:val="normal1"/>
-    <w:next w:val="normal1"/>
+    <w:name w:val="Heading 4"/>
+    <w:basedOn w:val="Normal1"/>
+    <w:next w:val="Normal1"/>
     <w:qFormat/>
     <w:pPr>
       <w:keepNext w:val="true"/>
@@ -4824,9 +5041,9 @@
     </w:rPr>
   </w:style>
   <w:style w:type="paragraph" w:styleId="Heading5">
-    <w:name w:val="heading 5"/>
-    <w:basedOn w:val="normal1"/>
-    <w:next w:val="normal1"/>
+    <w:name w:val="Heading 5"/>
+    <w:basedOn w:val="Normal1"/>
+    <w:next w:val="Normal1"/>
     <w:qFormat/>
     <w:pPr>
       <w:keepNext w:val="true"/>
@@ -4841,9 +5058,9 @@
     </w:rPr>
   </w:style>
   <w:style w:type="paragraph" w:styleId="Heading6">
-    <w:name w:val="heading 6"/>
-    <w:basedOn w:val="normal1"/>
-    <w:next w:val="normal1"/>
+    <w:name w:val="Heading 6"/>
+    <w:basedOn w:val="Normal1"/>
+    <w:next w:val="Normal1"/>
     <w:qFormat/>
     <w:pPr>
       <w:keepNext w:val="true"/>
@@ -4858,7 +5075,7 @@
       <w:szCs w:val="22"/>
     </w:rPr>
   </w:style>
-  <w:style w:type="character" w:styleId="Hyperlink">
+  <w:style w:type="character" w:styleId="InternetLink">
     <w:name w:val="Hyperlink"/>
     <w:rPr>
       <w:color w:val="000080"/>
@@ -4868,7 +5085,7 @@
   <w:style w:type="paragraph" w:styleId="Heading">
     <w:name w:val="Heading"/>
     <w:basedOn w:val="Normal"/>
-    <w:next w:val="BodyText"/>
+    <w:next w:val="TextBody"/>
     <w:qFormat/>
     <w:pPr>
       <w:keepNext w:val="true"/>
@@ -4880,7 +5097,7 @@
       <w:szCs w:val="28"/>
     </w:rPr>
   </w:style>
-  <w:style w:type="paragraph" w:styleId="BodyText">
+  <w:style w:type="paragraph" w:styleId="TextBody">
     <w:name w:val="Body Text"/>
     <w:basedOn w:val="Normal"/>
     <w:pPr>
@@ -4890,14 +5107,14 @@
   </w:style>
   <w:style w:type="paragraph" w:styleId="List">
     <w:name w:val="List"/>
-    <w:basedOn w:val="BodyText"/>
+    <w:basedOn w:val="TextBody"/>
     <w:pPr/>
     <w:rPr>
       <w:rFonts w:cs="Arial"/>
     </w:rPr>
   </w:style>
   <w:style w:type="paragraph" w:styleId="Caption">
-    <w:name w:val="caption"/>
+    <w:name w:val="Caption"/>
     <w:basedOn w:val="Normal"/>
     <w:qFormat/>
     <w:pPr>
@@ -4905,7 +5122,7 @@
       <w:spacing w:before="120" w:after="120"/>
     </w:pPr>
     <w:rPr>
-      <w:rFonts w:cs="Arial"/>
+      <w:rFonts w:cs="Lucida Sans"/>
       <w:i/>
       <w:iCs/>
       <w:sz w:val="24"/>
@@ -4923,7 +5140,23 @@
       <w:rFonts w:cs="Arial"/>
     </w:rPr>
   </w:style>
-  <w:style w:type="paragraph" w:styleId="normal1" w:default="1">
+  <w:style w:type="paragraph" w:styleId="Caption1">
+    <w:name w:val="caption"/>
+    <w:basedOn w:val="Normal"/>
+    <w:qFormat/>
+    <w:pPr>
+      <w:suppressLineNumbers/>
+      <w:spacing w:before="120" w:after="120"/>
+    </w:pPr>
+    <w:rPr>
+      <w:rFonts w:cs="Arial"/>
+      <w:i/>
+      <w:iCs/>
+      <w:sz w:val="24"/>
+      <w:szCs w:val="24"/>
+    </w:rPr>
+  </w:style>
+  <w:style w:type="paragraph" w:styleId="Normal1" w:default="1">
     <w:name w:val="normal1"/>
     <w:qFormat/>
     <w:pPr>
@@ -4944,8 +5177,8 @@
   </w:style>
   <w:style w:type="paragraph" w:styleId="Title">
     <w:name w:val="Title"/>
-    <w:basedOn w:val="normal1"/>
-    <w:next w:val="normal1"/>
+    <w:basedOn w:val="Normal1"/>
+    <w:next w:val="Normal1"/>
     <w:qFormat/>
     <w:pPr>
       <w:keepNext w:val="true"/>
@@ -4960,8 +5193,8 @@
   </w:style>
   <w:style w:type="paragraph" w:styleId="Subtitle">
     <w:name w:val="Subtitle"/>
-    <w:basedOn w:val="normal1"/>
-    <w:next w:val="normal1"/>
+    <w:basedOn w:val="Normal1"/>
+    <w:next w:val="Normal1"/>
     <w:qFormat/>
     <w:pPr>
       <w:keepNext w:val="true"/>
@@ -5003,7 +5236,7 @@
   <w:style w:type="paragraph" w:styleId="HorizontalLine">
     <w:name w:val="Horizontal Line"/>
     <w:basedOn w:val="Normal"/>
-    <w:next w:val="BodyText"/>
+    <w:next w:val="TextBody"/>
     <w:qFormat/>
     <w:pPr>
       <w:suppressLineNumbers/>

--- a/Files/Ari Grele 2025 CV.docx
+++ b/Files/Ari Grele 2025 CV.docx
@@ -1,10 +1,10 @@
 
 <file path=word/document.xml><?xml version="1.0" encoding="utf-8"?>
-<w:document xmlns:o="urn:schemas-microsoft-com:office:office" xmlns:r="http://schemas.openxmlformats.org/officeDocument/2006/relationships" xmlns:v="urn:schemas-microsoft-com:vml" xmlns:w="http://schemas.openxmlformats.org/wordprocessingml/2006/main" xmlns:w10="urn:schemas-microsoft-com:office:word" xmlns:wp="http://schemas.openxmlformats.org/drawingml/2006/wordprocessingDrawing" xmlns:wps="http://schemas.microsoft.com/office/word/2010/wordprocessingShape" xmlns:wpg="http://schemas.microsoft.com/office/word/2010/wordprocessingGroup" xmlns:mc="http://schemas.openxmlformats.org/markup-compatibility/2006" xmlns:wp14="http://schemas.microsoft.com/office/word/2010/wordprocessingDrawing" xmlns:w14="http://schemas.microsoft.com/office/word/2010/wordml" mc:Ignorable="w14 wp14">
+<w:document xmlns:o="urn:schemas-microsoft-com:office:office" xmlns:r="http://schemas.openxmlformats.org/officeDocument/2006/relationships" xmlns:v="urn:schemas-microsoft-com:vml" xmlns:w="http://schemas.openxmlformats.org/wordprocessingml/2006/main" xmlns:w10="urn:schemas-microsoft-com:office:word" xmlns:wp="http://schemas.openxmlformats.org/drawingml/2006/wordprocessingDrawing" xmlns:pic="http://schemas.openxmlformats.org/drawingml/2006/picture" xmlns:wps="http://schemas.microsoft.com/office/word/2010/wordprocessingShape" xmlns:wpg="http://schemas.microsoft.com/office/word/2010/wordprocessingGroup" xmlns:mc="http://schemas.openxmlformats.org/markup-compatibility/2006" xmlns:wp14="http://schemas.microsoft.com/office/word/2010/wordprocessingDrawing" xmlns:w14="http://schemas.microsoft.com/office/word/2010/wordml" xmlns:w15="http://schemas.microsoft.com/office/word/2012/wordml" mc:Ignorable="w14 wp14 w15">
   <w:body>
     <w:p>
       <w:pPr>
-        <w:pStyle w:val="Normal1"/>
+        <w:pStyle w:val="normal1"/>
         <w:pageBreakBefore w:val="false"/>
         <w:jc w:val="right"/>
         <w:rPr>
@@ -22,7 +22,7 @@
     </w:p>
     <w:p>
       <w:pPr>
-        <w:pStyle w:val="Normal1"/>
+        <w:pStyle w:val="normal1"/>
         <w:pageBreakBefore w:val="false"/>
         <w:spacing w:lineRule="auto" w:line="240"/>
         <w:jc w:val="right"/>
@@ -47,6 +47,7 @@
       <w:hyperlink r:id="rId2">
         <w:r>
           <w:rPr>
+            <w:rStyle w:val="Style3"/>
             <w:rFonts w:eastAsia="Cambria" w:cs="Cambria" w:ascii="Cambria" w:hAnsi="Cambria"/>
             <w:sz w:val="20"/>
             <w:szCs w:val="20"/>
@@ -65,7 +66,7 @@
     </w:p>
     <w:p>
       <w:pPr>
-        <w:pStyle w:val="Normal1"/>
+        <w:pStyle w:val="normal1"/>
         <w:pageBreakBefore w:val="false"/>
         <w:shd w:val="clear" w:fill="auto"/>
         <w:spacing w:lineRule="auto" w:line="240"/>
@@ -89,7 +90,7 @@
                       <wps:spPr>
                         <a:xfrm>
                           <a:off x="0" y="0"/>
-                          <a:ext cx="5943600" cy="19080"/>
+                          <a:ext cx="5944320" cy="19800"/>
                         </a:xfrm>
                         <a:prstGeom prst="rect">
                           <a:avLst/>
@@ -119,7 +120,7 @@
           </mc:Choice>
           <mc:Fallback>
             <w:pict>
-              <v:rect id="shape_0" ID="Shape1" path="m0,0l-2147483645,0l-2147483645,-2147483646l0,-2147483646xe" fillcolor="#a0a0a0" stroked="f" o:allowincell="f" style="position:absolute;margin-left:0pt;margin-top:-1.55pt;width:467.95pt;height:1.45pt;mso-wrap-style:none;v-text-anchor:middle;mso-position-vertical:top">
+              <v:rect id="shape_0" ID="Shape1" path="m0,0l-2147483645,0l-2147483645,-2147483646l0,-2147483646xe" fillcolor="#a0a0a0" stroked="f" o:allowincell="f" style="position:absolute;margin-left:0pt;margin-top:-1.6pt;width:468pt;height:1.5pt;mso-wrap-style:none;v-text-anchor:middle;mso-position-vertical:top">
                 <v:fill o:detectmouseclick="t" type="solid" color2="#5f5f5f"/>
                 <v:stroke color="#3465a4" joinstyle="round" endcap="flat"/>
                 <w10:wrap type="square"/>
@@ -131,10 +132,10 @@
     </w:p>
     <w:p>
       <w:pPr>
-        <w:pStyle w:val="Normal1"/>
+        <w:pStyle w:val="normal1"/>
         <w:pageBreakBefore w:val="false"/>
         <w:shd w:val="clear" w:fill="auto"/>
-        <w:ind w:left="0" w:hanging="0"/>
+        <w:ind w:hanging="0" w:left="0"/>
         <w:rPr>
           <w:rFonts w:ascii="Cambria" w:hAnsi="Cambria"/>
         </w:rPr>
@@ -151,11 +152,11 @@
     </w:p>
     <w:p>
       <w:pPr>
-        <w:pStyle w:val="Normal1"/>
+        <w:pStyle w:val="normal1"/>
         <w:pageBreakBefore w:val="false"/>
         <w:shd w:val="clear" w:fill="auto"/>
         <w:spacing w:lineRule="auto" w:line="120"/>
-        <w:ind w:left="0" w:hanging="0"/>
+        <w:ind w:hanging="0" w:left="0"/>
         <w:rPr>
           <w:rFonts w:ascii="Cambria" w:hAnsi="Cambria"/>
         </w:rPr>
@@ -176,7 +177,7 @@
                       <wps:spPr>
                         <a:xfrm>
                           <a:off x="0" y="0"/>
-                          <a:ext cx="5943600" cy="19080"/>
+                          <a:ext cx="5944320" cy="19800"/>
                         </a:xfrm>
                         <a:prstGeom prst="rect">
                           <a:avLst/>
@@ -203,7 +204,7 @@
           </mc:Choice>
           <mc:Fallback>
             <w:pict>
-              <v:rect id="shape_0" ID="Shape2" path="m0,0l-2147483645,0l-2147483645,-2147483646l0,-2147483646xe" fillcolor="#a0a0a0" stroked="f" o:allowincell="f" style="position:absolute;margin-left:0pt;margin-top:-1.55pt;width:467.95pt;height:1.45pt;mso-wrap-style:none;v-text-anchor:middle;mso-position-vertical:top">
+              <v:rect id="shape_0" ID="Shape2" path="m0,0l-2147483645,0l-2147483645,-2147483646l0,-2147483646xe" fillcolor="#a0a0a0" stroked="f" o:allowincell="f" style="position:absolute;margin-left:0pt;margin-top:-1.6pt;width:468pt;height:1.5pt;mso-wrap-style:none;v-text-anchor:middle;mso-position-vertical:top">
                 <v:fill o:detectmouseclick="t" type="solid" color2="#5f5f5f"/>
                 <v:stroke color="#3465a4" joinstyle="round" endcap="flat"/>
                 <w10:wrap type="square"/>
@@ -215,7 +216,7 @@
     </w:p>
     <w:p>
       <w:pPr>
-        <w:pStyle w:val="Normal1"/>
+        <w:pStyle w:val="normal1"/>
         <w:pageBreakBefore w:val="false"/>
         <w:rPr>
           <w:rFonts w:ascii="Cambria" w:hAnsi="Cambria"/>
@@ -245,7 +246,7 @@
     </w:p>
     <w:p>
       <w:pPr>
-        <w:pStyle w:val="Normal1"/>
+        <w:pStyle w:val="normal1"/>
         <w:rPr>
           <w:rFonts w:ascii="Cambria" w:hAnsi="Cambria"/>
         </w:rPr>
@@ -274,20 +275,20 @@
     </w:p>
     <w:p>
       <w:pPr>
-        <w:pStyle w:val="Normal1"/>
-        <w:rPr>
-          <w:rFonts w:ascii="Cambria" w:hAnsi="Cambria"/>
-        </w:rPr>
-      </w:pPr>
-      <w:r>
-        <w:rPr>
-          <w:rFonts w:ascii="Cambria" w:hAnsi="Cambria"/>
-        </w:rPr>
-      </w:r>
-    </w:p>
-    <w:p>
-      <w:pPr>
-        <w:pStyle w:val="Normal1"/>
+        <w:pStyle w:val="normal1"/>
+        <w:rPr>
+          <w:rFonts w:ascii="Cambria" w:hAnsi="Cambria"/>
+        </w:rPr>
+      </w:pPr>
+      <w:r>
+        <w:rPr>
+          <w:rFonts w:ascii="Cambria" w:hAnsi="Cambria"/>
+        </w:rPr>
+      </w:r>
+    </w:p>
+    <w:p>
+      <w:pPr>
+        <w:pStyle w:val="normal1"/>
         <w:rPr>
           <w:rFonts w:ascii="Cambria" w:hAnsi="Cambria"/>
         </w:rPr>
@@ -331,7 +332,7 @@
     </w:p>
     <w:p>
       <w:pPr>
-        <w:pStyle w:val="Normal1"/>
+        <w:pStyle w:val="normal1"/>
         <w:pageBreakBefore w:val="false"/>
         <w:rPr>
           <w:rFonts w:ascii="Cambria" w:hAnsi="Cambria"/>
@@ -359,9 +360,9 @@
     </w:p>
     <w:p>
       <w:pPr>
-        <w:pStyle w:val="Normal1"/>
-        <w:pageBreakBefore w:val="false"/>
-        <w:ind w:left="1440" w:firstLine="720"/>
+        <w:pStyle w:val="normal1"/>
+        <w:pageBreakBefore w:val="false"/>
+        <w:ind w:firstLine="720" w:left="1440"/>
         <w:rPr>
           <w:rFonts w:ascii="Cambria" w:hAnsi="Cambria" w:eastAsia="Cambria" w:cs="Cambria"/>
           <w:sz w:val="20"/>
@@ -378,7 +379,7 @@
     </w:p>
     <w:p>
       <w:pPr>
-        <w:pStyle w:val="Normal1"/>
+        <w:pStyle w:val="normal1"/>
         <w:pageBreakBefore w:val="false"/>
         <w:rPr>
           <w:rFonts w:ascii="Cambria" w:hAnsi="Cambria"/>
@@ -406,9 +407,9 @@
     </w:p>
     <w:p>
       <w:pPr>
-        <w:pStyle w:val="Normal1"/>
-        <w:pageBreakBefore w:val="false"/>
-        <w:ind w:left="1440" w:firstLine="720"/>
+        <w:pStyle w:val="normal1"/>
+        <w:pageBreakBefore w:val="false"/>
+        <w:ind w:firstLine="720" w:left="1440"/>
         <w:rPr>
           <w:rFonts w:ascii="Cambria" w:hAnsi="Cambria"/>
         </w:rPr>
@@ -424,9 +425,9 @@
     </w:p>
     <w:p>
       <w:pPr>
-        <w:pStyle w:val="Normal1"/>
-        <w:pageBreakBefore w:val="false"/>
-        <w:ind w:left="1440" w:firstLine="720"/>
+        <w:pStyle w:val="normal1"/>
+        <w:pageBreakBefore w:val="false"/>
+        <w:ind w:firstLine="720" w:left="1440"/>
         <w:rPr>
           <w:rFonts w:ascii="Cambria" w:hAnsi="Cambria"/>
         </w:rPr>
@@ -442,9 +443,9 @@
     </w:p>
     <w:p>
       <w:pPr>
-        <w:pStyle w:val="Normal1"/>
-        <w:pageBreakBefore w:val="false"/>
-        <w:ind w:left="1440" w:firstLine="720"/>
+        <w:pStyle w:val="normal1"/>
+        <w:pageBreakBefore w:val="false"/>
+        <w:ind w:firstLine="720" w:left="1440"/>
         <w:rPr>
           <w:rFonts w:ascii="Cambria" w:hAnsi="Cambria" w:eastAsia="Cambria" w:cs="Cambria"/>
           <w:sz w:val="20"/>
@@ -461,7 +462,7 @@
     </w:p>
     <w:p>
       <w:pPr>
-        <w:pStyle w:val="Normal1"/>
+        <w:pStyle w:val="normal1"/>
         <w:pageBreakBefore w:val="false"/>
         <w:rPr>
           <w:rFonts w:ascii="Cambria" w:hAnsi="Cambria"/>
@@ -490,9 +491,9 @@
     </w:p>
     <w:p>
       <w:pPr>
-        <w:pStyle w:val="Normal1"/>
-        <w:pageBreakBefore w:val="false"/>
-        <w:ind w:left="2160" w:hanging="0"/>
+        <w:pStyle w:val="normal1"/>
+        <w:pageBreakBefore w:val="false"/>
+        <w:ind w:hanging="0" w:left="2160"/>
         <w:rPr>
           <w:rFonts w:ascii="Cambria" w:hAnsi="Cambria"/>
         </w:rPr>
@@ -508,8 +509,8 @@
     </w:p>
     <w:p>
       <w:pPr>
-        <w:pStyle w:val="Normal1"/>
-        <w:ind w:left="0" w:hanging="0"/>
+        <w:pStyle w:val="normal1"/>
+        <w:ind w:hanging="0" w:left="0"/>
         <w:rPr>
           <w:rFonts w:ascii="Cambria" w:hAnsi="Cambria" w:eastAsia="Cambria" w:cs="Cambria"/>
           <w:sz w:val="20"/>
@@ -526,7 +527,7 @@
     </w:p>
     <w:p>
       <w:pPr>
-        <w:pStyle w:val="Normal1"/>
+        <w:pStyle w:val="normal1"/>
         <w:shd w:val="clear" w:fill="auto"/>
         <w:spacing w:lineRule="auto" w:line="240"/>
         <w:rPr>
@@ -545,7 +546,7 @@
     </w:p>
     <w:p>
       <w:pPr>
-        <w:pStyle w:val="Normal1"/>
+        <w:pStyle w:val="normal1"/>
         <w:pageBreakBefore w:val="false"/>
         <w:shd w:val="clear" w:fill="auto"/>
         <w:spacing w:lineRule="auto" w:line="120"/>
@@ -569,7 +570,7 @@
                       <wps:spPr>
                         <a:xfrm>
                           <a:off x="0" y="0"/>
-                          <a:ext cx="5943600" cy="19080"/>
+                          <a:ext cx="5944320" cy="19800"/>
                         </a:xfrm>
                         <a:prstGeom prst="rect">
                           <a:avLst/>
@@ -599,7 +600,7 @@
           </mc:Choice>
           <mc:Fallback>
             <w:pict>
-              <v:rect id="shape_0" ID="Shape3" path="m0,0l-2147483645,0l-2147483645,-2147483646l0,-2147483646xe" fillcolor="#a0a0a0" stroked="f" o:allowincell="f" style="position:absolute;margin-left:0pt;margin-top:-1.55pt;width:467.95pt;height:1.45pt;mso-wrap-style:none;v-text-anchor:middle;mso-position-vertical:top">
+              <v:rect id="shape_0" ID="Shape3" path="m0,0l-2147483645,0l-2147483645,-2147483646l0,-2147483646xe" fillcolor="#a0a0a0" stroked="f" o:allowincell="f" style="position:absolute;margin-left:0pt;margin-top:-1.6pt;width:468pt;height:1.5pt;mso-wrap-style:none;v-text-anchor:middle;mso-position-vertical:top">
                 <v:fill o:detectmouseclick="t" type="solid" color2="#5f5f5f"/>
                 <v:stroke color="#3465a4" joinstyle="round" endcap="flat"/>
                 <w10:wrap type="square"/>
@@ -611,9 +612,9 @@
     </w:p>
     <w:p>
       <w:pPr>
-        <w:pStyle w:val="Normal1"/>
+        <w:pStyle w:val="normal1"/>
         <w:shd w:val="clear" w:fill="auto"/>
-        <w:ind w:left="0" w:hanging="0"/>
+        <w:ind w:hanging="0" w:left="0"/>
         <w:rPr>
           <w:rFonts w:ascii="Cambria" w:hAnsi="Cambria"/>
         </w:rPr>
@@ -640,10 +641,10 @@
     </w:p>
     <w:p>
       <w:pPr>
-        <w:pStyle w:val="Normal1"/>
+        <w:pStyle w:val="normal1"/>
         <w:pageBreakBefore w:val="false"/>
         <w:shd w:val="clear" w:fill="auto"/>
-        <w:ind w:left="1440" w:firstLine="720"/>
+        <w:ind w:firstLine="720" w:left="1440"/>
         <w:rPr>
           <w:rFonts w:ascii="Cambria" w:hAnsi="Cambria"/>
         </w:rPr>
@@ -659,9 +660,9 @@
     </w:p>
     <w:p>
       <w:pPr>
-        <w:pStyle w:val="Normal1"/>
+        <w:pStyle w:val="normal1"/>
         <w:shd w:val="clear" w:fill="auto"/>
-        <w:ind w:left="1440" w:firstLine="720"/>
+        <w:ind w:firstLine="720" w:left="1440"/>
         <w:rPr>
           <w:rFonts w:ascii="Cambria" w:hAnsi="Cambria"/>
         </w:rPr>
@@ -677,10 +678,10 @@
     </w:p>
     <w:p>
       <w:pPr>
-        <w:pStyle w:val="Normal1"/>
+        <w:pStyle w:val="normal1"/>
         <w:pageBreakBefore w:val="false"/>
         <w:shd w:val="clear" w:fill="auto"/>
-        <w:ind w:left="1440" w:firstLine="720"/>
+        <w:ind w:firstLine="720" w:left="1440"/>
         <w:rPr>
           <w:rFonts w:ascii="Cambria" w:hAnsi="Cambria"/>
         </w:rPr>
@@ -705,9 +706,9 @@
     </w:p>
     <w:p>
       <w:pPr>
-        <w:pStyle w:val="Normal1"/>
+        <w:pStyle w:val="normal1"/>
         <w:shd w:val="clear" w:fill="auto"/>
-        <w:ind w:left="1440" w:firstLine="720"/>
+        <w:ind w:firstLine="720" w:left="1440"/>
         <w:rPr>
           <w:rFonts w:ascii="Cambria" w:hAnsi="Cambria"/>
         </w:rPr>
@@ -724,10 +725,10 @@
     </w:p>
     <w:p>
       <w:pPr>
-        <w:pStyle w:val="Normal1"/>
+        <w:pStyle w:val="normal1"/>
         <w:pageBreakBefore w:val="false"/>
         <w:shd w:val="clear" w:fill="auto"/>
-        <w:ind w:left="1440" w:firstLine="720"/>
+        <w:ind w:firstLine="720" w:left="1440"/>
         <w:rPr>
           <w:rFonts w:ascii="Cambria" w:hAnsi="Cambria" w:eastAsia="Cambria" w:cs="Cambria"/>
           <w:sz w:val="20"/>
@@ -744,10 +745,10 @@
     </w:p>
     <w:p>
       <w:pPr>
-        <w:pStyle w:val="Normal1"/>
+        <w:pStyle w:val="normal1"/>
         <w:pageBreakBefore w:val="false"/>
         <w:shd w:val="clear" w:fill="auto"/>
-        <w:ind w:left="0" w:right="0" w:hanging="0"/>
+        <w:ind w:hanging="0" w:left="0" w:right="0"/>
         <w:rPr>
           <w:rFonts w:ascii="Cambria" w:hAnsi="Cambria"/>
         </w:rPr>
@@ -775,10 +776,10 @@
     </w:p>
     <w:p>
       <w:pPr>
-        <w:pStyle w:val="Normal1"/>
+        <w:pStyle w:val="normal1"/>
         <w:pageBreakBefore w:val="false"/>
         <w:shd w:val="clear" w:fill="auto"/>
-        <w:ind w:left="720" w:right="0" w:hanging="0"/>
+        <w:ind w:hanging="0" w:left="720" w:right="0"/>
         <w:rPr>
           <w:rFonts w:ascii="Cambria" w:hAnsi="Cambria"/>
         </w:rPr>
@@ -805,10 +806,10 @@
     </w:p>
     <w:p>
       <w:pPr>
-        <w:pStyle w:val="Normal1"/>
+        <w:pStyle w:val="normal1"/>
         <w:pageBreakBefore w:val="false"/>
         <w:shd w:val="clear" w:fill="auto"/>
-        <w:ind w:left="1440" w:right="0" w:firstLine="720"/>
+        <w:ind w:firstLine="720" w:left="1440" w:right="0"/>
         <w:rPr>
           <w:rFonts w:ascii="Cambria" w:hAnsi="Cambria"/>
         </w:rPr>
@@ -825,10 +826,10 @@
     </w:p>
     <w:p>
       <w:pPr>
-        <w:pStyle w:val="Normal1"/>
+        <w:pStyle w:val="normal1"/>
         <w:pageBreakBefore w:val="false"/>
         <w:shd w:val="clear" w:fill="auto"/>
-        <w:ind w:left="0" w:hanging="0"/>
+        <w:ind w:hanging="0" w:left="0"/>
         <w:rPr>
           <w:rFonts w:ascii="Cambria" w:hAnsi="Cambria" w:eastAsia="Cambria" w:cs="Cambria"/>
           <w:sz w:val="20"/>
@@ -845,10 +846,10 @@
     </w:p>
     <w:p>
       <w:pPr>
-        <w:pStyle w:val="Normal1"/>
+        <w:pStyle w:val="normal1"/>
         <w:pageBreakBefore w:val="false"/>
         <w:shd w:val="clear" w:fill="auto"/>
-        <w:ind w:left="0" w:hanging="0"/>
+        <w:ind w:hanging="0" w:left="0"/>
         <w:rPr>
           <w:rFonts w:ascii="Cambria" w:hAnsi="Cambria"/>
         </w:rPr>
@@ -872,11 +873,11 @@
     </w:p>
     <w:p>
       <w:pPr>
-        <w:pStyle w:val="Normal1"/>
+        <w:pStyle w:val="normal1"/>
         <w:pageBreakBefore w:val="false"/>
         <w:shd w:val="clear" w:fill="auto"/>
         <w:spacing w:lineRule="auto" w:line="120"/>
-        <w:ind w:left="0" w:hanging="0"/>
+        <w:ind w:hanging="0" w:left="0"/>
         <w:rPr>
           <w:rFonts w:ascii="Cambria" w:hAnsi="Cambria"/>
         </w:rPr>
@@ -897,7 +898,7 @@
                       <wps:spPr>
                         <a:xfrm>
                           <a:off x="0" y="0"/>
-                          <a:ext cx="5943600" cy="19080"/>
+                          <a:ext cx="5944320" cy="19800"/>
                         </a:xfrm>
                         <a:prstGeom prst="rect">
                           <a:avLst/>
@@ -927,7 +928,7 @@
           </mc:Choice>
           <mc:Fallback>
             <w:pict>
-              <v:rect id="shape_0" ID="Shape4" path="m0,0l-2147483645,0l-2147483645,-2147483646l0,-2147483646xe" fillcolor="#a0a0a0" stroked="f" o:allowincell="f" style="position:absolute;margin-left:0pt;margin-top:-1.55pt;width:467.95pt;height:1.45pt;mso-wrap-style:none;v-text-anchor:middle;mso-position-vertical:top">
+              <v:rect id="shape_0" ID="Shape4" path="m0,0l-2147483645,0l-2147483645,-2147483646l0,-2147483646xe" fillcolor="#a0a0a0" stroked="f" o:allowincell="f" style="position:absolute;margin-left:0pt;margin-top:-1.6pt;width:468pt;height:1.5pt;mso-wrap-style:none;v-text-anchor:middle;mso-position-vertical:top">
                 <v:fill o:detectmouseclick="t" type="solid" color2="#5f5f5f"/>
                 <v:stroke color="#3465a4" joinstyle="round" endcap="flat"/>
                 <w10:wrap type="square"/>
@@ -939,10 +940,10 @@
     </w:p>
     <w:p>
       <w:pPr>
-        <w:pStyle w:val="Normal1"/>
+        <w:pStyle w:val="normal1"/>
         <w:pageBreakBefore w:val="false"/>
         <w:shd w:val="clear" w:fill="auto"/>
-        <w:ind w:left="0" w:hanging="0"/>
+        <w:ind w:hanging="0" w:left="0"/>
         <w:rPr>
           <w:rFonts w:ascii="Cambria" w:hAnsi="Cambria"/>
         </w:rPr>
@@ -958,10 +959,10 @@
     </w:p>
     <w:p>
       <w:pPr>
-        <w:pStyle w:val="Normal1"/>
+        <w:pStyle w:val="normal1"/>
         <w:pageBreakBefore w:val="false"/>
         <w:shd w:val="clear" w:fill="auto"/>
-        <w:ind w:left="0" w:hanging="0"/>
+        <w:ind w:hanging="0" w:left="0"/>
         <w:rPr>
           <w:rFonts w:ascii="Cambria" w:hAnsi="Cambria"/>
         </w:rPr>
@@ -977,10 +978,10 @@
     </w:p>
     <w:p>
       <w:pPr>
-        <w:pStyle w:val="Normal1"/>
+        <w:pStyle w:val="normal1"/>
         <w:pageBreakBefore w:val="false"/>
         <w:shd w:val="clear" w:fill="auto"/>
-        <w:ind w:left="0" w:hanging="0"/>
+        <w:ind w:hanging="0" w:left="0"/>
         <w:rPr>
           <w:rFonts w:ascii="Cambria" w:hAnsi="Cambria"/>
         </w:rPr>
@@ -996,29 +997,29 @@
     </w:p>
     <w:p>
       <w:pPr>
-        <w:pStyle w:val="Normal1"/>
+        <w:pStyle w:val="normal1"/>
         <w:pageBreakBefore w:val="false"/>
         <w:shd w:val="clear" w:fill="auto"/>
-        <w:ind w:left="720" w:hanging="0"/>
-        <w:rPr>
-          <w:rFonts w:ascii="Cambria" w:hAnsi="Cambria"/>
-        </w:rPr>
-      </w:pPr>
-      <w:r>
-        <w:rPr>
-          <w:rFonts w:eastAsia="Cambria" w:cs="Cambria" w:ascii="Cambria" w:hAnsi="Cambria"/>
-          <w:sz w:val="20"/>
-          <w:szCs w:val="20"/>
-        </w:rPr>
-        <w:tab/>
-      </w:r>
-    </w:p>
-    <w:p>
-      <w:pPr>
-        <w:pStyle w:val="Normal1"/>
+        <w:ind w:hanging="0" w:left="720"/>
+        <w:rPr>
+          <w:rFonts w:ascii="Cambria" w:hAnsi="Cambria"/>
+        </w:rPr>
+      </w:pPr>
+      <w:r>
+        <w:rPr>
+          <w:rFonts w:eastAsia="Cambria" w:cs="Cambria" w:ascii="Cambria" w:hAnsi="Cambria"/>
+          <w:sz w:val="20"/>
+          <w:szCs w:val="20"/>
+        </w:rPr>
+        <w:tab/>
+      </w:r>
+    </w:p>
+    <w:p>
+      <w:pPr>
+        <w:pStyle w:val="normal1"/>
         <w:pageBreakBefore w:val="false"/>
         <w:shd w:val="clear" w:fill="auto"/>
-        <w:ind w:left="0" w:hanging="0"/>
+        <w:ind w:hanging="0" w:left="0"/>
         <w:rPr>
           <w:rFonts w:ascii="Cambria" w:hAnsi="Cambria"/>
         </w:rPr>
@@ -1035,11 +1036,11 @@
     </w:p>
     <w:p>
       <w:pPr>
-        <w:pStyle w:val="Normal1"/>
+        <w:pStyle w:val="normal1"/>
         <w:pageBreakBefore w:val="false"/>
         <w:shd w:val="clear" w:fill="auto"/>
         <w:spacing w:lineRule="auto" w:line="120"/>
-        <w:ind w:left="0" w:hanging="0"/>
+        <w:ind w:hanging="0" w:left="0"/>
         <w:rPr>
           <w:rFonts w:ascii="Cambria" w:hAnsi="Cambria"/>
         </w:rPr>
@@ -1060,7 +1061,7 @@
                       <wps:spPr>
                         <a:xfrm>
                           <a:off x="0" y="0"/>
-                          <a:ext cx="5943600" cy="19080"/>
+                          <a:ext cx="5944320" cy="19800"/>
                         </a:xfrm>
                         <a:prstGeom prst="rect">
                           <a:avLst/>
@@ -1090,7 +1091,7 @@
           </mc:Choice>
           <mc:Fallback>
             <w:pict>
-              <v:rect id="shape_0" ID="Shape5" path="m0,0l-2147483645,0l-2147483645,-2147483646l0,-2147483646xe" fillcolor="#a0a0a0" stroked="f" o:allowincell="f" style="position:absolute;margin-left:0pt;margin-top:-1.55pt;width:467.95pt;height:1.45pt;mso-wrap-style:none;v-text-anchor:middle;mso-position-vertical:top">
+              <v:rect id="shape_0" ID="Shape5" path="m0,0l-2147483645,0l-2147483645,-2147483646l0,-2147483646xe" fillcolor="#a0a0a0" stroked="f" o:allowincell="f" style="position:absolute;margin-left:0pt;margin-top:-1.6pt;width:468pt;height:1.5pt;mso-wrap-style:none;v-text-anchor:middle;mso-position-vertical:top">
                 <v:fill o:detectmouseclick="t" type="solid" color2="#5f5f5f"/>
                 <v:stroke color="#3465a4" joinstyle="round" endcap="flat"/>
                 <w10:wrap type="square"/>
@@ -1102,10 +1103,10 @@
     </w:p>
     <w:p>
       <w:pPr>
-        <w:pStyle w:val="Normal1"/>
+        <w:pStyle w:val="normal1"/>
         <w:pageBreakBefore w:val="false"/>
         <w:shd w:val="clear" w:fill="auto"/>
-        <w:ind w:left="0" w:hanging="0"/>
+        <w:ind w:hanging="0" w:left="0"/>
         <w:rPr>
           <w:rFonts w:ascii="Cambria" w:hAnsi="Cambria"/>
         </w:rPr>
@@ -1131,8 +1132,8 @@
     </w:p>
     <w:p>
       <w:pPr>
-        <w:pStyle w:val="Normal1"/>
-        <w:ind w:left="1440" w:firstLine="720"/>
+        <w:pStyle w:val="normal1"/>
+        <w:ind w:firstLine="720" w:left="1440"/>
         <w:rPr>
           <w:rFonts w:ascii="Cambria" w:hAnsi="Cambria"/>
         </w:rPr>
@@ -1148,10 +1149,10 @@
     </w:p>
     <w:p>
       <w:pPr>
-        <w:pStyle w:val="Normal1"/>
+        <w:pStyle w:val="normal1"/>
         <w:pageBreakBefore w:val="false"/>
         <w:shd w:val="clear" w:fill="auto"/>
-        <w:ind w:left="1440" w:firstLine="720"/>
+        <w:ind w:firstLine="720" w:left="1440"/>
         <w:rPr>
           <w:rFonts w:ascii="Cambria" w:hAnsi="Cambria"/>
         </w:rPr>
@@ -1167,10 +1168,10 @@
     </w:p>
     <w:p>
       <w:pPr>
-        <w:pStyle w:val="Normal1"/>
+        <w:pStyle w:val="normal1"/>
         <w:pageBreakBefore w:val="false"/>
         <w:shd w:val="clear" w:fill="auto"/>
-        <w:ind w:left="0" w:hanging="0"/>
+        <w:ind w:hanging="0" w:left="0"/>
         <w:rPr>
           <w:rFonts w:ascii="Cambria" w:hAnsi="Cambria"/>
         </w:rPr>
@@ -1189,10 +1190,10 @@
     </w:p>
     <w:p>
       <w:pPr>
-        <w:pStyle w:val="Normal1"/>
+        <w:pStyle w:val="normal1"/>
         <w:pageBreakBefore w:val="false"/>
         <w:shd w:val="clear" w:fill="auto"/>
-        <w:ind w:left="0" w:hanging="0"/>
+        <w:ind w:hanging="0" w:left="0"/>
         <w:rPr>
           <w:rFonts w:ascii="Cambria" w:hAnsi="Cambria" w:eastAsia="Cambria" w:cs="Cambria"/>
           <w:sz w:val="20"/>
@@ -1209,9 +1210,9 @@
     </w:p>
     <w:p>
       <w:pPr>
-        <w:pStyle w:val="Normal1"/>
+        <w:pStyle w:val="normal1"/>
         <w:shd w:val="clear" w:fill="auto"/>
-        <w:ind w:left="0" w:hanging="0"/>
+        <w:ind w:hanging="0" w:left="0"/>
         <w:rPr>
           <w:rFonts w:ascii="Cambria" w:hAnsi="Cambria" w:eastAsia="Cambria" w:cs="Cambria"/>
           <w:sz w:val="20"/>
@@ -1228,9 +1229,9 @@
     </w:p>
     <w:p>
       <w:pPr>
-        <w:pStyle w:val="Normal1"/>
+        <w:pStyle w:val="normal1"/>
         <w:shd w:val="clear" w:fill="auto"/>
-        <w:ind w:left="0" w:hanging="0"/>
+        <w:ind w:hanging="0" w:left="0"/>
         <w:rPr>
           <w:rFonts w:ascii="Cambria" w:hAnsi="Cambria" w:eastAsia="Cambria" w:cs="Cambria"/>
           <w:sz w:val="20"/>
@@ -1247,10 +1248,10 @@
     </w:p>
     <w:p>
       <w:pPr>
-        <w:pStyle w:val="Normal1"/>
+        <w:pStyle w:val="normal1"/>
         <w:pageBreakBefore w:val="false"/>
         <w:shd w:val="clear" w:fill="auto"/>
-        <w:ind w:left="0" w:hanging="0"/>
+        <w:ind w:hanging="0" w:left="0"/>
         <w:rPr>
           <w:rFonts w:ascii="Cambria" w:hAnsi="Cambria"/>
         </w:rPr>
@@ -1276,10 +1277,10 @@
     </w:p>
     <w:p>
       <w:pPr>
-        <w:pStyle w:val="Normal1"/>
+        <w:pStyle w:val="normal1"/>
         <w:pageBreakBefore w:val="false"/>
         <w:shd w:val="clear" w:fill="auto"/>
-        <w:ind w:left="0" w:hanging="0"/>
+        <w:ind w:hanging="0" w:left="0"/>
         <w:rPr>
           <w:rFonts w:ascii="Cambria" w:hAnsi="Cambria"/>
         </w:rPr>
@@ -1298,10 +1299,10 @@
     </w:p>
     <w:p>
       <w:pPr>
-        <w:pStyle w:val="Normal1"/>
+        <w:pStyle w:val="normal1"/>
         <w:pageBreakBefore w:val="false"/>
         <w:shd w:val="clear" w:fill="auto"/>
-        <w:ind w:left="0" w:hanging="0"/>
+        <w:ind w:hanging="0" w:left="0"/>
         <w:rPr>
           <w:rFonts w:ascii="Cambria" w:hAnsi="Cambria"/>
         </w:rPr>
@@ -1320,9 +1321,9 @@
     </w:p>
     <w:p>
       <w:pPr>
-        <w:pStyle w:val="Normal1"/>
-        <w:pageBreakBefore w:val="false"/>
-        <w:ind w:left="1440" w:firstLine="720"/>
+        <w:pStyle w:val="normal1"/>
+        <w:pageBreakBefore w:val="false"/>
+        <w:ind w:firstLine="720" w:left="1440"/>
         <w:rPr>
           <w:rFonts w:ascii="Cambria" w:hAnsi="Cambria"/>
         </w:rPr>
@@ -1338,9 +1339,9 @@
     </w:p>
     <w:p>
       <w:pPr>
-        <w:pStyle w:val="Normal1"/>
-        <w:pageBreakBefore w:val="false"/>
-        <w:ind w:left="1440" w:firstLine="720"/>
+        <w:pStyle w:val="normal1"/>
+        <w:pageBreakBefore w:val="false"/>
+        <w:ind w:firstLine="720" w:left="1440"/>
         <w:rPr>
           <w:rFonts w:ascii="Cambria" w:hAnsi="Cambria"/>
         </w:rPr>
@@ -1356,9 +1357,9 @@
     </w:p>
     <w:p>
       <w:pPr>
-        <w:pStyle w:val="Normal1"/>
-        <w:pageBreakBefore w:val="false"/>
-        <w:ind w:left="1440" w:firstLine="720"/>
+        <w:pStyle w:val="normal1"/>
+        <w:pageBreakBefore w:val="false"/>
+        <w:ind w:firstLine="720" w:left="1440"/>
         <w:rPr>
           <w:rFonts w:ascii="Cambria" w:hAnsi="Cambria" w:eastAsia="Cambria" w:cs="Cambria"/>
           <w:sz w:val="20"/>
@@ -1375,10 +1376,10 @@
     </w:p>
     <w:p>
       <w:pPr>
-        <w:pStyle w:val="Normal1"/>
+        <w:pStyle w:val="normal1"/>
         <w:pageBreakBefore w:val="false"/>
         <w:shd w:val="clear" w:fill="auto"/>
-        <w:ind w:left="0" w:hanging="0"/>
+        <w:ind w:hanging="0" w:left="0"/>
         <w:rPr>
           <w:rFonts w:ascii="Cambria" w:hAnsi="Cambria"/>
         </w:rPr>
@@ -1404,10 +1405,10 @@
     </w:p>
     <w:p>
       <w:pPr>
-        <w:pStyle w:val="Normal1"/>
+        <w:pStyle w:val="normal1"/>
         <w:pageBreakBefore w:val="false"/>
         <w:shd w:val="clear" w:fill="auto"/>
-        <w:ind w:left="1440" w:hanging="0"/>
+        <w:ind w:hanging="0" w:left="1440"/>
         <w:rPr>
           <w:rFonts w:ascii="Cambria" w:hAnsi="Cambria" w:eastAsia="Cambria" w:cs="Cambria"/>
           <w:sz w:val="20"/>
@@ -1424,7 +1425,7 @@
     </w:p>
     <w:p>
       <w:pPr>
-        <w:pStyle w:val="Normal1"/>
+        <w:pStyle w:val="normal1"/>
         <w:pageBreakBefore w:val="false"/>
         <w:rPr>
           <w:rFonts w:ascii="Cambria" w:hAnsi="Cambria"/>
@@ -1442,7 +1443,7 @@
     </w:p>
     <w:p>
       <w:pPr>
-        <w:pStyle w:val="Normal1"/>
+        <w:pStyle w:val="normal1"/>
         <w:pageBreakBefore w:val="false"/>
         <w:spacing w:lineRule="auto" w:line="120"/>
         <w:rPr>
@@ -1465,7 +1466,7 @@
                       <wps:spPr>
                         <a:xfrm>
                           <a:off x="0" y="0"/>
-                          <a:ext cx="5943600" cy="19080"/>
+                          <a:ext cx="5944320" cy="19800"/>
                         </a:xfrm>
                         <a:prstGeom prst="rect">
                           <a:avLst/>
@@ -1495,7 +1496,7 @@
           </mc:Choice>
           <mc:Fallback>
             <w:pict>
-              <v:rect id="shape_0" ID="Shape6" path="m0,0l-2147483645,0l-2147483645,-2147483646l0,-2147483646xe" fillcolor="#a0a0a0" stroked="f" o:allowincell="f" style="position:absolute;margin-left:0pt;margin-top:-1.55pt;width:467.95pt;height:1.45pt;mso-wrap-style:none;v-text-anchor:middle;mso-position-vertical:top">
+              <v:rect id="shape_0" ID="Shape6" path="m0,0l-2147483645,0l-2147483645,-2147483646l0,-2147483646xe" fillcolor="#a0a0a0" stroked="f" o:allowincell="f" style="position:absolute;margin-left:0pt;margin-top:-1.6pt;width:468pt;height:1.5pt;mso-wrap-style:none;v-text-anchor:middle;mso-position-vertical:top">
                 <v:fill o:detectmouseclick="t" type="solid" color2="#5f5f5f"/>
                 <v:stroke color="#3465a4" joinstyle="round" endcap="flat"/>
                 <w10:wrap type="square"/>
@@ -1507,9 +1508,9 @@
     </w:p>
     <w:p>
       <w:pPr>
-        <w:pStyle w:val="Normal1"/>
-        <w:pageBreakBefore w:val="false"/>
-        <w:ind w:left="0" w:hanging="0"/>
+        <w:pStyle w:val="normal1"/>
+        <w:pageBreakBefore w:val="false"/>
+        <w:ind w:hanging="0" w:left="0"/>
         <w:rPr>
           <w:rFonts w:ascii="Cambria" w:hAnsi="Cambria" w:eastAsia="Cambria" w:cs="Cambria"/>
           <w:sz w:val="20"/>
@@ -1526,8 +1527,80 @@
     </w:p>
     <w:p>
       <w:pPr>
-        <w:pStyle w:val="Normal1"/>
-        <w:rPr/>
+        <w:pStyle w:val="normal1"/>
+        <w:ind w:hanging="0" w:left="0"/>
+        <w:rPr>
+          <w:rFonts w:ascii="Cambria" w:hAnsi="Cambria" w:eastAsia="Cambria" w:cs="Cambria"/>
+          <w:sz w:val="20"/>
+          <w:szCs w:val="20"/>
+        </w:rPr>
+      </w:pPr>
+      <w:r>
+        <w:rPr>
+          <w:rFonts w:eastAsia="Cambria" w:cs="Cambria" w:ascii="Cambria" w:hAnsi="Cambria"/>
+          <w:b/>
+          <w:bCs/>
+          <w:sz w:val="20"/>
+          <w:szCs w:val="20"/>
+        </w:rPr>
+        <w:t>A. Grele</w:t>
+      </w:r>
+      <w:r>
+        <w:rPr>
+          <w:rFonts w:eastAsia="Cambria" w:cs="Cambria" w:ascii="Cambria" w:hAnsi="Cambria"/>
+          <w:sz w:val="20"/>
+          <w:szCs w:val="20"/>
+        </w:rPr>
+        <w:t xml:space="preserve">, L. Richards. 2026. </w:t>
+      </w:r>
+      <w:r>
+        <w:rPr>
+          <w:rFonts w:eastAsia="Cambria" w:cs="Cambria" w:ascii="Cambria" w:hAnsi="Cambria"/>
+          <w:i/>
+          <w:iCs/>
+          <w:sz w:val="20"/>
+          <w:szCs w:val="20"/>
+        </w:rPr>
+        <w:t>BugNet: a rapid and scalable pipeline for automated insect monitoring using hierarchical data</w:t>
+      </w:r>
+      <w:r>
+        <w:rPr>
+          <w:rFonts w:eastAsia="Cambria" w:cs="Cambria" w:ascii="Cambria" w:hAnsi="Cambria"/>
+          <w:sz w:val="20"/>
+          <w:szCs w:val="20"/>
+        </w:rPr>
+        <w:t xml:space="preserve">. Frontiers in Ecology and Evolution 14:1750931. </w:t>
+      </w:r>
+    </w:p>
+    <w:p>
+      <w:pPr>
+        <w:pStyle w:val="normal1"/>
+        <w:rPr>
+          <w:rFonts w:ascii="Cambria" w:hAnsi="Cambria" w:eastAsia="Cambria" w:cs="Cambria"/>
+          <w:b w:val="false"/>
+          <w:bCs w:val="false"/>
+          <w:sz w:val="20"/>
+          <w:szCs w:val="20"/>
+        </w:rPr>
+      </w:pPr>
+      <w:r>
+        <w:rPr>
+          <w:rFonts w:eastAsia="Cambria" w:cs="Cambria" w:ascii="Cambria" w:hAnsi="Cambria"/>
+          <w:b w:val="false"/>
+          <w:bCs w:val="false"/>
+          <w:sz w:val="20"/>
+          <w:szCs w:val="20"/>
+        </w:rPr>
+      </w:r>
+    </w:p>
+    <w:p>
+      <w:pPr>
+        <w:pStyle w:val="normal1"/>
+        <w:rPr>
+          <w:rFonts w:ascii="Cambria" w:hAnsi="Cambria"/>
+          <w:sz w:val="20"/>
+          <w:szCs w:val="20"/>
+        </w:rPr>
       </w:pPr>
       <w:r>
         <w:rPr>
@@ -1587,33 +1660,35 @@
           <w:sz w:val="20"/>
           <w:szCs w:val="20"/>
         </w:rPr>
-        <w:t>. Journal of Economic Entomology</w:t>
-      </w:r>
-    </w:p>
-    <w:p>
-      <w:pPr>
-        <w:pStyle w:val="Normal1"/>
-        <w:rPr>
-          <w:rFonts w:ascii="Cambria" w:hAnsi="Cambria"/>
-          <w:sz w:val="20"/>
-          <w:szCs w:val="20"/>
-        </w:rPr>
-      </w:pPr>
-      <w:r>
-        <w:rPr>
-          <w:rFonts w:ascii="Cambria" w:hAnsi="Cambria"/>
-          <w:sz w:val="20"/>
-          <w:szCs w:val="20"/>
-        </w:rPr>
-      </w:r>
-    </w:p>
-    <w:p>
-      <w:pPr>
-        <w:pStyle w:val="Normal1"/>
+        <w:t>. Journal of Economic Entomology 118(3), pp.1297-1306.</w:t>
+      </w:r>
+    </w:p>
+    <w:p>
+      <w:pPr>
+        <w:pStyle w:val="normal1"/>
+        <w:rPr>
+          <w:rFonts w:ascii="Cambria" w:hAnsi="Cambria"/>
+          <w:sz w:val="20"/>
+          <w:szCs w:val="20"/>
+        </w:rPr>
+      </w:pPr>
+      <w:r>
+        <w:rPr>
+          <w:rFonts w:ascii="Cambria" w:hAnsi="Cambria"/>
+          <w:sz w:val="20"/>
+          <w:szCs w:val="20"/>
+        </w:rPr>
+      </w:r>
+    </w:p>
+    <w:p>
+      <w:pPr>
+        <w:pStyle w:val="normal1"/>
         <w:spacing w:lineRule="auto" w:line="240" w:before="0" w:after="240"/>
-        <w:ind w:left="0" w:hanging="0"/>
-        <w:rPr>
-          <w:rFonts w:ascii="Cambria" w:hAnsi="Cambria"/>
+        <w:ind w:hanging="0" w:left="0"/>
+        <w:rPr>
+          <w:rFonts w:ascii="Cambria" w:hAnsi="Cambria"/>
+          <w:sz w:val="20"/>
+          <w:szCs w:val="20"/>
         </w:rPr>
       </w:pPr>
       <w:r>
@@ -1631,119 +1706,7 @@
           <w:sz w:val="20"/>
           <w:szCs w:val="20"/>
         </w:rPr>
-        <w:t xml:space="preserve">, T. J. Massad, K. A. Uckele, L. Dyer, Y. Antonini, L. Braga, M. L. Forister, L. Sulca-Garro, M. Kato, H. G. Lopez, </w:t>
-      </w:r>
-      <w:r>
-        <w:rPr>
-          <w:rFonts w:eastAsia="Cambria" w:cs="Cambria" w:ascii="Cambria" w:hAnsi="Cambria"/>
-          <w:sz w:val="20"/>
-          <w:szCs w:val="20"/>
-        </w:rPr>
-        <w:t>A.</w:t>
-      </w:r>
-      <w:r>
-        <w:rPr>
-          <w:rFonts w:eastAsia="Cambria" w:cs="Cambria" w:ascii="Cambria" w:hAnsi="Cambria"/>
-          <w:sz w:val="20"/>
-          <w:szCs w:val="20"/>
-        </w:rPr>
-        <w:t xml:space="preserve"> R. Nascimento, </w:t>
-      </w:r>
-      <w:r>
-        <w:rPr>
-          <w:rFonts w:eastAsia="Cambria" w:cs="Cambria" w:ascii="Cambria" w:hAnsi="Cambria"/>
-          <w:sz w:val="20"/>
-          <w:szCs w:val="20"/>
-        </w:rPr>
-        <w:t>T.</w:t>
-      </w:r>
-      <w:r>
-        <w:rPr>
-          <w:rFonts w:eastAsia="Cambria" w:cs="Cambria" w:ascii="Cambria" w:hAnsi="Cambria"/>
-          <w:sz w:val="20"/>
-          <w:szCs w:val="20"/>
-        </w:rPr>
-        <w:t xml:space="preserve"> Parchman, </w:t>
-      </w:r>
-      <w:r>
-        <w:rPr>
-          <w:rFonts w:eastAsia="Cambria" w:cs="Cambria" w:ascii="Cambria" w:hAnsi="Cambria"/>
-          <w:sz w:val="20"/>
-          <w:szCs w:val="20"/>
-        </w:rPr>
-        <w:t>W.</w:t>
-      </w:r>
-      <w:r>
-        <w:rPr>
-          <w:rFonts w:eastAsia="Cambria" w:cs="Cambria" w:ascii="Cambria" w:hAnsi="Cambria"/>
-          <w:sz w:val="20"/>
-          <w:szCs w:val="20"/>
-        </w:rPr>
-        <w:t xml:space="preserve"> R. Simbaña, </w:t>
-      </w:r>
-      <w:r>
-        <w:rPr>
-          <w:rFonts w:eastAsia="Cambria" w:cs="Cambria" w:ascii="Cambria" w:hAnsi="Cambria"/>
-          <w:sz w:val="20"/>
-          <w:szCs w:val="20"/>
-        </w:rPr>
-        <w:t>A.</w:t>
-      </w:r>
-      <w:r>
-        <w:rPr>
-          <w:rFonts w:eastAsia="Cambria" w:cs="Cambria" w:ascii="Cambria" w:hAnsi="Cambria"/>
-          <w:sz w:val="20"/>
-          <w:szCs w:val="20"/>
-        </w:rPr>
-        <w:t xml:space="preserve"> M. Smilanich, </w:t>
-      </w:r>
-      <w:r>
-        <w:rPr>
-          <w:rFonts w:eastAsia="Cambria" w:cs="Cambria" w:ascii="Cambria" w:hAnsi="Cambria"/>
-          <w:sz w:val="20"/>
-          <w:szCs w:val="20"/>
-        </w:rPr>
-        <w:t>J.</w:t>
-      </w:r>
-      <w:r>
-        <w:rPr>
-          <w:rFonts w:eastAsia="Cambria" w:cs="Cambria" w:ascii="Cambria" w:hAnsi="Cambria"/>
-          <w:sz w:val="20"/>
-          <w:szCs w:val="20"/>
-        </w:rPr>
-        <w:t xml:space="preserve"> O. Stireman, E. J. Tepe, </w:t>
-      </w:r>
-      <w:r>
-        <w:rPr>
-          <w:rFonts w:eastAsia="Cambria" w:cs="Cambria" w:ascii="Cambria" w:hAnsi="Cambria"/>
-          <w:sz w:val="20"/>
-          <w:szCs w:val="20"/>
-        </w:rPr>
-        <w:t>T.</w:t>
-      </w:r>
-      <w:r>
-        <w:rPr>
-          <w:rFonts w:eastAsia="Cambria" w:cs="Cambria" w:ascii="Cambria" w:hAnsi="Cambria"/>
-          <w:sz w:val="20"/>
-          <w:szCs w:val="20"/>
-        </w:rPr>
-        <w:t xml:space="preserve"> Walla, </w:t>
-      </w:r>
-      <w:r>
-        <w:rPr>
-          <w:rFonts w:eastAsia="Cambria" w:cs="Cambria" w:ascii="Cambria" w:hAnsi="Cambria"/>
-          <w:sz w:val="20"/>
-          <w:szCs w:val="20"/>
-        </w:rPr>
-        <w:t xml:space="preserve">and </w:t>
-      </w:r>
-      <w:r>
-        <w:rPr>
-          <w:rFonts w:eastAsia="Cambria" w:cs="Cambria" w:ascii="Cambria" w:hAnsi="Cambria"/>
-          <w:sz w:val="20"/>
-          <w:szCs w:val="20"/>
-        </w:rPr>
-        <w:t xml:space="preserve">L. Richards. 2023. </w:t>
+        <w:t xml:space="preserve">, T. J. Massad, K. A. Uckele, L. Dyer, Y. Antonini, L. Braga, M. L. Forister, L. Sulca-Garro, M. Kato, H. G. Lopez, A. R. Nascimento, T. Parchman, W. R. Simbaña, A. M. Smilanich, J. O. Stireman, E. J. Tepe, T. Walla, and L. Richards. 2023. </w:t>
       </w:r>
       <w:r>
         <w:rPr>
@@ -1765,11 +1728,13 @@
     </w:p>
     <w:p>
       <w:pPr>
-        <w:pStyle w:val="Normal1"/>
+        <w:pStyle w:val="normal1"/>
         <w:spacing w:lineRule="auto" w:line="240" w:before="0" w:after="240"/>
-        <w:ind w:left="0" w:hanging="0"/>
-        <w:rPr>
-          <w:rFonts w:ascii="Cambria" w:hAnsi="Cambria"/>
+        <w:ind w:hanging="0" w:left="0"/>
+        <w:rPr>
+          <w:rFonts w:ascii="Cambria" w:hAnsi="Cambria"/>
+          <w:sz w:val="20"/>
+          <w:szCs w:val="20"/>
         </w:rPr>
       </w:pPr>
       <w:r>
@@ -1817,11 +1782,13 @@
     </w:p>
     <w:p>
       <w:pPr>
-        <w:pStyle w:val="Normal1"/>
+        <w:pStyle w:val="normal1"/>
         <w:spacing w:lineRule="auto" w:line="240" w:before="0" w:after="240"/>
-        <w:ind w:left="0" w:hanging="0"/>
-        <w:rPr>
-          <w:rFonts w:ascii="Cambria" w:hAnsi="Cambria"/>
+        <w:ind w:hanging="0" w:left="0"/>
+        <w:rPr>
+          <w:rFonts w:ascii="Cambria" w:hAnsi="Cambria"/>
+          <w:sz w:val="20"/>
+          <w:szCs w:val="20"/>
         </w:rPr>
       </w:pPr>
       <w:r>
@@ -1869,9 +1836,9 @@
     </w:p>
     <w:p>
       <w:pPr>
-        <w:pStyle w:val="Normal1"/>
+        <w:pStyle w:val="normal1"/>
         <w:spacing w:lineRule="auto" w:line="240" w:before="0" w:after="240"/>
-        <w:ind w:left="0" w:hanging="0"/>
+        <w:ind w:hanging="0" w:left="0"/>
         <w:rPr>
           <w:rFonts w:ascii="Cambria" w:hAnsi="Cambria"/>
         </w:rPr>
@@ -1931,27 +1898,7 @@
           <w:sz w:val="20"/>
           <w:szCs w:val="20"/>
         </w:rPr>
-        <w:t>Richards, 202</w:t>
-      </w:r>
-      <w:r>
-        <w:rPr>
-          <w:rFonts w:eastAsia="Cambria" w:cs="Cambria" w:ascii="Cambria" w:hAnsi="Cambria"/>
-          <w:b w:val="false"/>
-          <w:bCs w:val="false"/>
-          <w:sz w:val="20"/>
-          <w:szCs w:val="20"/>
-        </w:rPr>
-        <w:t>5</w:t>
-      </w:r>
-      <w:r>
-        <w:rPr>
-          <w:rFonts w:eastAsia="Cambria" w:cs="Cambria" w:ascii="Cambria" w:hAnsi="Cambria"/>
-          <w:b w:val="false"/>
-          <w:bCs w:val="false"/>
-          <w:sz w:val="20"/>
-          <w:szCs w:val="20"/>
-        </w:rPr>
-        <w:t xml:space="preserve">. </w:t>
+        <w:t xml:space="preserve">Richards, 2025. </w:t>
       </w:r>
       <w:r>
         <w:rPr>
@@ -1975,7 +1922,186 @@
           <w:sz w:val="20"/>
           <w:szCs w:val="20"/>
         </w:rPr>
-        <w:t xml:space="preserve">Talk presented at the annual meeting of the Entomological Society of America, </w:t>
+        <w:t>Talk presented at the annual meeting of the Entomological Society of America, Portland, OR.</w:t>
+      </w:r>
+    </w:p>
+    <w:p>
+      <w:pPr>
+        <w:pStyle w:val="normal1"/>
+        <w:spacing w:lineRule="auto" w:line="240" w:before="0" w:after="240"/>
+        <w:ind w:hanging="0" w:left="0"/>
+        <w:rPr>
+          <w:rFonts w:ascii="Cambria" w:hAnsi="Cambria"/>
+        </w:rPr>
+      </w:pPr>
+      <w:r>
+        <w:rPr>
+          <w:rFonts w:eastAsia="Cambria" w:cs="Cambria" w:ascii="Cambria" w:hAnsi="Cambria"/>
+          <w:b/>
+          <w:sz w:val="20"/>
+          <w:szCs w:val="20"/>
+        </w:rPr>
+        <w:t>A. Grele</w:t>
+      </w:r>
+      <w:r>
+        <w:rPr>
+          <w:rFonts w:eastAsia="Cambria" w:cs="Cambria" w:ascii="Cambria" w:hAnsi="Cambria"/>
+          <w:b w:val="false"/>
+          <w:bCs w:val="false"/>
+          <w:sz w:val="20"/>
+          <w:szCs w:val="20"/>
+        </w:rPr>
+        <w:t>,</w:t>
+      </w:r>
+      <w:r>
+        <w:rPr>
+          <w:rFonts w:eastAsia="Cambria" w:cs="Cambria" w:ascii="Cambria" w:hAnsi="Cambria"/>
+          <w:b/>
+          <w:sz w:val="20"/>
+          <w:szCs w:val="20"/>
+        </w:rPr>
+        <w:t xml:space="preserve"> </w:t>
+      </w:r>
+      <w:r>
+        <w:rPr>
+          <w:rFonts w:eastAsia="Cambria" w:cs="Cambria" w:ascii="Cambria" w:hAnsi="Cambria"/>
+          <w:b w:val="false"/>
+          <w:bCs w:val="false"/>
+          <w:sz w:val="20"/>
+          <w:szCs w:val="20"/>
+        </w:rPr>
+        <w:t>L.</w:t>
+      </w:r>
+      <w:r>
+        <w:rPr>
+          <w:rFonts w:eastAsia="Cambria" w:cs="Cambria" w:ascii="Cambria" w:hAnsi="Cambria"/>
+          <w:b/>
+          <w:sz w:val="20"/>
+          <w:szCs w:val="20"/>
+        </w:rPr>
+        <w:t xml:space="preserve"> </w:t>
+      </w:r>
+      <w:r>
+        <w:rPr>
+          <w:rFonts w:eastAsia="Cambria" w:cs="Cambria" w:ascii="Cambria" w:hAnsi="Cambria"/>
+          <w:b w:val="false"/>
+          <w:bCs w:val="false"/>
+          <w:sz w:val="20"/>
+          <w:szCs w:val="20"/>
+        </w:rPr>
+        <w:t xml:space="preserve">Richards, </w:t>
+      </w:r>
+      <w:r>
+        <w:rPr>
+          <w:rFonts w:eastAsia="Cambria" w:cs="Cambria" w:ascii="Cambria" w:hAnsi="Cambria"/>
+          <w:sz w:val="20"/>
+          <w:szCs w:val="20"/>
+        </w:rPr>
+        <w:t xml:space="preserve">2025. </w:t>
+      </w:r>
+      <w:r>
+        <w:rPr>
+          <w:rFonts w:eastAsia="Cambria" w:cs="Cambria" w:ascii="Cambria" w:hAnsi="Cambria"/>
+          <w:i/>
+          <w:iCs/>
+          <w:sz w:val="20"/>
+          <w:szCs w:val="20"/>
+        </w:rPr>
+        <w:t xml:space="preserve">Not all pollinators are equal: </w:t>
+      </w:r>
+      <w:r>
+        <w:rPr>
+          <w:rFonts w:eastAsia="Cambria" w:cs="Cambria" w:ascii="Cambria" w:hAnsi="Cambria"/>
+          <w:i/>
+          <w:sz w:val="20"/>
+          <w:szCs w:val="20"/>
+        </w:rPr>
+        <w:t>Specialized nectar chemistry alters plant fitness by selectively modifying insect behavior</w:t>
+      </w:r>
+      <w:r>
+        <w:rPr>
+          <w:rFonts w:eastAsia="Cambria" w:cs="Cambria" w:ascii="Cambria" w:hAnsi="Cambria"/>
+          <w:sz w:val="20"/>
+          <w:szCs w:val="20"/>
+        </w:rPr>
+        <w:t>. Talk presented at the Hitchcock Center for Chemical Ecology Annual Symposium, Incline Village, NV.</w:t>
+      </w:r>
+    </w:p>
+    <w:p>
+      <w:pPr>
+        <w:pStyle w:val="normal1"/>
+        <w:rPr>
+          <w:rFonts w:ascii="Cambria" w:hAnsi="Cambria"/>
+        </w:rPr>
+      </w:pPr>
+      <w:r>
+        <w:rPr>
+          <w:rFonts w:eastAsia="Cambria" w:cs="Cambria" w:ascii="Cambria" w:hAnsi="Cambria"/>
+          <w:b/>
+          <w:sz w:val="20"/>
+          <w:szCs w:val="20"/>
+        </w:rPr>
+        <w:t>A. Grele</w:t>
+      </w:r>
+      <w:r>
+        <w:rPr>
+          <w:rFonts w:eastAsia="Cambria" w:cs="Cambria" w:ascii="Cambria" w:hAnsi="Cambria"/>
+          <w:b w:val="false"/>
+          <w:bCs w:val="false"/>
+          <w:sz w:val="20"/>
+          <w:szCs w:val="20"/>
+        </w:rPr>
+        <w:t>,</w:t>
+      </w:r>
+      <w:r>
+        <w:rPr>
+          <w:rFonts w:eastAsia="Cambria" w:cs="Cambria" w:ascii="Cambria" w:hAnsi="Cambria"/>
+          <w:b/>
+          <w:sz w:val="20"/>
+          <w:szCs w:val="20"/>
+        </w:rPr>
+        <w:t xml:space="preserve"> </w:t>
+      </w:r>
+      <w:r>
+        <w:rPr>
+          <w:rFonts w:eastAsia="Cambria" w:cs="Cambria" w:ascii="Cambria" w:hAnsi="Cambria"/>
+          <w:b w:val="false"/>
+          <w:bCs w:val="false"/>
+          <w:sz w:val="20"/>
+          <w:szCs w:val="20"/>
+        </w:rPr>
+        <w:t>L.</w:t>
+      </w:r>
+      <w:r>
+        <w:rPr>
+          <w:rFonts w:eastAsia="Cambria" w:cs="Cambria" w:ascii="Cambria" w:hAnsi="Cambria"/>
+          <w:b/>
+          <w:sz w:val="20"/>
+          <w:szCs w:val="20"/>
+        </w:rPr>
+        <w:t xml:space="preserve"> </w:t>
+      </w:r>
+      <w:r>
+        <w:rPr>
+          <w:rFonts w:eastAsia="Cambria" w:cs="Cambria" w:ascii="Cambria" w:hAnsi="Cambria"/>
+          <w:b w:val="false"/>
+          <w:bCs w:val="false"/>
+          <w:sz w:val="20"/>
+          <w:szCs w:val="20"/>
+        </w:rPr>
+        <w:t xml:space="preserve">Richards, 2024. </w:t>
+      </w:r>
+      <w:r>
+        <w:rPr>
+          <w:rFonts w:eastAsia="Cambria" w:cs="Cambria" w:ascii="Cambria" w:hAnsi="Cambria"/>
+          <w:b w:val="false"/>
+          <w:bCs w:val="false"/>
+          <w:i/>
+          <w:iCs/>
+          <w:sz w:val="20"/>
+          <w:szCs w:val="20"/>
+        </w:rPr>
+        <w:t xml:space="preserve">Nectar chemistry alters plant fitness by manipulating pollinators. </w:t>
       </w:r>
       <w:r>
         <w:rPr>
@@ -1987,72 +2113,258 @@
           <w:sz w:val="20"/>
           <w:szCs w:val="20"/>
         </w:rPr>
-        <w:t>Portland</w:t>
+        <w:t>Talk presented at the annual meeting of the Entomological Society of America, Phoenix, AZ.</w:t>
+      </w:r>
+    </w:p>
+    <w:p>
+      <w:pPr>
+        <w:pStyle w:val="normal1"/>
+        <w:rPr>
+          <w:rFonts w:ascii="Cambria" w:hAnsi="Cambria" w:eastAsia="Cambria" w:cs="Cambria"/>
+          <w:sz w:val="20"/>
+          <w:szCs w:val="20"/>
+        </w:rPr>
+      </w:pPr>
+      <w:r>
+        <w:rPr>
+          <w:rFonts w:eastAsia="Cambria" w:cs="Cambria" w:ascii="Cambria" w:hAnsi="Cambria"/>
+          <w:sz w:val="20"/>
+          <w:szCs w:val="20"/>
+        </w:rPr>
+      </w:r>
+    </w:p>
+    <w:p>
+      <w:pPr>
+        <w:pStyle w:val="normal1"/>
+        <w:rPr>
+          <w:rFonts w:ascii="Cambria" w:hAnsi="Cambria"/>
+        </w:rPr>
+      </w:pPr>
+      <w:r>
+        <w:rPr>
+          <w:rFonts w:eastAsia="Cambria" w:cs="Cambria" w:ascii="Cambria" w:hAnsi="Cambria"/>
+          <w:b/>
+          <w:sz w:val="20"/>
+          <w:szCs w:val="20"/>
+        </w:rPr>
+        <w:t>A. Grele</w:t>
       </w:r>
       <w:r>
         <w:rPr>
           <w:rFonts w:eastAsia="Cambria" w:cs="Cambria" w:ascii="Cambria" w:hAnsi="Cambria"/>
           <w:b w:val="false"/>
           <w:bCs w:val="false"/>
-          <w:i w:val="false"/>
-          <w:iCs w:val="false"/>
-          <w:sz w:val="20"/>
-          <w:szCs w:val="20"/>
-        </w:rPr>
-        <w:t xml:space="preserve">, </w:t>
+          <w:sz w:val="20"/>
+          <w:szCs w:val="20"/>
+        </w:rPr>
+        <w:t>,</w:t>
+      </w:r>
+      <w:r>
+        <w:rPr>
+          <w:rFonts w:eastAsia="Cambria" w:cs="Cambria" w:ascii="Cambria" w:hAnsi="Cambria"/>
+          <w:b/>
+          <w:sz w:val="20"/>
+          <w:szCs w:val="20"/>
+        </w:rPr>
+        <w:t xml:space="preserve"> </w:t>
+      </w:r>
+      <w:r>
+        <w:rPr>
+          <w:rFonts w:eastAsia="Cambria" w:cs="Cambria" w:ascii="Cambria" w:hAnsi="Cambria"/>
+          <w:sz w:val="20"/>
+          <w:szCs w:val="20"/>
+        </w:rPr>
+        <w:t xml:space="preserve">L. Richards, 2024. </w:t>
+      </w:r>
+      <w:r>
+        <w:rPr>
+          <w:rFonts w:eastAsia="Cambria" w:cs="Cambria" w:ascii="Cambria" w:hAnsi="Cambria"/>
+          <w:i/>
+          <w:sz w:val="20"/>
+          <w:szCs w:val="20"/>
+        </w:rPr>
+        <w:t>Chemical signals and chemical noise – why plant defenses are more complex and pheromones are simpler in the tropics</w:t>
+      </w:r>
+      <w:r>
+        <w:rPr>
+          <w:rFonts w:eastAsia="Cambria" w:cs="Cambria" w:ascii="Cambria" w:hAnsi="Cambria"/>
+          <w:sz w:val="20"/>
+          <w:szCs w:val="20"/>
+        </w:rPr>
+        <w:t>. Talk presented at the 27</w:t>
+      </w:r>
+      <w:r>
+        <w:rPr>
+          <w:rFonts w:eastAsia="Cambria" w:cs="Cambria" w:ascii="Cambria" w:hAnsi="Cambria"/>
+          <w:sz w:val="20"/>
+          <w:szCs w:val="20"/>
+          <w:vertAlign w:val="superscript"/>
+        </w:rPr>
+        <w:t>th</w:t>
+      </w:r>
+      <w:r>
+        <w:rPr>
+          <w:rFonts w:eastAsia="Cambria" w:cs="Cambria" w:ascii="Cambria" w:hAnsi="Cambria"/>
+          <w:sz w:val="20"/>
+          <w:szCs w:val="20"/>
+        </w:rPr>
+        <w:t xml:space="preserve"> International Congress of Entomology, Kyoto, Japan.</w:t>
+      </w:r>
+    </w:p>
+    <w:p>
+      <w:pPr>
+        <w:pStyle w:val="normal1"/>
+        <w:rPr>
+          <w:rFonts w:ascii="Cambria" w:hAnsi="Cambria" w:eastAsia="Cambria" w:cs="Cambria"/>
+          <w:sz w:val="20"/>
+          <w:szCs w:val="20"/>
+        </w:rPr>
+      </w:pPr>
+      <w:r>
+        <w:rPr>
+          <w:rFonts w:eastAsia="Cambria" w:cs="Cambria" w:ascii="Cambria" w:hAnsi="Cambria"/>
+          <w:sz w:val="20"/>
+          <w:szCs w:val="20"/>
+        </w:rPr>
+      </w:r>
+    </w:p>
+    <w:p>
+      <w:pPr>
+        <w:pStyle w:val="normal1"/>
+        <w:rPr>
+          <w:rFonts w:ascii="Cambria" w:hAnsi="Cambria"/>
+        </w:rPr>
+      </w:pPr>
+      <w:r>
+        <w:rPr>
+          <w:rFonts w:eastAsia="Cambria" w:cs="Cambria" w:ascii="Cambria" w:hAnsi="Cambria"/>
+          <w:b/>
+          <w:sz w:val="20"/>
+          <w:szCs w:val="20"/>
+        </w:rPr>
+        <w:t>A. Grele</w:t>
       </w:r>
       <w:r>
         <w:rPr>
           <w:rFonts w:eastAsia="Cambria" w:cs="Cambria" w:ascii="Cambria" w:hAnsi="Cambria"/>
           <w:b w:val="false"/>
           <w:bCs w:val="false"/>
-          <w:i w:val="false"/>
-          <w:iCs w:val="false"/>
-          <w:sz w:val="20"/>
-          <w:szCs w:val="20"/>
-        </w:rPr>
-        <w:t>OR</w:t>
+          <w:sz w:val="20"/>
+          <w:szCs w:val="20"/>
+        </w:rPr>
+        <w:t>,</w:t>
+      </w:r>
+      <w:r>
+        <w:rPr>
+          <w:rFonts w:eastAsia="Cambria" w:cs="Cambria" w:ascii="Cambria" w:hAnsi="Cambria"/>
+          <w:b/>
+          <w:sz w:val="20"/>
+          <w:szCs w:val="20"/>
+        </w:rPr>
+        <w:t xml:space="preserve"> </w:t>
+      </w:r>
+      <w:r>
+        <w:rPr>
+          <w:rFonts w:eastAsia="Cambria" w:cs="Cambria" w:ascii="Cambria" w:hAnsi="Cambria"/>
+          <w:sz w:val="20"/>
+          <w:szCs w:val="20"/>
+        </w:rPr>
+        <w:t xml:space="preserve">L. Richards, 2024. </w:t>
+      </w:r>
+      <w:r>
+        <w:rPr>
+          <w:rFonts w:eastAsia="Cambria" w:cs="Cambria" w:ascii="Cambria" w:hAnsi="Cambria"/>
+          <w:i/>
+          <w:sz w:val="20"/>
+          <w:szCs w:val="20"/>
+        </w:rPr>
+        <w:t>Intra- and interspecific variation in milkweed nectar chemistry</w:t>
+      </w:r>
+      <w:r>
+        <w:rPr>
+          <w:rFonts w:eastAsia="Cambria" w:cs="Cambria" w:ascii="Cambria" w:hAnsi="Cambria"/>
+          <w:sz w:val="20"/>
+          <w:szCs w:val="20"/>
+        </w:rPr>
+        <w:t>. Poster presented at the Hitchcock Center for Chemical Ecology Annual Symposium, Incline Village, NV.</w:t>
+      </w:r>
+    </w:p>
+    <w:p>
+      <w:pPr>
+        <w:pStyle w:val="normal1"/>
+        <w:rPr>
+          <w:rFonts w:ascii="Cambria" w:hAnsi="Cambria" w:eastAsia="Cambria" w:cs="Cambria"/>
+          <w:sz w:val="20"/>
+          <w:szCs w:val="20"/>
+        </w:rPr>
+      </w:pPr>
+      <w:r>
+        <w:rPr>
+          <w:rFonts w:eastAsia="Cambria" w:cs="Cambria" w:ascii="Cambria" w:hAnsi="Cambria"/>
+          <w:sz w:val="20"/>
+          <w:szCs w:val="20"/>
+        </w:rPr>
+      </w:r>
+    </w:p>
+    <w:p>
+      <w:pPr>
+        <w:pStyle w:val="normal1"/>
+        <w:rPr>
+          <w:rFonts w:ascii="Cambria" w:hAnsi="Cambria" w:eastAsia="Cambria" w:cs="Cambria"/>
+          <w:sz w:val="20"/>
+          <w:szCs w:val="20"/>
+        </w:rPr>
+      </w:pPr>
+      <w:r>
+        <w:rPr>
+          <w:rFonts w:eastAsia="Cambria" w:cs="Cambria" w:ascii="Cambria" w:hAnsi="Cambria"/>
+          <w:sz w:val="20"/>
+          <w:szCs w:val="20"/>
+        </w:rPr>
+      </w:r>
+    </w:p>
+    <w:p>
+      <w:pPr>
+        <w:pStyle w:val="normal1"/>
+        <w:rPr>
+          <w:rFonts w:ascii="Cambria" w:hAnsi="Cambria" w:eastAsia="Cambria" w:cs="Cambria"/>
+          <w:sz w:val="20"/>
+          <w:szCs w:val="20"/>
+        </w:rPr>
+      </w:pPr>
+      <w:r>
+        <w:rPr>
+          <w:rFonts w:eastAsia="Cambria" w:cs="Cambria" w:ascii="Cambria" w:hAnsi="Cambria"/>
+          <w:sz w:val="20"/>
+          <w:szCs w:val="20"/>
+        </w:rPr>
+      </w:r>
+    </w:p>
+    <w:p>
+      <w:pPr>
+        <w:pStyle w:val="normal1"/>
+        <w:rPr>
+          <w:rFonts w:ascii="Cambria" w:hAnsi="Cambria"/>
+        </w:rPr>
+      </w:pPr>
+      <w:r>
+        <w:rPr>
+          <w:rFonts w:eastAsia="Cambria" w:cs="Cambria" w:ascii="Cambria" w:hAnsi="Cambria"/>
+          <w:b/>
+          <w:sz w:val="20"/>
+          <w:szCs w:val="20"/>
+        </w:rPr>
+        <w:t>A. Grele</w:t>
       </w:r>
       <w:r>
         <w:rPr>
           <w:rFonts w:eastAsia="Cambria" w:cs="Cambria" w:ascii="Cambria" w:hAnsi="Cambria"/>
           <w:b w:val="false"/>
           <w:bCs w:val="false"/>
-          <w:i w:val="false"/>
-          <w:iCs w:val="false"/>
-          <w:sz w:val="20"/>
-          <w:szCs w:val="20"/>
-        </w:rPr>
-        <w:t>.</w:t>
-      </w:r>
-    </w:p>
-    <w:p>
-      <w:pPr>
-        <w:pStyle w:val="Normal1"/>
-        <w:spacing w:lineRule="auto" w:line="240" w:before="0" w:after="240"/>
-        <w:ind w:left="0" w:hanging="0"/>
-        <w:rPr>
-          <w:rFonts w:ascii="Cambria" w:hAnsi="Cambria"/>
-        </w:rPr>
-      </w:pPr>
-      <w:r>
-        <w:rPr>
-          <w:rFonts w:eastAsia="Cambria" w:cs="Cambria" w:ascii="Cambria" w:hAnsi="Cambria"/>
-          <w:b/>
-          <w:sz w:val="20"/>
-          <w:szCs w:val="20"/>
-        </w:rPr>
-        <w:t>A. Grele</w:t>
-      </w:r>
-      <w:r>
-        <w:rPr>
-          <w:rFonts w:eastAsia="Cambria" w:cs="Cambria" w:ascii="Cambria" w:hAnsi="Cambria"/>
-          <w:b w:val="false"/>
-          <w:bCs w:val="false"/>
-          <w:sz w:val="20"/>
-          <w:szCs w:val="20"/>
-        </w:rPr>
-        <w:t>,</w:t>
+          <w:sz w:val="20"/>
+          <w:szCs w:val="20"/>
+        </w:rPr>
+        <w:t>*,</w:t>
       </w:r>
       <w:r>
         <w:rPr>
@@ -2066,58 +2378,19 @@
       <w:r>
         <w:rPr>
           <w:rFonts w:eastAsia="Cambria" w:cs="Cambria" w:ascii="Cambria" w:hAnsi="Cambria"/>
-          <w:b w:val="false"/>
-          <w:bCs w:val="false"/>
-          <w:sz w:val="20"/>
-          <w:szCs w:val="20"/>
-        </w:rPr>
-        <w:t>L.</w:t>
-      </w:r>
-      <w:r>
-        <w:rPr>
-          <w:rFonts w:eastAsia="Cambria" w:cs="Cambria" w:ascii="Cambria" w:hAnsi="Cambria"/>
-          <w:b/>
-          <w:sz w:val="20"/>
-          <w:szCs w:val="20"/>
-        </w:rPr>
-        <w:t xml:space="preserve"> </w:t>
-      </w:r>
-      <w:r>
-        <w:rPr>
-          <w:rFonts w:eastAsia="Cambria" w:cs="Cambria" w:ascii="Cambria" w:hAnsi="Cambria"/>
-          <w:b w:val="false"/>
-          <w:bCs w:val="false"/>
-          <w:sz w:val="20"/>
-          <w:szCs w:val="20"/>
-        </w:rPr>
-        <w:t xml:space="preserve">Richards, </w:t>
-      </w:r>
-      <w:r>
-        <w:rPr>
-          <w:rFonts w:eastAsia="Cambria" w:cs="Cambria" w:ascii="Cambria" w:hAnsi="Cambria"/>
-          <w:sz w:val="20"/>
-          <w:szCs w:val="20"/>
-        </w:rPr>
-        <w:t xml:space="preserve">2025. </w:t>
+          <w:sz w:val="20"/>
+          <w:szCs w:val="20"/>
+        </w:rPr>
+        <w:t xml:space="preserve">C. Mallon*, 2024. </w:t>
       </w:r>
       <w:r>
         <w:rPr>
           <w:rFonts w:eastAsia="Cambria" w:cs="Cambria" w:ascii="Cambria" w:hAnsi="Cambria"/>
           <w:i/>
-          <w:iCs/>
-          <w:sz w:val="20"/>
-          <w:szCs w:val="20"/>
-        </w:rPr>
-        <w:t xml:space="preserve">Not all pollinators are equal: </w:t>
-      </w:r>
-      <w:r>
-        <w:rPr>
-          <w:rFonts w:eastAsia="Cambria" w:cs="Cambria" w:ascii="Cambria" w:hAnsi="Cambria"/>
-          <w:i/>
-          <w:sz w:val="20"/>
-          <w:szCs w:val="20"/>
-        </w:rPr>
-        <w:t>Specialized nectar chemistry alters plant fitness by selectively modifying insect behavior</w:t>
+          <w:sz w:val="20"/>
+          <w:szCs w:val="20"/>
+        </w:rPr>
+        <w:t>Raman Spectroscopy at a Distance: A Tool for Ecological Research in the Field</w:t>
       </w:r>
       <w:r>
         <w:rPr>
@@ -2130,347 +2403,7 @@
     </w:p>
     <w:p>
       <w:pPr>
-        <w:pStyle w:val="Normal1"/>
-        <w:rPr>
-          <w:rFonts w:ascii="Cambria" w:hAnsi="Cambria"/>
-        </w:rPr>
-      </w:pPr>
-      <w:r>
-        <w:rPr>
-          <w:rFonts w:eastAsia="Cambria" w:cs="Cambria" w:ascii="Cambria" w:hAnsi="Cambria"/>
-          <w:b/>
-          <w:sz w:val="20"/>
-          <w:szCs w:val="20"/>
-        </w:rPr>
-        <w:t>A. Grele</w:t>
-      </w:r>
-      <w:r>
-        <w:rPr>
-          <w:rFonts w:eastAsia="Cambria" w:cs="Cambria" w:ascii="Cambria" w:hAnsi="Cambria"/>
-          <w:b w:val="false"/>
-          <w:bCs w:val="false"/>
-          <w:sz w:val="20"/>
-          <w:szCs w:val="20"/>
-        </w:rPr>
-        <w:t>,</w:t>
-      </w:r>
-      <w:r>
-        <w:rPr>
-          <w:rFonts w:eastAsia="Cambria" w:cs="Cambria" w:ascii="Cambria" w:hAnsi="Cambria"/>
-          <w:b/>
-          <w:sz w:val="20"/>
-          <w:szCs w:val="20"/>
-        </w:rPr>
-        <w:t xml:space="preserve"> </w:t>
-      </w:r>
-      <w:r>
-        <w:rPr>
-          <w:rFonts w:eastAsia="Cambria" w:cs="Cambria" w:ascii="Cambria" w:hAnsi="Cambria"/>
-          <w:b w:val="false"/>
-          <w:bCs w:val="false"/>
-          <w:sz w:val="20"/>
-          <w:szCs w:val="20"/>
-        </w:rPr>
-        <w:t>L.</w:t>
-      </w:r>
-      <w:r>
-        <w:rPr>
-          <w:rFonts w:eastAsia="Cambria" w:cs="Cambria" w:ascii="Cambria" w:hAnsi="Cambria"/>
-          <w:b/>
-          <w:sz w:val="20"/>
-          <w:szCs w:val="20"/>
-        </w:rPr>
-        <w:t xml:space="preserve"> </w:t>
-      </w:r>
-      <w:r>
-        <w:rPr>
-          <w:rFonts w:eastAsia="Cambria" w:cs="Cambria" w:ascii="Cambria" w:hAnsi="Cambria"/>
-          <w:b w:val="false"/>
-          <w:bCs w:val="false"/>
-          <w:sz w:val="20"/>
-          <w:szCs w:val="20"/>
-        </w:rPr>
-        <w:t xml:space="preserve">Richards, 2024. </w:t>
-      </w:r>
-      <w:r>
-        <w:rPr>
-          <w:rFonts w:eastAsia="Cambria" w:cs="Cambria" w:ascii="Cambria" w:hAnsi="Cambria"/>
-          <w:b w:val="false"/>
-          <w:bCs w:val="false"/>
-          <w:i/>
-          <w:iCs/>
-          <w:sz w:val="20"/>
-          <w:szCs w:val="20"/>
-        </w:rPr>
-        <w:t xml:space="preserve">Nectar chemistry alters plant fitness by manipulating pollinators. </w:t>
-      </w:r>
-      <w:r>
-        <w:rPr>
-          <w:rFonts w:eastAsia="Cambria" w:cs="Cambria" w:ascii="Cambria" w:hAnsi="Cambria"/>
-          <w:b w:val="false"/>
-          <w:bCs w:val="false"/>
-          <w:i w:val="false"/>
-          <w:iCs w:val="false"/>
-          <w:sz w:val="20"/>
-          <w:szCs w:val="20"/>
-        </w:rPr>
-        <w:t>Talk presented at the annual meeting of the Entomological Society of America, Phoenix, AZ.</w:t>
-      </w:r>
-    </w:p>
-    <w:p>
-      <w:pPr>
-        <w:pStyle w:val="Normal1"/>
-        <w:rPr>
-          <w:rFonts w:ascii="Cambria" w:hAnsi="Cambria" w:eastAsia="Cambria" w:cs="Cambria"/>
-          <w:sz w:val="20"/>
-          <w:szCs w:val="20"/>
-        </w:rPr>
-      </w:pPr>
-      <w:r>
-        <w:rPr>
-          <w:rFonts w:eastAsia="Cambria" w:cs="Cambria" w:ascii="Cambria" w:hAnsi="Cambria"/>
-          <w:sz w:val="20"/>
-          <w:szCs w:val="20"/>
-        </w:rPr>
-      </w:r>
-    </w:p>
-    <w:p>
-      <w:pPr>
-        <w:pStyle w:val="Normal1"/>
-        <w:rPr>
-          <w:rFonts w:ascii="Cambria" w:hAnsi="Cambria"/>
-        </w:rPr>
-      </w:pPr>
-      <w:r>
-        <w:rPr>
-          <w:rFonts w:eastAsia="Cambria" w:cs="Cambria" w:ascii="Cambria" w:hAnsi="Cambria"/>
-          <w:b/>
-          <w:sz w:val="20"/>
-          <w:szCs w:val="20"/>
-        </w:rPr>
-        <w:t>A. Grele</w:t>
-      </w:r>
-      <w:r>
-        <w:rPr>
-          <w:rFonts w:eastAsia="Cambria" w:cs="Cambria" w:ascii="Cambria" w:hAnsi="Cambria"/>
-          <w:b w:val="false"/>
-          <w:bCs w:val="false"/>
-          <w:sz w:val="20"/>
-          <w:szCs w:val="20"/>
-        </w:rPr>
-        <w:t>,</w:t>
-      </w:r>
-      <w:r>
-        <w:rPr>
-          <w:rFonts w:eastAsia="Cambria" w:cs="Cambria" w:ascii="Cambria" w:hAnsi="Cambria"/>
-          <w:b/>
-          <w:sz w:val="20"/>
-          <w:szCs w:val="20"/>
-        </w:rPr>
-        <w:t xml:space="preserve"> </w:t>
-      </w:r>
-      <w:r>
-        <w:rPr>
-          <w:rFonts w:eastAsia="Cambria" w:cs="Cambria" w:ascii="Cambria" w:hAnsi="Cambria"/>
-          <w:sz w:val="20"/>
-          <w:szCs w:val="20"/>
-        </w:rPr>
-        <w:t xml:space="preserve">L. Richards, 2024. </w:t>
-      </w:r>
-      <w:r>
-        <w:rPr>
-          <w:rFonts w:eastAsia="Cambria" w:cs="Cambria" w:ascii="Cambria" w:hAnsi="Cambria"/>
-          <w:i/>
-          <w:sz w:val="20"/>
-          <w:szCs w:val="20"/>
-        </w:rPr>
-        <w:t>Chemical signals and chemical noise – why plant defenses are more complex and pheromones are simpler in the tropics</w:t>
-      </w:r>
-      <w:r>
-        <w:rPr>
-          <w:rFonts w:eastAsia="Cambria" w:cs="Cambria" w:ascii="Cambria" w:hAnsi="Cambria"/>
-          <w:sz w:val="20"/>
-          <w:szCs w:val="20"/>
-        </w:rPr>
-        <w:t>. Talk presented at the 27</w:t>
-      </w:r>
-      <w:r>
-        <w:rPr>
-          <w:rFonts w:eastAsia="Cambria" w:cs="Cambria" w:ascii="Cambria" w:hAnsi="Cambria"/>
-          <w:sz w:val="20"/>
-          <w:szCs w:val="20"/>
-          <w:vertAlign w:val="superscript"/>
-        </w:rPr>
-        <w:t>th</w:t>
-      </w:r>
-      <w:r>
-        <w:rPr>
-          <w:rFonts w:eastAsia="Cambria" w:cs="Cambria" w:ascii="Cambria" w:hAnsi="Cambria"/>
-          <w:sz w:val="20"/>
-          <w:szCs w:val="20"/>
-        </w:rPr>
-        <w:t xml:space="preserve"> International Congress of Entomology, Kyoto, Japan.</w:t>
-      </w:r>
-    </w:p>
-    <w:p>
-      <w:pPr>
-        <w:pStyle w:val="Normal1"/>
-        <w:rPr>
-          <w:rFonts w:ascii="Cambria" w:hAnsi="Cambria" w:eastAsia="Cambria" w:cs="Cambria"/>
-          <w:sz w:val="20"/>
-          <w:szCs w:val="20"/>
-        </w:rPr>
-      </w:pPr>
-      <w:r>
-        <w:rPr>
-          <w:rFonts w:eastAsia="Cambria" w:cs="Cambria" w:ascii="Cambria" w:hAnsi="Cambria"/>
-          <w:sz w:val="20"/>
-          <w:szCs w:val="20"/>
-        </w:rPr>
-      </w:r>
-    </w:p>
-    <w:p>
-      <w:pPr>
-        <w:pStyle w:val="Normal1"/>
-        <w:rPr>
-          <w:rFonts w:ascii="Cambria" w:hAnsi="Cambria"/>
-        </w:rPr>
-      </w:pPr>
-      <w:r>
-        <w:rPr>
-          <w:rFonts w:eastAsia="Cambria" w:cs="Cambria" w:ascii="Cambria" w:hAnsi="Cambria"/>
-          <w:b/>
-          <w:sz w:val="20"/>
-          <w:szCs w:val="20"/>
-        </w:rPr>
-        <w:t>A. Grele</w:t>
-      </w:r>
-      <w:r>
-        <w:rPr>
-          <w:rFonts w:eastAsia="Cambria" w:cs="Cambria" w:ascii="Cambria" w:hAnsi="Cambria"/>
-          <w:b w:val="false"/>
-          <w:bCs w:val="false"/>
-          <w:sz w:val="20"/>
-          <w:szCs w:val="20"/>
-        </w:rPr>
-        <w:t>,</w:t>
-      </w:r>
-      <w:r>
-        <w:rPr>
-          <w:rFonts w:eastAsia="Cambria" w:cs="Cambria" w:ascii="Cambria" w:hAnsi="Cambria"/>
-          <w:b/>
-          <w:sz w:val="20"/>
-          <w:szCs w:val="20"/>
-        </w:rPr>
-        <w:t xml:space="preserve"> </w:t>
-      </w:r>
-      <w:r>
-        <w:rPr>
-          <w:rFonts w:eastAsia="Cambria" w:cs="Cambria" w:ascii="Cambria" w:hAnsi="Cambria"/>
-          <w:sz w:val="20"/>
-          <w:szCs w:val="20"/>
-        </w:rPr>
-        <w:t xml:space="preserve">L. Richards, 2024. </w:t>
-      </w:r>
-      <w:r>
-        <w:rPr>
-          <w:rFonts w:eastAsia="Cambria" w:cs="Cambria" w:ascii="Cambria" w:hAnsi="Cambria"/>
-          <w:i/>
-          <w:sz w:val="20"/>
-          <w:szCs w:val="20"/>
-        </w:rPr>
-        <w:t>Intra- and interspecific variation in milkweed nectar chemistry</w:t>
-      </w:r>
-      <w:r>
-        <w:rPr>
-          <w:rFonts w:eastAsia="Cambria" w:cs="Cambria" w:ascii="Cambria" w:hAnsi="Cambria"/>
-          <w:sz w:val="20"/>
-          <w:szCs w:val="20"/>
-        </w:rPr>
-        <w:t>. Poster presented at the Hitchcock Center for Chemical Ecology Annual Symposium, Incline Village, NV.</w:t>
-      </w:r>
-    </w:p>
-    <w:p>
-      <w:pPr>
-        <w:pStyle w:val="Normal1"/>
-        <w:rPr>
-          <w:rFonts w:ascii="Cambria" w:hAnsi="Cambria" w:eastAsia="Cambria" w:cs="Cambria"/>
-          <w:sz w:val="20"/>
-          <w:szCs w:val="20"/>
-        </w:rPr>
-      </w:pPr>
-      <w:r>
-        <w:rPr>
-          <w:rFonts w:eastAsia="Cambria" w:cs="Cambria" w:ascii="Cambria" w:hAnsi="Cambria"/>
-          <w:sz w:val="20"/>
-          <w:szCs w:val="20"/>
-        </w:rPr>
-      </w:r>
-    </w:p>
-    <w:p>
-      <w:pPr>
-        <w:pStyle w:val="Normal1"/>
-        <w:rPr>
-          <w:rFonts w:ascii="Cambria" w:hAnsi="Cambria"/>
-        </w:rPr>
-      </w:pPr>
-      <w:r>
-        <w:rPr>
-          <w:rFonts w:eastAsia="Cambria" w:cs="Cambria" w:ascii="Cambria" w:hAnsi="Cambria"/>
-          <w:b/>
-          <w:sz w:val="20"/>
-          <w:szCs w:val="20"/>
-        </w:rPr>
-        <w:t>A. Grele</w:t>
-      </w:r>
-      <w:r>
-        <w:rPr>
-          <w:rFonts w:eastAsia="Cambria" w:cs="Cambria" w:ascii="Cambria" w:hAnsi="Cambria"/>
-          <w:b w:val="false"/>
-          <w:bCs w:val="false"/>
-          <w:sz w:val="20"/>
-          <w:szCs w:val="20"/>
-        </w:rPr>
-        <w:t>*,</w:t>
-      </w:r>
-      <w:r>
-        <w:rPr>
-          <w:rFonts w:eastAsia="Cambria" w:cs="Cambria" w:ascii="Cambria" w:hAnsi="Cambria"/>
-          <w:b/>
-          <w:sz w:val="20"/>
-          <w:szCs w:val="20"/>
-        </w:rPr>
-        <w:t xml:space="preserve"> </w:t>
-      </w:r>
-      <w:r>
-        <w:rPr>
-          <w:rFonts w:eastAsia="Cambria" w:cs="Cambria" w:ascii="Cambria" w:hAnsi="Cambria"/>
-          <w:sz w:val="20"/>
-          <w:szCs w:val="20"/>
-        </w:rPr>
-        <w:t xml:space="preserve">C. Mallon*, 2024. </w:t>
-      </w:r>
-      <w:r>
-        <w:rPr>
-          <w:rFonts w:eastAsia="Cambria" w:cs="Cambria" w:ascii="Cambria" w:hAnsi="Cambria"/>
-          <w:i/>
-          <w:sz w:val="20"/>
-          <w:szCs w:val="20"/>
-        </w:rPr>
-        <w:t>Raman Spectroscopy at a Distance: A Tool for Ecological Research in the Field</w:t>
-      </w:r>
-      <w:r>
-        <w:rPr>
-          <w:rFonts w:eastAsia="Cambria" w:cs="Cambria" w:ascii="Cambria" w:hAnsi="Cambria"/>
-          <w:sz w:val="20"/>
-          <w:szCs w:val="20"/>
-        </w:rPr>
-        <w:t>. Talk presented at the Hitchcock Center for Chemical Ecology Annual Symposium, Incline Village, NV.</w:t>
-      </w:r>
-    </w:p>
-    <w:p>
-      <w:pPr>
-        <w:pStyle w:val="Normal1"/>
+        <w:pStyle w:val="normal1"/>
         <w:rPr>
           <w:rFonts w:ascii="Cambria" w:hAnsi="Cambria"/>
         </w:rPr>
@@ -2487,7 +2420,7 @@
     </w:p>
     <w:p>
       <w:pPr>
-        <w:pStyle w:val="Normal1"/>
+        <w:pStyle w:val="normal1"/>
         <w:rPr>
           <w:rFonts w:ascii="Cambria" w:hAnsi="Cambria" w:eastAsia="Cambria" w:cs="Cambria"/>
           <w:sz w:val="20"/>
@@ -2504,7 +2437,7 @@
     </w:p>
     <w:p>
       <w:pPr>
-        <w:pStyle w:val="Normal1"/>
+        <w:pStyle w:val="normal1"/>
         <w:rPr>
           <w:rFonts w:ascii="Cambria" w:hAnsi="Cambria"/>
         </w:rPr>
@@ -2556,7 +2489,7 @@
     </w:p>
     <w:p>
       <w:pPr>
-        <w:pStyle w:val="Normal1"/>
+        <w:pStyle w:val="normal1"/>
         <w:rPr>
           <w:rFonts w:ascii="Cambria" w:hAnsi="Cambria" w:eastAsia="Cambria" w:cs="Cambria"/>
           <w:sz w:val="20"/>
@@ -2573,7 +2506,7 @@
     </w:p>
     <w:p>
       <w:pPr>
-        <w:pStyle w:val="Normal1"/>
+        <w:pStyle w:val="normal1"/>
         <w:rPr>
           <w:rFonts w:ascii="Cambria" w:hAnsi="Cambria"/>
         </w:rPr>
@@ -2624,9 +2557,9 @@
     </w:p>
     <w:p>
       <w:pPr>
-        <w:pStyle w:val="Normal1"/>
-        <w:pageBreakBefore w:val="false"/>
-        <w:ind w:left="0" w:hanging="0"/>
+        <w:pStyle w:val="normal1"/>
+        <w:pageBreakBefore w:val="false"/>
+        <w:ind w:hanging="0" w:left="0"/>
         <w:rPr>
           <w:rFonts w:ascii="Cambria" w:hAnsi="Cambria" w:eastAsia="Cambria" w:cs="Cambria"/>
           <w:sz w:val="20"/>
@@ -2643,9 +2576,9 @@
     </w:p>
     <w:p>
       <w:pPr>
-        <w:pStyle w:val="Normal1"/>
-        <w:pageBreakBefore w:val="false"/>
-        <w:ind w:left="0" w:hanging="0"/>
+        <w:pStyle w:val="normal1"/>
+        <w:pageBreakBefore w:val="false"/>
+        <w:ind w:hanging="0" w:left="0"/>
         <w:rPr>
           <w:rFonts w:ascii="Cambria" w:hAnsi="Cambria"/>
         </w:rPr>
@@ -2687,26 +2620,26 @@
     </w:p>
     <w:p>
       <w:pPr>
-        <w:pStyle w:val="Normal1"/>
+        <w:pStyle w:val="normal1"/>
         <w:pageBreakBefore w:val="false"/>
         <w:shd w:val="clear" w:fill="auto"/>
-        <w:ind w:left="0" w:hanging="0"/>
-        <w:rPr>
-          <w:rFonts w:ascii="Cambria" w:hAnsi="Cambria"/>
-        </w:rPr>
-      </w:pPr>
-      <w:r>
-        <w:rPr>
-          <w:rFonts w:eastAsia="Cambria" w:cs="Cambria" w:ascii="Cambria" w:hAnsi="Cambria"/>
-          <w:sz w:val="20"/>
-          <w:szCs w:val="20"/>
-        </w:rPr>
-        <w:tab/>
-      </w:r>
-    </w:p>
-    <w:p>
-      <w:pPr>
-        <w:pStyle w:val="Normal1"/>
+        <w:ind w:hanging="0" w:left="0"/>
+        <w:rPr>
+          <w:rFonts w:ascii="Cambria" w:hAnsi="Cambria"/>
+        </w:rPr>
+      </w:pPr>
+      <w:r>
+        <w:rPr>
+          <w:rFonts w:eastAsia="Cambria" w:cs="Cambria" w:ascii="Cambria" w:hAnsi="Cambria"/>
+          <w:sz w:val="20"/>
+          <w:szCs w:val="20"/>
+        </w:rPr>
+        <w:tab/>
+      </w:r>
+    </w:p>
+    <w:p>
+      <w:pPr>
+        <w:pStyle w:val="normal1"/>
         <w:rPr>
           <w:rFonts w:ascii="Cambria" w:hAnsi="Cambria"/>
         </w:rPr>
@@ -2723,7 +2656,7 @@
     </w:p>
     <w:p>
       <w:pPr>
-        <w:pStyle w:val="Normal1"/>
+        <w:pStyle w:val="normal1"/>
         <w:pageBreakBefore w:val="false"/>
         <w:spacing w:lineRule="auto" w:line="120"/>
         <w:rPr>
@@ -2746,7 +2679,7 @@
                       <wps:spPr>
                         <a:xfrm>
                           <a:off x="0" y="0"/>
-                          <a:ext cx="5943600" cy="19080"/>
+                          <a:ext cx="5944320" cy="19800"/>
                         </a:xfrm>
                         <a:prstGeom prst="rect">
                           <a:avLst/>
@@ -2776,7 +2709,7 @@
           </mc:Choice>
           <mc:Fallback>
             <w:pict>
-              <v:rect id="shape_0" ID="Shape7" path="m0,0l-2147483645,0l-2147483645,-2147483646l0,-2147483646xe" fillcolor="#a0a0a0" stroked="f" o:allowincell="f" style="position:absolute;margin-left:0pt;margin-top:-1.55pt;width:467.95pt;height:1.45pt;mso-wrap-style:none;v-text-anchor:middle;mso-position-vertical:top">
+              <v:rect id="shape_0" ID="Shape7" path="m0,0l-2147483645,0l-2147483645,-2147483646l0,-2147483646xe" fillcolor="#a0a0a0" stroked="f" o:allowincell="f" style="position:absolute;margin-left:0pt;margin-top:-1.6pt;width:468pt;height:1.5pt;mso-wrap-style:none;v-text-anchor:middle;mso-position-vertical:top">
                 <v:fill o:detectmouseclick="t" type="solid" color2="#5f5f5f"/>
                 <v:stroke color="#3465a4" joinstyle="round" endcap="flat"/>
                 <w10:wrap type="square"/>
@@ -2788,7 +2721,7 @@
     </w:p>
     <w:p>
       <w:pPr>
-        <w:pStyle w:val="Normal1"/>
+        <w:pStyle w:val="normal1"/>
         <w:rPr>
           <w:rFonts w:ascii="Cambria" w:hAnsi="Cambria"/>
         </w:rPr>
@@ -2817,8 +2750,8 @@
     </w:p>
     <w:p>
       <w:pPr>
-        <w:pStyle w:val="Normal1"/>
-        <w:ind w:left="2160" w:hanging="0"/>
+        <w:pStyle w:val="normal1"/>
+        <w:ind w:hanging="0" w:left="2160"/>
         <w:rPr>
           <w:rFonts w:ascii="Cambria" w:hAnsi="Cambria"/>
         </w:rPr>
@@ -2834,7 +2767,7 @@
     </w:p>
     <w:p>
       <w:pPr>
-        <w:pStyle w:val="Normal1"/>
+        <w:pStyle w:val="normal1"/>
         <w:rPr>
           <w:rFonts w:ascii="Cambria" w:hAnsi="Cambria" w:eastAsia="Cambria" w:cs="Cambria"/>
           <w:sz w:val="20"/>
@@ -2851,8 +2784,8 @@
     </w:p>
     <w:p>
       <w:pPr>
-        <w:pStyle w:val="Normal1"/>
-        <w:ind w:left="1440" w:firstLine="720"/>
+        <w:pStyle w:val="normal1"/>
+        <w:ind w:firstLine="720" w:left="1440"/>
         <w:rPr>
           <w:rFonts w:ascii="Cambria" w:hAnsi="Cambria"/>
         </w:rPr>
@@ -2868,8 +2801,8 @@
     </w:p>
     <w:p>
       <w:pPr>
-        <w:pStyle w:val="Normal1"/>
-        <w:ind w:left="2160" w:hanging="0"/>
+        <w:pStyle w:val="normal1"/>
+        <w:ind w:hanging="0" w:left="2160"/>
         <w:rPr>
           <w:rFonts w:ascii="Cambria" w:hAnsi="Cambria"/>
         </w:rPr>
@@ -2885,28 +2818,27 @@
     </w:p>
     <w:p>
       <w:pPr>
-        <w:pStyle w:val="Normal1"/>
+        <w:pStyle w:val="normal1"/>
         <w:pageBreakBefore w:val="false"/>
         <w:rPr>
           <w:rFonts w:ascii="Cambria" w:hAnsi="Cambria" w:eastAsia="Cambria" w:cs="Cambria"/>
           <w:b/>
-          <w:b/>
-          <w:sz w:val="20"/>
-          <w:szCs w:val="20"/>
-        </w:rPr>
-      </w:pPr>
-      <w:r>
-        <w:rPr>
-          <w:rFonts w:eastAsia="Cambria" w:cs="Cambria" w:ascii="Cambria" w:hAnsi="Cambria"/>
-          <w:b/>
-          <w:sz w:val="20"/>
-          <w:szCs w:val="20"/>
-        </w:rPr>
-      </w:r>
-    </w:p>
-    <w:p>
-      <w:pPr>
-        <w:pStyle w:val="Normal1"/>
+          <w:sz w:val="20"/>
+          <w:szCs w:val="20"/>
+        </w:rPr>
+      </w:pPr>
+      <w:r>
+        <w:rPr>
+          <w:rFonts w:eastAsia="Cambria" w:cs="Cambria" w:ascii="Cambria" w:hAnsi="Cambria"/>
+          <w:b/>
+          <w:sz w:val="20"/>
+          <w:szCs w:val="20"/>
+        </w:rPr>
+      </w:r>
+    </w:p>
+    <w:p>
+      <w:pPr>
+        <w:pStyle w:val="normal1"/>
         <w:pageBreakBefore w:val="false"/>
         <w:rPr>
           <w:rFonts w:ascii="Cambria" w:hAnsi="Cambria"/>
@@ -2935,9 +2867,9 @@
     </w:p>
     <w:p>
       <w:pPr>
-        <w:pStyle w:val="Normal1"/>
-        <w:pageBreakBefore w:val="false"/>
-        <w:ind w:left="2160" w:hanging="0"/>
+        <w:pStyle w:val="normal1"/>
+        <w:pageBreakBefore w:val="false"/>
+        <w:ind w:hanging="0" w:left="2160"/>
         <w:rPr>
           <w:rFonts w:ascii="Cambria" w:hAnsi="Cambria"/>
         </w:rPr>
@@ -2953,9 +2885,9 @@
     </w:p>
     <w:p>
       <w:pPr>
-        <w:pStyle w:val="Normal1"/>
-        <w:pageBreakBefore w:val="false"/>
-        <w:ind w:left="2160" w:hanging="0"/>
+        <w:pStyle w:val="normal1"/>
+        <w:pageBreakBefore w:val="false"/>
+        <w:ind w:hanging="0" w:left="2160"/>
         <w:rPr>
           <w:rFonts w:ascii="Cambria" w:hAnsi="Cambria" w:eastAsia="Cambria" w:cs="Cambria"/>
           <w:sz w:val="20"/>
@@ -2972,7 +2904,7 @@
     </w:p>
     <w:p>
       <w:pPr>
-        <w:pStyle w:val="Normal1"/>
+        <w:pStyle w:val="normal1"/>
         <w:pageBreakBefore w:val="false"/>
         <w:rPr>
           <w:rFonts w:ascii="Cambria" w:hAnsi="Cambria"/>
@@ -3002,9 +2934,9 @@
     </w:p>
     <w:p>
       <w:pPr>
-        <w:pStyle w:val="Normal1"/>
-        <w:pageBreakBefore w:val="false"/>
-        <w:ind w:left="2160" w:hanging="0"/>
+        <w:pStyle w:val="normal1"/>
+        <w:pageBreakBefore w:val="false"/>
+        <w:ind w:hanging="0" w:left="2160"/>
         <w:rPr>
           <w:rFonts w:ascii="Cambria" w:hAnsi="Cambria"/>
         </w:rPr>
@@ -3020,7 +2952,7 @@
     </w:p>
     <w:p>
       <w:pPr>
-        <w:pStyle w:val="Normal1"/>
+        <w:pStyle w:val="normal1"/>
         <w:pageBreakBefore w:val="false"/>
         <w:rPr>
           <w:rFonts w:ascii="Cambria" w:hAnsi="Cambria"/>
@@ -3038,7 +2970,7 @@
     </w:p>
     <w:p>
       <w:pPr>
-        <w:pStyle w:val="Normal1"/>
+        <w:pStyle w:val="normal1"/>
         <w:pageBreakBefore w:val="false"/>
         <w:shd w:val="clear" w:fill="auto"/>
         <w:spacing w:lineRule="auto" w:line="120"/>
@@ -3062,7 +2994,7 @@
                       <wps:spPr>
                         <a:xfrm>
                           <a:off x="0" y="0"/>
-                          <a:ext cx="5943600" cy="19080"/>
+                          <a:ext cx="5944320" cy="19800"/>
                         </a:xfrm>
                         <a:prstGeom prst="rect">
                           <a:avLst/>
@@ -3092,7 +3024,7 @@
           </mc:Choice>
           <mc:Fallback>
             <w:pict>
-              <v:rect id="shape_0" ID="Shape8" path="m0,0l-2147483645,0l-2147483645,-2147483646l0,-2147483646xe" fillcolor="#a0a0a0" stroked="f" o:allowincell="f" style="position:absolute;margin-left:0pt;margin-top:-1.55pt;width:467.95pt;height:1.45pt;mso-wrap-style:none;v-text-anchor:middle;mso-position-vertical:top">
+              <v:rect id="shape_0" ID="Shape8" path="m0,0l-2147483645,0l-2147483645,-2147483646l0,-2147483646xe" fillcolor="#a0a0a0" stroked="f" o:allowincell="f" style="position:absolute;margin-left:0pt;margin-top:-1.6pt;width:468pt;height:1.5pt;mso-wrap-style:none;v-text-anchor:middle;mso-position-vertical:top">
                 <v:fill o:detectmouseclick="t" type="solid" color2="#5f5f5f"/>
                 <v:stroke color="#3465a4" joinstyle="round" endcap="flat"/>
                 <w10:wrap type="square"/>
@@ -3104,7 +3036,7 @@
     </w:p>
     <w:p>
       <w:pPr>
-        <w:pStyle w:val="Normal1"/>
+        <w:pStyle w:val="normal1"/>
         <w:rPr>
           <w:rFonts w:ascii="Cambria" w:hAnsi="Cambria"/>
         </w:rPr>
@@ -3131,8 +3063,8 @@
     </w:p>
     <w:p>
       <w:pPr>
-        <w:pStyle w:val="Normal1"/>
-        <w:ind w:left="1440" w:firstLine="720"/>
+        <w:pStyle w:val="normal1"/>
+        <w:ind w:firstLine="720" w:left="1440"/>
         <w:rPr>
           <w:rFonts w:ascii="Cambria" w:hAnsi="Cambria"/>
         </w:rPr>
@@ -3148,8 +3080,8 @@
     </w:p>
     <w:p>
       <w:pPr>
-        <w:pStyle w:val="Normal1"/>
-        <w:ind w:left="1440" w:firstLine="720"/>
+        <w:pStyle w:val="normal1"/>
+        <w:ind w:firstLine="720" w:left="1440"/>
         <w:rPr>
           <w:rFonts w:ascii="Cambria" w:hAnsi="Cambria"/>
         </w:rPr>
@@ -3165,27 +3097,26 @@
     </w:p>
     <w:p>
       <w:pPr>
-        <w:pStyle w:val="Normal1"/>
+        <w:pStyle w:val="normal1"/>
         <w:rPr>
           <w:rFonts w:ascii="Cambria" w:hAnsi="Cambria" w:eastAsia="Cambria" w:cs="Cambria"/>
           <w:b/>
-          <w:b/>
-          <w:sz w:val="20"/>
-          <w:szCs w:val="20"/>
-        </w:rPr>
-      </w:pPr>
-      <w:r>
-        <w:rPr>
-          <w:rFonts w:eastAsia="Cambria" w:cs="Cambria" w:ascii="Cambria" w:hAnsi="Cambria"/>
-          <w:b/>
-          <w:sz w:val="20"/>
-          <w:szCs w:val="20"/>
-        </w:rPr>
-      </w:r>
-    </w:p>
-    <w:p>
-      <w:pPr>
-        <w:pStyle w:val="Normal1"/>
+          <w:sz w:val="20"/>
+          <w:szCs w:val="20"/>
+        </w:rPr>
+      </w:pPr>
+      <w:r>
+        <w:rPr>
+          <w:rFonts w:eastAsia="Cambria" w:cs="Cambria" w:ascii="Cambria" w:hAnsi="Cambria"/>
+          <w:b/>
+          <w:sz w:val="20"/>
+          <w:szCs w:val="20"/>
+        </w:rPr>
+      </w:r>
+    </w:p>
+    <w:p>
+      <w:pPr>
+        <w:pStyle w:val="normal1"/>
         <w:rPr>
           <w:rFonts w:ascii="Cambria" w:hAnsi="Cambria"/>
         </w:rPr>
@@ -3211,8 +3142,8 @@
     </w:p>
     <w:p>
       <w:pPr>
-        <w:pStyle w:val="Normal1"/>
-        <w:ind w:left="1440" w:firstLine="720"/>
+        <w:pStyle w:val="normal1"/>
+        <w:ind w:firstLine="720" w:left="1440"/>
         <w:rPr>
           <w:rFonts w:ascii="Cambria" w:hAnsi="Cambria"/>
         </w:rPr>
@@ -3228,8 +3159,8 @@
     </w:p>
     <w:p>
       <w:pPr>
-        <w:pStyle w:val="Normal1"/>
-        <w:ind w:left="1440" w:firstLine="720"/>
+        <w:pStyle w:val="normal1"/>
+        <w:ind w:firstLine="720" w:left="1440"/>
         <w:rPr>
           <w:rFonts w:ascii="Cambria" w:hAnsi="Cambria"/>
         </w:rPr>
@@ -3245,29 +3176,28 @@
     </w:p>
     <w:p>
       <w:pPr>
-        <w:pStyle w:val="Normal1"/>
+        <w:pStyle w:val="normal1"/>
         <w:pageBreakBefore w:val="false"/>
         <w:shd w:val="clear" w:fill="auto"/>
         <w:rPr>
           <w:rFonts w:ascii="Cambria" w:hAnsi="Cambria" w:eastAsia="Cambria" w:cs="Cambria"/>
           <w:b/>
-          <w:b/>
-          <w:sz w:val="20"/>
-          <w:szCs w:val="20"/>
-        </w:rPr>
-      </w:pPr>
-      <w:r>
-        <w:rPr>
-          <w:rFonts w:eastAsia="Cambria" w:cs="Cambria" w:ascii="Cambria" w:hAnsi="Cambria"/>
-          <w:b/>
-          <w:sz w:val="20"/>
-          <w:szCs w:val="20"/>
-        </w:rPr>
-      </w:r>
-    </w:p>
-    <w:p>
-      <w:pPr>
-        <w:pStyle w:val="Normal1"/>
+          <w:sz w:val="20"/>
+          <w:szCs w:val="20"/>
+        </w:rPr>
+      </w:pPr>
+      <w:r>
+        <w:rPr>
+          <w:rFonts w:eastAsia="Cambria" w:cs="Cambria" w:ascii="Cambria" w:hAnsi="Cambria"/>
+          <w:b/>
+          <w:sz w:val="20"/>
+          <w:szCs w:val="20"/>
+        </w:rPr>
+      </w:r>
+    </w:p>
+    <w:p>
+      <w:pPr>
+        <w:pStyle w:val="normal1"/>
         <w:pageBreakBefore w:val="false"/>
         <w:rPr>
           <w:rFonts w:ascii="Cambria" w:hAnsi="Cambria"/>
@@ -3295,9 +3225,9 @@
     </w:p>
     <w:p>
       <w:pPr>
-        <w:pStyle w:val="Normal1"/>
-        <w:pageBreakBefore w:val="false"/>
-        <w:ind w:left="2160" w:hanging="0"/>
+        <w:pStyle w:val="normal1"/>
+        <w:pageBreakBefore w:val="false"/>
+        <w:ind w:hanging="0" w:left="2160"/>
         <w:rPr>
           <w:rFonts w:ascii="Cambria" w:hAnsi="Cambria"/>
         </w:rPr>
@@ -3313,10 +3243,40 @@
     </w:p>
     <w:p>
       <w:pPr>
-        <w:pStyle w:val="Normal1"/>
+        <w:pStyle w:val="normal1"/>
         <w:pageBreakBefore w:val="false"/>
         <w:shd w:val="clear" w:fill="auto"/>
-        <w:ind w:left="0" w:hanging="0"/>
+        <w:ind w:hanging="0" w:left="0"/>
+        <w:rPr>
+          <w:rFonts w:ascii="Cambria" w:hAnsi="Cambria"/>
+        </w:rPr>
+      </w:pPr>
+      <w:r>
+        <w:rPr>
+          <w:rFonts w:ascii="Cambria" w:hAnsi="Cambria"/>
+        </w:rPr>
+      </w:r>
+    </w:p>
+    <w:p>
+      <w:pPr>
+        <w:pStyle w:val="normal1"/>
+        <w:shd w:val="clear" w:fill="auto"/>
+        <w:ind w:hanging="0" w:left="0"/>
+        <w:rPr>
+          <w:rFonts w:ascii="Cambria" w:hAnsi="Cambria"/>
+        </w:rPr>
+      </w:pPr>
+      <w:r>
+        <w:rPr>
+          <w:rFonts w:ascii="Cambria" w:hAnsi="Cambria"/>
+        </w:rPr>
+      </w:r>
+    </w:p>
+    <w:p>
+      <w:pPr>
+        <w:pStyle w:val="normal1"/>
+        <w:shd w:val="clear" w:fill="auto"/>
+        <w:ind w:hanging="0" w:left="0"/>
         <w:rPr>
           <w:rFonts w:ascii="Cambria" w:hAnsi="Cambria"/>
         </w:rPr>
@@ -3333,11 +3293,11 @@
     </w:p>
     <w:p>
       <w:pPr>
-        <w:pStyle w:val="Normal1"/>
+        <w:pStyle w:val="normal1"/>
         <w:pageBreakBefore w:val="false"/>
         <w:shd w:val="clear" w:fill="auto"/>
         <w:spacing w:lineRule="auto" w:line="120"/>
-        <w:ind w:left="0" w:hanging="0"/>
+        <w:ind w:hanging="0" w:left="0"/>
         <w:rPr>
           <w:rFonts w:ascii="Cambria" w:hAnsi="Cambria"/>
         </w:rPr>
@@ -3358,7 +3318,7 @@
                       <wps:spPr>
                         <a:xfrm>
                           <a:off x="0" y="0"/>
-                          <a:ext cx="5943600" cy="19080"/>
+                          <a:ext cx="5944320" cy="19800"/>
                         </a:xfrm>
                         <a:prstGeom prst="rect">
                           <a:avLst/>
@@ -3385,7 +3345,7 @@
           </mc:Choice>
           <mc:Fallback>
             <w:pict>
-              <v:rect id="shape_0" ID="Shape9" path="m0,0l-2147483645,0l-2147483645,-2147483646l0,-2147483646xe" fillcolor="#a0a0a0" stroked="f" o:allowincell="f" style="position:absolute;margin-left:0pt;margin-top:-1.55pt;width:467.95pt;height:1.45pt;mso-wrap-style:none;v-text-anchor:middle;mso-position-vertical:top">
+              <v:rect id="shape_0" ID="Shape9" path="m0,0l-2147483645,0l-2147483645,-2147483646l0,-2147483646xe" fillcolor="#a0a0a0" stroked="f" o:allowincell="f" style="position:absolute;margin-left:0pt;margin-top:-1.6pt;width:468pt;height:1.5pt;mso-wrap-style:none;v-text-anchor:middle;mso-position-vertical:top">
                 <v:fill o:detectmouseclick="t" type="solid" color2="#5f5f5f"/>
                 <v:stroke color="#3465a4" joinstyle="round" endcap="flat"/>
                 <w10:wrap type="square"/>
@@ -3397,12 +3357,11 @@
     </w:p>
     <w:p>
       <w:pPr>
-        <w:pStyle w:val="Normal1"/>
+        <w:pStyle w:val="normal1"/>
         <w:spacing w:lineRule="auto" w:line="240"/>
         <w:rPr>
           <w:rFonts w:eastAsia="Cambria" w:cs="Cambria"/>
           <w:b/>
-          <w:b/>
         </w:rPr>
       </w:pPr>
       <w:r>
@@ -3414,11 +3373,10 @@
     </w:p>
     <w:p>
       <w:pPr>
-        <w:pStyle w:val="Normal1"/>
+        <w:pStyle w:val="normal1"/>
         <w:spacing w:lineRule="auto" w:line="240"/>
         <w:rPr>
           <w:rFonts w:ascii="Cambria" w:hAnsi="Cambria"/>
-          <w:b w:val="false"/>
           <w:b w:val="false"/>
           <w:bCs w:val="false"/>
           <w:sz w:val="20"/>
@@ -3465,7 +3423,7 @@
           </w:tcPr>
           <w:p>
             <w:pPr>
-              <w:pStyle w:val="Normal1"/>
+              <w:pStyle w:val="normal1"/>
               <w:widowControl w:val="false"/>
               <w:rPr>
                 <w:rFonts w:ascii="Cambria" w:hAnsi="Cambria"/>
@@ -3490,7 +3448,7 @@
           </w:tcPr>
           <w:p>
             <w:pPr>
-              <w:pStyle w:val="Normal1"/>
+              <w:pStyle w:val="normal1"/>
               <w:widowControl w:val="false"/>
               <w:rPr>
                 <w:rFonts w:ascii="Cambria" w:hAnsi="Cambria"/>
@@ -3515,7 +3473,7 @@
           </w:tcPr>
           <w:p>
             <w:pPr>
-              <w:pStyle w:val="Normal1"/>
+              <w:pStyle w:val="normal1"/>
               <w:widowControl w:val="false"/>
               <w:jc w:val="right"/>
               <w:rPr>
@@ -3544,7 +3502,86 @@
           </w:tcPr>
           <w:p>
             <w:pPr>
-              <w:pStyle w:val="Normal1"/>
+              <w:pStyle w:val="normal1"/>
+              <w:widowControl w:val="false"/>
+              <w:rPr>
+                <w:rFonts w:ascii="Cambria" w:hAnsi="Cambria"/>
+                <w:sz w:val="20"/>
+                <w:szCs w:val="20"/>
+              </w:rPr>
+            </w:pPr>
+            <w:r>
+              <w:rPr>
+                <w:rFonts w:ascii="Cambria" w:hAnsi="Cambria"/>
+                <w:sz w:val="20"/>
+                <w:szCs w:val="20"/>
+              </w:rPr>
+              <w:t>Member of CNPQ Grant: 446545/2024-4</w:t>
+            </w:r>
+          </w:p>
+        </w:tc>
+        <w:tc>
+          <w:tcPr>
+            <w:tcW w:w="1080" w:type="dxa"/>
+            <w:tcBorders/>
+          </w:tcPr>
+          <w:p>
+            <w:pPr>
+              <w:pStyle w:val="normal1"/>
+              <w:widowControl w:val="false"/>
+              <w:rPr>
+                <w:rFonts w:ascii="Cambria" w:hAnsi="Cambria"/>
+                <w:sz w:val="20"/>
+                <w:szCs w:val="20"/>
+              </w:rPr>
+            </w:pPr>
+            <w:r>
+              <w:rPr>
+                <w:rFonts w:ascii="Cambria" w:hAnsi="Cambria"/>
+                <w:sz w:val="20"/>
+                <w:szCs w:val="20"/>
+              </w:rPr>
+              <w:t>$211,000</w:t>
+            </w:r>
+          </w:p>
+        </w:tc>
+        <w:tc>
+          <w:tcPr>
+            <w:tcW w:w="1350" w:type="dxa"/>
+            <w:tcBorders/>
+          </w:tcPr>
+          <w:p>
+            <w:pPr>
+              <w:pStyle w:val="normal1"/>
+              <w:widowControl w:val="false"/>
+              <w:jc w:val="right"/>
+              <w:rPr>
+                <w:rFonts w:ascii="Cambria" w:hAnsi="Cambria"/>
+                <w:sz w:val="20"/>
+                <w:szCs w:val="20"/>
+              </w:rPr>
+            </w:pPr>
+            <w:r>
+              <w:rPr>
+                <w:rFonts w:ascii="Cambria" w:hAnsi="Cambria"/>
+                <w:sz w:val="20"/>
+                <w:szCs w:val="20"/>
+              </w:rPr>
+              <w:t>2025</w:t>
+            </w:r>
+          </w:p>
+        </w:tc>
+      </w:tr>
+      <w:tr>
+        <w:trPr/>
+        <w:tc>
+          <w:tcPr>
+            <w:tcW w:w="6930" w:type="dxa"/>
+            <w:tcBorders/>
+          </w:tcPr>
+          <w:p>
+            <w:pPr>
+              <w:pStyle w:val="normal1"/>
               <w:widowControl w:val="false"/>
               <w:rPr>
                 <w:rFonts w:ascii="Cambria" w:hAnsi="Cambria"/>
@@ -3569,7 +3606,7 @@
           </w:tcPr>
           <w:p>
             <w:pPr>
-              <w:pStyle w:val="Normal1"/>
+              <w:pStyle w:val="normal1"/>
               <w:widowControl w:val="false"/>
               <w:rPr>
                 <w:rFonts w:ascii="Cambria" w:hAnsi="Cambria"/>
@@ -3594,7 +3631,7 @@
           </w:tcPr>
           <w:p>
             <w:pPr>
-              <w:pStyle w:val="Normal1"/>
+              <w:pStyle w:val="normal1"/>
               <w:widowControl w:val="false"/>
               <w:jc w:val="right"/>
               <w:rPr>
@@ -3623,7 +3660,7 @@
           </w:tcPr>
           <w:p>
             <w:pPr>
-              <w:pStyle w:val="Normal1"/>
+              <w:pStyle w:val="normal1"/>
               <w:widowControl w:val="false"/>
               <w:rPr>
                 <w:rFonts w:ascii="Cambria" w:hAnsi="Cambria"/>
@@ -3648,7 +3685,7 @@
           </w:tcPr>
           <w:p>
             <w:pPr>
-              <w:pStyle w:val="Normal1"/>
+              <w:pStyle w:val="normal1"/>
               <w:widowControl w:val="false"/>
               <w:rPr>
                 <w:rFonts w:ascii="Cambria" w:hAnsi="Cambria"/>
@@ -3673,7 +3710,7 @@
           </w:tcPr>
           <w:p>
             <w:pPr>
-              <w:pStyle w:val="Normal1"/>
+              <w:pStyle w:val="normal1"/>
               <w:widowControl w:val="false"/>
               <w:jc w:val="right"/>
               <w:rPr>
@@ -3704,7 +3741,7 @@
           </w:tcPr>
           <w:p>
             <w:pPr>
-              <w:pStyle w:val="Normal1"/>
+              <w:pStyle w:val="normal1"/>
               <w:widowControl w:val="false"/>
               <w:rPr>
                 <w:rFonts w:ascii="Cambria" w:hAnsi="Cambria"/>
@@ -3729,7 +3766,7 @@
           </w:tcPr>
           <w:p>
             <w:pPr>
-              <w:pStyle w:val="Normal1"/>
+              <w:pStyle w:val="normal1"/>
               <w:widowControl w:val="false"/>
               <w:rPr>
                 <w:rFonts w:ascii="Cambria" w:hAnsi="Cambria"/>
@@ -3754,7 +3791,7 @@
           </w:tcPr>
           <w:p>
             <w:pPr>
-              <w:pStyle w:val="Normal1"/>
+              <w:pStyle w:val="normal1"/>
               <w:widowControl w:val="false"/>
               <w:jc w:val="right"/>
               <w:rPr>
@@ -3777,7 +3814,7 @@
     </w:tbl>
     <w:p>
       <w:pPr>
-        <w:pStyle w:val="Normal1"/>
+        <w:pStyle w:val="normal1"/>
         <w:spacing w:lineRule="auto" w:line="240"/>
         <w:rPr>
           <w:rFonts w:ascii="Cambria" w:hAnsi="Cambria"/>
@@ -3795,7 +3832,7 @@
     </w:p>
     <w:p>
       <w:pPr>
-        <w:pStyle w:val="Normal1"/>
+        <w:pStyle w:val="normal1"/>
         <w:spacing w:lineRule="auto" w:line="240"/>
         <w:rPr>
           <w:rFonts w:ascii="Cambria" w:hAnsi="Cambria"/>
@@ -3859,7 +3896,7 @@
           </w:tcPr>
           <w:p>
             <w:pPr>
-              <w:pStyle w:val="Normal1"/>
+              <w:pStyle w:val="normal1"/>
               <w:widowControl w:val="false"/>
               <w:rPr>
                 <w:rFonts w:ascii="Cambria" w:hAnsi="Cambria"/>
@@ -3884,7 +3921,7 @@
           </w:tcPr>
           <w:p>
             <w:pPr>
-              <w:pStyle w:val="Normal1"/>
+              <w:pStyle w:val="normal1"/>
               <w:widowControl w:val="false"/>
               <w:rPr>
                 <w:rFonts w:ascii="Cambria" w:hAnsi="Cambria"/>
@@ -3909,7 +3946,7 @@
           </w:tcPr>
           <w:p>
             <w:pPr>
-              <w:pStyle w:val="Normal1"/>
+              <w:pStyle w:val="normal1"/>
               <w:widowControl w:val="false"/>
               <w:jc w:val="right"/>
               <w:rPr>
@@ -3938,7 +3975,7 @@
           </w:tcPr>
           <w:p>
             <w:pPr>
-              <w:pStyle w:val="Normal1"/>
+              <w:pStyle w:val="normal1"/>
               <w:widowControl w:val="false"/>
               <w:rPr>
                 <w:rFonts w:ascii="Cambria" w:hAnsi="Cambria"/>
@@ -3963,7 +4000,7 @@
           </w:tcPr>
           <w:p>
             <w:pPr>
-              <w:pStyle w:val="Normal1"/>
+              <w:pStyle w:val="normal1"/>
               <w:widowControl w:val="false"/>
               <w:rPr>
                 <w:rFonts w:ascii="Cambria" w:hAnsi="Cambria"/>
@@ -3988,7 +4025,7 @@
           </w:tcPr>
           <w:p>
             <w:pPr>
-              <w:pStyle w:val="Normal1"/>
+              <w:pStyle w:val="normal1"/>
               <w:widowControl w:val="false"/>
               <w:jc w:val="right"/>
               <w:rPr>
@@ -4017,7 +4054,7 @@
           </w:tcPr>
           <w:p>
             <w:pPr>
-              <w:pStyle w:val="Normal1"/>
+              <w:pStyle w:val="normal1"/>
               <w:widowControl w:val="false"/>
               <w:rPr>
                 <w:rFonts w:ascii="Cambria" w:hAnsi="Cambria"/>
@@ -4042,7 +4079,7 @@
           </w:tcPr>
           <w:p>
             <w:pPr>
-              <w:pStyle w:val="Normal1"/>
+              <w:pStyle w:val="normal1"/>
               <w:widowControl w:val="false"/>
               <w:rPr>
                 <w:rFonts w:ascii="Cambria" w:hAnsi="Cambria"/>
@@ -4067,7 +4104,7 @@
           </w:tcPr>
           <w:p>
             <w:pPr>
-              <w:pStyle w:val="Normal1"/>
+              <w:pStyle w:val="normal1"/>
               <w:widowControl w:val="false"/>
               <w:jc w:val="right"/>
               <w:rPr>
@@ -4096,7 +4133,7 @@
           </w:tcPr>
           <w:p>
             <w:pPr>
-              <w:pStyle w:val="Normal1"/>
+              <w:pStyle w:val="normal1"/>
               <w:widowControl w:val="false"/>
               <w:rPr>
                 <w:rFonts w:ascii="Cambria" w:hAnsi="Cambria"/>
@@ -4121,7 +4158,7 @@
           </w:tcPr>
           <w:p>
             <w:pPr>
-              <w:pStyle w:val="Normal1"/>
+              <w:pStyle w:val="normal1"/>
               <w:widowControl w:val="false"/>
               <w:rPr>
                 <w:rFonts w:ascii="Cambria" w:hAnsi="Cambria"/>
@@ -4146,7 +4183,7 @@
           </w:tcPr>
           <w:p>
             <w:pPr>
-              <w:pStyle w:val="Normal1"/>
+              <w:pStyle w:val="normal1"/>
               <w:widowControl w:val="false"/>
               <w:jc w:val="right"/>
               <w:rPr>
@@ -4175,7 +4212,7 @@
           </w:tcPr>
           <w:p>
             <w:pPr>
-              <w:pStyle w:val="Normal1"/>
+              <w:pStyle w:val="normal1"/>
               <w:widowControl w:val="false"/>
               <w:rPr>
                 <w:rFonts w:ascii="Cambria" w:hAnsi="Cambria"/>
@@ -4256,7 +4293,7 @@
           </w:tcPr>
           <w:p>
             <w:pPr>
-              <w:pStyle w:val="Normal1"/>
+              <w:pStyle w:val="normal1"/>
               <w:widowControl w:val="false"/>
               <w:rPr>
                 <w:rFonts w:ascii="Cambria" w:hAnsi="Cambria"/>
@@ -4389,10 +4426,10 @@
           </w:tcPr>
           <w:p>
             <w:pPr>
-              <w:pStyle w:val="Normal1"/>
+              <w:pStyle w:val="normal1"/>
               <w:widowControl w:val="false"/>
               <w:shd w:val="clear" w:fill="auto"/>
-              <w:ind w:left="0" w:hanging="0"/>
+              <w:ind w:hanging="0" w:left="0"/>
               <w:rPr>
                 <w:rFonts w:ascii="Cambria" w:hAnsi="Cambria" w:eastAsia="Cambria" w:cs="Cambria"/>
                 <w:sz w:val="20"/>
@@ -4418,10 +4455,10 @@
           </w:tcPr>
           <w:p>
             <w:pPr>
-              <w:pStyle w:val="Normal1"/>
+              <w:pStyle w:val="normal1"/>
               <w:widowControl w:val="false"/>
               <w:shd w:val="clear" w:fill="auto"/>
-              <w:ind w:left="0" w:hanging="0"/>
+              <w:ind w:hanging="0" w:left="0"/>
               <w:rPr>
                 <w:rFonts w:ascii="Cambria" w:hAnsi="Cambria" w:eastAsia="Cambria" w:cs="Cambria"/>
                 <w:sz w:val="20"/>
@@ -4447,10 +4484,10 @@
           </w:tcPr>
           <w:p>
             <w:pPr>
-              <w:pStyle w:val="Normal1"/>
+              <w:pStyle w:val="normal1"/>
               <w:widowControl w:val="false"/>
               <w:shd w:val="clear" w:fill="auto"/>
-              <w:ind w:left="0" w:hanging="0"/>
+              <w:ind w:hanging="0" w:left="0"/>
               <w:jc w:val="right"/>
               <w:rPr>
                 <w:rFonts w:ascii="Cambria" w:hAnsi="Cambria" w:eastAsia="Cambria" w:cs="Cambria"/>
@@ -4480,7 +4517,7 @@
           </w:tcPr>
           <w:p>
             <w:pPr>
-              <w:pStyle w:val="Normal1"/>
+              <w:pStyle w:val="normal1"/>
               <w:widowControl w:val="false"/>
               <w:spacing w:lineRule="auto" w:line="240"/>
               <w:rPr>
@@ -4508,7 +4545,7 @@
           </w:tcPr>
           <w:p>
             <w:pPr>
-              <w:pStyle w:val="Normal1"/>
+              <w:pStyle w:val="normal1"/>
               <w:widowControl w:val="false"/>
               <w:spacing w:lineRule="auto" w:line="240"/>
               <w:rPr>
@@ -4536,10 +4573,10 @@
           </w:tcPr>
           <w:p>
             <w:pPr>
-              <w:pStyle w:val="Normal1"/>
+              <w:pStyle w:val="normal1"/>
               <w:widowControl w:val="false"/>
               <w:shd w:val="clear" w:fill="auto"/>
-              <w:ind w:left="0" w:hanging="0"/>
+              <w:ind w:hanging="0" w:left="0"/>
               <w:jc w:val="right"/>
               <w:rPr>
                 <w:rFonts w:ascii="Cambria" w:hAnsi="Cambria" w:eastAsia="Cambria" w:cs="Cambria"/>
@@ -4569,7 +4606,7 @@
           </w:tcPr>
           <w:p>
             <w:pPr>
-              <w:pStyle w:val="Normal1"/>
+              <w:pStyle w:val="normal1"/>
               <w:widowControl w:val="false"/>
               <w:spacing w:lineRule="auto" w:line="240"/>
               <w:rPr>
@@ -4597,7 +4634,7 @@
           </w:tcPr>
           <w:p>
             <w:pPr>
-              <w:pStyle w:val="Normal1"/>
+              <w:pStyle w:val="normal1"/>
               <w:widowControl w:val="false"/>
               <w:spacing w:lineRule="auto" w:line="240"/>
               <w:rPr>
@@ -4625,10 +4662,10 @@
           </w:tcPr>
           <w:p>
             <w:pPr>
-              <w:pStyle w:val="Normal1"/>
+              <w:pStyle w:val="normal1"/>
               <w:widowControl w:val="false"/>
               <w:shd w:val="clear" w:fill="auto"/>
-              <w:ind w:left="0" w:hanging="0"/>
+              <w:ind w:hanging="0" w:left="0"/>
               <w:jc w:val="right"/>
               <w:rPr>
                 <w:rFonts w:ascii="Cambria" w:hAnsi="Cambria" w:eastAsia="Cambria" w:cs="Cambria"/>
@@ -4658,7 +4695,7 @@
           </w:tcPr>
           <w:p>
             <w:pPr>
-              <w:pStyle w:val="Normal1"/>
+              <w:pStyle w:val="normal1"/>
               <w:widowControl w:val="false"/>
               <w:spacing w:lineRule="auto" w:line="240"/>
               <w:rPr>
@@ -4684,7 +4721,7 @@
           </w:tcPr>
           <w:p>
             <w:pPr>
-              <w:pStyle w:val="Normal1"/>
+              <w:pStyle w:val="normal1"/>
               <w:widowControl w:val="false"/>
               <w:spacing w:lineRule="auto" w:line="240"/>
               <w:rPr>
@@ -4710,10 +4747,10 @@
           </w:tcPr>
           <w:p>
             <w:pPr>
-              <w:pStyle w:val="Normal1"/>
+              <w:pStyle w:val="normal1"/>
               <w:widowControl w:val="false"/>
               <w:shd w:val="clear" w:fill="auto"/>
-              <w:ind w:left="0" w:hanging="0"/>
+              <w:ind w:hanging="0" w:left="0"/>
               <w:jc w:val="right"/>
               <w:rPr>
                 <w:rFonts w:ascii="Cambria" w:hAnsi="Cambria" w:eastAsia="Cambria" w:cs="Cambria"/>
@@ -4755,9 +4792,9 @@
     </w:p>
     <w:p>
       <w:pPr>
-        <w:pStyle w:val="Normal1"/>
+        <w:pStyle w:val="normal1"/>
         <w:spacing w:lineRule="auto" w:line="240" w:before="0" w:after="0"/>
-        <w:ind w:left="0" w:hanging="0"/>
+        <w:ind w:hanging="0" w:left="0"/>
         <w:rPr>
           <w:rFonts w:ascii="Cambria" w:hAnsi="Cambria"/>
         </w:rPr>
@@ -4784,27 +4821,27 @@
     </w:p>
     <w:p>
       <w:pPr>
-        <w:pStyle w:val="Normal1"/>
+        <w:pStyle w:val="normal1"/>
         <w:pageBreakBefore w:val="false"/>
         <w:shd w:val="clear" w:fill="auto"/>
         <w:spacing w:lineRule="auto" w:line="240" w:before="0" w:after="0"/>
-        <w:ind w:left="0" w:hanging="0"/>
-        <w:rPr>
-          <w:rFonts w:ascii="Cambria" w:hAnsi="Cambria"/>
-        </w:rPr>
-      </w:pPr>
-      <w:r>
-        <w:rPr>
-          <w:rFonts w:ascii="Cambria" w:hAnsi="Cambria"/>
-        </w:rPr>
-      </w:r>
-    </w:p>
-    <w:p>
-      <w:pPr>
-        <w:pStyle w:val="Normal1"/>
+        <w:ind w:hanging="0" w:left="0"/>
+        <w:rPr>
+          <w:rFonts w:ascii="Cambria" w:hAnsi="Cambria"/>
+        </w:rPr>
+      </w:pPr>
+      <w:r>
+        <w:rPr>
+          <w:rFonts w:ascii="Cambria" w:hAnsi="Cambria"/>
+        </w:rPr>
+      </w:r>
+    </w:p>
+    <w:p>
+      <w:pPr>
+        <w:pStyle w:val="normal1"/>
         <w:shd w:val="clear" w:fill="auto"/>
         <w:spacing w:lineRule="auto" w:line="240" w:before="0" w:after="0"/>
-        <w:ind w:left="0" w:hanging="0"/>
+        <w:ind w:hanging="0" w:left="0"/>
         <w:rPr>
           <w:rFonts w:ascii="Cambria" w:hAnsi="Cambria"/>
         </w:rPr>
@@ -4820,10 +4857,10 @@
     </w:p>
     <w:p>
       <w:pPr>
-        <w:pStyle w:val="Normal1"/>
+        <w:pStyle w:val="normal1"/>
         <w:pageBreakBefore w:val="false"/>
         <w:shd w:val="clear" w:fill="auto"/>
-        <w:ind w:left="0" w:firstLine="720"/>
+        <w:ind w:firstLine="720" w:left="0"/>
         <w:rPr>
           <w:rFonts w:ascii="Cambria" w:hAnsi="Cambria"/>
         </w:rPr>
@@ -4856,10 +4893,10 @@
     </w:p>
     <w:p>
       <w:pPr>
-        <w:pStyle w:val="Normal1"/>
+        <w:pStyle w:val="normal1"/>
         <w:pageBreakBefore w:val="false"/>
         <w:shd w:val="clear" w:fill="auto"/>
-        <w:ind w:left="0" w:hanging="0"/>
+        <w:ind w:hanging="0" w:left="0"/>
         <w:rPr>
           <w:rFonts w:ascii="Cambria" w:hAnsi="Cambria"/>
         </w:rPr>
@@ -4875,7 +4912,7 @@
     </w:p>
     <w:p>
       <w:pPr>
-        <w:pStyle w:val="Normal1"/>
+        <w:pStyle w:val="normal1"/>
         <w:ind w:firstLine="720"/>
         <w:rPr>
           <w:rFonts w:ascii="Cambria" w:hAnsi="Cambria"/>
@@ -4892,7 +4929,7 @@
     </w:p>
     <w:p>
       <w:pPr>
-        <w:pStyle w:val="Normal1"/>
+        <w:pStyle w:val="normal1"/>
         <w:rPr>
           <w:rFonts w:ascii="Cambria" w:hAnsi="Cambria"/>
         </w:rPr>
@@ -4908,7 +4945,7 @@
     </w:p>
     <w:p>
       <w:pPr>
-        <w:pStyle w:val="Normal1"/>
+        <w:pStyle w:val="normal1"/>
         <w:ind w:firstLine="720"/>
         <w:rPr>
           <w:rFonts w:ascii="Cambria" w:hAnsi="Cambria"/>
@@ -4973,9 +5010,9 @@
     </w:rPr>
   </w:style>
   <w:style w:type="paragraph" w:styleId="Heading1">
-    <w:name w:val="Heading 1"/>
-    <w:basedOn w:val="Normal1"/>
-    <w:next w:val="Normal1"/>
+    <w:name w:val="heading 1"/>
+    <w:basedOn w:val="normal1"/>
+    <w:next w:val="normal1"/>
     <w:qFormat/>
     <w:pPr>
       <w:keepNext w:val="true"/>
@@ -4989,9 +5026,9 @@
     </w:rPr>
   </w:style>
   <w:style w:type="paragraph" w:styleId="Heading2">
-    <w:name w:val="Heading 2"/>
-    <w:basedOn w:val="Normal1"/>
-    <w:next w:val="Normal1"/>
+    <w:name w:val="heading 2"/>
+    <w:basedOn w:val="normal1"/>
+    <w:next w:val="normal1"/>
     <w:qFormat/>
     <w:pPr>
       <w:keepNext w:val="true"/>
@@ -5006,9 +5043,9 @@
     </w:rPr>
   </w:style>
   <w:style w:type="paragraph" w:styleId="Heading3">
-    <w:name w:val="Heading 3"/>
-    <w:basedOn w:val="Normal1"/>
-    <w:next w:val="Normal1"/>
+    <w:name w:val="heading 3"/>
+    <w:basedOn w:val="normal1"/>
+    <w:next w:val="normal1"/>
     <w:qFormat/>
     <w:pPr>
       <w:keepNext w:val="true"/>
@@ -5024,9 +5061,9 @@
     </w:rPr>
   </w:style>
   <w:style w:type="paragraph" w:styleId="Heading4">
-    <w:name w:val="Heading 4"/>
-    <w:basedOn w:val="Normal1"/>
-    <w:next w:val="Normal1"/>
+    <w:name w:val="heading 4"/>
+    <w:basedOn w:val="normal1"/>
+    <w:next w:val="normal1"/>
     <w:qFormat/>
     <w:pPr>
       <w:keepNext w:val="true"/>
@@ -5041,9 +5078,9 @@
     </w:rPr>
   </w:style>
   <w:style w:type="paragraph" w:styleId="Heading5">
-    <w:name w:val="Heading 5"/>
-    <w:basedOn w:val="Normal1"/>
-    <w:next w:val="Normal1"/>
+    <w:name w:val="heading 5"/>
+    <w:basedOn w:val="normal1"/>
+    <w:next w:val="normal1"/>
     <w:qFormat/>
     <w:pPr>
       <w:keepNext w:val="true"/>
@@ -5058,9 +5095,9 @@
     </w:rPr>
   </w:style>
   <w:style w:type="paragraph" w:styleId="Heading6">
-    <w:name w:val="Heading 6"/>
-    <w:basedOn w:val="Normal1"/>
-    <w:next w:val="Normal1"/>
+    <w:name w:val="heading 6"/>
+    <w:basedOn w:val="normal1"/>
+    <w:next w:val="normal1"/>
     <w:qFormat/>
     <w:pPr>
       <w:keepNext w:val="true"/>
@@ -5075,7 +5112,7 @@
       <w:szCs w:val="22"/>
     </w:rPr>
   </w:style>
-  <w:style w:type="character" w:styleId="InternetLink">
+  <w:style w:type="character" w:styleId="Hyperlink">
     <w:name w:val="Hyperlink"/>
     <w:rPr>
       <w:color w:val="000080"/>
@@ -5085,7 +5122,7 @@
   <w:style w:type="paragraph" w:styleId="Heading">
     <w:name w:val="Heading"/>
     <w:basedOn w:val="Normal"/>
-    <w:next w:val="TextBody"/>
+    <w:next w:val="BodyText"/>
     <w:qFormat/>
     <w:pPr>
       <w:keepNext w:val="true"/>
@@ -5097,7 +5134,7 @@
       <w:szCs w:val="28"/>
     </w:rPr>
   </w:style>
-  <w:style w:type="paragraph" w:styleId="TextBody">
+  <w:style w:type="paragraph" w:styleId="BodyText">
     <w:name w:val="Body Text"/>
     <w:basedOn w:val="Normal"/>
     <w:pPr>
@@ -5107,14 +5144,14 @@
   </w:style>
   <w:style w:type="paragraph" w:styleId="List">
     <w:name w:val="List"/>
-    <w:basedOn w:val="TextBody"/>
+    <w:basedOn w:val="BodyText"/>
     <w:pPr/>
     <w:rPr>
       <w:rFonts w:cs="Arial"/>
     </w:rPr>
   </w:style>
   <w:style w:type="paragraph" w:styleId="Caption">
-    <w:name w:val="Caption"/>
+    <w:name w:val="caption"/>
     <w:basedOn w:val="Normal"/>
     <w:qFormat/>
     <w:pPr>
@@ -5122,7 +5159,7 @@
       <w:spacing w:before="120" w:after="120"/>
     </w:pPr>
     <w:rPr>
-      <w:rFonts w:cs="Lucida Sans"/>
+      <w:rFonts w:cs="Arial"/>
       <w:i/>
       <w:iCs/>
       <w:sz w:val="24"/>
@@ -5140,23 +5177,7 @@
       <w:rFonts w:cs="Arial"/>
     </w:rPr>
   </w:style>
-  <w:style w:type="paragraph" w:styleId="Caption1">
-    <w:name w:val="caption"/>
-    <w:basedOn w:val="Normal"/>
-    <w:qFormat/>
-    <w:pPr>
-      <w:suppressLineNumbers/>
-      <w:spacing w:before="120" w:after="120"/>
-    </w:pPr>
-    <w:rPr>
-      <w:rFonts w:cs="Arial"/>
-      <w:i/>
-      <w:iCs/>
-      <w:sz w:val="24"/>
-      <w:szCs w:val="24"/>
-    </w:rPr>
-  </w:style>
-  <w:style w:type="paragraph" w:styleId="Normal1" w:default="1">
+  <w:style w:type="paragraph" w:styleId="normal1" w:default="1">
     <w:name w:val="normal1"/>
     <w:qFormat/>
     <w:pPr>
@@ -5177,8 +5198,8 @@
   </w:style>
   <w:style w:type="paragraph" w:styleId="Title">
     <w:name w:val="Title"/>
-    <w:basedOn w:val="Normal1"/>
-    <w:next w:val="Normal1"/>
+    <w:basedOn w:val="normal1"/>
+    <w:next w:val="normal1"/>
     <w:qFormat/>
     <w:pPr>
       <w:keepNext w:val="true"/>
@@ -5193,8 +5214,8 @@
   </w:style>
   <w:style w:type="paragraph" w:styleId="Subtitle">
     <w:name w:val="Subtitle"/>
-    <w:basedOn w:val="Normal1"/>
-    <w:next w:val="Normal1"/>
+    <w:basedOn w:val="normal1"/>
+    <w:next w:val="normal1"/>
     <w:qFormat/>
     <w:pPr>
       <w:keepNext w:val="true"/>
@@ -5236,7 +5257,7 @@
   <w:style w:type="paragraph" w:styleId="HorizontalLine">
     <w:name w:val="Horizontal Line"/>
     <w:basedOn w:val="Normal"/>
-    <w:next w:val="TextBody"/>
+    <w:next w:val="BodyText"/>
     <w:qFormat/>
     <w:pPr>
       <w:suppressLineNumbers/>

--- a/Files/Ari Grele 2025 CV.docx
+++ b/Files/Ari Grele 2025 CV.docx
@@ -120,7 +120,7 @@
           </mc:Choice>
           <mc:Fallback>
             <w:pict>
-              <v:rect id="shape_0" ID="Shape1" path="m0,0l-2147483645,0l-2147483645,-2147483646l0,-2147483646xe" fillcolor="#a0a0a0" stroked="f" o:allowincell="f" style="position:absolute;margin-left:0pt;margin-top:-1.6pt;width:468pt;height:1.5pt;mso-wrap-style:none;v-text-anchor:middle;mso-position-vertical:top">
+              <v:rect id="shape_0" fillcolor="#a0a0a0" stroked="f" o:allowincell="f" style="position:absolute;margin-left:0pt;margin-top:-1.6pt;width:468pt;height:1.5pt;mso-wrap-style:none;v-text-anchor:middle;mso-position-vertical:top">
                 <v:fill o:detectmouseclick="t" type="solid" color2="#5f5f5f"/>
                 <v:stroke color="#3465a4" joinstyle="round" endcap="flat"/>
                 <w10:wrap type="square"/>
@@ -204,7 +204,7 @@
           </mc:Choice>
           <mc:Fallback>
             <w:pict>
-              <v:rect id="shape_0" ID="Shape2" path="m0,0l-2147483645,0l-2147483645,-2147483646l0,-2147483646xe" fillcolor="#a0a0a0" stroked="f" o:allowincell="f" style="position:absolute;margin-left:0pt;margin-top:-1.6pt;width:468pt;height:1.5pt;mso-wrap-style:none;v-text-anchor:middle;mso-position-vertical:top">
+              <v:rect id="shape_0" fillcolor="#a0a0a0" stroked="f" o:allowincell="f" style="position:absolute;margin-left:0pt;margin-top:-1.6pt;width:468pt;height:1.5pt;mso-wrap-style:none;v-text-anchor:middle;mso-position-vertical:top">
                 <v:fill o:detectmouseclick="t" type="solid" color2="#5f5f5f"/>
                 <v:stroke color="#3465a4" joinstyle="round" endcap="flat"/>
                 <w10:wrap type="square"/>
@@ -600,7 +600,7 @@
           </mc:Choice>
           <mc:Fallback>
             <w:pict>
-              <v:rect id="shape_0" ID="Shape3" path="m0,0l-2147483645,0l-2147483645,-2147483646l0,-2147483646xe" fillcolor="#a0a0a0" stroked="f" o:allowincell="f" style="position:absolute;margin-left:0pt;margin-top:-1.6pt;width:468pt;height:1.5pt;mso-wrap-style:none;v-text-anchor:middle;mso-position-vertical:top">
+              <v:rect id="shape_0" fillcolor="#a0a0a0" stroked="f" o:allowincell="f" style="position:absolute;margin-left:0pt;margin-top:-1.6pt;width:468pt;height:1.5pt;mso-wrap-style:none;v-text-anchor:middle;mso-position-vertical:top">
                 <v:fill o:detectmouseclick="t" type="solid" color2="#5f5f5f"/>
                 <v:stroke color="#3465a4" joinstyle="round" endcap="flat"/>
                 <w10:wrap type="square"/>
@@ -928,7 +928,7 @@
           </mc:Choice>
           <mc:Fallback>
             <w:pict>
-              <v:rect id="shape_0" ID="Shape4" path="m0,0l-2147483645,0l-2147483645,-2147483646l0,-2147483646xe" fillcolor="#a0a0a0" stroked="f" o:allowincell="f" style="position:absolute;margin-left:0pt;margin-top:-1.6pt;width:468pt;height:1.5pt;mso-wrap-style:none;v-text-anchor:middle;mso-position-vertical:top">
+              <v:rect id="shape_0" fillcolor="#a0a0a0" stroked="f" o:allowincell="f" style="position:absolute;margin-left:0pt;margin-top:-1.6pt;width:468pt;height:1.5pt;mso-wrap-style:none;v-text-anchor:middle;mso-position-vertical:top">
                 <v:fill o:detectmouseclick="t" type="solid" color2="#5f5f5f"/>
                 <v:stroke color="#3465a4" joinstyle="round" endcap="flat"/>
                 <w10:wrap type="square"/>
@@ -1091,7 +1091,7 @@
           </mc:Choice>
           <mc:Fallback>
             <w:pict>
-              <v:rect id="shape_0" ID="Shape5" path="m0,0l-2147483645,0l-2147483645,-2147483646l0,-2147483646xe" fillcolor="#a0a0a0" stroked="f" o:allowincell="f" style="position:absolute;margin-left:0pt;margin-top:-1.6pt;width:468pt;height:1.5pt;mso-wrap-style:none;v-text-anchor:middle;mso-position-vertical:top">
+              <v:rect id="shape_0" fillcolor="#a0a0a0" stroked="f" o:allowincell="f" style="position:absolute;margin-left:0pt;margin-top:-1.6pt;width:468pt;height:1.5pt;mso-wrap-style:none;v-text-anchor:middle;mso-position-vertical:top">
                 <v:fill o:detectmouseclick="t" type="solid" color2="#5f5f5f"/>
                 <v:stroke color="#3465a4" joinstyle="round" endcap="flat"/>
                 <w10:wrap type="square"/>
@@ -1185,7 +1185,23 @@
         <w:tab/>
         <w:tab/>
         <w:tab/>
-        <w:t xml:space="preserve">analytical chemistry &amp; LC-MS </w:t>
+        <w:t>analytical chemistry</w:t>
+      </w:r>
+      <w:r>
+        <w:rPr>
+          <w:rFonts w:eastAsia="Cambria" w:cs="Cambria" w:ascii="Cambria" w:hAnsi="Cambria"/>
+          <w:sz w:val="20"/>
+          <w:szCs w:val="20"/>
+        </w:rPr>
+        <w:t>, LC-MS/MS and GS-MS</w:t>
+      </w:r>
+      <w:r>
+        <w:rPr>
+          <w:rFonts w:eastAsia="Cambria" w:cs="Cambria" w:ascii="Cambria" w:hAnsi="Cambria"/>
+          <w:sz w:val="20"/>
+          <w:szCs w:val="20"/>
+        </w:rPr>
+        <w:t xml:space="preserve"> </w:t>
       </w:r>
     </w:p>
     <w:p>
@@ -1438,7 +1454,7 @@
           <w:sz w:val="24"/>
           <w:szCs w:val="24"/>
         </w:rPr>
-        <w:t>Publications and Presentations</w:t>
+        <w:t>Publications</w:t>
       </w:r>
     </w:p>
     <w:p>
@@ -1496,7 +1512,7 @@
           </mc:Choice>
           <mc:Fallback>
             <w:pict>
-              <v:rect id="shape_0" ID="Shape6" path="m0,0l-2147483645,0l-2147483645,-2147483646l0,-2147483646xe" fillcolor="#a0a0a0" stroked="f" o:allowincell="f" style="position:absolute;margin-left:0pt;margin-top:-1.6pt;width:468pt;height:1.5pt;mso-wrap-style:none;v-text-anchor:middle;mso-position-vertical:top">
+              <v:rect id="shape_0" fillcolor="#a0a0a0" stroked="f" o:allowincell="f" style="position:absolute;margin-left:0pt;margin-top:-1.6pt;width:468pt;height:1.5pt;mso-wrap-style:none;v-text-anchor:middle;mso-position-vertical:top">
                 <v:fill o:detectmouseclick="t" type="solid" color2="#5f5f5f"/>
                 <v:stroke color="#3465a4" joinstyle="round" endcap="flat"/>
                 <w10:wrap type="square"/>
@@ -1837,809 +1853,7 @@
     <w:p>
       <w:pPr>
         <w:pStyle w:val="normal1"/>
-        <w:spacing w:lineRule="auto" w:line="240" w:before="0" w:after="240"/>
-        <w:ind w:hanging="0" w:left="0"/>
-        <w:rPr>
-          <w:rFonts w:ascii="Cambria" w:hAnsi="Cambria"/>
-        </w:rPr>
-      </w:pPr>
-      <w:r>
-        <w:rPr>
-          <w:rFonts w:eastAsia="Cambria" w:cs="Cambria" w:ascii="Cambria" w:hAnsi="Cambria"/>
-          <w:b/>
-          <w:sz w:val="20"/>
-          <w:szCs w:val="20"/>
-        </w:rPr>
-        <w:t>A. Grele</w:t>
-      </w:r>
-      <w:r>
-        <w:rPr>
-          <w:rFonts w:eastAsia="Cambria" w:cs="Cambria" w:ascii="Cambria" w:hAnsi="Cambria"/>
-          <w:b w:val="false"/>
-          <w:bCs w:val="false"/>
-          <w:sz w:val="20"/>
-          <w:szCs w:val="20"/>
-        </w:rPr>
-        <w:t>,</w:t>
-      </w:r>
-      <w:r>
-        <w:rPr>
-          <w:rFonts w:eastAsia="Cambria" w:cs="Cambria" w:ascii="Cambria" w:hAnsi="Cambria"/>
-          <w:b/>
-          <w:sz w:val="20"/>
-          <w:szCs w:val="20"/>
-        </w:rPr>
-        <w:t xml:space="preserve"> </w:t>
-      </w:r>
-      <w:r>
-        <w:rPr>
-          <w:rFonts w:eastAsia="Cambria" w:cs="Cambria" w:ascii="Cambria" w:hAnsi="Cambria"/>
-          <w:b w:val="false"/>
-          <w:bCs w:val="false"/>
-          <w:sz w:val="20"/>
-          <w:szCs w:val="20"/>
-        </w:rPr>
-        <w:t>L.</w:t>
-      </w:r>
-      <w:r>
-        <w:rPr>
-          <w:rFonts w:eastAsia="Cambria" w:cs="Cambria" w:ascii="Cambria" w:hAnsi="Cambria"/>
-          <w:b/>
-          <w:sz w:val="20"/>
-          <w:szCs w:val="20"/>
-        </w:rPr>
-        <w:t xml:space="preserve"> </w:t>
-      </w:r>
-      <w:r>
-        <w:rPr>
-          <w:rFonts w:eastAsia="Cambria" w:cs="Cambria" w:ascii="Cambria" w:hAnsi="Cambria"/>
-          <w:b w:val="false"/>
-          <w:bCs w:val="false"/>
-          <w:sz w:val="20"/>
-          <w:szCs w:val="20"/>
-        </w:rPr>
-        <w:t xml:space="preserve">Richards, 2025. </w:t>
-      </w:r>
-      <w:r>
-        <w:rPr>
-          <w:rFonts w:eastAsia="Cambria" w:cs="Cambria" w:ascii="Cambria" w:hAnsi="Cambria"/>
-          <w:b w:val="false"/>
-          <w:bCs w:val="false"/>
-          <w:i/>
-          <w:iCs/>
-          <w:sz w:val="20"/>
-          <w:szCs w:val="20"/>
-        </w:rPr>
-        <w:t xml:space="preserve">More than sugar water: Specialized nectar chemistry as a driver of pollinator behavior and competition. </w:t>
-      </w:r>
-      <w:r>
-        <w:rPr>
-          <w:rFonts w:eastAsia="Cambria" w:cs="Cambria" w:ascii="Cambria" w:hAnsi="Cambria"/>
-          <w:b w:val="false"/>
-          <w:bCs w:val="false"/>
-          <w:i w:val="false"/>
-          <w:iCs w:val="false"/>
-          <w:sz w:val="20"/>
-          <w:szCs w:val="20"/>
-        </w:rPr>
-        <w:t>Talk presented at the annual meeting of the Entomological Society of America, Portland, OR.</w:t>
-      </w:r>
-    </w:p>
-    <w:p>
-      <w:pPr>
-        <w:pStyle w:val="normal1"/>
-        <w:spacing w:lineRule="auto" w:line="240" w:before="0" w:after="240"/>
-        <w:ind w:hanging="0" w:left="0"/>
-        <w:rPr>
-          <w:rFonts w:ascii="Cambria" w:hAnsi="Cambria"/>
-        </w:rPr>
-      </w:pPr>
-      <w:r>
-        <w:rPr>
-          <w:rFonts w:eastAsia="Cambria" w:cs="Cambria" w:ascii="Cambria" w:hAnsi="Cambria"/>
-          <w:b/>
-          <w:sz w:val="20"/>
-          <w:szCs w:val="20"/>
-        </w:rPr>
-        <w:t>A. Grele</w:t>
-      </w:r>
-      <w:r>
-        <w:rPr>
-          <w:rFonts w:eastAsia="Cambria" w:cs="Cambria" w:ascii="Cambria" w:hAnsi="Cambria"/>
-          <w:b w:val="false"/>
-          <w:bCs w:val="false"/>
-          <w:sz w:val="20"/>
-          <w:szCs w:val="20"/>
-        </w:rPr>
-        <w:t>,</w:t>
-      </w:r>
-      <w:r>
-        <w:rPr>
-          <w:rFonts w:eastAsia="Cambria" w:cs="Cambria" w:ascii="Cambria" w:hAnsi="Cambria"/>
-          <w:b/>
-          <w:sz w:val="20"/>
-          <w:szCs w:val="20"/>
-        </w:rPr>
-        <w:t xml:space="preserve"> </w:t>
-      </w:r>
-      <w:r>
-        <w:rPr>
-          <w:rFonts w:eastAsia="Cambria" w:cs="Cambria" w:ascii="Cambria" w:hAnsi="Cambria"/>
-          <w:b w:val="false"/>
-          <w:bCs w:val="false"/>
-          <w:sz w:val="20"/>
-          <w:szCs w:val="20"/>
-        </w:rPr>
-        <w:t>L.</w:t>
-      </w:r>
-      <w:r>
-        <w:rPr>
-          <w:rFonts w:eastAsia="Cambria" w:cs="Cambria" w:ascii="Cambria" w:hAnsi="Cambria"/>
-          <w:b/>
-          <w:sz w:val="20"/>
-          <w:szCs w:val="20"/>
-        </w:rPr>
-        <w:t xml:space="preserve"> </w:t>
-      </w:r>
-      <w:r>
-        <w:rPr>
-          <w:rFonts w:eastAsia="Cambria" w:cs="Cambria" w:ascii="Cambria" w:hAnsi="Cambria"/>
-          <w:b w:val="false"/>
-          <w:bCs w:val="false"/>
-          <w:sz w:val="20"/>
-          <w:szCs w:val="20"/>
-        </w:rPr>
-        <w:t xml:space="preserve">Richards, </w:t>
-      </w:r>
-      <w:r>
-        <w:rPr>
-          <w:rFonts w:eastAsia="Cambria" w:cs="Cambria" w:ascii="Cambria" w:hAnsi="Cambria"/>
-          <w:sz w:val="20"/>
-          <w:szCs w:val="20"/>
-        </w:rPr>
-        <w:t xml:space="preserve">2025. </w:t>
-      </w:r>
-      <w:r>
-        <w:rPr>
-          <w:rFonts w:eastAsia="Cambria" w:cs="Cambria" w:ascii="Cambria" w:hAnsi="Cambria"/>
-          <w:i/>
-          <w:iCs/>
-          <w:sz w:val="20"/>
-          <w:szCs w:val="20"/>
-        </w:rPr>
-        <w:t xml:space="preserve">Not all pollinators are equal: </w:t>
-      </w:r>
-      <w:r>
-        <w:rPr>
-          <w:rFonts w:eastAsia="Cambria" w:cs="Cambria" w:ascii="Cambria" w:hAnsi="Cambria"/>
-          <w:i/>
-          <w:sz w:val="20"/>
-          <w:szCs w:val="20"/>
-        </w:rPr>
-        <w:t>Specialized nectar chemistry alters plant fitness by selectively modifying insect behavior</w:t>
-      </w:r>
-      <w:r>
-        <w:rPr>
-          <w:rFonts w:eastAsia="Cambria" w:cs="Cambria" w:ascii="Cambria" w:hAnsi="Cambria"/>
-          <w:sz w:val="20"/>
-          <w:szCs w:val="20"/>
-        </w:rPr>
-        <w:t>. Talk presented at the Hitchcock Center for Chemical Ecology Annual Symposium, Incline Village, NV.</w:t>
-      </w:r>
-    </w:p>
-    <w:p>
-      <w:pPr>
-        <w:pStyle w:val="normal1"/>
-        <w:rPr>
-          <w:rFonts w:ascii="Cambria" w:hAnsi="Cambria"/>
-        </w:rPr>
-      </w:pPr>
-      <w:r>
-        <w:rPr>
-          <w:rFonts w:eastAsia="Cambria" w:cs="Cambria" w:ascii="Cambria" w:hAnsi="Cambria"/>
-          <w:b/>
-          <w:sz w:val="20"/>
-          <w:szCs w:val="20"/>
-        </w:rPr>
-        <w:t>A. Grele</w:t>
-      </w:r>
-      <w:r>
-        <w:rPr>
-          <w:rFonts w:eastAsia="Cambria" w:cs="Cambria" w:ascii="Cambria" w:hAnsi="Cambria"/>
-          <w:b w:val="false"/>
-          <w:bCs w:val="false"/>
-          <w:sz w:val="20"/>
-          <w:szCs w:val="20"/>
-        </w:rPr>
-        <w:t>,</w:t>
-      </w:r>
-      <w:r>
-        <w:rPr>
-          <w:rFonts w:eastAsia="Cambria" w:cs="Cambria" w:ascii="Cambria" w:hAnsi="Cambria"/>
-          <w:b/>
-          <w:sz w:val="20"/>
-          <w:szCs w:val="20"/>
-        </w:rPr>
-        <w:t xml:space="preserve"> </w:t>
-      </w:r>
-      <w:r>
-        <w:rPr>
-          <w:rFonts w:eastAsia="Cambria" w:cs="Cambria" w:ascii="Cambria" w:hAnsi="Cambria"/>
-          <w:b w:val="false"/>
-          <w:bCs w:val="false"/>
-          <w:sz w:val="20"/>
-          <w:szCs w:val="20"/>
-        </w:rPr>
-        <w:t>L.</w:t>
-      </w:r>
-      <w:r>
-        <w:rPr>
-          <w:rFonts w:eastAsia="Cambria" w:cs="Cambria" w:ascii="Cambria" w:hAnsi="Cambria"/>
-          <w:b/>
-          <w:sz w:val="20"/>
-          <w:szCs w:val="20"/>
-        </w:rPr>
-        <w:t xml:space="preserve"> </w:t>
-      </w:r>
-      <w:r>
-        <w:rPr>
-          <w:rFonts w:eastAsia="Cambria" w:cs="Cambria" w:ascii="Cambria" w:hAnsi="Cambria"/>
-          <w:b w:val="false"/>
-          <w:bCs w:val="false"/>
-          <w:sz w:val="20"/>
-          <w:szCs w:val="20"/>
-        </w:rPr>
-        <w:t xml:space="preserve">Richards, 2024. </w:t>
-      </w:r>
-      <w:r>
-        <w:rPr>
-          <w:rFonts w:eastAsia="Cambria" w:cs="Cambria" w:ascii="Cambria" w:hAnsi="Cambria"/>
-          <w:b w:val="false"/>
-          <w:bCs w:val="false"/>
-          <w:i/>
-          <w:iCs/>
-          <w:sz w:val="20"/>
-          <w:szCs w:val="20"/>
-        </w:rPr>
-        <w:t xml:space="preserve">Nectar chemistry alters plant fitness by manipulating pollinators. </w:t>
-      </w:r>
-      <w:r>
-        <w:rPr>
-          <w:rFonts w:eastAsia="Cambria" w:cs="Cambria" w:ascii="Cambria" w:hAnsi="Cambria"/>
-          <w:b w:val="false"/>
-          <w:bCs w:val="false"/>
-          <w:i w:val="false"/>
-          <w:iCs w:val="false"/>
-          <w:sz w:val="20"/>
-          <w:szCs w:val="20"/>
-        </w:rPr>
-        <w:t>Talk presented at the annual meeting of the Entomological Society of America, Phoenix, AZ.</w:t>
-      </w:r>
-    </w:p>
-    <w:p>
-      <w:pPr>
-        <w:pStyle w:val="normal1"/>
-        <w:rPr>
-          <w:rFonts w:ascii="Cambria" w:hAnsi="Cambria" w:eastAsia="Cambria" w:cs="Cambria"/>
-          <w:sz w:val="20"/>
-          <w:szCs w:val="20"/>
-        </w:rPr>
-      </w:pPr>
-      <w:r>
-        <w:rPr>
-          <w:rFonts w:eastAsia="Cambria" w:cs="Cambria" w:ascii="Cambria" w:hAnsi="Cambria"/>
-          <w:sz w:val="20"/>
-          <w:szCs w:val="20"/>
-        </w:rPr>
-      </w:r>
-    </w:p>
-    <w:p>
-      <w:pPr>
-        <w:pStyle w:val="normal1"/>
-        <w:rPr>
-          <w:rFonts w:ascii="Cambria" w:hAnsi="Cambria"/>
-        </w:rPr>
-      </w:pPr>
-      <w:r>
-        <w:rPr>
-          <w:rFonts w:eastAsia="Cambria" w:cs="Cambria" w:ascii="Cambria" w:hAnsi="Cambria"/>
-          <w:b/>
-          <w:sz w:val="20"/>
-          <w:szCs w:val="20"/>
-        </w:rPr>
-        <w:t>A. Grele</w:t>
-      </w:r>
-      <w:r>
-        <w:rPr>
-          <w:rFonts w:eastAsia="Cambria" w:cs="Cambria" w:ascii="Cambria" w:hAnsi="Cambria"/>
-          <w:b w:val="false"/>
-          <w:bCs w:val="false"/>
-          <w:sz w:val="20"/>
-          <w:szCs w:val="20"/>
-        </w:rPr>
-        <w:t>,</w:t>
-      </w:r>
-      <w:r>
-        <w:rPr>
-          <w:rFonts w:eastAsia="Cambria" w:cs="Cambria" w:ascii="Cambria" w:hAnsi="Cambria"/>
-          <w:b/>
-          <w:sz w:val="20"/>
-          <w:szCs w:val="20"/>
-        </w:rPr>
-        <w:t xml:space="preserve"> </w:t>
-      </w:r>
-      <w:r>
-        <w:rPr>
-          <w:rFonts w:eastAsia="Cambria" w:cs="Cambria" w:ascii="Cambria" w:hAnsi="Cambria"/>
-          <w:sz w:val="20"/>
-          <w:szCs w:val="20"/>
-        </w:rPr>
-        <w:t xml:space="preserve">L. Richards, 2024. </w:t>
-      </w:r>
-      <w:r>
-        <w:rPr>
-          <w:rFonts w:eastAsia="Cambria" w:cs="Cambria" w:ascii="Cambria" w:hAnsi="Cambria"/>
-          <w:i/>
-          <w:sz w:val="20"/>
-          <w:szCs w:val="20"/>
-        </w:rPr>
-        <w:t>Chemical signals and chemical noise – why plant defenses are more complex and pheromones are simpler in the tropics</w:t>
-      </w:r>
-      <w:r>
-        <w:rPr>
-          <w:rFonts w:eastAsia="Cambria" w:cs="Cambria" w:ascii="Cambria" w:hAnsi="Cambria"/>
-          <w:sz w:val="20"/>
-          <w:szCs w:val="20"/>
-        </w:rPr>
-        <w:t>. Talk presented at the 27</w:t>
-      </w:r>
-      <w:r>
-        <w:rPr>
-          <w:rFonts w:eastAsia="Cambria" w:cs="Cambria" w:ascii="Cambria" w:hAnsi="Cambria"/>
-          <w:sz w:val="20"/>
-          <w:szCs w:val="20"/>
-          <w:vertAlign w:val="superscript"/>
-        </w:rPr>
-        <w:t>th</w:t>
-      </w:r>
-      <w:r>
-        <w:rPr>
-          <w:rFonts w:eastAsia="Cambria" w:cs="Cambria" w:ascii="Cambria" w:hAnsi="Cambria"/>
-          <w:sz w:val="20"/>
-          <w:szCs w:val="20"/>
-        </w:rPr>
-        <w:t xml:space="preserve"> International Congress of Entomology, Kyoto, Japan.</w:t>
-      </w:r>
-    </w:p>
-    <w:p>
-      <w:pPr>
-        <w:pStyle w:val="normal1"/>
-        <w:rPr>
-          <w:rFonts w:ascii="Cambria" w:hAnsi="Cambria" w:eastAsia="Cambria" w:cs="Cambria"/>
-          <w:sz w:val="20"/>
-          <w:szCs w:val="20"/>
-        </w:rPr>
-      </w:pPr>
-      <w:r>
-        <w:rPr>
-          <w:rFonts w:eastAsia="Cambria" w:cs="Cambria" w:ascii="Cambria" w:hAnsi="Cambria"/>
-          <w:sz w:val="20"/>
-          <w:szCs w:val="20"/>
-        </w:rPr>
-      </w:r>
-    </w:p>
-    <w:p>
-      <w:pPr>
-        <w:pStyle w:val="normal1"/>
-        <w:rPr>
-          <w:rFonts w:ascii="Cambria" w:hAnsi="Cambria"/>
-        </w:rPr>
-      </w:pPr>
-      <w:r>
-        <w:rPr>
-          <w:rFonts w:eastAsia="Cambria" w:cs="Cambria" w:ascii="Cambria" w:hAnsi="Cambria"/>
-          <w:b/>
-          <w:sz w:val="20"/>
-          <w:szCs w:val="20"/>
-        </w:rPr>
-        <w:t>A. Grele</w:t>
-      </w:r>
-      <w:r>
-        <w:rPr>
-          <w:rFonts w:eastAsia="Cambria" w:cs="Cambria" w:ascii="Cambria" w:hAnsi="Cambria"/>
-          <w:b w:val="false"/>
-          <w:bCs w:val="false"/>
-          <w:sz w:val="20"/>
-          <w:szCs w:val="20"/>
-        </w:rPr>
-        <w:t>,</w:t>
-      </w:r>
-      <w:r>
-        <w:rPr>
-          <w:rFonts w:eastAsia="Cambria" w:cs="Cambria" w:ascii="Cambria" w:hAnsi="Cambria"/>
-          <w:b/>
-          <w:sz w:val="20"/>
-          <w:szCs w:val="20"/>
-        </w:rPr>
-        <w:t xml:space="preserve"> </w:t>
-      </w:r>
-      <w:r>
-        <w:rPr>
-          <w:rFonts w:eastAsia="Cambria" w:cs="Cambria" w:ascii="Cambria" w:hAnsi="Cambria"/>
-          <w:sz w:val="20"/>
-          <w:szCs w:val="20"/>
-        </w:rPr>
-        <w:t xml:space="preserve">L. Richards, 2024. </w:t>
-      </w:r>
-      <w:r>
-        <w:rPr>
-          <w:rFonts w:eastAsia="Cambria" w:cs="Cambria" w:ascii="Cambria" w:hAnsi="Cambria"/>
-          <w:i/>
-          <w:sz w:val="20"/>
-          <w:szCs w:val="20"/>
-        </w:rPr>
-        <w:t>Intra- and interspecific variation in milkweed nectar chemistry</w:t>
-      </w:r>
-      <w:r>
-        <w:rPr>
-          <w:rFonts w:eastAsia="Cambria" w:cs="Cambria" w:ascii="Cambria" w:hAnsi="Cambria"/>
-          <w:sz w:val="20"/>
-          <w:szCs w:val="20"/>
-        </w:rPr>
-        <w:t>. Poster presented at the Hitchcock Center for Chemical Ecology Annual Symposium, Incline Village, NV.</w:t>
-      </w:r>
-    </w:p>
-    <w:p>
-      <w:pPr>
-        <w:pStyle w:val="normal1"/>
-        <w:rPr>
-          <w:rFonts w:ascii="Cambria" w:hAnsi="Cambria" w:eastAsia="Cambria" w:cs="Cambria"/>
-          <w:sz w:val="20"/>
-          <w:szCs w:val="20"/>
-        </w:rPr>
-      </w:pPr>
-      <w:r>
-        <w:rPr>
-          <w:rFonts w:eastAsia="Cambria" w:cs="Cambria" w:ascii="Cambria" w:hAnsi="Cambria"/>
-          <w:sz w:val="20"/>
-          <w:szCs w:val="20"/>
-        </w:rPr>
-      </w:r>
-    </w:p>
-    <w:p>
-      <w:pPr>
-        <w:pStyle w:val="normal1"/>
-        <w:rPr>
-          <w:rFonts w:ascii="Cambria" w:hAnsi="Cambria" w:eastAsia="Cambria" w:cs="Cambria"/>
-          <w:sz w:val="20"/>
-          <w:szCs w:val="20"/>
-        </w:rPr>
-      </w:pPr>
-      <w:r>
-        <w:rPr>
-          <w:rFonts w:eastAsia="Cambria" w:cs="Cambria" w:ascii="Cambria" w:hAnsi="Cambria"/>
-          <w:sz w:val="20"/>
-          <w:szCs w:val="20"/>
-        </w:rPr>
-      </w:r>
-    </w:p>
-    <w:p>
-      <w:pPr>
-        <w:pStyle w:val="normal1"/>
-        <w:rPr>
-          <w:rFonts w:ascii="Cambria" w:hAnsi="Cambria" w:eastAsia="Cambria" w:cs="Cambria"/>
-          <w:sz w:val="20"/>
-          <w:szCs w:val="20"/>
-        </w:rPr>
-      </w:pPr>
-      <w:r>
-        <w:rPr>
-          <w:rFonts w:eastAsia="Cambria" w:cs="Cambria" w:ascii="Cambria" w:hAnsi="Cambria"/>
-          <w:sz w:val="20"/>
-          <w:szCs w:val="20"/>
-        </w:rPr>
-      </w:r>
-    </w:p>
-    <w:p>
-      <w:pPr>
-        <w:pStyle w:val="normal1"/>
-        <w:rPr>
-          <w:rFonts w:ascii="Cambria" w:hAnsi="Cambria"/>
-        </w:rPr>
-      </w:pPr>
-      <w:r>
-        <w:rPr>
-          <w:rFonts w:eastAsia="Cambria" w:cs="Cambria" w:ascii="Cambria" w:hAnsi="Cambria"/>
-          <w:b/>
-          <w:sz w:val="20"/>
-          <w:szCs w:val="20"/>
-        </w:rPr>
-        <w:t>A. Grele</w:t>
-      </w:r>
-      <w:r>
-        <w:rPr>
-          <w:rFonts w:eastAsia="Cambria" w:cs="Cambria" w:ascii="Cambria" w:hAnsi="Cambria"/>
-          <w:b w:val="false"/>
-          <w:bCs w:val="false"/>
-          <w:sz w:val="20"/>
-          <w:szCs w:val="20"/>
-        </w:rPr>
-        <w:t>*,</w:t>
-      </w:r>
-      <w:r>
-        <w:rPr>
-          <w:rFonts w:eastAsia="Cambria" w:cs="Cambria" w:ascii="Cambria" w:hAnsi="Cambria"/>
-          <w:b/>
-          <w:sz w:val="20"/>
-          <w:szCs w:val="20"/>
-        </w:rPr>
-        <w:t xml:space="preserve"> </w:t>
-      </w:r>
-      <w:r>
-        <w:rPr>
-          <w:rFonts w:eastAsia="Cambria" w:cs="Cambria" w:ascii="Cambria" w:hAnsi="Cambria"/>
-          <w:sz w:val="20"/>
-          <w:szCs w:val="20"/>
-        </w:rPr>
-        <w:t xml:space="preserve">C. Mallon*, 2024. </w:t>
-      </w:r>
-      <w:r>
-        <w:rPr>
-          <w:rFonts w:eastAsia="Cambria" w:cs="Cambria" w:ascii="Cambria" w:hAnsi="Cambria"/>
-          <w:i/>
-          <w:sz w:val="20"/>
-          <w:szCs w:val="20"/>
-        </w:rPr>
-        <w:t>Raman Spectroscopy at a Distance: A Tool for Ecological Research in the Field</w:t>
-      </w:r>
-      <w:r>
-        <w:rPr>
-          <w:rFonts w:eastAsia="Cambria" w:cs="Cambria" w:ascii="Cambria" w:hAnsi="Cambria"/>
-          <w:sz w:val="20"/>
-          <w:szCs w:val="20"/>
-        </w:rPr>
-        <w:t>. Talk presented at the Hitchcock Center for Chemical Ecology Annual Symposium, Incline Village, NV.</w:t>
-      </w:r>
-    </w:p>
-    <w:p>
-      <w:pPr>
-        <w:pStyle w:val="normal1"/>
-        <w:rPr>
-          <w:rFonts w:ascii="Cambria" w:hAnsi="Cambria"/>
-        </w:rPr>
-      </w:pPr>
-      <w:r>
-        <w:rPr>
-          <w:rFonts w:eastAsia="Cambria" w:cs="Cambria" w:ascii="Cambria" w:hAnsi="Cambria"/>
-          <w:i/>
-          <w:sz w:val="16"/>
-          <w:szCs w:val="16"/>
-        </w:rPr>
-        <w:t>* Indicates co-presenters</w:t>
-      </w:r>
-    </w:p>
-    <w:p>
-      <w:pPr>
-        <w:pStyle w:val="normal1"/>
-        <w:rPr>
-          <w:rFonts w:ascii="Cambria" w:hAnsi="Cambria" w:eastAsia="Cambria" w:cs="Cambria"/>
-          <w:sz w:val="20"/>
-          <w:szCs w:val="20"/>
-        </w:rPr>
-      </w:pPr>
-      <w:r>
-        <w:rPr>
-          <w:rFonts w:eastAsia="Cambria" w:cs="Cambria" w:ascii="Cambria" w:hAnsi="Cambria"/>
-          <w:sz w:val="20"/>
-          <w:szCs w:val="20"/>
-        </w:rPr>
-      </w:r>
-    </w:p>
-    <w:p>
-      <w:pPr>
-        <w:pStyle w:val="normal1"/>
-        <w:rPr>
-          <w:rFonts w:ascii="Cambria" w:hAnsi="Cambria"/>
-        </w:rPr>
-      </w:pPr>
-      <w:r>
-        <w:rPr>
-          <w:rFonts w:eastAsia="Cambria" w:cs="Cambria" w:ascii="Cambria" w:hAnsi="Cambria"/>
-          <w:b/>
-          <w:sz w:val="20"/>
-          <w:szCs w:val="20"/>
-        </w:rPr>
-        <w:t>A. Grele</w:t>
-      </w:r>
-      <w:r>
-        <w:rPr>
-          <w:rFonts w:eastAsia="Cambria" w:cs="Cambria" w:ascii="Cambria" w:hAnsi="Cambria"/>
-          <w:b w:val="false"/>
-          <w:bCs w:val="false"/>
-          <w:sz w:val="20"/>
-          <w:szCs w:val="20"/>
-        </w:rPr>
-        <w:t xml:space="preserve">, </w:t>
-      </w:r>
-      <w:r>
-        <w:rPr>
-          <w:rFonts w:eastAsia="Cambria" w:cs="Cambria" w:ascii="Cambria" w:hAnsi="Cambria"/>
-          <w:sz w:val="20"/>
-          <w:szCs w:val="20"/>
-        </w:rPr>
-        <w:t xml:space="preserve">L. Richards, 2023. </w:t>
-      </w:r>
-      <w:r>
-        <w:rPr>
-          <w:rFonts w:eastAsia="Cambria" w:cs="Cambria" w:ascii="Cambria" w:hAnsi="Cambria"/>
-          <w:i/>
-          <w:sz w:val="20"/>
-          <w:szCs w:val="20"/>
-        </w:rPr>
-        <w:t>Simulated herbivory increases plant fitness by altering floral traits and pollinator behavior</w:t>
-      </w:r>
-      <w:r>
-        <w:rPr>
-          <w:rFonts w:eastAsia="Cambria" w:cs="Cambria" w:ascii="Cambria" w:hAnsi="Cambria"/>
-          <w:sz w:val="20"/>
-          <w:szCs w:val="20"/>
-        </w:rPr>
-        <w:t>. Poster presented at the Plant – Herbivore Interactions Gordon Conference, Ventura, CA.</w:t>
-      </w:r>
-    </w:p>
-    <w:p>
-      <w:pPr>
-        <w:pStyle w:val="normal1"/>
-        <w:rPr>
-          <w:rFonts w:ascii="Cambria" w:hAnsi="Cambria" w:eastAsia="Cambria" w:cs="Cambria"/>
-          <w:sz w:val="20"/>
-          <w:szCs w:val="20"/>
-        </w:rPr>
-      </w:pPr>
-      <w:r>
-        <w:rPr>
-          <w:rFonts w:eastAsia="Cambria" w:cs="Cambria" w:ascii="Cambria" w:hAnsi="Cambria"/>
-          <w:sz w:val="20"/>
-          <w:szCs w:val="20"/>
-        </w:rPr>
-      </w:r>
-    </w:p>
-    <w:p>
-      <w:pPr>
-        <w:pStyle w:val="normal1"/>
-        <w:rPr>
-          <w:rFonts w:ascii="Cambria" w:hAnsi="Cambria"/>
-        </w:rPr>
-      </w:pPr>
-      <w:r>
-        <w:rPr>
-          <w:rFonts w:eastAsia="Cambria" w:cs="Cambria" w:ascii="Cambria" w:hAnsi="Cambria"/>
-          <w:b/>
-          <w:sz w:val="20"/>
-          <w:szCs w:val="20"/>
-        </w:rPr>
-        <w:t>A. Grele</w:t>
-      </w:r>
-      <w:r>
-        <w:rPr>
-          <w:rFonts w:eastAsia="Cambria" w:cs="Cambria" w:ascii="Cambria" w:hAnsi="Cambria"/>
-          <w:sz w:val="20"/>
-          <w:szCs w:val="20"/>
-        </w:rPr>
-        <w:t xml:space="preserve">, L. Richards, 2022. </w:t>
-      </w:r>
-      <w:r>
-        <w:rPr>
-          <w:rFonts w:eastAsia="Cambria" w:cs="Cambria" w:ascii="Cambria" w:hAnsi="Cambria"/>
-          <w:i/>
-          <w:sz w:val="20"/>
-          <w:szCs w:val="20"/>
-        </w:rPr>
-        <w:t>Using machine learning to study pollination with high temporal and taxonomic resolution.</w:t>
-      </w:r>
-      <w:r>
-        <w:rPr>
-          <w:rFonts w:eastAsia="Cambria" w:cs="Cambria" w:ascii="Cambria" w:hAnsi="Cambria"/>
-          <w:color w:val="1155CC"/>
-          <w:sz w:val="20"/>
-          <w:szCs w:val="20"/>
-        </w:rPr>
-        <w:t xml:space="preserve"> </w:t>
-      </w:r>
-      <w:r>
-        <w:rPr>
-          <w:rFonts w:eastAsia="Cambria" w:cs="Cambria" w:ascii="Cambria" w:hAnsi="Cambria"/>
-          <w:sz w:val="20"/>
-          <w:szCs w:val="20"/>
-        </w:rPr>
-        <w:t>Poster presented at the annual meeting of the Entomological Society of America, Vancouver, BC.</w:t>
-      </w:r>
-    </w:p>
-    <w:p>
-      <w:pPr>
-        <w:pStyle w:val="normal1"/>
-        <w:pageBreakBefore w:val="false"/>
-        <w:ind w:hanging="0" w:left="0"/>
-        <w:rPr>
-          <w:rFonts w:ascii="Cambria" w:hAnsi="Cambria" w:eastAsia="Cambria" w:cs="Cambria"/>
-          <w:sz w:val="20"/>
-          <w:szCs w:val="20"/>
-        </w:rPr>
-      </w:pPr>
-      <w:r>
-        <w:rPr>
-          <w:rFonts w:eastAsia="Cambria" w:cs="Cambria" w:ascii="Cambria" w:hAnsi="Cambria"/>
-          <w:sz w:val="20"/>
-          <w:szCs w:val="20"/>
-        </w:rPr>
-      </w:r>
-    </w:p>
-    <w:p>
-      <w:pPr>
-        <w:pStyle w:val="normal1"/>
-        <w:pageBreakBefore w:val="false"/>
-        <w:ind w:hanging="0" w:left="0"/>
-        <w:rPr>
-          <w:rFonts w:ascii="Cambria" w:hAnsi="Cambria"/>
-        </w:rPr>
-      </w:pPr>
-      <w:r>
-        <w:rPr>
-          <w:rFonts w:eastAsia="Cambria" w:cs="Cambria" w:ascii="Cambria" w:hAnsi="Cambria"/>
-          <w:b/>
-          <w:sz w:val="20"/>
-          <w:szCs w:val="20"/>
-        </w:rPr>
-        <w:t>A. Grele</w:t>
-      </w:r>
-      <w:r>
-        <w:rPr>
-          <w:rFonts w:eastAsia="Cambria" w:cs="Cambria" w:ascii="Cambria" w:hAnsi="Cambria"/>
-          <w:sz w:val="20"/>
-          <w:szCs w:val="20"/>
-        </w:rPr>
-        <w:t xml:space="preserve">, N. Aflitto, J. Thaler, 2018. </w:t>
-      </w:r>
-      <w:r>
-        <w:rPr>
-          <w:rFonts w:eastAsia="Cambria" w:cs="Cambria" w:ascii="Cambria" w:hAnsi="Cambria"/>
-          <w:i/>
-          <w:sz w:val="20"/>
-          <w:szCs w:val="20"/>
-        </w:rPr>
-        <w:t>Components of Podisus maculiventris Aggregation Pheromone Elicit Non-Consumptive Responses in Colorado Potato Beetles.</w:t>
-      </w:r>
-      <w:r>
-        <w:rPr>
-          <w:rFonts w:eastAsia="Cambria" w:cs="Cambria" w:ascii="Cambria" w:hAnsi="Cambria"/>
-          <w:sz w:val="20"/>
-          <w:szCs w:val="20"/>
-        </w:rPr>
-        <w:t xml:space="preserve"> Poster presented at the annual meeting of the Entomological Society of America, Vancouver, BC.</w:t>
-      </w:r>
-    </w:p>
-    <w:p>
-      <w:pPr>
-        <w:pStyle w:val="normal1"/>
-        <w:pageBreakBefore w:val="false"/>
-        <w:shd w:val="clear" w:fill="auto"/>
-        <w:ind w:hanging="0" w:left="0"/>
-        <w:rPr>
-          <w:rFonts w:ascii="Cambria" w:hAnsi="Cambria"/>
-        </w:rPr>
-      </w:pPr>
-      <w:r>
-        <w:rPr>
-          <w:rFonts w:eastAsia="Cambria" w:cs="Cambria" w:ascii="Cambria" w:hAnsi="Cambria"/>
-          <w:sz w:val="20"/>
-          <w:szCs w:val="20"/>
-        </w:rPr>
-        <w:tab/>
-      </w:r>
-    </w:p>
-    <w:p>
-      <w:pPr>
-        <w:pStyle w:val="normal1"/>
+        <w:pageBreakBefore w:val="false"/>
         <w:rPr>
           <w:rFonts w:ascii="Cambria" w:hAnsi="Cambria"/>
         </w:rPr>
@@ -2651,7 +1865,7 @@
           <w:sz w:val="24"/>
           <w:szCs w:val="24"/>
         </w:rPr>
-        <w:t>Teaching experience</w:t>
+        <w:t>Presentations</w:t>
       </w:r>
     </w:p>
     <w:p>
@@ -2671,7 +1885,976 @@
               <wp:inline distT="0" distB="0" distL="0" distR="0">
                 <wp:extent cx="5944235" cy="19685"/>
                 <wp:effectExtent l="0" t="0" r="0" b="0"/>
-                <wp:docPr id="7" name="Shape7"/>
+                <wp:docPr id="7" name="Shape 1"/>
+                <a:graphic xmlns:a="http://schemas.openxmlformats.org/drawingml/2006/main">
+                  <a:graphicData uri="http://schemas.microsoft.com/office/word/2010/wordprocessingShape">
+                    <wps:wsp>
+                      <wps:cNvSpPr/>
+                      <wps:spPr>
+                        <a:xfrm>
+                          <a:off x="0" y="0"/>
+                          <a:ext cx="5944320" cy="19800"/>
+                        </a:xfrm>
+                        <a:prstGeom prst="rect">
+                          <a:avLst/>
+                        </a:prstGeom>
+                        <a:solidFill>
+                          <a:srgbClr val="a0a0a0"/>
+                        </a:solidFill>
+                        <a:ln w="0">
+                          <a:noFill/>
+                        </a:ln>
+                      </wps:spPr>
+                      <wps:style>
+                        <a:lnRef idx="0"/>
+                        <a:fillRef idx="0"/>
+                        <a:effectRef idx="0"/>
+                        <a:fontRef idx="minor"/>
+                      </wps:style>
+                      <wps:bodyPr/>
+                    </wps:wsp>
+                  </a:graphicData>
+                </a:graphic>
+              </wp:inline>
+            </w:drawing>
+          </mc:Choice>
+          <mc:Fallback>
+            <w:pict>
+              <v:rect id="shape_0" fillcolor="#a0a0a0" stroked="f" o:allowincell="f" style="position:absolute;margin-left:0pt;margin-top:-1.6pt;width:468pt;height:1.5pt;mso-wrap-style:none;v-text-anchor:middle;mso-position-vertical:top">
+                <v:fill o:detectmouseclick="t" type="solid" color2="#5f5f5f"/>
+                <v:stroke color="#3465a4" joinstyle="round" endcap="flat"/>
+                <w10:wrap type="square"/>
+              </v:rect>
+            </w:pict>
+          </mc:Fallback>
+        </mc:AlternateContent>
+      </w:r>
+    </w:p>
+    <w:p>
+      <w:pPr>
+        <w:pStyle w:val="normal1"/>
+        <w:pageBreakBefore w:val="false"/>
+        <w:ind w:hanging="0" w:left="0"/>
+        <w:rPr>
+          <w:rFonts w:ascii="Cambria" w:hAnsi="Cambria" w:eastAsia="Cambria" w:cs="Cambria"/>
+          <w:sz w:val="20"/>
+          <w:szCs w:val="20"/>
+        </w:rPr>
+      </w:pPr>
+      <w:r>
+        <w:rPr/>
+      </w:r>
+    </w:p>
+    <w:p>
+      <w:pPr>
+        <w:pStyle w:val="normal1"/>
+        <w:spacing w:lineRule="auto" w:line="240" w:before="0" w:after="240"/>
+        <w:ind w:hanging="0" w:left="0"/>
+        <w:rPr>
+          <w:rFonts w:ascii="Cambria" w:hAnsi="Cambria"/>
+        </w:rPr>
+      </w:pPr>
+      <w:r>
+        <w:rPr>
+          <w:rFonts w:eastAsia="Cambria" w:cs="Cambria" w:ascii="Cambria" w:hAnsi="Cambria"/>
+          <w:b/>
+          <w:sz w:val="20"/>
+          <w:szCs w:val="20"/>
+        </w:rPr>
+        <w:t>A. Grele</w:t>
+      </w:r>
+      <w:r>
+        <w:rPr>
+          <w:rFonts w:eastAsia="Cambria" w:cs="Cambria" w:ascii="Cambria" w:hAnsi="Cambria"/>
+          <w:b w:val="false"/>
+          <w:bCs w:val="false"/>
+          <w:sz w:val="20"/>
+          <w:szCs w:val="20"/>
+        </w:rPr>
+        <w:t>,</w:t>
+      </w:r>
+      <w:r>
+        <w:rPr>
+          <w:rFonts w:eastAsia="Cambria" w:cs="Cambria" w:ascii="Cambria" w:hAnsi="Cambria"/>
+          <w:b/>
+          <w:sz w:val="20"/>
+          <w:szCs w:val="20"/>
+        </w:rPr>
+        <w:t xml:space="preserve"> </w:t>
+      </w:r>
+      <w:r>
+        <w:rPr>
+          <w:rFonts w:eastAsia="Cambria" w:cs="Cambria" w:ascii="Cambria" w:hAnsi="Cambria"/>
+          <w:b w:val="false"/>
+          <w:bCs w:val="false"/>
+          <w:sz w:val="20"/>
+          <w:szCs w:val="20"/>
+        </w:rPr>
+        <w:t>L.</w:t>
+      </w:r>
+      <w:r>
+        <w:rPr>
+          <w:rFonts w:eastAsia="Cambria" w:cs="Cambria" w:ascii="Cambria" w:hAnsi="Cambria"/>
+          <w:b/>
+          <w:sz w:val="20"/>
+          <w:szCs w:val="20"/>
+        </w:rPr>
+        <w:t xml:space="preserve"> </w:t>
+      </w:r>
+      <w:r>
+        <w:rPr>
+          <w:rFonts w:eastAsia="Cambria" w:cs="Cambria" w:ascii="Cambria" w:hAnsi="Cambria"/>
+          <w:b w:val="false"/>
+          <w:bCs w:val="false"/>
+          <w:sz w:val="20"/>
+          <w:szCs w:val="20"/>
+        </w:rPr>
+        <w:t xml:space="preserve">Richards, 2025. </w:t>
+      </w:r>
+      <w:r>
+        <w:rPr>
+          <w:rFonts w:eastAsia="Cambria" w:cs="Cambria" w:ascii="Cambria" w:hAnsi="Cambria"/>
+          <w:b w:val="false"/>
+          <w:bCs w:val="false"/>
+          <w:i/>
+          <w:iCs/>
+          <w:sz w:val="20"/>
+          <w:szCs w:val="20"/>
+        </w:rPr>
+        <w:t xml:space="preserve">More than sugar water: Specialized nectar chemistry as a driver of pollinator behavior and competition. </w:t>
+      </w:r>
+      <w:r>
+        <w:rPr>
+          <w:rFonts w:eastAsia="Cambria" w:cs="Cambria" w:ascii="Cambria" w:hAnsi="Cambria"/>
+          <w:b w:val="false"/>
+          <w:bCs w:val="false"/>
+          <w:i w:val="false"/>
+          <w:iCs w:val="false"/>
+          <w:sz w:val="20"/>
+          <w:szCs w:val="20"/>
+        </w:rPr>
+        <w:t>Invited t</w:t>
+      </w:r>
+      <w:r>
+        <w:rPr>
+          <w:rFonts w:eastAsia="Cambria" w:cs="Cambria" w:ascii="Cambria" w:hAnsi="Cambria"/>
+          <w:b w:val="false"/>
+          <w:bCs w:val="false"/>
+          <w:i w:val="false"/>
+          <w:iCs w:val="false"/>
+          <w:sz w:val="20"/>
+          <w:szCs w:val="20"/>
+        </w:rPr>
+        <w:t>alk presented at the annual meeting of the Entomological Society of America, Portland, OR.</w:t>
+      </w:r>
+    </w:p>
+    <w:p>
+      <w:pPr>
+        <w:pStyle w:val="normal1"/>
+        <w:spacing w:lineRule="auto" w:line="240" w:before="0" w:after="240"/>
+        <w:ind w:hanging="0" w:left="0"/>
+        <w:rPr>
+          <w:rFonts w:ascii="Cambria" w:hAnsi="Cambria"/>
+        </w:rPr>
+      </w:pPr>
+      <w:r>
+        <w:rPr>
+          <w:rFonts w:eastAsia="Cambria" w:cs="Cambria" w:ascii="Cambria" w:hAnsi="Cambria"/>
+          <w:b/>
+          <w:sz w:val="20"/>
+          <w:szCs w:val="20"/>
+        </w:rPr>
+        <w:t>A. Grele</w:t>
+      </w:r>
+      <w:r>
+        <w:rPr>
+          <w:rFonts w:eastAsia="Cambria" w:cs="Cambria" w:ascii="Cambria" w:hAnsi="Cambria"/>
+          <w:b w:val="false"/>
+          <w:bCs w:val="false"/>
+          <w:sz w:val="20"/>
+          <w:szCs w:val="20"/>
+        </w:rPr>
+        <w:t>,</w:t>
+      </w:r>
+      <w:r>
+        <w:rPr>
+          <w:rFonts w:eastAsia="Cambria" w:cs="Cambria" w:ascii="Cambria" w:hAnsi="Cambria"/>
+          <w:b/>
+          <w:sz w:val="20"/>
+          <w:szCs w:val="20"/>
+        </w:rPr>
+        <w:t xml:space="preserve"> </w:t>
+      </w:r>
+      <w:r>
+        <w:rPr>
+          <w:rFonts w:eastAsia="Cambria" w:cs="Cambria" w:ascii="Cambria" w:hAnsi="Cambria"/>
+          <w:b w:val="false"/>
+          <w:bCs w:val="false"/>
+          <w:sz w:val="20"/>
+          <w:szCs w:val="20"/>
+        </w:rPr>
+        <w:t>L.</w:t>
+      </w:r>
+      <w:r>
+        <w:rPr>
+          <w:rFonts w:eastAsia="Cambria" w:cs="Cambria" w:ascii="Cambria" w:hAnsi="Cambria"/>
+          <w:b/>
+          <w:sz w:val="20"/>
+          <w:szCs w:val="20"/>
+        </w:rPr>
+        <w:t xml:space="preserve"> </w:t>
+      </w:r>
+      <w:r>
+        <w:rPr>
+          <w:rFonts w:eastAsia="Cambria" w:cs="Cambria" w:ascii="Cambria" w:hAnsi="Cambria"/>
+          <w:b w:val="false"/>
+          <w:bCs w:val="false"/>
+          <w:sz w:val="20"/>
+          <w:szCs w:val="20"/>
+        </w:rPr>
+        <w:t xml:space="preserve">Richards, </w:t>
+      </w:r>
+      <w:r>
+        <w:rPr>
+          <w:rFonts w:eastAsia="Cambria" w:cs="Cambria" w:ascii="Cambria" w:hAnsi="Cambria"/>
+          <w:sz w:val="20"/>
+          <w:szCs w:val="20"/>
+        </w:rPr>
+        <w:t xml:space="preserve">2025. </w:t>
+      </w:r>
+      <w:r>
+        <w:rPr>
+          <w:rFonts w:eastAsia="Cambria" w:cs="Cambria" w:ascii="Cambria" w:hAnsi="Cambria"/>
+          <w:i/>
+          <w:iCs/>
+          <w:sz w:val="20"/>
+          <w:szCs w:val="20"/>
+        </w:rPr>
+        <w:t xml:space="preserve">Not all pollinators are equal: </w:t>
+      </w:r>
+      <w:r>
+        <w:rPr>
+          <w:rFonts w:eastAsia="Cambria" w:cs="Cambria" w:ascii="Cambria" w:hAnsi="Cambria"/>
+          <w:i/>
+          <w:sz w:val="20"/>
+          <w:szCs w:val="20"/>
+        </w:rPr>
+        <w:t>Specialized nectar chemistry alters plant fitness by selectively modifying insect behavior</w:t>
+      </w:r>
+      <w:r>
+        <w:rPr>
+          <w:rFonts w:eastAsia="Cambria" w:cs="Cambria" w:ascii="Cambria" w:hAnsi="Cambria"/>
+          <w:sz w:val="20"/>
+          <w:szCs w:val="20"/>
+        </w:rPr>
+        <w:t xml:space="preserve">. </w:t>
+      </w:r>
+      <w:r>
+        <w:rPr>
+          <w:rFonts w:eastAsia="Cambria" w:cs="Cambria" w:ascii="Cambria" w:hAnsi="Cambria"/>
+          <w:sz w:val="20"/>
+          <w:szCs w:val="20"/>
+        </w:rPr>
+        <w:t>Contributed t</w:t>
+      </w:r>
+      <w:r>
+        <w:rPr>
+          <w:rFonts w:eastAsia="Cambria" w:cs="Cambria" w:ascii="Cambria" w:hAnsi="Cambria"/>
+          <w:sz w:val="20"/>
+          <w:szCs w:val="20"/>
+        </w:rPr>
+        <w:t>alk presented at the Hitchcock Center for Chemical Ecology Annual Symposium, Incline Village, NV.</w:t>
+      </w:r>
+    </w:p>
+    <w:p>
+      <w:pPr>
+        <w:pStyle w:val="normal1"/>
+        <w:rPr>
+          <w:rFonts w:ascii="Cambria" w:hAnsi="Cambria"/>
+        </w:rPr>
+      </w:pPr>
+      <w:r>
+        <w:rPr>
+          <w:rFonts w:eastAsia="Cambria" w:cs="Cambria" w:ascii="Cambria" w:hAnsi="Cambria"/>
+          <w:b/>
+          <w:sz w:val="20"/>
+          <w:szCs w:val="20"/>
+        </w:rPr>
+        <w:t>A. Grele</w:t>
+      </w:r>
+      <w:r>
+        <w:rPr>
+          <w:rFonts w:eastAsia="Cambria" w:cs="Cambria" w:ascii="Cambria" w:hAnsi="Cambria"/>
+          <w:b w:val="false"/>
+          <w:bCs w:val="false"/>
+          <w:sz w:val="20"/>
+          <w:szCs w:val="20"/>
+        </w:rPr>
+        <w:t>,</w:t>
+      </w:r>
+      <w:r>
+        <w:rPr>
+          <w:rFonts w:eastAsia="Cambria" w:cs="Cambria" w:ascii="Cambria" w:hAnsi="Cambria"/>
+          <w:b/>
+          <w:sz w:val="20"/>
+          <w:szCs w:val="20"/>
+        </w:rPr>
+        <w:t xml:space="preserve"> </w:t>
+      </w:r>
+      <w:r>
+        <w:rPr>
+          <w:rFonts w:eastAsia="Cambria" w:cs="Cambria" w:ascii="Cambria" w:hAnsi="Cambria"/>
+          <w:b w:val="false"/>
+          <w:bCs w:val="false"/>
+          <w:sz w:val="20"/>
+          <w:szCs w:val="20"/>
+        </w:rPr>
+        <w:t>L.</w:t>
+      </w:r>
+      <w:r>
+        <w:rPr>
+          <w:rFonts w:eastAsia="Cambria" w:cs="Cambria" w:ascii="Cambria" w:hAnsi="Cambria"/>
+          <w:b/>
+          <w:sz w:val="20"/>
+          <w:szCs w:val="20"/>
+        </w:rPr>
+        <w:t xml:space="preserve"> </w:t>
+      </w:r>
+      <w:r>
+        <w:rPr>
+          <w:rFonts w:eastAsia="Cambria" w:cs="Cambria" w:ascii="Cambria" w:hAnsi="Cambria"/>
+          <w:b w:val="false"/>
+          <w:bCs w:val="false"/>
+          <w:sz w:val="20"/>
+          <w:szCs w:val="20"/>
+        </w:rPr>
+        <w:t xml:space="preserve">Richards, 2024. </w:t>
+      </w:r>
+      <w:r>
+        <w:rPr>
+          <w:rFonts w:eastAsia="Cambria" w:cs="Cambria" w:ascii="Cambria" w:hAnsi="Cambria"/>
+          <w:b w:val="false"/>
+          <w:bCs w:val="false"/>
+          <w:i/>
+          <w:iCs/>
+          <w:sz w:val="20"/>
+          <w:szCs w:val="20"/>
+        </w:rPr>
+        <w:t xml:space="preserve">Nectar chemistry alters plant fitness by manipulating pollinators. </w:t>
+      </w:r>
+      <w:r>
+        <w:rPr>
+          <w:rFonts w:eastAsia="Cambria" w:cs="Cambria" w:ascii="Cambria" w:hAnsi="Cambria"/>
+          <w:b w:val="false"/>
+          <w:bCs w:val="false"/>
+          <w:i w:val="false"/>
+          <w:iCs w:val="false"/>
+          <w:sz w:val="20"/>
+          <w:szCs w:val="20"/>
+        </w:rPr>
+        <w:t>Contributed t</w:t>
+      </w:r>
+      <w:r>
+        <w:rPr>
+          <w:rFonts w:eastAsia="Cambria" w:cs="Cambria" w:ascii="Cambria" w:hAnsi="Cambria"/>
+          <w:b w:val="false"/>
+          <w:bCs w:val="false"/>
+          <w:i w:val="false"/>
+          <w:iCs w:val="false"/>
+          <w:sz w:val="20"/>
+          <w:szCs w:val="20"/>
+        </w:rPr>
+        <w:t>alk presented at the annual meeting of the Entomological Society of America, Phoenix, AZ.</w:t>
+      </w:r>
+    </w:p>
+    <w:p>
+      <w:pPr>
+        <w:pStyle w:val="normal1"/>
+        <w:rPr>
+          <w:rFonts w:ascii="Cambria" w:hAnsi="Cambria" w:eastAsia="Cambria" w:cs="Cambria"/>
+          <w:sz w:val="20"/>
+          <w:szCs w:val="20"/>
+        </w:rPr>
+      </w:pPr>
+      <w:r>
+        <w:rPr>
+          <w:rFonts w:eastAsia="Cambria" w:cs="Cambria" w:ascii="Cambria" w:hAnsi="Cambria"/>
+          <w:sz w:val="20"/>
+          <w:szCs w:val="20"/>
+        </w:rPr>
+      </w:r>
+    </w:p>
+    <w:p>
+      <w:pPr>
+        <w:pStyle w:val="normal1"/>
+        <w:rPr>
+          <w:rFonts w:ascii="Cambria" w:hAnsi="Cambria"/>
+        </w:rPr>
+      </w:pPr>
+      <w:r>
+        <w:rPr>
+          <w:rFonts w:eastAsia="Cambria" w:cs="Cambria" w:ascii="Cambria" w:hAnsi="Cambria"/>
+          <w:b/>
+          <w:sz w:val="20"/>
+          <w:szCs w:val="20"/>
+        </w:rPr>
+        <w:t>A. Grele</w:t>
+      </w:r>
+      <w:r>
+        <w:rPr>
+          <w:rFonts w:eastAsia="Cambria" w:cs="Cambria" w:ascii="Cambria" w:hAnsi="Cambria"/>
+          <w:b w:val="false"/>
+          <w:bCs w:val="false"/>
+          <w:sz w:val="20"/>
+          <w:szCs w:val="20"/>
+        </w:rPr>
+        <w:t>,</w:t>
+      </w:r>
+      <w:r>
+        <w:rPr>
+          <w:rFonts w:eastAsia="Cambria" w:cs="Cambria" w:ascii="Cambria" w:hAnsi="Cambria"/>
+          <w:b/>
+          <w:sz w:val="20"/>
+          <w:szCs w:val="20"/>
+        </w:rPr>
+        <w:t xml:space="preserve"> </w:t>
+      </w:r>
+      <w:r>
+        <w:rPr>
+          <w:rFonts w:eastAsia="Cambria" w:cs="Cambria" w:ascii="Cambria" w:hAnsi="Cambria"/>
+          <w:sz w:val="20"/>
+          <w:szCs w:val="20"/>
+        </w:rPr>
+        <w:t xml:space="preserve">L. Richards, 2024. </w:t>
+      </w:r>
+      <w:r>
+        <w:rPr>
+          <w:rFonts w:eastAsia="Cambria" w:cs="Cambria" w:ascii="Cambria" w:hAnsi="Cambria"/>
+          <w:i/>
+          <w:sz w:val="20"/>
+          <w:szCs w:val="20"/>
+        </w:rPr>
+        <w:t>Chemical signals and chemical noise – why plant defenses are more complex and pheromones are simpler in the tropics</w:t>
+      </w:r>
+      <w:r>
+        <w:rPr>
+          <w:rFonts w:eastAsia="Cambria" w:cs="Cambria" w:ascii="Cambria" w:hAnsi="Cambria"/>
+          <w:sz w:val="20"/>
+          <w:szCs w:val="20"/>
+        </w:rPr>
+        <w:t xml:space="preserve">. </w:t>
+      </w:r>
+      <w:r>
+        <w:rPr>
+          <w:rFonts w:eastAsia="Cambria" w:cs="Cambria" w:ascii="Cambria" w:hAnsi="Cambria"/>
+          <w:sz w:val="20"/>
+          <w:szCs w:val="20"/>
+        </w:rPr>
+        <w:t>Contributed t</w:t>
+      </w:r>
+      <w:r>
+        <w:rPr>
+          <w:rFonts w:eastAsia="Cambria" w:cs="Cambria" w:ascii="Cambria" w:hAnsi="Cambria"/>
+          <w:sz w:val="20"/>
+          <w:szCs w:val="20"/>
+        </w:rPr>
+        <w:t>alk presented at the 27</w:t>
+      </w:r>
+      <w:r>
+        <w:rPr>
+          <w:rFonts w:eastAsia="Cambria" w:cs="Cambria" w:ascii="Cambria" w:hAnsi="Cambria"/>
+          <w:sz w:val="20"/>
+          <w:szCs w:val="20"/>
+          <w:vertAlign w:val="superscript"/>
+        </w:rPr>
+        <w:t>th</w:t>
+      </w:r>
+      <w:r>
+        <w:rPr>
+          <w:rFonts w:eastAsia="Cambria" w:cs="Cambria" w:ascii="Cambria" w:hAnsi="Cambria"/>
+          <w:sz w:val="20"/>
+          <w:szCs w:val="20"/>
+        </w:rPr>
+        <w:t xml:space="preserve"> International Congress of Entomology, Kyoto, Japan.</w:t>
+      </w:r>
+    </w:p>
+    <w:p>
+      <w:pPr>
+        <w:pStyle w:val="normal1"/>
+        <w:rPr>
+          <w:rFonts w:ascii="Cambria" w:hAnsi="Cambria" w:eastAsia="Cambria" w:cs="Cambria"/>
+          <w:sz w:val="20"/>
+          <w:szCs w:val="20"/>
+        </w:rPr>
+      </w:pPr>
+      <w:r>
+        <w:rPr>
+          <w:rFonts w:eastAsia="Cambria" w:cs="Cambria" w:ascii="Cambria" w:hAnsi="Cambria"/>
+          <w:sz w:val="20"/>
+          <w:szCs w:val="20"/>
+        </w:rPr>
+      </w:r>
+    </w:p>
+    <w:p>
+      <w:pPr>
+        <w:pStyle w:val="normal1"/>
+        <w:rPr>
+          <w:rFonts w:ascii="Cambria" w:hAnsi="Cambria"/>
+        </w:rPr>
+      </w:pPr>
+      <w:r>
+        <w:rPr>
+          <w:rFonts w:eastAsia="Cambria" w:cs="Cambria" w:ascii="Cambria" w:hAnsi="Cambria"/>
+          <w:b/>
+          <w:sz w:val="20"/>
+          <w:szCs w:val="20"/>
+        </w:rPr>
+        <w:t>A. Grele</w:t>
+      </w:r>
+      <w:r>
+        <w:rPr>
+          <w:rFonts w:eastAsia="Cambria" w:cs="Cambria" w:ascii="Cambria" w:hAnsi="Cambria"/>
+          <w:b w:val="false"/>
+          <w:bCs w:val="false"/>
+          <w:sz w:val="20"/>
+          <w:szCs w:val="20"/>
+        </w:rPr>
+        <w:t>,</w:t>
+      </w:r>
+      <w:r>
+        <w:rPr>
+          <w:rFonts w:eastAsia="Cambria" w:cs="Cambria" w:ascii="Cambria" w:hAnsi="Cambria"/>
+          <w:b/>
+          <w:sz w:val="20"/>
+          <w:szCs w:val="20"/>
+        </w:rPr>
+        <w:t xml:space="preserve"> </w:t>
+      </w:r>
+      <w:r>
+        <w:rPr>
+          <w:rFonts w:eastAsia="Cambria" w:cs="Cambria" w:ascii="Cambria" w:hAnsi="Cambria"/>
+          <w:sz w:val="20"/>
+          <w:szCs w:val="20"/>
+        </w:rPr>
+        <w:t xml:space="preserve">L. Richards, 2024. </w:t>
+      </w:r>
+      <w:r>
+        <w:rPr>
+          <w:rFonts w:eastAsia="Cambria" w:cs="Cambria" w:ascii="Cambria" w:hAnsi="Cambria"/>
+          <w:i/>
+          <w:sz w:val="20"/>
+          <w:szCs w:val="20"/>
+        </w:rPr>
+        <w:t>Intra- and interspecific variation in milkweed nectar chemistry</w:t>
+      </w:r>
+      <w:r>
+        <w:rPr>
+          <w:rFonts w:eastAsia="Cambria" w:cs="Cambria" w:ascii="Cambria" w:hAnsi="Cambria"/>
+          <w:sz w:val="20"/>
+          <w:szCs w:val="20"/>
+        </w:rPr>
+        <w:t>. Poster presented at the Hitchcock Center for Chemical Ecology Annual Symposium, Incline Village, NV.</w:t>
+      </w:r>
+    </w:p>
+    <w:p>
+      <w:pPr>
+        <w:pStyle w:val="normal1"/>
+        <w:rPr>
+          <w:rFonts w:ascii="Cambria" w:hAnsi="Cambria" w:eastAsia="Cambria" w:cs="Cambria"/>
+          <w:sz w:val="20"/>
+          <w:szCs w:val="20"/>
+        </w:rPr>
+      </w:pPr>
+      <w:r>
+        <w:rPr>
+          <w:rFonts w:eastAsia="Cambria" w:cs="Cambria" w:ascii="Cambria" w:hAnsi="Cambria"/>
+          <w:sz w:val="20"/>
+          <w:szCs w:val="20"/>
+        </w:rPr>
+      </w:r>
+    </w:p>
+    <w:p>
+      <w:pPr>
+        <w:pStyle w:val="normal1"/>
+        <w:rPr>
+          <w:rFonts w:ascii="Cambria" w:hAnsi="Cambria" w:eastAsia="Cambria" w:cs="Cambria"/>
+          <w:sz w:val="20"/>
+          <w:szCs w:val="20"/>
+        </w:rPr>
+      </w:pPr>
+      <w:r>
+        <w:rPr>
+          <w:rFonts w:eastAsia="Cambria" w:cs="Cambria" w:ascii="Cambria" w:hAnsi="Cambria"/>
+          <w:sz w:val="20"/>
+          <w:szCs w:val="20"/>
+        </w:rPr>
+      </w:r>
+    </w:p>
+    <w:p>
+      <w:pPr>
+        <w:pStyle w:val="normal1"/>
+        <w:rPr>
+          <w:rFonts w:ascii="Cambria" w:hAnsi="Cambria" w:eastAsia="Cambria" w:cs="Cambria"/>
+          <w:sz w:val="20"/>
+          <w:szCs w:val="20"/>
+        </w:rPr>
+      </w:pPr>
+      <w:r>
+        <w:rPr>
+          <w:rFonts w:eastAsia="Cambria" w:cs="Cambria" w:ascii="Cambria" w:hAnsi="Cambria"/>
+          <w:sz w:val="20"/>
+          <w:szCs w:val="20"/>
+        </w:rPr>
+      </w:r>
+    </w:p>
+    <w:p>
+      <w:pPr>
+        <w:pStyle w:val="normal1"/>
+        <w:rPr>
+          <w:rFonts w:ascii="Cambria" w:hAnsi="Cambria"/>
+        </w:rPr>
+      </w:pPr>
+      <w:r>
+        <w:rPr>
+          <w:rFonts w:eastAsia="Cambria" w:cs="Cambria" w:ascii="Cambria" w:hAnsi="Cambria"/>
+          <w:b/>
+          <w:sz w:val="20"/>
+          <w:szCs w:val="20"/>
+        </w:rPr>
+        <w:t>A. Grele</w:t>
+      </w:r>
+      <w:r>
+        <w:rPr>
+          <w:rFonts w:eastAsia="Cambria" w:cs="Cambria" w:ascii="Cambria" w:hAnsi="Cambria"/>
+          <w:b w:val="false"/>
+          <w:bCs w:val="false"/>
+          <w:sz w:val="20"/>
+          <w:szCs w:val="20"/>
+        </w:rPr>
+        <w:t>*,</w:t>
+      </w:r>
+      <w:r>
+        <w:rPr>
+          <w:rFonts w:eastAsia="Cambria" w:cs="Cambria" w:ascii="Cambria" w:hAnsi="Cambria"/>
+          <w:b/>
+          <w:sz w:val="20"/>
+          <w:szCs w:val="20"/>
+        </w:rPr>
+        <w:t xml:space="preserve"> </w:t>
+      </w:r>
+      <w:r>
+        <w:rPr>
+          <w:rFonts w:eastAsia="Cambria" w:cs="Cambria" w:ascii="Cambria" w:hAnsi="Cambria"/>
+          <w:sz w:val="20"/>
+          <w:szCs w:val="20"/>
+        </w:rPr>
+        <w:t xml:space="preserve">C. Mallon*, 2024. </w:t>
+      </w:r>
+      <w:r>
+        <w:rPr>
+          <w:rFonts w:eastAsia="Cambria" w:cs="Cambria" w:ascii="Cambria" w:hAnsi="Cambria"/>
+          <w:i/>
+          <w:sz w:val="20"/>
+          <w:szCs w:val="20"/>
+        </w:rPr>
+        <w:t>Raman Spectroscopy at a Distance: A Tool for Ecological Research in the Field</w:t>
+      </w:r>
+      <w:r>
+        <w:rPr>
+          <w:rFonts w:eastAsia="Cambria" w:cs="Cambria" w:ascii="Cambria" w:hAnsi="Cambria"/>
+          <w:sz w:val="20"/>
+          <w:szCs w:val="20"/>
+        </w:rPr>
+        <w:t xml:space="preserve">. </w:t>
+      </w:r>
+      <w:r>
+        <w:rPr>
+          <w:rFonts w:eastAsia="Cambria" w:cs="Cambria" w:ascii="Cambria" w:hAnsi="Cambria"/>
+          <w:sz w:val="20"/>
+          <w:szCs w:val="20"/>
+        </w:rPr>
+        <w:t>Invited t</w:t>
+      </w:r>
+      <w:r>
+        <w:rPr>
+          <w:rFonts w:eastAsia="Cambria" w:cs="Cambria" w:ascii="Cambria" w:hAnsi="Cambria"/>
+          <w:sz w:val="20"/>
+          <w:szCs w:val="20"/>
+        </w:rPr>
+        <w:t>alk presented at the Hitchcock Center for Chemical Ecology Annual Symposium, Incline Village, NV.</w:t>
+      </w:r>
+    </w:p>
+    <w:p>
+      <w:pPr>
+        <w:pStyle w:val="normal1"/>
+        <w:rPr>
+          <w:rFonts w:ascii="Cambria" w:hAnsi="Cambria"/>
+        </w:rPr>
+      </w:pPr>
+      <w:r>
+        <w:rPr>
+          <w:rFonts w:eastAsia="Cambria" w:cs="Cambria" w:ascii="Cambria" w:hAnsi="Cambria"/>
+          <w:i/>
+          <w:sz w:val="16"/>
+          <w:szCs w:val="16"/>
+        </w:rPr>
+        <w:t>* Indicates co-presenters</w:t>
+      </w:r>
+    </w:p>
+    <w:p>
+      <w:pPr>
+        <w:pStyle w:val="normal1"/>
+        <w:rPr>
+          <w:rFonts w:ascii="Cambria" w:hAnsi="Cambria" w:eastAsia="Cambria" w:cs="Cambria"/>
+          <w:sz w:val="20"/>
+          <w:szCs w:val="20"/>
+        </w:rPr>
+      </w:pPr>
+      <w:r>
+        <w:rPr>
+          <w:rFonts w:eastAsia="Cambria" w:cs="Cambria" w:ascii="Cambria" w:hAnsi="Cambria"/>
+          <w:sz w:val="20"/>
+          <w:szCs w:val="20"/>
+        </w:rPr>
+      </w:r>
+    </w:p>
+    <w:p>
+      <w:pPr>
+        <w:pStyle w:val="normal1"/>
+        <w:rPr>
+          <w:rFonts w:ascii="Cambria" w:hAnsi="Cambria"/>
+        </w:rPr>
+      </w:pPr>
+      <w:r>
+        <w:rPr>
+          <w:rFonts w:eastAsia="Cambria" w:cs="Cambria" w:ascii="Cambria" w:hAnsi="Cambria"/>
+          <w:b/>
+          <w:sz w:val="20"/>
+          <w:szCs w:val="20"/>
+        </w:rPr>
+        <w:t>A. Grele</w:t>
+      </w:r>
+      <w:r>
+        <w:rPr>
+          <w:rFonts w:eastAsia="Cambria" w:cs="Cambria" w:ascii="Cambria" w:hAnsi="Cambria"/>
+          <w:b w:val="false"/>
+          <w:bCs w:val="false"/>
+          <w:sz w:val="20"/>
+          <w:szCs w:val="20"/>
+        </w:rPr>
+        <w:t xml:space="preserve">, </w:t>
+      </w:r>
+      <w:r>
+        <w:rPr>
+          <w:rFonts w:eastAsia="Cambria" w:cs="Cambria" w:ascii="Cambria" w:hAnsi="Cambria"/>
+          <w:sz w:val="20"/>
+          <w:szCs w:val="20"/>
+        </w:rPr>
+        <w:t xml:space="preserve">L. Richards, 2023. </w:t>
+      </w:r>
+      <w:r>
+        <w:rPr>
+          <w:rFonts w:eastAsia="Cambria" w:cs="Cambria" w:ascii="Cambria" w:hAnsi="Cambria"/>
+          <w:i/>
+          <w:sz w:val="20"/>
+          <w:szCs w:val="20"/>
+        </w:rPr>
+        <w:t>Simulated herbivory increases plant fitness by altering floral traits and pollinator behavior</w:t>
+      </w:r>
+      <w:r>
+        <w:rPr>
+          <w:rFonts w:eastAsia="Cambria" w:cs="Cambria" w:ascii="Cambria" w:hAnsi="Cambria"/>
+          <w:sz w:val="20"/>
+          <w:szCs w:val="20"/>
+        </w:rPr>
+        <w:t>. Poster presented at the Plant – Herbivore Interactions Gordon Conference, Ventura, CA.</w:t>
+      </w:r>
+    </w:p>
+    <w:p>
+      <w:pPr>
+        <w:pStyle w:val="normal1"/>
+        <w:rPr>
+          <w:rFonts w:ascii="Cambria" w:hAnsi="Cambria" w:eastAsia="Cambria" w:cs="Cambria"/>
+          <w:sz w:val="20"/>
+          <w:szCs w:val="20"/>
+        </w:rPr>
+      </w:pPr>
+      <w:r>
+        <w:rPr>
+          <w:rFonts w:eastAsia="Cambria" w:cs="Cambria" w:ascii="Cambria" w:hAnsi="Cambria"/>
+          <w:sz w:val="20"/>
+          <w:szCs w:val="20"/>
+        </w:rPr>
+      </w:r>
+    </w:p>
+    <w:p>
+      <w:pPr>
+        <w:pStyle w:val="normal1"/>
+        <w:rPr>
+          <w:rFonts w:ascii="Cambria" w:hAnsi="Cambria"/>
+        </w:rPr>
+      </w:pPr>
+      <w:r>
+        <w:rPr>
+          <w:rFonts w:eastAsia="Cambria" w:cs="Cambria" w:ascii="Cambria" w:hAnsi="Cambria"/>
+          <w:b/>
+          <w:sz w:val="20"/>
+          <w:szCs w:val="20"/>
+        </w:rPr>
+        <w:t>A. Grele</w:t>
+      </w:r>
+      <w:r>
+        <w:rPr>
+          <w:rFonts w:eastAsia="Cambria" w:cs="Cambria" w:ascii="Cambria" w:hAnsi="Cambria"/>
+          <w:sz w:val="20"/>
+          <w:szCs w:val="20"/>
+        </w:rPr>
+        <w:t xml:space="preserve">, L. Richards, 2022. </w:t>
+      </w:r>
+      <w:r>
+        <w:rPr>
+          <w:rFonts w:eastAsia="Cambria" w:cs="Cambria" w:ascii="Cambria" w:hAnsi="Cambria"/>
+          <w:i/>
+          <w:sz w:val="20"/>
+          <w:szCs w:val="20"/>
+        </w:rPr>
+        <w:t>Using machine learning to study pollination with high temporal and taxonomic resolution.</w:t>
+      </w:r>
+      <w:r>
+        <w:rPr>
+          <w:rFonts w:eastAsia="Cambria" w:cs="Cambria" w:ascii="Cambria" w:hAnsi="Cambria"/>
+          <w:color w:val="1155CC"/>
+          <w:sz w:val="20"/>
+          <w:szCs w:val="20"/>
+        </w:rPr>
+        <w:t xml:space="preserve"> </w:t>
+      </w:r>
+      <w:r>
+        <w:rPr>
+          <w:rFonts w:eastAsia="Cambria" w:cs="Cambria" w:ascii="Cambria" w:hAnsi="Cambria"/>
+          <w:sz w:val="20"/>
+          <w:szCs w:val="20"/>
+        </w:rPr>
+        <w:t>Poster presented at the annual meeting of the Entomological Society of America, Vancouver, BC.</w:t>
+      </w:r>
+    </w:p>
+    <w:p>
+      <w:pPr>
+        <w:pStyle w:val="normal1"/>
+        <w:pageBreakBefore w:val="false"/>
+        <w:ind w:hanging="0" w:left="0"/>
+        <w:rPr>
+          <w:rFonts w:ascii="Cambria" w:hAnsi="Cambria" w:eastAsia="Cambria" w:cs="Cambria"/>
+          <w:sz w:val="20"/>
+          <w:szCs w:val="20"/>
+        </w:rPr>
+      </w:pPr>
+      <w:r>
+        <w:rPr>
+          <w:rFonts w:eastAsia="Cambria" w:cs="Cambria" w:ascii="Cambria" w:hAnsi="Cambria"/>
+          <w:sz w:val="20"/>
+          <w:szCs w:val="20"/>
+        </w:rPr>
+      </w:r>
+    </w:p>
+    <w:p>
+      <w:pPr>
+        <w:pStyle w:val="normal1"/>
+        <w:pageBreakBefore w:val="false"/>
+        <w:ind w:hanging="0" w:left="0"/>
+        <w:rPr>
+          <w:rFonts w:ascii="Cambria" w:hAnsi="Cambria"/>
+        </w:rPr>
+      </w:pPr>
+      <w:r>
+        <w:rPr>
+          <w:rFonts w:eastAsia="Cambria" w:cs="Cambria" w:ascii="Cambria" w:hAnsi="Cambria"/>
+          <w:b/>
+          <w:sz w:val="20"/>
+          <w:szCs w:val="20"/>
+        </w:rPr>
+        <w:t>A. Grele</w:t>
+      </w:r>
+      <w:r>
+        <w:rPr>
+          <w:rFonts w:eastAsia="Cambria" w:cs="Cambria" w:ascii="Cambria" w:hAnsi="Cambria"/>
+          <w:sz w:val="20"/>
+          <w:szCs w:val="20"/>
+        </w:rPr>
+        <w:t xml:space="preserve">, N. Aflitto, J. Thaler, 2018. </w:t>
+      </w:r>
+      <w:r>
+        <w:rPr>
+          <w:rFonts w:eastAsia="Cambria" w:cs="Cambria" w:ascii="Cambria" w:hAnsi="Cambria"/>
+          <w:i/>
+          <w:sz w:val="20"/>
+          <w:szCs w:val="20"/>
+        </w:rPr>
+        <w:t>Components of Podisus maculiventris Aggregation Pheromone Elicit Non-Consumptive Responses in Colorado Potato Beetles.</w:t>
+      </w:r>
+      <w:r>
+        <w:rPr>
+          <w:rFonts w:eastAsia="Cambria" w:cs="Cambria" w:ascii="Cambria" w:hAnsi="Cambria"/>
+          <w:sz w:val="20"/>
+          <w:szCs w:val="20"/>
+        </w:rPr>
+        <w:t xml:space="preserve"> Poster presented at the annual meeting of the Entomological Society of America, Vancouver, BC.</w:t>
+      </w:r>
+    </w:p>
+    <w:p>
+      <w:pPr>
+        <w:pStyle w:val="normal1"/>
+        <w:pageBreakBefore w:val="false"/>
+        <w:shd w:val="clear" w:fill="auto"/>
+        <w:ind w:hanging="0" w:left="0"/>
+        <w:rPr>
+          <w:rFonts w:ascii="Cambria" w:hAnsi="Cambria"/>
+        </w:rPr>
+      </w:pPr>
+      <w:r>
+        <w:rPr>
+          <w:rFonts w:eastAsia="Cambria" w:cs="Cambria" w:ascii="Cambria" w:hAnsi="Cambria"/>
+          <w:sz w:val="20"/>
+          <w:szCs w:val="20"/>
+        </w:rPr>
+        <w:tab/>
+      </w:r>
+    </w:p>
+    <w:p>
+      <w:pPr>
+        <w:pStyle w:val="normal1"/>
+        <w:rPr>
+          <w:rFonts w:ascii="Cambria" w:hAnsi="Cambria"/>
+        </w:rPr>
+      </w:pPr>
+      <w:r>
+        <w:rPr>
+          <w:rFonts w:eastAsia="Cambria" w:cs="Cambria" w:ascii="Cambria" w:hAnsi="Cambria"/>
+          <w:b/>
+          <w:sz w:val="24"/>
+          <w:szCs w:val="24"/>
+        </w:rPr>
+        <w:t>Teaching experience</w:t>
+      </w:r>
+    </w:p>
+    <w:p>
+      <w:pPr>
+        <w:pStyle w:val="normal1"/>
+        <w:pageBreakBefore w:val="false"/>
+        <w:spacing w:lineRule="auto" w:line="120"/>
+        <w:rPr>
+          <w:rFonts w:ascii="Cambria" w:hAnsi="Cambria"/>
+        </w:rPr>
+      </w:pPr>
+      <w:r>
+        <w:rPr/>
+        <mc:AlternateContent>
+          <mc:Choice Requires="wps">
+            <w:drawing>
+              <wp:inline distT="0" distB="0" distL="0" distR="0">
+                <wp:extent cx="5944235" cy="19685"/>
+                <wp:effectExtent l="0" t="0" r="0" b="0"/>
+                <wp:docPr id="8" name="Shape7"/>
                 <a:graphic xmlns:a="http://schemas.openxmlformats.org/drawingml/2006/main">
                   <a:graphicData uri="http://schemas.microsoft.com/office/word/2010/wordprocessingShape">
                     <wps:wsp>
@@ -2709,7 +2892,7 @@
           </mc:Choice>
           <mc:Fallback>
             <w:pict>
-              <v:rect id="shape_0" ID="Shape7" path="m0,0l-2147483645,0l-2147483645,-2147483646l0,-2147483646xe" fillcolor="#a0a0a0" stroked="f" o:allowincell="f" style="position:absolute;margin-left:0pt;margin-top:-1.6pt;width:468pt;height:1.5pt;mso-wrap-style:none;v-text-anchor:middle;mso-position-vertical:top">
+              <v:rect id="shape_0" fillcolor="#a0a0a0" stroked="f" o:allowincell="f" style="position:absolute;margin-left:0pt;margin-top:-1.6pt;width:468pt;height:1.5pt;mso-wrap-style:none;v-text-anchor:middle;mso-position-vertical:top">
                 <v:fill o:detectmouseclick="t" type="solid" color2="#5f5f5f"/>
                 <v:stroke color="#3465a4" joinstyle="round" endcap="flat"/>
                 <w10:wrap type="square"/>
@@ -2986,7 +3169,7 @@
               <wp:inline distT="0" distB="0" distL="0" distR="0">
                 <wp:extent cx="5944235" cy="19685"/>
                 <wp:effectExtent l="0" t="0" r="0" b="0"/>
-                <wp:docPr id="8" name="Shape8"/>
+                <wp:docPr id="9" name="Shape8"/>
                 <a:graphic xmlns:a="http://schemas.openxmlformats.org/drawingml/2006/main">
                   <a:graphicData uri="http://schemas.microsoft.com/office/word/2010/wordprocessingShape">
                     <wps:wsp>
@@ -3024,7 +3207,7 @@
           </mc:Choice>
           <mc:Fallback>
             <w:pict>
-              <v:rect id="shape_0" ID="Shape8" path="m0,0l-2147483645,0l-2147483645,-2147483646l0,-2147483646xe" fillcolor="#a0a0a0" stroked="f" o:allowincell="f" style="position:absolute;margin-left:0pt;margin-top:-1.6pt;width:468pt;height:1.5pt;mso-wrap-style:none;v-text-anchor:middle;mso-position-vertical:top">
+              <v:rect id="shape_0" fillcolor="#a0a0a0" stroked="f" o:allowincell="f" style="position:absolute;margin-left:0pt;margin-top:-1.6pt;width:468pt;height:1.5pt;mso-wrap-style:none;v-text-anchor:middle;mso-position-vertical:top">
                 <v:fill o:detectmouseclick="t" type="solid" color2="#5f5f5f"/>
                 <v:stroke color="#3465a4" joinstyle="round" endcap="flat"/>
                 <w10:wrap type="square"/>
@@ -3310,7 +3493,7 @@
               <wp:inline distT="0" distB="0" distL="0" distR="0">
                 <wp:extent cx="5944235" cy="19685"/>
                 <wp:effectExtent l="0" t="0" r="0" b="0"/>
-                <wp:docPr id="9" name="Shape9"/>
+                <wp:docPr id="10" name="Shape9"/>
                 <a:graphic xmlns:a="http://schemas.openxmlformats.org/drawingml/2006/main">
                   <a:graphicData uri="http://schemas.microsoft.com/office/word/2010/wordprocessingShape">
                     <wps:wsp>
@@ -3345,7 +3528,7 @@
           </mc:Choice>
           <mc:Fallback>
             <w:pict>
-              <v:rect id="shape_0" ID="Shape9" path="m0,0l-2147483645,0l-2147483645,-2147483646l0,-2147483646xe" fillcolor="#a0a0a0" stroked="f" o:allowincell="f" style="position:absolute;margin-left:0pt;margin-top:-1.6pt;width:468pt;height:1.5pt;mso-wrap-style:none;v-text-anchor:middle;mso-position-vertical:top">
+              <v:rect id="shape_0" fillcolor="#a0a0a0" stroked="f" o:allowincell="f" style="position:absolute;margin-left:0pt;margin-top:-1.6pt;width:468pt;height:1.5pt;mso-wrap-style:none;v-text-anchor:middle;mso-position-vertical:top">
                 <v:fill o:detectmouseclick="t" type="solid" color2="#5f5f5f"/>
                 <v:stroke color="#3465a4" joinstyle="round" endcap="flat"/>
                 <w10:wrap type="square"/>
